--- a/Health1.0-项目实验文档.docx
+++ b/Health1.0-项目实验文档.docx
@@ -51,7 +51,7 @@
           <w:sz w:val="24"/>
           <w:szCs w:val="24"/>
         </w:rPr>
-        <w:t>版本 2.0 — 结构优化后</w:t>
+        <w:t>版本 3.0 — 含团队分工</w:t>
       </w:r>
     </w:p>
     <w:p>
@@ -79,6 +79,7 @@
           <w:rFonts w:ascii="微软雅黑" w:hAnsi="微软雅黑" w:eastAsia="微软雅黑" w:cs="微软雅黑"/>
           <w:b/>
           <w:bCs/>
+          <w:color w:val="2B579A"/>
           <w:sz w:val="32"/>
           <w:szCs w:val="32"/>
         </w:rPr>
@@ -111,20 +112,7 @@
           <w:sz w:val="22"/>
           <w:szCs w:val="22"/>
         </w:rPr>
-        <w:t>Health1.0 是一个基于 Java Swing 的桌面健康体检管理系统，采用 Maven 多模块架构，支持用户浏览体检套餐、预约体检、查看报告以及医护人员管理体检项目等功能。</w:t>
-      </w:r>
-    </w:p>
-    <w:p>
-      <w:pPr>
-        <w:spacing w:after="80"/>
-      </w:pPr>
-      <w:r>
-        <w:rPr>
-          <w:rFonts w:ascii="微软雅黑" w:hAnsi="微软雅黑" w:eastAsia="微软雅黑" w:cs="微软雅黑"/>
-          <w:sz w:val="22"/>
-          <w:szCs w:val="22"/>
-        </w:rPr>
-        <w:t>系统使用 MySQL 作为后端数据库，通过 JDBC 直连方式进行数据访问。项目由四个 Maven 子模块组成，分别负责公共基础、医护管理、用户端功能和登录注册。</w:t>
+        <w:t>Health1.0 是一个基于 Java Swing 的健康体检管理系统，采用 Maven 多模块分层架构。经过两轮重构后，当前为 v3.0 版本，按功能竖切 + 分层架构组织代码，支持五人并行开发。</w:t>
       </w:r>
     </w:p>
     <w:p>
@@ -677,7 +665,7 @@
                 <w:sz w:val="22"/>
                 <w:szCs w:val="22"/>
               </w:rPr>
-              <w:t>关系型数据库</w:t>
+              <w:t>本地部署，一人负责全部表结构</w:t>
             </w:r>
           </w:p>
         </w:tc>
@@ -779,7 +767,7 @@
                 <w:sz w:val="22"/>
                 <w:szCs w:val="22"/>
               </w:rPr>
-              <w:t>无 ORM 框架</w:t>
+              <w:t>DbUtil 统一管理连接</w:t>
             </w:r>
           </w:p>
         </w:tc>
@@ -980,7 +968,7 @@
                 <w:sz w:val="22"/>
                 <w:szCs w:val="22"/>
               </w:rPr>
-              <w:t>UserModule 用 EncryptUtil</w:t>
+              <w:t>EncryptUtil 统一加密</w:t>
             </w:r>
           </w:p>
         </w:tc>
@@ -1087,22 +1075,6 @@
     </w:tbl>
     <w:p>
       <w:pPr>
-        <w:pStyle w:val="2"/>
-        <w:spacing w:before="360" w:after="200"/>
-      </w:pPr>
-      <w:r>
-        <w:rPr>
-          <w:rFonts w:ascii="微软雅黑" w:hAnsi="微软雅黑" w:eastAsia="微软雅黑" w:cs="微软雅黑"/>
-          <w:b/>
-          <w:bCs/>
-          <w:sz w:val="32"/>
-          <w:szCs w:val="32"/>
-        </w:rPr>
-        <w:t>二、模块结构</w:t>
-      </w:r>
-    </w:p>
-    <w:p>
-      <w:pPr>
         <w:pStyle w:val="3"/>
         <w:spacing w:before="280" w:after="160"/>
       </w:pPr>
@@ -1114,7 +1086,7 @@
           <w:sz w:val="28"/>
           <w:szCs w:val="28"/>
         </w:rPr>
-        <w:t>2.1 项目目录结构</w:t>
+        <w:t>1.3 仓库地址</w:t>
       </w:r>
     </w:p>
     <w:p>
@@ -1127,115 +1099,24 @@
           <w:sz w:val="22"/>
           <w:szCs w:val="22"/>
         </w:rPr>
-        <w:t>health1.0-main/</w:t>
-      </w:r>
-    </w:p>
-    <w:p>
-      <w:pPr>
-        <w:pStyle w:val="16"/>
-        <w:numPr>
-          <w:ilvl w:val="0"/>
-          <w:numId w:val="1"/>
-        </w:numPr>
-        <w:spacing w:after="40"/>
-      </w:pPr>
-      <w:r>
-        <w:rPr>
-          <w:rFonts w:ascii="微软雅黑" w:hAnsi="微软雅黑" w:eastAsia="微软雅黑" w:cs="微软雅黑"/>
-          <w:sz w:val="22"/>
-          <w:szCs w:val="22"/>
-        </w:rPr>
-        <w:t>pom.xml  — 父 POM，聚合 4 个子模块，统一管理依赖（JCalendar、MySQL Connector）</w:t>
-      </w:r>
-    </w:p>
-    <w:p>
-      <w:pPr>
-        <w:pStyle w:val="16"/>
-        <w:numPr>
-          <w:ilvl w:val="0"/>
-          <w:numId w:val="1"/>
-        </w:numPr>
-        <w:spacing w:after="40"/>
-      </w:pPr>
-      <w:r>
-        <w:rPr>
-          <w:rFonts w:ascii="微软雅黑" w:hAnsi="微软雅黑" w:eastAsia="微软雅黑" w:cs="微软雅黑"/>
-          <w:sz w:val="22"/>
-          <w:szCs w:val="22"/>
-        </w:rPr>
-        <w:t>.gitignore  — 排除 target/、.idea/、db.properties</w:t>
-      </w:r>
-    </w:p>
-    <w:p>
-      <w:pPr>
-        <w:pStyle w:val="16"/>
-        <w:numPr>
-          <w:ilvl w:val="0"/>
-          <w:numId w:val="1"/>
-        </w:numPr>
-        <w:spacing w:after="40"/>
-      </w:pPr>
-      <w:r>
-        <w:rPr>
-          <w:rFonts w:ascii="微软雅黑" w:hAnsi="微软雅黑" w:eastAsia="微软雅黑" w:cs="微软雅黑"/>
-          <w:sz w:val="22"/>
-          <w:szCs w:val="22"/>
-        </w:rPr>
-        <w:t>Common/  — 公共模块（实体类、DbUtil、配置文件）</w:t>
-      </w:r>
-    </w:p>
-    <w:p>
-      <w:pPr>
-        <w:pStyle w:val="16"/>
-        <w:numPr>
-          <w:ilvl w:val="0"/>
-          <w:numId w:val="1"/>
-        </w:numPr>
-        <w:spacing w:after="40"/>
-      </w:pPr>
-      <w:r>
-        <w:rPr>
-          <w:rFonts w:ascii="微软雅黑" w:hAnsi="微软雅黑" w:eastAsia="微软雅黑" w:cs="微软雅黑"/>
-          <w:sz w:val="22"/>
-          <w:szCs w:val="22"/>
-        </w:rPr>
-        <w:t>HealthcareModule/  — 医护管理模块（后台 CRUD）</w:t>
-      </w:r>
-    </w:p>
-    <w:p>
-      <w:pPr>
-        <w:pStyle w:val="16"/>
-        <w:numPr>
-          <w:ilvl w:val="0"/>
-          <w:numId w:val="1"/>
-        </w:numPr>
-        <w:spacing w:after="40"/>
-      </w:pPr>
-      <w:r>
-        <w:rPr>
-          <w:rFonts w:ascii="微软雅黑" w:hAnsi="微软雅黑" w:eastAsia="微软雅黑" w:cs="微软雅黑"/>
-          <w:sz w:val="22"/>
-          <w:szCs w:val="22"/>
-        </w:rPr>
-        <w:t>UserModule/  — 用户端模块（体检预约、套餐浏览）</w:t>
-      </w:r>
-    </w:p>
-    <w:p>
-      <w:pPr>
-        <w:pStyle w:val="16"/>
-        <w:numPr>
-          <w:ilvl w:val="0"/>
-          <w:numId w:val="1"/>
-        </w:numPr>
-        <w:spacing w:after="40"/>
-      </w:pPr>
-      <w:r>
-        <w:rPr>
-          <w:rFonts w:ascii="微软雅黑" w:hAnsi="微软雅黑" w:eastAsia="微软雅黑" w:cs="微软雅黑"/>
-          <w:sz w:val="22"/>
-          <w:szCs w:val="22"/>
-        </w:rPr>
-        <w:t>LoginRegistrationModule/  — 入口模块（登录注册、路由跳转）</w:t>
+        <w:t>https://github.com/shanshuifeng/health1.0-main</w:t>
+      </w:r>
+    </w:p>
+    <w:p>
+      <w:pPr>
+        <w:pStyle w:val="2"/>
+        <w:spacing w:before="360" w:after="200"/>
+      </w:pPr>
+      <w:r>
+        <w:rPr>
+          <w:rFonts w:ascii="微软雅黑" w:hAnsi="微软雅黑" w:eastAsia="微软雅黑" w:cs="微软雅黑"/>
+          <w:b/>
+          <w:bCs/>
+          <w:color w:val="2B579A"/>
+          <w:sz w:val="32"/>
+          <w:szCs w:val="32"/>
+        </w:rPr>
+        <w:t>二、模块结构</w:t>
       </w:r>
     </w:p>
     <w:p>
@@ -1251,13 +1132,50 @@
           <w:sz w:val="28"/>
           <w:szCs w:val="28"/>
         </w:rPr>
-        <w:t>2.2 模块依赖关系</w:t>
+        <w:t>2.1 分层架构</w:t>
       </w:r>
     </w:p>
     <w:p>
       <w:pPr>
         <w:spacing w:after="80"/>
       </w:pPr>
+      <w:r>
+        <w:rPr>
+          <w:rFonts w:ascii="微软雅黑" w:hAnsi="微软雅黑" w:eastAsia="微软雅黑" w:cs="微软雅黑"/>
+          <w:sz w:val="22"/>
+          <w:szCs w:val="22"/>
+        </w:rPr>
+        <w:t>health-ui（界面层）→ health-service（业务层）→ health-dao（数据层）→ health-common（基础层）</w:t>
+      </w:r>
+    </w:p>
+    <w:p>
+      <w:pPr>
+        <w:spacing w:after="80"/>
+      </w:pPr>
+      <w:r>
+        <w:rPr>
+          <w:rFonts w:ascii="微软雅黑" w:hAnsi="微软雅黑" w:eastAsia="微软雅黑" w:cs="微软雅黑"/>
+          <w:sz w:val="22"/>
+          <w:szCs w:val="22"/>
+        </w:rPr>
+        <w:t>每层只依赖下一层，无跨层调用，无循环依赖。</w:t>
+      </w:r>
+    </w:p>
+    <w:p>
+      <w:pPr>
+        <w:pStyle w:val="3"/>
+        <w:spacing w:before="280" w:after="160"/>
+      </w:pPr>
+      <w:r>
+        <w:rPr>
+          <w:rFonts w:ascii="微软雅黑" w:hAnsi="微软雅黑" w:eastAsia="微软雅黑" w:cs="微软雅黑"/>
+          <w:b/>
+          <w:bCs/>
+          <w:sz w:val="28"/>
+          <w:szCs w:val="28"/>
+        </w:rPr>
+        <w:t>2.2 模块总览</w:t>
+      </w:r>
     </w:p>
     <w:tbl>
       <w:tblPr>
@@ -1281,9 +1199,10 @@
         </w:tblCellMar>
       </w:tblPr>
       <w:tblGrid>
-        <w:gridCol w:w="2876"/>
-        <w:gridCol w:w="3041"/>
-        <w:gridCol w:w="3443"/>
+        <w:gridCol w:w="1800"/>
+        <w:gridCol w:w="1200"/>
+        <w:gridCol w:w="3460"/>
+        <w:gridCol w:w="2900"/>
       </w:tblGrid>
       <w:tr>
         <w:tblPrEx>
@@ -1304,7 +1223,7 @@
         </w:tblPrEx>
         <w:tc>
           <w:tcPr>
-            <w:tcW w:w="2600" w:type="dxa"/>
+            <w:tcW w:w="1800" w:type="dxa"/>
             <w:tcBorders>
               <w:top w:val="single" w:color="BBBBBB" w:sz="0" w:space="0"/>
               <w:left w:val="single" w:color="BBBBBB" w:sz="0" w:space="0"/>
@@ -1335,7 +1254,7 @@
         </w:tc>
         <w:tc>
           <w:tcPr>
-            <w:tcW w:w="3160" w:type="dxa"/>
+            <w:tcW w:w="1200" w:type="dxa"/>
             <w:tcBorders>
               <w:top w:val="single" w:color="BBBBBB" w:sz="0" w:space="0"/>
               <w:left w:val="single" w:color="BBBBBB" w:sz="0" w:space="0"/>
@@ -1360,13 +1279,13 @@
                 <w:sz w:val="22"/>
                 <w:szCs w:val="22"/>
               </w:rPr>
-              <w:t>依赖</w:t>
-            </w:r>
-          </w:p>
-        </w:tc>
-        <w:tc>
-          <w:tcPr>
-            <w:tcW w:w="3600" w:type="dxa"/>
+              <w:t>层级</w:t>
+            </w:r>
+          </w:p>
+        </w:tc>
+        <w:tc>
+          <w:tcPr>
+            <w:tcW w:w="3460" w:type="dxa"/>
             <w:tcBorders>
               <w:top w:val="single" w:color="BBBBBB" w:sz="0" w:space="0"/>
               <w:left w:val="single" w:color="BBBBBB" w:sz="0" w:space="0"/>
@@ -1391,7 +1310,38 @@
                 <w:sz w:val="22"/>
                 <w:szCs w:val="22"/>
               </w:rPr>
-              <w:t>说明</w:t>
+              <w:t>职责</w:t>
+            </w:r>
+          </w:p>
+        </w:tc>
+        <w:tc>
+          <w:tcPr>
+            <w:tcW w:w="2900" w:type="dxa"/>
+            <w:tcBorders>
+              <w:top w:val="single" w:color="BBBBBB" w:sz="0" w:space="0"/>
+              <w:left w:val="single" w:color="BBBBBB" w:sz="0" w:space="0"/>
+              <w:bottom w:val="single" w:color="BBBBBB" w:sz="0" w:space="0"/>
+              <w:right w:val="single" w:color="BBBBBB" w:sz="0" w:space="0"/>
+            </w:tcBorders>
+            <w:shd w:val="clear" w:color="auto" w:fill="2B579A"/>
+            <w:tcMar>
+              <w:top w:w="60" w:type="dxa"/>
+              <w:left w:w="100" w:type="dxa"/>
+              <w:bottom w:w="60" w:type="dxa"/>
+              <w:right w:w="100" w:type="dxa"/>
+            </w:tcMar>
+          </w:tcPr>
+          <w:p>
+            <w:r>
+              <w:rPr>
+                <w:rFonts w:ascii="微软雅黑" w:hAnsi="微软雅黑" w:eastAsia="微软雅黑" w:cs="微软雅黑"/>
+                <w:b/>
+                <w:bCs/>
+                <w:color w:val="FFFFFF"/>
+                <w:sz w:val="22"/>
+                <w:szCs w:val="22"/>
+              </w:rPr>
+              <w:t>依赖</w:t>
             </w:r>
           </w:p>
         </w:tc>
@@ -1415,35 +1365,91 @@
         </w:tblPrEx>
         <w:tc>
           <w:tcPr>
-            <w:tcW w:w="2600" w:type="dxa"/>
-            <w:tcBorders>
-              <w:top w:val="single" w:color="BBBBBB" w:sz="0" w:space="0"/>
-              <w:left w:val="single" w:color="BBBBBB" w:sz="0" w:space="0"/>
-              <w:bottom w:val="single" w:color="BBBBBB" w:sz="0" w:space="0"/>
-              <w:right w:val="single" w:color="BBBBBB" w:sz="0" w:space="0"/>
-            </w:tcBorders>
-            <w:shd w:val="clear" w:color="auto" w:fill="F2F6FC"/>
-            <w:tcMar>
-              <w:top w:w="60" w:type="dxa"/>
-              <w:left w:w="100" w:type="dxa"/>
-              <w:bottom w:w="60" w:type="dxa"/>
-              <w:right w:w="100" w:type="dxa"/>
-            </w:tcMar>
-          </w:tcPr>
-          <w:p>
-            <w:r>
-              <w:rPr>
-                <w:rFonts w:ascii="微软雅黑" w:hAnsi="微软雅黑" w:eastAsia="微软雅黑" w:cs="微软雅黑"/>
-                <w:sz w:val="22"/>
-                <w:szCs w:val="22"/>
-              </w:rPr>
-              <w:t>Common</w:t>
-            </w:r>
-          </w:p>
-        </w:tc>
-        <w:tc>
-          <w:tcPr>
-            <w:tcW w:w="3160" w:type="dxa"/>
+            <w:tcW w:w="1800" w:type="dxa"/>
+            <w:tcBorders>
+              <w:top w:val="single" w:color="BBBBBB" w:sz="0" w:space="0"/>
+              <w:left w:val="single" w:color="BBBBBB" w:sz="0" w:space="0"/>
+              <w:bottom w:val="single" w:color="BBBBBB" w:sz="0" w:space="0"/>
+              <w:right w:val="single" w:color="BBBBBB" w:sz="0" w:space="0"/>
+            </w:tcBorders>
+            <w:shd w:val="clear" w:color="auto" w:fill="F2F6FC"/>
+            <w:tcMar>
+              <w:top w:w="60" w:type="dxa"/>
+              <w:left w:w="100" w:type="dxa"/>
+              <w:bottom w:w="60" w:type="dxa"/>
+              <w:right w:w="100" w:type="dxa"/>
+            </w:tcMar>
+          </w:tcPr>
+          <w:p>
+            <w:r>
+              <w:rPr>
+                <w:rFonts w:ascii="微软雅黑" w:hAnsi="微软雅黑" w:eastAsia="微软雅黑" w:cs="微软雅黑"/>
+                <w:sz w:val="22"/>
+                <w:szCs w:val="22"/>
+              </w:rPr>
+              <w:t>health-common</w:t>
+            </w:r>
+          </w:p>
+        </w:tc>
+        <w:tc>
+          <w:tcPr>
+            <w:tcW w:w="1200" w:type="dxa"/>
+            <w:tcBorders>
+              <w:top w:val="single" w:color="BBBBBB" w:sz="0" w:space="0"/>
+              <w:left w:val="single" w:color="BBBBBB" w:sz="0" w:space="0"/>
+              <w:bottom w:val="single" w:color="BBBBBB" w:sz="0" w:space="0"/>
+              <w:right w:val="single" w:color="BBBBBB" w:sz="0" w:space="0"/>
+            </w:tcBorders>
+            <w:shd w:val="clear" w:color="auto" w:fill="F2F6FC"/>
+            <w:tcMar>
+              <w:top w:w="60" w:type="dxa"/>
+              <w:left w:w="100" w:type="dxa"/>
+              <w:bottom w:w="60" w:type="dxa"/>
+              <w:right w:w="100" w:type="dxa"/>
+            </w:tcMar>
+          </w:tcPr>
+          <w:p>
+            <w:r>
+              <w:rPr>
+                <w:rFonts w:ascii="微软雅黑" w:hAnsi="微软雅黑" w:eastAsia="微软雅黑" w:cs="微软雅黑"/>
+                <w:sz w:val="22"/>
+                <w:szCs w:val="22"/>
+              </w:rPr>
+              <w:t>基础层</w:t>
+            </w:r>
+          </w:p>
+        </w:tc>
+        <w:tc>
+          <w:tcPr>
+            <w:tcW w:w="3460" w:type="dxa"/>
+            <w:tcBorders>
+              <w:top w:val="single" w:color="BBBBBB" w:sz="0" w:space="0"/>
+              <w:left w:val="single" w:color="BBBBBB" w:sz="0" w:space="0"/>
+              <w:bottom w:val="single" w:color="BBBBBB" w:sz="0" w:space="0"/>
+              <w:right w:val="single" w:color="BBBBBB" w:sz="0" w:space="0"/>
+            </w:tcBorders>
+            <w:shd w:val="clear" w:color="auto" w:fill="F2F6FC"/>
+            <w:tcMar>
+              <w:top w:w="60" w:type="dxa"/>
+              <w:left w:w="100" w:type="dxa"/>
+              <w:bottom w:w="60" w:type="dxa"/>
+              <w:right w:w="100" w:type="dxa"/>
+            </w:tcMar>
+          </w:tcPr>
+          <w:p>
+            <w:r>
+              <w:rPr>
+                <w:rFonts w:ascii="微软雅黑" w:hAnsi="微软雅黑" w:eastAsia="微软雅黑" w:cs="微软雅黑"/>
+                <w:sz w:val="22"/>
+                <w:szCs w:val="22"/>
+              </w:rPr>
+              <w:t>实体类 + 工具类 + 数据库配置</w:t>
+            </w:r>
+          </w:p>
+        </w:tc>
+        <w:tc>
+          <w:tcPr>
+            <w:tcW w:w="2900" w:type="dxa"/>
             <w:tcBorders>
               <w:top w:val="single" w:color="BBBBBB" w:sz="0" w:space="0"/>
               <w:left w:val="single" w:color="BBBBBB" w:sz="0" w:space="0"/>
@@ -1466,34 +1472,6 @@
                 <w:szCs w:val="22"/>
               </w:rPr>
               <w:t>无</w:t>
-            </w:r>
-          </w:p>
-        </w:tc>
-        <w:tc>
-          <w:tcPr>
-            <w:tcW w:w="3600" w:type="dxa"/>
-            <w:tcBorders>
-              <w:top w:val="single" w:color="BBBBBB" w:sz="0" w:space="0"/>
-              <w:left w:val="single" w:color="BBBBBB" w:sz="0" w:space="0"/>
-              <w:bottom w:val="single" w:color="BBBBBB" w:sz="0" w:space="0"/>
-              <w:right w:val="single" w:color="BBBBBB" w:sz="0" w:space="0"/>
-            </w:tcBorders>
-            <w:shd w:val="clear" w:color="auto" w:fill="F2F6FC"/>
-            <w:tcMar>
-              <w:top w:w="60" w:type="dxa"/>
-              <w:left w:w="100" w:type="dxa"/>
-              <w:bottom w:w="60" w:type="dxa"/>
-              <w:right w:w="100" w:type="dxa"/>
-            </w:tcMar>
-          </w:tcPr>
-          <w:p>
-            <w:r>
-              <w:rPr>
-                <w:rFonts w:ascii="微软雅黑" w:hAnsi="微软雅黑" w:eastAsia="微软雅黑" w:cs="微软雅黑"/>
-                <w:sz w:val="22"/>
-                <w:szCs w:val="22"/>
-              </w:rPr>
-              <w:t>基础层，不依赖其他模块</w:t>
             </w:r>
           </w:p>
         </w:tc>
@@ -1517,82 +1495,109 @@
         </w:tblPrEx>
         <w:tc>
           <w:tcPr>
-            <w:tcW w:w="2600" w:type="dxa"/>
-            <w:tcBorders>
-              <w:top w:val="single" w:color="BBBBBB" w:sz="0" w:space="0"/>
-              <w:left w:val="single" w:color="BBBBBB" w:sz="0" w:space="0"/>
-              <w:bottom w:val="single" w:color="BBBBBB" w:sz="0" w:space="0"/>
-              <w:right w:val="single" w:color="BBBBBB" w:sz="0" w:space="0"/>
-            </w:tcBorders>
-            <w:tcMar>
-              <w:top w:w="60" w:type="dxa"/>
-              <w:left w:w="100" w:type="dxa"/>
-              <w:bottom w:w="60" w:type="dxa"/>
-              <w:right w:w="100" w:type="dxa"/>
-            </w:tcMar>
-          </w:tcPr>
-          <w:p>
-            <w:r>
-              <w:rPr>
-                <w:rFonts w:ascii="微软雅黑" w:hAnsi="微软雅黑" w:eastAsia="微软雅黑" w:cs="微软雅黑"/>
-                <w:sz w:val="22"/>
-                <w:szCs w:val="22"/>
-              </w:rPr>
-              <w:t>HealthcareModule</w:t>
-            </w:r>
-          </w:p>
-        </w:tc>
-        <w:tc>
-          <w:tcPr>
-            <w:tcW w:w="3160" w:type="dxa"/>
-            <w:tcBorders>
-              <w:top w:val="single" w:color="BBBBBB" w:sz="0" w:space="0"/>
-              <w:left w:val="single" w:color="BBBBBB" w:sz="0" w:space="0"/>
-              <w:bottom w:val="single" w:color="BBBBBB" w:sz="0" w:space="0"/>
-              <w:right w:val="single" w:color="BBBBBB" w:sz="0" w:space="0"/>
-            </w:tcBorders>
-            <w:tcMar>
-              <w:top w:w="60" w:type="dxa"/>
-              <w:left w:w="100" w:type="dxa"/>
-              <w:bottom w:w="60" w:type="dxa"/>
-              <w:right w:w="100" w:type="dxa"/>
-            </w:tcMar>
-          </w:tcPr>
-          <w:p>
-            <w:r>
-              <w:rPr>
-                <w:rFonts w:ascii="微软雅黑" w:hAnsi="微软雅黑" w:eastAsia="微软雅黑" w:cs="微软雅黑"/>
-                <w:sz w:val="22"/>
-                <w:szCs w:val="22"/>
-              </w:rPr>
-              <w:t>Common</w:t>
-            </w:r>
-          </w:p>
-        </w:tc>
-        <w:tc>
-          <w:tcPr>
-            <w:tcW w:w="3600" w:type="dxa"/>
-            <w:tcBorders>
-              <w:top w:val="single" w:color="BBBBBB" w:sz="0" w:space="0"/>
-              <w:left w:val="single" w:color="BBBBBB" w:sz="0" w:space="0"/>
-              <w:bottom w:val="single" w:color="BBBBBB" w:sz="0" w:space="0"/>
-              <w:right w:val="single" w:color="BBBBBB" w:sz="0" w:space="0"/>
-            </w:tcBorders>
-            <w:tcMar>
-              <w:top w:w="60" w:type="dxa"/>
-              <w:left w:w="100" w:type="dxa"/>
-              <w:bottom w:w="60" w:type="dxa"/>
-              <w:right w:w="100" w:type="dxa"/>
-            </w:tcMar>
-          </w:tcPr>
-          <w:p>
-            <w:r>
-              <w:rPr>
-                <w:rFonts w:ascii="微软雅黑" w:hAnsi="微软雅黑" w:eastAsia="微软雅黑" w:cs="微软雅黑"/>
-                <w:sz w:val="22"/>
-                <w:szCs w:val="22"/>
-              </w:rPr>
-              <w:t>使用 Common 实体 + DbUtil</w:t>
+            <w:tcW w:w="1800" w:type="dxa"/>
+            <w:tcBorders>
+              <w:top w:val="single" w:color="BBBBBB" w:sz="0" w:space="0"/>
+              <w:left w:val="single" w:color="BBBBBB" w:sz="0" w:space="0"/>
+              <w:bottom w:val="single" w:color="BBBBBB" w:sz="0" w:space="0"/>
+              <w:right w:val="single" w:color="BBBBBB" w:sz="0" w:space="0"/>
+            </w:tcBorders>
+            <w:tcMar>
+              <w:top w:w="60" w:type="dxa"/>
+              <w:left w:w="100" w:type="dxa"/>
+              <w:bottom w:w="60" w:type="dxa"/>
+              <w:right w:w="100" w:type="dxa"/>
+            </w:tcMar>
+          </w:tcPr>
+          <w:p>
+            <w:r>
+              <w:rPr>
+                <w:rFonts w:ascii="微软雅黑" w:hAnsi="微软雅黑" w:eastAsia="微软雅黑" w:cs="微软雅黑"/>
+                <w:sz w:val="22"/>
+                <w:szCs w:val="22"/>
+              </w:rPr>
+              <w:t>health-dao</w:t>
+            </w:r>
+          </w:p>
+        </w:tc>
+        <w:tc>
+          <w:tcPr>
+            <w:tcW w:w="1200" w:type="dxa"/>
+            <w:tcBorders>
+              <w:top w:val="single" w:color="BBBBBB" w:sz="0" w:space="0"/>
+              <w:left w:val="single" w:color="BBBBBB" w:sz="0" w:space="0"/>
+              <w:bottom w:val="single" w:color="BBBBBB" w:sz="0" w:space="0"/>
+              <w:right w:val="single" w:color="BBBBBB" w:sz="0" w:space="0"/>
+            </w:tcBorders>
+            <w:tcMar>
+              <w:top w:w="60" w:type="dxa"/>
+              <w:left w:w="100" w:type="dxa"/>
+              <w:bottom w:w="60" w:type="dxa"/>
+              <w:right w:w="100" w:type="dxa"/>
+            </w:tcMar>
+          </w:tcPr>
+          <w:p>
+            <w:r>
+              <w:rPr>
+                <w:rFonts w:ascii="微软雅黑" w:hAnsi="微软雅黑" w:eastAsia="微软雅黑" w:cs="微软雅黑"/>
+                <w:sz w:val="22"/>
+                <w:szCs w:val="22"/>
+              </w:rPr>
+              <w:t>数据层</w:t>
+            </w:r>
+          </w:p>
+        </w:tc>
+        <w:tc>
+          <w:tcPr>
+            <w:tcW w:w="3460" w:type="dxa"/>
+            <w:tcBorders>
+              <w:top w:val="single" w:color="BBBBBB" w:sz="0" w:space="0"/>
+              <w:left w:val="single" w:color="BBBBBB" w:sz="0" w:space="0"/>
+              <w:bottom w:val="single" w:color="BBBBBB" w:sz="0" w:space="0"/>
+              <w:right w:val="single" w:color="BBBBBB" w:sz="0" w:space="0"/>
+            </w:tcBorders>
+            <w:tcMar>
+              <w:top w:w="60" w:type="dxa"/>
+              <w:left w:w="100" w:type="dxa"/>
+              <w:bottom w:w="60" w:type="dxa"/>
+              <w:right w:w="100" w:type="dxa"/>
+            </w:tcMar>
+          </w:tcPr>
+          <w:p>
+            <w:r>
+              <w:rPr>
+                <w:rFonts w:ascii="微软雅黑" w:hAnsi="微软雅黑" w:eastAsia="微软雅黑" w:cs="微软雅黑"/>
+                <w:sz w:val="22"/>
+                <w:szCs w:val="22"/>
+              </w:rPr>
+              <w:t>全部8个DAO，统一数据库操作</w:t>
+            </w:r>
+          </w:p>
+        </w:tc>
+        <w:tc>
+          <w:tcPr>
+            <w:tcW w:w="2900" w:type="dxa"/>
+            <w:tcBorders>
+              <w:top w:val="single" w:color="BBBBBB" w:sz="0" w:space="0"/>
+              <w:left w:val="single" w:color="BBBBBB" w:sz="0" w:space="0"/>
+              <w:bottom w:val="single" w:color="BBBBBB" w:sz="0" w:space="0"/>
+              <w:right w:val="single" w:color="BBBBBB" w:sz="0" w:space="0"/>
+            </w:tcBorders>
+            <w:tcMar>
+              <w:top w:w="60" w:type="dxa"/>
+              <w:left w:w="100" w:type="dxa"/>
+              <w:bottom w:w="60" w:type="dxa"/>
+              <w:right w:w="100" w:type="dxa"/>
+            </w:tcMar>
+          </w:tcPr>
+          <w:p>
+            <w:r>
+              <w:rPr>
+                <w:rFonts w:ascii="微软雅黑" w:hAnsi="微软雅黑" w:eastAsia="微软雅黑" w:cs="微软雅黑"/>
+                <w:sz w:val="22"/>
+                <w:szCs w:val="22"/>
+              </w:rPr>
+              <w:t>health-common</w:t>
             </w:r>
           </w:p>
         </w:tc>
@@ -1616,85 +1621,113 @@
         </w:tblPrEx>
         <w:tc>
           <w:tcPr>
-            <w:tcW w:w="2600" w:type="dxa"/>
-            <w:tcBorders>
-              <w:top w:val="single" w:color="BBBBBB" w:sz="0" w:space="0"/>
-              <w:left w:val="single" w:color="BBBBBB" w:sz="0" w:space="0"/>
-              <w:bottom w:val="single" w:color="BBBBBB" w:sz="0" w:space="0"/>
-              <w:right w:val="single" w:color="BBBBBB" w:sz="0" w:space="0"/>
-            </w:tcBorders>
-            <w:shd w:val="clear" w:color="auto" w:fill="F2F6FC"/>
-            <w:tcMar>
-              <w:top w:w="60" w:type="dxa"/>
-              <w:left w:w="100" w:type="dxa"/>
-              <w:bottom w:w="60" w:type="dxa"/>
-              <w:right w:w="100" w:type="dxa"/>
-            </w:tcMar>
-          </w:tcPr>
-          <w:p>
-            <w:r>
-              <w:rPr>
-                <w:rFonts w:ascii="微软雅黑" w:hAnsi="微软雅黑" w:eastAsia="微软雅黑" w:cs="微软雅黑"/>
-                <w:sz w:val="22"/>
-                <w:szCs w:val="22"/>
-              </w:rPr>
-              <w:t>UserModule</w:t>
-            </w:r>
-          </w:p>
-        </w:tc>
-        <w:tc>
-          <w:tcPr>
-            <w:tcW w:w="3160" w:type="dxa"/>
-            <w:tcBorders>
-              <w:top w:val="single" w:color="BBBBBB" w:sz="0" w:space="0"/>
-              <w:left w:val="single" w:color="BBBBBB" w:sz="0" w:space="0"/>
-              <w:bottom w:val="single" w:color="BBBBBB" w:sz="0" w:space="0"/>
-              <w:right w:val="single" w:color="BBBBBB" w:sz="0" w:space="0"/>
-            </w:tcBorders>
-            <w:shd w:val="clear" w:color="auto" w:fill="F2F6FC"/>
-            <w:tcMar>
-              <w:top w:w="60" w:type="dxa"/>
-              <w:left w:w="100" w:type="dxa"/>
-              <w:bottom w:w="60" w:type="dxa"/>
-              <w:right w:w="100" w:type="dxa"/>
-            </w:tcMar>
-          </w:tcPr>
-          <w:p>
-            <w:r>
-              <w:rPr>
-                <w:rFonts w:ascii="微软雅黑" w:hAnsi="微软雅黑" w:eastAsia="微软雅黑" w:cs="微软雅黑"/>
-                <w:sz w:val="22"/>
-                <w:szCs w:val="22"/>
-              </w:rPr>
-              <w:t>Common</w:t>
-            </w:r>
-          </w:p>
-        </w:tc>
-        <w:tc>
-          <w:tcPr>
-            <w:tcW w:w="3600" w:type="dxa"/>
-            <w:tcBorders>
-              <w:top w:val="single" w:color="BBBBBB" w:sz="0" w:space="0"/>
-              <w:left w:val="single" w:color="BBBBBB" w:sz="0" w:space="0"/>
-              <w:bottom w:val="single" w:color="BBBBBB" w:sz="0" w:space="0"/>
-              <w:right w:val="single" w:color="BBBBBB" w:sz="0" w:space="0"/>
-            </w:tcBorders>
-            <w:shd w:val="clear" w:color="auto" w:fill="F2F6FC"/>
-            <w:tcMar>
-              <w:top w:w="60" w:type="dxa"/>
-              <w:left w:w="100" w:type="dxa"/>
-              <w:bottom w:w="60" w:type="dxa"/>
-              <w:right w:w="100" w:type="dxa"/>
-            </w:tcMar>
-          </w:tcPr>
-          <w:p>
-            <w:r>
-              <w:rPr>
-                <w:rFonts w:ascii="微软雅黑" w:hAnsi="微软雅黑" w:eastAsia="微软雅黑" w:cs="微软雅黑"/>
-                <w:sz w:val="22"/>
-                <w:szCs w:val="22"/>
-              </w:rPr>
-              <w:t>使用 Common 实体 + DbUtil</w:t>
+            <w:tcW w:w="1800" w:type="dxa"/>
+            <w:tcBorders>
+              <w:top w:val="single" w:color="BBBBBB" w:sz="0" w:space="0"/>
+              <w:left w:val="single" w:color="BBBBBB" w:sz="0" w:space="0"/>
+              <w:bottom w:val="single" w:color="BBBBBB" w:sz="0" w:space="0"/>
+              <w:right w:val="single" w:color="BBBBBB" w:sz="0" w:space="0"/>
+            </w:tcBorders>
+            <w:shd w:val="clear" w:color="auto" w:fill="F2F6FC"/>
+            <w:tcMar>
+              <w:top w:w="60" w:type="dxa"/>
+              <w:left w:w="100" w:type="dxa"/>
+              <w:bottom w:w="60" w:type="dxa"/>
+              <w:right w:w="100" w:type="dxa"/>
+            </w:tcMar>
+          </w:tcPr>
+          <w:p>
+            <w:r>
+              <w:rPr>
+                <w:rFonts w:ascii="微软雅黑" w:hAnsi="微软雅黑" w:eastAsia="微软雅黑" w:cs="微软雅黑"/>
+                <w:sz w:val="22"/>
+                <w:szCs w:val="22"/>
+              </w:rPr>
+              <w:t>health-service</w:t>
+            </w:r>
+          </w:p>
+        </w:tc>
+        <w:tc>
+          <w:tcPr>
+            <w:tcW w:w="1200" w:type="dxa"/>
+            <w:tcBorders>
+              <w:top w:val="single" w:color="BBBBBB" w:sz="0" w:space="0"/>
+              <w:left w:val="single" w:color="BBBBBB" w:sz="0" w:space="0"/>
+              <w:bottom w:val="single" w:color="BBBBBB" w:sz="0" w:space="0"/>
+              <w:right w:val="single" w:color="BBBBBB" w:sz="0" w:space="0"/>
+            </w:tcBorders>
+            <w:shd w:val="clear" w:color="auto" w:fill="F2F6FC"/>
+            <w:tcMar>
+              <w:top w:w="60" w:type="dxa"/>
+              <w:left w:w="100" w:type="dxa"/>
+              <w:bottom w:w="60" w:type="dxa"/>
+              <w:right w:w="100" w:type="dxa"/>
+            </w:tcMar>
+          </w:tcPr>
+          <w:p>
+            <w:r>
+              <w:rPr>
+                <w:rFonts w:ascii="微软雅黑" w:hAnsi="微软雅黑" w:eastAsia="微软雅黑" w:cs="微软雅黑"/>
+                <w:sz w:val="22"/>
+                <w:szCs w:val="22"/>
+              </w:rPr>
+              <w:t>业务层</w:t>
+            </w:r>
+          </w:p>
+        </w:tc>
+        <w:tc>
+          <w:tcPr>
+            <w:tcW w:w="3460" w:type="dxa"/>
+            <w:tcBorders>
+              <w:top w:val="single" w:color="BBBBBB" w:sz="0" w:space="0"/>
+              <w:left w:val="single" w:color="BBBBBB" w:sz="0" w:space="0"/>
+              <w:bottom w:val="single" w:color="BBBBBB" w:sz="0" w:space="0"/>
+              <w:right w:val="single" w:color="BBBBBB" w:sz="0" w:space="0"/>
+            </w:tcBorders>
+            <w:shd w:val="clear" w:color="auto" w:fill="F2F6FC"/>
+            <w:tcMar>
+              <w:top w:w="60" w:type="dxa"/>
+              <w:left w:w="100" w:type="dxa"/>
+              <w:bottom w:w="60" w:type="dxa"/>
+              <w:right w:w="100" w:type="dxa"/>
+            </w:tcMar>
+          </w:tcPr>
+          <w:p>
+            <w:r>
+              <w:rPr>
+                <w:rFonts w:ascii="微软雅黑" w:hAnsi="微软雅黑" w:eastAsia="微软雅黑" w:cs="微软雅黑"/>
+                <w:sz w:val="22"/>
+                <w:szCs w:val="22"/>
+              </w:rPr>
+              <w:t>10个Service，业务逻辑</w:t>
+            </w:r>
+          </w:p>
+        </w:tc>
+        <w:tc>
+          <w:tcPr>
+            <w:tcW w:w="2900" w:type="dxa"/>
+            <w:tcBorders>
+              <w:top w:val="single" w:color="BBBBBB" w:sz="0" w:space="0"/>
+              <w:left w:val="single" w:color="BBBBBB" w:sz="0" w:space="0"/>
+              <w:bottom w:val="single" w:color="BBBBBB" w:sz="0" w:space="0"/>
+              <w:right w:val="single" w:color="BBBBBB" w:sz="0" w:space="0"/>
+            </w:tcBorders>
+            <w:shd w:val="clear" w:color="auto" w:fill="F2F6FC"/>
+            <w:tcMar>
+              <w:top w:w="60" w:type="dxa"/>
+              <w:left w:w="100" w:type="dxa"/>
+              <w:bottom w:w="60" w:type="dxa"/>
+              <w:right w:w="100" w:type="dxa"/>
+            </w:tcMar>
+          </w:tcPr>
+          <w:p>
+            <w:r>
+              <w:rPr>
+                <w:rFonts w:ascii="微软雅黑" w:hAnsi="微软雅黑" w:eastAsia="微软雅黑" w:cs="微软雅黑"/>
+                <w:sz w:val="22"/>
+                <w:szCs w:val="22"/>
+              </w:rPr>
+              <w:t>health-common + health-dao</w:t>
             </w:r>
           </w:p>
         </w:tc>
@@ -1718,82 +1751,109 @@
         </w:tblPrEx>
         <w:tc>
           <w:tcPr>
-            <w:tcW w:w="2600" w:type="dxa"/>
-            <w:tcBorders>
-              <w:top w:val="single" w:color="BBBBBB" w:sz="0" w:space="0"/>
-              <w:left w:val="single" w:color="BBBBBB" w:sz="0" w:space="0"/>
-              <w:bottom w:val="single" w:color="BBBBBB" w:sz="0" w:space="0"/>
-              <w:right w:val="single" w:color="BBBBBB" w:sz="0" w:space="0"/>
-            </w:tcBorders>
-            <w:tcMar>
-              <w:top w:w="60" w:type="dxa"/>
-              <w:left w:w="100" w:type="dxa"/>
-              <w:bottom w:w="60" w:type="dxa"/>
-              <w:right w:w="100" w:type="dxa"/>
-            </w:tcMar>
-          </w:tcPr>
-          <w:p>
-            <w:r>
-              <w:rPr>
-                <w:rFonts w:ascii="微软雅黑" w:hAnsi="微软雅黑" w:eastAsia="微软雅黑" w:cs="微软雅黑"/>
-                <w:sz w:val="22"/>
-                <w:szCs w:val="22"/>
-              </w:rPr>
-              <w:t>LoginRegistrationModule</w:t>
-            </w:r>
-          </w:p>
-        </w:tc>
-        <w:tc>
-          <w:tcPr>
-            <w:tcW w:w="3160" w:type="dxa"/>
-            <w:tcBorders>
-              <w:top w:val="single" w:color="BBBBBB" w:sz="0" w:space="0"/>
-              <w:left w:val="single" w:color="BBBBBB" w:sz="0" w:space="0"/>
-              <w:bottom w:val="single" w:color="BBBBBB" w:sz="0" w:space="0"/>
-              <w:right w:val="single" w:color="BBBBBB" w:sz="0" w:space="0"/>
-            </w:tcBorders>
-            <w:tcMar>
-              <w:top w:w="60" w:type="dxa"/>
-              <w:left w:w="100" w:type="dxa"/>
-              <w:bottom w:w="60" w:type="dxa"/>
-              <w:right w:w="100" w:type="dxa"/>
-            </w:tcMar>
-          </w:tcPr>
-          <w:p>
-            <w:r>
-              <w:rPr>
-                <w:rFonts w:ascii="微软雅黑" w:hAnsi="微软雅黑" w:eastAsia="微软雅黑" w:cs="微软雅黑"/>
-                <w:sz w:val="22"/>
-                <w:szCs w:val="22"/>
-              </w:rPr>
-              <w:t>Common + Healthcare + User</w:t>
-            </w:r>
-          </w:p>
-        </w:tc>
-        <w:tc>
-          <w:tcPr>
-            <w:tcW w:w="3600" w:type="dxa"/>
-            <w:tcBorders>
-              <w:top w:val="single" w:color="BBBBBB" w:sz="0" w:space="0"/>
-              <w:left w:val="single" w:color="BBBBBB" w:sz="0" w:space="0"/>
-              <w:bottom w:val="single" w:color="BBBBBB" w:sz="0" w:space="0"/>
-              <w:right w:val="single" w:color="BBBBBB" w:sz="0" w:space="0"/>
-            </w:tcBorders>
-            <w:tcMar>
-              <w:top w:w="60" w:type="dxa"/>
-              <w:left w:w="100" w:type="dxa"/>
-              <w:bottom w:w="60" w:type="dxa"/>
-              <w:right w:w="100" w:type="dxa"/>
-            </w:tcMar>
-          </w:tcPr>
-          <w:p>
-            <w:r>
-              <w:rPr>
-                <w:rFonts w:ascii="微软雅黑" w:hAnsi="微软雅黑" w:eastAsia="微软雅黑" w:cs="微软雅黑"/>
-                <w:sz w:val="22"/>
-                <w:szCs w:val="22"/>
-              </w:rPr>
-              <w:t>总入口，负责登录跳转</w:t>
+            <w:tcW w:w="1800" w:type="dxa"/>
+            <w:tcBorders>
+              <w:top w:val="single" w:color="BBBBBB" w:sz="0" w:space="0"/>
+              <w:left w:val="single" w:color="BBBBBB" w:sz="0" w:space="0"/>
+              <w:bottom w:val="single" w:color="BBBBBB" w:sz="0" w:space="0"/>
+              <w:right w:val="single" w:color="BBBBBB" w:sz="0" w:space="0"/>
+            </w:tcBorders>
+            <w:tcMar>
+              <w:top w:w="60" w:type="dxa"/>
+              <w:left w:w="100" w:type="dxa"/>
+              <w:bottom w:w="60" w:type="dxa"/>
+              <w:right w:w="100" w:type="dxa"/>
+            </w:tcMar>
+          </w:tcPr>
+          <w:p>
+            <w:r>
+              <w:rPr>
+                <w:rFonts w:ascii="微软雅黑" w:hAnsi="微软雅黑" w:eastAsia="微软雅黑" w:cs="微软雅黑"/>
+                <w:sz w:val="22"/>
+                <w:szCs w:val="22"/>
+              </w:rPr>
+              <w:t>health-ui</w:t>
+            </w:r>
+          </w:p>
+        </w:tc>
+        <w:tc>
+          <w:tcPr>
+            <w:tcW w:w="1200" w:type="dxa"/>
+            <w:tcBorders>
+              <w:top w:val="single" w:color="BBBBBB" w:sz="0" w:space="0"/>
+              <w:left w:val="single" w:color="BBBBBB" w:sz="0" w:space="0"/>
+              <w:bottom w:val="single" w:color="BBBBBB" w:sz="0" w:space="0"/>
+              <w:right w:val="single" w:color="BBBBBB" w:sz="0" w:space="0"/>
+            </w:tcBorders>
+            <w:tcMar>
+              <w:top w:w="60" w:type="dxa"/>
+              <w:left w:w="100" w:type="dxa"/>
+              <w:bottom w:w="60" w:type="dxa"/>
+              <w:right w:w="100" w:type="dxa"/>
+            </w:tcMar>
+          </w:tcPr>
+          <w:p>
+            <w:r>
+              <w:rPr>
+                <w:rFonts w:ascii="微软雅黑" w:hAnsi="微软雅黑" w:eastAsia="微软雅黑" w:cs="微软雅黑"/>
+                <w:sz w:val="22"/>
+                <w:szCs w:val="22"/>
+              </w:rPr>
+              <w:t>界面层</w:t>
+            </w:r>
+          </w:p>
+        </w:tc>
+        <w:tc>
+          <w:tcPr>
+            <w:tcW w:w="3460" w:type="dxa"/>
+            <w:tcBorders>
+              <w:top w:val="single" w:color="BBBBBB" w:sz="0" w:space="0"/>
+              <w:left w:val="single" w:color="BBBBBB" w:sz="0" w:space="0"/>
+              <w:bottom w:val="single" w:color="BBBBBB" w:sz="0" w:space="0"/>
+              <w:right w:val="single" w:color="BBBBBB" w:sz="0" w:space="0"/>
+            </w:tcBorders>
+            <w:tcMar>
+              <w:top w:w="60" w:type="dxa"/>
+              <w:left w:w="100" w:type="dxa"/>
+              <w:bottom w:w="60" w:type="dxa"/>
+              <w:right w:w="100" w:type="dxa"/>
+            </w:tcMar>
+          </w:tcPr>
+          <w:p>
+            <w:r>
+              <w:rPr>
+                <w:rFonts w:ascii="微软雅黑" w:hAnsi="微软雅黑" w:eastAsia="微软雅黑" w:cs="微软雅黑"/>
+                <w:sz w:val="22"/>
+                <w:szCs w:val="22"/>
+              </w:rPr>
+              <w:t>24个Swing组件 + 启动入口</w:t>
+            </w:r>
+          </w:p>
+        </w:tc>
+        <w:tc>
+          <w:tcPr>
+            <w:tcW w:w="2900" w:type="dxa"/>
+            <w:tcBorders>
+              <w:top w:val="single" w:color="BBBBBB" w:sz="0" w:space="0"/>
+              <w:left w:val="single" w:color="BBBBBB" w:sz="0" w:space="0"/>
+              <w:bottom w:val="single" w:color="BBBBBB" w:sz="0" w:space="0"/>
+              <w:right w:val="single" w:color="BBBBBB" w:sz="0" w:space="0"/>
+            </w:tcBorders>
+            <w:tcMar>
+              <w:top w:w="60" w:type="dxa"/>
+              <w:left w:w="100" w:type="dxa"/>
+              <w:bottom w:w="60" w:type="dxa"/>
+              <w:right w:w="100" w:type="dxa"/>
+            </w:tcMar>
+          </w:tcPr>
+          <w:p>
+            <w:r>
+              <w:rPr>
+                <w:rFonts w:ascii="微软雅黑" w:hAnsi="微软雅黑" w:eastAsia="微软雅黑" w:cs="微软雅黑"/>
+                <w:sz w:val="22"/>
+                <w:szCs w:val="22"/>
+              </w:rPr>
+              <w:t>health-common + health-service</w:t>
             </w:r>
           </w:p>
         </w:tc>
@@ -1812,567 +1872,72 @@
           <w:sz w:val="28"/>
           <w:szCs w:val="28"/>
         </w:rPr>
-        <w:t>2.3 各模块详细结构</w:t>
-      </w:r>
-    </w:p>
-    <w:p>
-      <w:pPr>
-        <w:pStyle w:val="4"/>
-        <w:spacing w:before="200" w:after="120"/>
+        <w:t>2.3 模块目录</w:t>
+      </w:r>
+    </w:p>
+    <w:p>
+      <w:pPr>
+        <w:spacing w:after="80"/>
+      </w:pPr>
+      <w:r>
+        <w:rPr>
+          <w:rFonts w:ascii="微软雅黑" w:hAnsi="微软雅黑" w:eastAsia="微软雅黑" w:cs="微软雅黑"/>
+          <w:sz w:val="22"/>
+          <w:szCs w:val="22"/>
+        </w:rPr>
+        <w:t>health-common/ — 9文件：6个Entity + DbUtil + EncryptUtil + db.properties.example</w:t>
+      </w:r>
+    </w:p>
+    <w:p>
+      <w:pPr>
+        <w:spacing w:after="80"/>
+      </w:pPr>
+      <w:r>
+        <w:rPr>
+          <w:rFonts w:ascii="微软雅黑" w:hAnsi="微软雅黑" w:eastAsia="微软雅黑" w:cs="微软雅黑"/>
+          <w:sz w:val="22"/>
+          <w:szCs w:val="22"/>
+        </w:rPr>
+        <w:t>health-dao/ — 8文件：UserDAO(14方法) + AppointmentDAO(13方法) + 6个DAO</w:t>
+      </w:r>
+    </w:p>
+    <w:p>
+      <w:pPr>
+        <w:spacing w:after="80"/>
+      </w:pPr>
+      <w:r>
+        <w:rPr>
+          <w:rFonts w:ascii="微软雅黑" w:hAnsi="微软雅黑" w:eastAsia="微软雅黑" w:cs="微软雅黑"/>
+          <w:sz w:val="22"/>
+          <w:szCs w:val="22"/>
+        </w:rPr>
+        <w:t>health-service/ — 10文件：7个Service + 2个支付 + ExamRecordCellRenderer</w:t>
+      </w:r>
+    </w:p>
+    <w:p>
+      <w:pPr>
+        <w:spacing w:after="80"/>
+      </w:pPr>
+      <w:r>
+        <w:rPr>
+          <w:rFonts w:ascii="微软雅黑" w:hAnsi="微软雅黑" w:eastAsia="微软雅黑" w:cs="微软雅黑"/>
+          <w:sz w:val="22"/>
+          <w:szCs w:val="22"/>
+        </w:rPr>
+        <w:t>health-ui/ — 24文件：user/8 + medical/13 + auth/2 + Launcher.java</w:t>
+      </w:r>
+    </w:p>
+    <w:p>
+      <w:pPr>
+        <w:pStyle w:val="2"/>
+        <w:spacing w:before="360" w:after="200"/>
       </w:pPr>
       <w:r>
         <w:rPr>
           <w:rFonts w:ascii="微软雅黑" w:hAnsi="微软雅黑" w:eastAsia="微软雅黑" w:cs="微软雅黑"/>
           <w:b/>
           <w:bCs/>
-          <w:sz w:val="24"/>
-          <w:szCs w:val="24"/>
-        </w:rPr>
-        <w:t>Common 模块</w:t>
-      </w:r>
-    </w:p>
-    <w:p>
-      <w:pPr>
-        <w:spacing w:after="80"/>
-      </w:pPr>
-      <w:r>
-        <w:rPr>
-          <w:rFonts w:ascii="微软雅黑" w:hAnsi="微软雅黑" w:eastAsia="微软雅黑" w:cs="微软雅黑"/>
-          <w:sz w:val="22"/>
-          <w:szCs w:val="22"/>
-        </w:rPr>
-        <w:t>com.ncu.Common/</w:t>
-      </w:r>
-    </w:p>
-    <w:p>
-      <w:pPr>
-        <w:pStyle w:val="16"/>
-        <w:numPr>
-          <w:ilvl w:val="0"/>
-          <w:numId w:val="2"/>
-        </w:numPr>
-        <w:spacing w:after="40"/>
-      </w:pPr>
-      <w:r>
-        <w:rPr>
-          <w:rFonts w:ascii="微软雅黑" w:hAnsi="微软雅黑" w:eastAsia="微软雅黑" w:cs="微软雅黑"/>
-          <w:sz w:val="22"/>
-          <w:szCs w:val="22"/>
-        </w:rPr>
-        <w:t>Users.java — 用户实体（id, phone, password, name, birthDate, gender, role, idNumber, firstLogin, createdAt, updatedAt）</w:t>
-      </w:r>
-    </w:p>
-    <w:p>
-      <w:pPr>
-        <w:pStyle w:val="16"/>
-        <w:numPr>
-          <w:ilvl w:val="0"/>
-          <w:numId w:val="2"/>
-        </w:numPr>
-        <w:spacing w:after="40"/>
-      </w:pPr>
-      <w:r>
-        <w:rPr>
-          <w:rFonts w:ascii="微软雅黑" w:hAnsi="微软雅黑" w:eastAsia="微软雅黑" w:cs="微软雅黑"/>
-          <w:sz w:val="22"/>
-          <w:szCs w:val="22"/>
-        </w:rPr>
-        <w:t>Appointment.java — 预约实体（id, userId, packageId, appointmentTime, examTime, status, paymentStatus）</w:t>
-      </w:r>
-    </w:p>
-    <w:p>
-      <w:pPr>
-        <w:pStyle w:val="16"/>
-        <w:numPr>
-          <w:ilvl w:val="0"/>
-          <w:numId w:val="2"/>
-        </w:numPr>
-        <w:spacing w:after="40"/>
-      </w:pPr>
-      <w:r>
-        <w:rPr>
-          <w:rFonts w:ascii="微软雅黑" w:hAnsi="微软雅黑" w:eastAsia="微软雅黑" w:cs="微软雅黑"/>
-          <w:sz w:val="22"/>
-          <w:szCs w:val="22"/>
-        </w:rPr>
-        <w:t>ExamRecord.java — 体检记录实体（id, userId, groupId, itemId, appointmentId, testId, resultValue, examDate）</w:t>
-      </w:r>
-    </w:p>
-    <w:p>
-      <w:pPr>
-        <w:pStyle w:val="16"/>
-        <w:numPr>
-          <w:ilvl w:val="0"/>
-          <w:numId w:val="2"/>
-        </w:numPr>
-        <w:spacing w:after="40"/>
-      </w:pPr>
-      <w:r>
-        <w:rPr>
-          <w:rFonts w:ascii="微软雅黑" w:hAnsi="微软雅黑" w:eastAsia="微软雅黑" w:cs="微软雅黑"/>
-          <w:sz w:val="22"/>
-          <w:szCs w:val="22"/>
-        </w:rPr>
-        <w:t>CheckItem.java — 检查项目实体（id, name, code, description, normalRange, price）</w:t>
-      </w:r>
-    </w:p>
-    <w:p>
-      <w:pPr>
-        <w:pStyle w:val="16"/>
-        <w:numPr>
-          <w:ilvl w:val="0"/>
-          <w:numId w:val="2"/>
-        </w:numPr>
-        <w:spacing w:after="40"/>
-      </w:pPr>
-      <w:r>
-        <w:rPr>
-          <w:rFonts w:ascii="微软雅黑" w:hAnsi="微软雅黑" w:eastAsia="微软雅黑" w:cs="微软雅黑"/>
-          <w:sz w:val="22"/>
-          <w:szCs w:val="22"/>
-        </w:rPr>
-        <w:t>CheckItemGroup.java — 检查组实体（id, name, description, price）</w:t>
-      </w:r>
-    </w:p>
-    <w:p>
-      <w:pPr>
-        <w:pStyle w:val="16"/>
-        <w:numPr>
-          <w:ilvl w:val="0"/>
-          <w:numId w:val="2"/>
-        </w:numPr>
-        <w:spacing w:after="40"/>
-      </w:pPr>
-      <w:r>
-        <w:rPr>
-          <w:rFonts w:ascii="微软雅黑" w:hAnsi="微软雅黑" w:eastAsia="微软雅黑" w:cs="微软雅黑"/>
-          <w:sz w:val="22"/>
-          <w:szCs w:val="22"/>
-        </w:rPr>
-        <w:t>Package.java — 套餐-项目关联实体（packageId, testId, name）</w:t>
-      </w:r>
-    </w:p>
-    <w:p>
-      <w:pPr>
-        <w:pStyle w:val="16"/>
-        <w:numPr>
-          <w:ilvl w:val="0"/>
-          <w:numId w:val="2"/>
-        </w:numPr>
-        <w:spacing w:after="40"/>
-      </w:pPr>
-      <w:r>
-        <w:rPr>
-          <w:rFonts w:ascii="微软雅黑" w:hAnsi="微软雅黑" w:eastAsia="微软雅黑" w:cs="微软雅黑"/>
-          <w:sz w:val="22"/>
-          <w:szCs w:val="22"/>
-        </w:rPr>
-        <w:t>DbUtil.java — 数据库连接工具（读取 db.properties，每次新建连接）</w:t>
-      </w:r>
-    </w:p>
-    <w:p>
-      <w:pPr>
-        <w:pStyle w:val="16"/>
-        <w:numPr>
-          <w:ilvl w:val="0"/>
-          <w:numId w:val="2"/>
-        </w:numPr>
-        <w:spacing w:after="40"/>
-      </w:pPr>
-      <w:r>
-        <w:rPr>
-          <w:rFonts w:ascii="微软雅黑" w:hAnsi="微软雅黑" w:eastAsia="微软雅黑" w:cs="微软雅黑"/>
-          <w:sz w:val="22"/>
-          <w:szCs w:val="22"/>
-        </w:rPr>
-        <w:t>resources/db.properties.example — 数据库配置模板</w:t>
-      </w:r>
-    </w:p>
-    <w:p>
-      <w:pPr>
-        <w:pStyle w:val="4"/>
-        <w:spacing w:before="200" w:after="120"/>
-      </w:pPr>
-      <w:r>
-        <w:rPr>
-          <w:rFonts w:ascii="微软雅黑" w:hAnsi="微软雅黑" w:eastAsia="微软雅黑" w:cs="微软雅黑"/>
-          <w:b/>
-          <w:bCs/>
-          <w:sz w:val="24"/>
-          <w:szCs w:val="24"/>
-        </w:rPr>
-        <w:t>HealthcareModule 模块</w:t>
-      </w:r>
-    </w:p>
-    <w:p>
-      <w:pPr>
-        <w:spacing w:after="80"/>
-      </w:pPr>
-      <w:r>
-        <w:rPr>
-          <w:rFonts w:ascii="微软雅黑" w:hAnsi="微软雅黑" w:eastAsia="微软雅黑" w:cs="微软雅黑"/>
-          <w:sz w:val="22"/>
-          <w:szCs w:val="22"/>
-        </w:rPr>
-        <w:t>com.ncu.Healthcare/</w:t>
-      </w:r>
-    </w:p>
-    <w:p>
-      <w:pPr>
-        <w:pStyle w:val="16"/>
-        <w:numPr>
-          <w:ilvl w:val="0"/>
-          <w:numId w:val="2"/>
-        </w:numPr>
-        <w:spacing w:after="40"/>
-      </w:pPr>
-      <w:r>
-        <w:rPr>
-          <w:rFonts w:ascii="微软雅黑" w:hAnsi="微软雅黑" w:eastAsia="微软雅黑" w:cs="微软雅黑"/>
-          <w:sz w:val="22"/>
-          <w:szCs w:val="22"/>
-        </w:rPr>
-        <w:t>dao/ — AppointmentDAO, CheckItemDAO, CheckItemGroupDAO, UserDAO</w:t>
-      </w:r>
-    </w:p>
-    <w:p>
-      <w:pPr>
-        <w:pStyle w:val="16"/>
-        <w:numPr>
-          <w:ilvl w:val="0"/>
-          <w:numId w:val="2"/>
-        </w:numPr>
-        <w:spacing w:after="40"/>
-      </w:pPr>
-      <w:r>
-        <w:rPr>
-          <w:rFonts w:ascii="微软雅黑" w:hAnsi="微软雅黑" w:eastAsia="微软雅黑" w:cs="微软雅黑"/>
-          <w:sz w:val="22"/>
-          <w:szCs w:val="22"/>
-        </w:rPr>
-        <w:t>Components/ — AppointmentPanel, CheckGroupPanel, CheckItemPanel, CrudPanel, UserPanel</w:t>
-      </w:r>
-    </w:p>
-    <w:p>
-      <w:pPr>
-        <w:pStyle w:val="16"/>
-        <w:numPr>
-          <w:ilvl w:val="0"/>
-          <w:numId w:val="2"/>
-        </w:numPr>
-        <w:spacing w:after="40"/>
-      </w:pPr>
-      <w:r>
-        <w:rPr>
-          <w:rFonts w:ascii="微软雅黑" w:hAnsi="微软雅黑" w:eastAsia="微软雅黑" w:cs="微软雅黑"/>
-          <w:sz w:val="22"/>
-          <w:szCs w:val="22"/>
-        </w:rPr>
-        <w:t>Views/ — MedicalStaffPanel, AppointmentDialog, CheckGroupDialog, CheckItemDialog, UserDialog, MessageDialog, PackageDetailsDialog</w:t>
-      </w:r>
-    </w:p>
-    <w:p>
-      <w:pPr>
-        <w:pStyle w:val="16"/>
-        <w:numPr>
-          <w:ilvl w:val="0"/>
-          <w:numId w:val="2"/>
-        </w:numPr>
-        <w:spacing w:after="40"/>
-      </w:pPr>
-      <w:r>
-        <w:rPr>
-          <w:rFonts w:ascii="微软雅黑" w:hAnsi="微软雅黑" w:eastAsia="微软雅黑" w:cs="微软雅黑"/>
-          <w:sz w:val="22"/>
-          <w:szCs w:val="22"/>
-        </w:rPr>
-        <w:t>Main.java — 医护端主入口</w:t>
-      </w:r>
-    </w:p>
-    <w:p>
-      <w:pPr>
-        <w:pStyle w:val="4"/>
-        <w:spacing w:before="200" w:after="120"/>
-      </w:pPr>
-      <w:r>
-        <w:rPr>
-          <w:rFonts w:ascii="微软雅黑" w:hAnsi="微软雅黑" w:eastAsia="微软雅黑" w:cs="微软雅黑"/>
-          <w:b/>
-          <w:bCs/>
-          <w:sz w:val="24"/>
-          <w:szCs w:val="24"/>
-        </w:rPr>
-        <w:t>UserModule 模块</w:t>
-      </w:r>
-    </w:p>
-    <w:p>
-      <w:pPr>
-        <w:spacing w:after="80"/>
-      </w:pPr>
-      <w:r>
-        <w:rPr>
-          <w:rFonts w:ascii="微软雅黑" w:hAnsi="微软雅黑" w:eastAsia="微软雅黑" w:cs="微软雅黑"/>
-          <w:sz w:val="22"/>
-          <w:szCs w:val="22"/>
-        </w:rPr>
-        <w:t>com.healthsys.common/</w:t>
-      </w:r>
-    </w:p>
-    <w:p>
-      <w:pPr>
-        <w:pStyle w:val="16"/>
-        <w:numPr>
-          <w:ilvl w:val="0"/>
-          <w:numId w:val="2"/>
-        </w:numPr>
-        <w:spacing w:after="40"/>
-      </w:pPr>
-      <w:r>
-        <w:rPr>
-          <w:rFonts w:ascii="微软雅黑" w:hAnsi="微软雅黑" w:eastAsia="微软雅黑" w:cs="微软雅黑"/>
-          <w:sz w:val="22"/>
-          <w:szCs w:val="22"/>
-        </w:rPr>
-        <w:t>dao/ — AppointmentDAO, ExamRecordDAO, CheckItemDAO (ex-MedicalTestDAO), CheckItemGroupDAO (ex-TestPackageDAO), PackageDAO (ex-PackageTestDAO), UserDAO</w:t>
-      </w:r>
-    </w:p>
-    <w:p>
-      <w:pPr>
-        <w:pStyle w:val="16"/>
-        <w:numPr>
-          <w:ilvl w:val="0"/>
-          <w:numId w:val="2"/>
-        </w:numPr>
-        <w:spacing w:after="40"/>
-      </w:pPr>
-      <w:r>
-        <w:rPr>
-          <w:rFonts w:ascii="微软雅黑" w:hAnsi="微软雅黑" w:eastAsia="微软雅黑" w:cs="微软雅黑"/>
-          <w:sz w:val="22"/>
-          <w:szCs w:val="22"/>
-        </w:rPr>
-        <w:t>controller/ — AppointmentController, ExamRecordController, LoginController, MedicalTestController, PackageTestController, TestPackageController, UserController，以及 MockPaymentService / PaymentService</w:t>
-      </w:r>
-    </w:p>
-    <w:p>
-      <w:pPr>
-        <w:pStyle w:val="16"/>
-        <w:numPr>
-          <w:ilvl w:val="0"/>
-          <w:numId w:val="2"/>
-        </w:numPr>
-        <w:spacing w:after="40"/>
-      </w:pPr>
-      <w:r>
-        <w:rPr>
-          <w:rFonts w:ascii="微软雅黑" w:hAnsi="微软雅黑" w:eastAsia="微软雅黑" w:cs="微软雅黑"/>
-          <w:sz w:val="22"/>
-          <w:szCs w:val="22"/>
-        </w:rPr>
-        <w:t>view/ — MainView, LoginView, ExamRecordView, HealthAdvicePanel, MessagesView</w:t>
-      </w:r>
-    </w:p>
-    <w:p>
-      <w:pPr>
-        <w:pStyle w:val="16"/>
-        <w:numPr>
-          <w:ilvl w:val="0"/>
-          <w:numId w:val="2"/>
-        </w:numPr>
-        <w:spacing w:after="40"/>
-      </w:pPr>
-      <w:r>
-        <w:rPr>
-          <w:rFonts w:ascii="微软雅黑" w:hAnsi="微软雅黑" w:eastAsia="微软雅黑" w:cs="微软雅黑"/>
-          <w:sz w:val="22"/>
-          <w:szCs w:val="22"/>
-        </w:rPr>
-        <w:t>view/appointment/ — AppointmentView, PackageDetailView</w:t>
-      </w:r>
-    </w:p>
-    <w:p>
-      <w:pPr>
-        <w:pStyle w:val="16"/>
-        <w:numPr>
-          <w:ilvl w:val="0"/>
-          <w:numId w:val="2"/>
-        </w:numPr>
-        <w:spacing w:after="40"/>
-      </w:pPr>
-      <w:r>
-        <w:rPr>
-          <w:rFonts w:ascii="微软雅黑" w:hAnsi="微软雅黑" w:eastAsia="微软雅黑" w:cs="微软雅黑"/>
-          <w:sz w:val="22"/>
-          <w:szCs w:val="22"/>
-        </w:rPr>
-        <w:t>view/custompackage/ — CustomPackageView</w:t>
-      </w:r>
-    </w:p>
-    <w:p>
-      <w:pPr>
-        <w:pStyle w:val="16"/>
-        <w:numPr>
-          <w:ilvl w:val="0"/>
-          <w:numId w:val="2"/>
-        </w:numPr>
-        <w:spacing w:after="40"/>
-      </w:pPr>
-      <w:r>
-        <w:rPr>
-          <w:rFonts w:ascii="微软雅黑" w:hAnsi="微软雅黑" w:eastAsia="微软雅黑" w:cs="微软雅黑"/>
-          <w:sz w:val="22"/>
-          <w:szCs w:val="22"/>
-        </w:rPr>
-        <w:t>util/ — EncryptUtil (AES加密)</w:t>
-      </w:r>
-    </w:p>
-    <w:p>
-      <w:pPr>
-        <w:pStyle w:val="16"/>
-        <w:numPr>
-          <w:ilvl w:val="0"/>
-          <w:numId w:val="2"/>
-        </w:numPr>
-        <w:spacing w:after="40"/>
-      </w:pPr>
-      <w:r>
-        <w:rPr>
-          <w:rFonts w:ascii="微软雅黑" w:hAnsi="微软雅黑" w:eastAsia="微软雅黑" w:cs="微软雅黑"/>
-          <w:sz w:val="22"/>
-          <w:szCs w:val="22"/>
-        </w:rPr>
-        <w:t>Main.java — 用户端主入口</w:t>
-      </w:r>
-    </w:p>
-    <w:p>
-      <w:pPr>
-        <w:pStyle w:val="4"/>
-        <w:spacing w:before="200" w:after="120"/>
-      </w:pPr>
-      <w:r>
-        <w:rPr>
-          <w:rFonts w:ascii="微软雅黑" w:hAnsi="微软雅黑" w:eastAsia="微软雅黑" w:cs="微软雅黑"/>
-          <w:b/>
-          <w:bCs/>
-          <w:sz w:val="24"/>
-          <w:szCs w:val="24"/>
-        </w:rPr>
-        <w:t>LoginRegistrationModule 模块</w:t>
-      </w:r>
-    </w:p>
-    <w:p>
-      <w:pPr>
-        <w:spacing w:after="80"/>
-      </w:pPr>
-      <w:r>
-        <w:rPr>
-          <w:rFonts w:ascii="微软雅黑" w:hAnsi="微软雅黑" w:eastAsia="微软雅黑" w:cs="微软雅黑"/>
-          <w:sz w:val="22"/>
-          <w:szCs w:val="22"/>
-        </w:rPr>
-        <w:t>com.hs/</w:t>
-      </w:r>
-    </w:p>
-    <w:p>
-      <w:pPr>
-        <w:pStyle w:val="16"/>
-        <w:numPr>
-          <w:ilvl w:val="0"/>
-          <w:numId w:val="2"/>
-        </w:numPr>
-        <w:spacing w:after="40"/>
-      </w:pPr>
-      <w:r>
-        <w:rPr>
-          <w:rFonts w:ascii="微软雅黑" w:hAnsi="微软雅黑" w:eastAsia="微软雅黑" w:cs="微软雅黑"/>
-          <w:sz w:val="22"/>
-          <w:szCs w:val="22"/>
-        </w:rPr>
-        <w:t>AppMain.java — 应用总入口，启动登录界面</w:t>
-      </w:r>
-    </w:p>
-    <w:p>
-      <w:pPr>
-        <w:pStyle w:val="16"/>
-        <w:numPr>
-          <w:ilvl w:val="0"/>
-          <w:numId w:val="2"/>
-        </w:numPr>
-        <w:spacing w:after="40"/>
-      </w:pPr>
-      <w:r>
-        <w:rPr>
-          <w:rFonts w:ascii="微软雅黑" w:hAnsi="微软雅黑" w:eastAsia="微软雅黑" w:cs="微软雅黑"/>
-          <w:sz w:val="22"/>
-          <w:szCs w:val="22"/>
-        </w:rPr>
-        <w:t>dao/UserDAO.java — 用户认证数据访问</w:t>
-      </w:r>
-    </w:p>
-    <w:p>
-      <w:pPr>
-        <w:pStyle w:val="16"/>
-        <w:numPr>
-          <w:ilvl w:val="0"/>
-          <w:numId w:val="2"/>
-        </w:numPr>
-        <w:spacing w:after="40"/>
-      </w:pPr>
-      <w:r>
-        <w:rPr>
-          <w:rFonts w:ascii="微软雅黑" w:hAnsi="微软雅黑" w:eastAsia="微软雅黑" w:cs="微软雅黑"/>
-          <w:sz w:val="22"/>
-          <w:szCs w:val="22"/>
-        </w:rPr>
-        <w:t>utils/LoginController.java — 登录控制器（含 LoginListener 回调接口）</w:t>
-      </w:r>
-    </w:p>
-    <w:p>
-      <w:pPr>
-        <w:pStyle w:val="16"/>
-        <w:numPr>
-          <w:ilvl w:val="0"/>
-          <w:numId w:val="2"/>
-        </w:numPr>
-        <w:spacing w:after="40"/>
-      </w:pPr>
-      <w:r>
-        <w:rPr>
-          <w:rFonts w:ascii="微软雅黑" w:hAnsi="微软雅黑" w:eastAsia="微软雅黑" w:cs="微软雅黑"/>
-          <w:sz w:val="22"/>
-          <w:szCs w:val="22"/>
-        </w:rPr>
-        <w:t>views/LoginView.java — 登录界面（角色路由：USER → UserModule，MEDICAL/admin → HealthcareModule）</w:t>
-      </w:r>
-    </w:p>
-    <w:p>
-      <w:pPr>
-        <w:pStyle w:val="16"/>
-        <w:numPr>
-          <w:ilvl w:val="0"/>
-          <w:numId w:val="2"/>
-        </w:numPr>
-        <w:spacing w:after="40"/>
-      </w:pPr>
-      <w:r>
-        <w:rPr>
-          <w:rFonts w:ascii="微软雅黑" w:hAnsi="微软雅黑" w:eastAsia="微软雅黑" w:cs="微软雅黑"/>
-          <w:sz w:val="22"/>
-          <w:szCs w:val="22"/>
-        </w:rPr>
-        <w:t>views/RegisterView.java — 注册界面</w:t>
-      </w:r>
-    </w:p>
-    <w:p>
-      <w:pPr>
-        <w:pStyle w:val="2"/>
-        <w:spacing w:before="360" w:after="200"/>
-      </w:pPr>
-      <w:r>
-        <w:rPr>
-          <w:rFonts w:ascii="微软雅黑" w:hAnsi="微软雅黑" w:eastAsia="微软雅黑" w:cs="微软雅黑"/>
-          <w:b/>
-          <w:bCs/>
+          <w:color w:val="2B579A"/>
           <w:sz w:val="32"/>
           <w:szCs w:val="32"/>
         </w:rPr>
@@ -2392,7 +1957,7 @@
           <w:sz w:val="28"/>
           <w:szCs w:val="28"/>
         </w:rPr>
-        <w:t>3.1 数据库信息</w:t>
+        <w:t>3.1 基本信息</w:t>
       </w:r>
     </w:p>
     <w:p>
@@ -2410,7 +1975,7 @@
           <w:sz w:val="22"/>
           <w:szCs w:val="22"/>
         </w:rPr>
-        <w:t>数据库名：healthsys</w:t>
+        <w:t>数据库名：healthsys，本地 MySQL 8.0+</w:t>
       </w:r>
     </w:p>
     <w:p>
@@ -2428,7 +1993,7 @@
           <w:sz w:val="22"/>
           <w:szCs w:val="22"/>
         </w:rPr>
-        <w:t>连接方式：JDBC 直连，配置文件 Common/src/main/resources/db.properties（不提交版本控制）</w:t>
+        <w:t>连接：JDBC 直连，配置 db.properties（不提交版本控制）</w:t>
       </w:r>
     </w:p>
     <w:p>
@@ -2462,7 +2027,7 @@
           <w:sz w:val="28"/>
           <w:szCs w:val="28"/>
         </w:rPr>
-        <w:t>3.2 数据表结构</w:t>
+        <w:t>3.2 六张数据表</w:t>
       </w:r>
     </w:p>
     <w:p>
@@ -2475,10 +2040,11 @@
           <w:rFonts w:ascii="微软雅黑" w:hAnsi="微软雅黑" w:eastAsia="微软雅黑" w:cs="微软雅黑"/>
           <w:b/>
           <w:bCs/>
+          <w:color w:val="555555"/>
           <w:sz w:val="24"/>
           <w:szCs w:val="24"/>
         </w:rPr>
-        <w:t>表 1：users (用户表)</w:t>
+        <w:t>表1：users（用户表）</w:t>
       </w:r>
     </w:p>
     <w:tbl>
@@ -2551,7 +2117,7 @@
                 <w:sz w:val="22"/>
                 <w:szCs w:val="22"/>
               </w:rPr>
-              <w:t>字段</w:t>
+              <w:t>id</w:t>
             </w:r>
           </w:p>
         </w:tc>
@@ -2582,7 +2148,7 @@
                 <w:sz w:val="22"/>
                 <w:szCs w:val="22"/>
               </w:rPr>
-              <w:t>类型</w:t>
+              <w:t>BIGINT PK</w:t>
             </w:r>
           </w:p>
         </w:tc>
@@ -2613,7 +2179,7 @@
                 <w:sz w:val="22"/>
                 <w:szCs w:val="22"/>
               </w:rPr>
-              <w:t>说明</w:t>
+              <w:t>主键自增</w:t>
             </w:r>
           </w:p>
         </w:tc>
@@ -2715,7 +2281,7 @@
                 <w:sz w:val="22"/>
                 <w:szCs w:val="22"/>
               </w:rPr>
-              <w:t>主键，自增</w:t>
+              <w:t>主键自增</w:t>
             </w:r>
           </w:p>
         </w:tc>
@@ -2916,7 +2482,7 @@
                 <w:sz w:val="22"/>
                 <w:szCs w:val="22"/>
               </w:rPr>
-              <w:t>密码</w:t>
+              <w:t>AES加密</w:t>
             </w:r>
           </w:p>
         </w:tc>
@@ -3216,7 +2782,7 @@
                 <w:sz w:val="22"/>
                 <w:szCs w:val="22"/>
               </w:rPr>
-              <w:t>MALE / FEMALE / OTHER</w:t>
+              <w:t>MALE/FEMALE/OTHER</w:t>
             </w:r>
           </w:p>
         </w:tc>
@@ -3318,7 +2884,7 @@
                 <w:sz w:val="22"/>
                 <w:szCs w:val="22"/>
               </w:rPr>
-              <w:t>USER / MEDICAL</w:t>
+              <w:t>USER/MEDICAL</w:t>
             </w:r>
           </w:p>
         </w:tc>
@@ -3741,10 +3307,11 @@
           <w:rFonts w:ascii="微软雅黑" w:hAnsi="微软雅黑" w:eastAsia="微软雅黑" w:cs="微软雅黑"/>
           <w:b/>
           <w:bCs/>
+          <w:color w:val="555555"/>
           <w:sz w:val="24"/>
           <w:szCs w:val="24"/>
         </w:rPr>
-        <w:t>表 2：test_packages (体检套餐表)</w:t>
+        <w:t>表2：test_packages（套餐表）</w:t>
       </w:r>
     </w:p>
     <w:tbl>
@@ -3817,7 +3384,7 @@
                 <w:sz w:val="22"/>
                 <w:szCs w:val="22"/>
               </w:rPr>
-              <w:t>字段</w:t>
+              <w:t>id</w:t>
             </w:r>
           </w:p>
         </w:tc>
@@ -3848,7 +3415,7 @@
                 <w:sz w:val="22"/>
                 <w:szCs w:val="22"/>
               </w:rPr>
-              <w:t>类型</w:t>
+              <w:t>BIGINT PK</w:t>
             </w:r>
           </w:p>
         </w:tc>
@@ -3879,7 +3446,7 @@
                 <w:sz w:val="22"/>
                 <w:szCs w:val="22"/>
               </w:rPr>
-              <w:t>说明</w:t>
+              <w:t>主键自增</w:t>
             </w:r>
           </w:p>
         </w:tc>
@@ -3981,7 +3548,7 @@
                 <w:sz w:val="22"/>
                 <w:szCs w:val="22"/>
               </w:rPr>
-              <w:t>主键，自增</w:t>
+              <w:t>主键自增</w:t>
             </w:r>
           </w:p>
         </w:tc>
@@ -4182,7 +3749,7 @@
                 <w:sz w:val="22"/>
                 <w:szCs w:val="22"/>
               </w:rPr>
-              <w:t>套餐描述</w:t>
+              <w:t>描述</w:t>
             </w:r>
           </w:p>
         </w:tc>
@@ -4281,7 +3848,7 @@
                 <w:sz w:val="22"/>
                 <w:szCs w:val="22"/>
               </w:rPr>
-              <w:t>套餐价格</w:t>
+              <w:t>价格</w:t>
             </w:r>
           </w:p>
         </w:tc>
@@ -4404,10 +3971,11 @@
           <w:rFonts w:ascii="微软雅黑" w:hAnsi="微软雅黑" w:eastAsia="微软雅黑" w:cs="微软雅黑"/>
           <w:b/>
           <w:bCs/>
+          <w:color w:val="555555"/>
           <w:sz w:val="24"/>
           <w:szCs w:val="24"/>
         </w:rPr>
-        <w:t>表 3：medical_tests (检查项目表)</w:t>
+        <w:t>表3：medical_tests（检查项表）</w:t>
       </w:r>
     </w:p>
     <w:tbl>
@@ -4480,7 +4048,7 @@
                 <w:sz w:val="22"/>
                 <w:szCs w:val="22"/>
               </w:rPr>
-              <w:t>字段</w:t>
+              <w:t>id</w:t>
             </w:r>
           </w:p>
         </w:tc>
@@ -4511,7 +4079,7 @@
                 <w:sz w:val="22"/>
                 <w:szCs w:val="22"/>
               </w:rPr>
-              <w:t>类型</w:t>
+              <w:t>BIGINT PK</w:t>
             </w:r>
           </w:p>
         </w:tc>
@@ -4542,7 +4110,7 @@
                 <w:sz w:val="22"/>
                 <w:szCs w:val="22"/>
               </w:rPr>
-              <w:t>说明</w:t>
+              <w:t>主键自增</w:t>
             </w:r>
           </w:p>
         </w:tc>
@@ -4644,7 +4212,7 @@
                 <w:sz w:val="22"/>
                 <w:szCs w:val="22"/>
               </w:rPr>
-              <w:t>主键，自增</w:t>
+              <w:t>主键自增</w:t>
             </w:r>
           </w:p>
         </w:tc>
@@ -4845,7 +4413,7 @@
                 <w:sz w:val="22"/>
                 <w:szCs w:val="22"/>
               </w:rPr>
-              <w:t>项目编码</w:t>
+              <w:t>编码</w:t>
             </w:r>
           </w:p>
         </w:tc>
@@ -4944,7 +4512,7 @@
                 <w:sz w:val="22"/>
                 <w:szCs w:val="22"/>
               </w:rPr>
-              <w:t>项目描述</w:t>
+              <w:t>描述</w:t>
             </w:r>
           </w:p>
         </w:tc>
@@ -5145,7 +4713,7 @@
                 <w:sz w:val="22"/>
                 <w:szCs w:val="22"/>
               </w:rPr>
-              <w:t>项目价格</w:t>
+              <w:t>价格</w:t>
             </w:r>
           </w:p>
         </w:tc>
@@ -5268,10 +4836,11 @@
           <w:rFonts w:ascii="微软雅黑" w:hAnsi="微软雅黑" w:eastAsia="微软雅黑" w:cs="微软雅黑"/>
           <w:b/>
           <w:bCs/>
+          <w:color w:val="555555"/>
           <w:sz w:val="24"/>
           <w:szCs w:val="24"/>
         </w:rPr>
-        <w:t>表 4：package_tests (套餐-项目关联表)</w:t>
+        <w:t>表4：package_tests（关联表）</w:t>
       </w:r>
     </w:p>
     <w:tbl>
@@ -5344,7 +4913,7 @@
                 <w:sz w:val="22"/>
                 <w:szCs w:val="22"/>
               </w:rPr>
-              <w:t>字段</w:t>
+              <w:t>package_id</w:t>
             </w:r>
           </w:p>
         </w:tc>
@@ -5375,7 +4944,7 @@
                 <w:sz w:val="22"/>
                 <w:szCs w:val="22"/>
               </w:rPr>
-              <w:t>类型</w:t>
+              <w:t>BIGINT FK</w:t>
             </w:r>
           </w:p>
         </w:tc>
@@ -5406,7 +4975,7 @@
                 <w:sz w:val="22"/>
                 <w:szCs w:val="22"/>
               </w:rPr>
-              <w:t>说明</w:t>
+              <w:t>套餐ID</w:t>
             </w:r>
           </w:p>
         </w:tc>
@@ -5508,7 +5077,7 @@
                 <w:sz w:val="22"/>
                 <w:szCs w:val="22"/>
               </w:rPr>
-              <w:t>关联套餐ID</w:t>
+              <w:t>套餐ID</w:t>
             </w:r>
           </w:p>
         </w:tc>
@@ -5607,7 +5176,7 @@
                 <w:sz w:val="22"/>
                 <w:szCs w:val="22"/>
               </w:rPr>
-              <w:t>关联项目ID</w:t>
+              <w:t>项目ID</w:t>
             </w:r>
           </w:p>
         </w:tc>
@@ -5628,10 +5197,11 @@
           <w:rFonts w:ascii="微软雅黑" w:hAnsi="微软雅黑" w:eastAsia="微软雅黑" w:cs="微软雅黑"/>
           <w:b/>
           <w:bCs/>
+          <w:color w:val="555555"/>
           <w:sz w:val="24"/>
           <w:szCs w:val="24"/>
         </w:rPr>
-        <w:t>表 5：appointments (预约表)</w:t>
+        <w:t>表5：appointments（预约表）</w:t>
       </w:r>
     </w:p>
     <w:tbl>
@@ -5704,7 +5274,7 @@
                 <w:sz w:val="22"/>
                 <w:szCs w:val="22"/>
               </w:rPr>
-              <w:t>字段</w:t>
+              <w:t>id</w:t>
             </w:r>
           </w:p>
         </w:tc>
@@ -5735,7 +5305,7 @@
                 <w:sz w:val="22"/>
                 <w:szCs w:val="22"/>
               </w:rPr>
-              <w:t>类型</w:t>
+              <w:t>BIGINT PK</w:t>
             </w:r>
           </w:p>
         </w:tc>
@@ -5766,7 +5336,7 @@
                 <w:sz w:val="22"/>
                 <w:szCs w:val="22"/>
               </w:rPr>
-              <w:t>说明</w:t>
+              <w:t>主键自增</w:t>
             </w:r>
           </w:p>
         </w:tc>
@@ -5868,7 +5438,7 @@
                 <w:sz w:val="22"/>
                 <w:szCs w:val="22"/>
               </w:rPr>
-              <w:t>主键，自增</w:t>
+              <w:t>主键自增</w:t>
             </w:r>
           </w:p>
         </w:tc>
@@ -5967,7 +5537,7 @@
                 <w:sz w:val="22"/>
                 <w:szCs w:val="22"/>
               </w:rPr>
-              <w:t>预约用户ID</w:t>
+              <w:t>用户ID</w:t>
             </w:r>
           </w:p>
         </w:tc>
@@ -6069,7 +5639,7 @@
                 <w:sz w:val="22"/>
                 <w:szCs w:val="22"/>
               </w:rPr>
-              <w:t>预约套餐ID</w:t>
+              <w:t>套餐ID</w:t>
             </w:r>
           </w:p>
         </w:tc>
@@ -6270,7 +5840,7 @@
                 <w:sz w:val="22"/>
                 <w:szCs w:val="22"/>
               </w:rPr>
-              <w:t>实际体检时间</w:t>
+              <w:t>体检时间</w:t>
             </w:r>
           </w:p>
         </w:tc>
@@ -6369,7 +5939,7 @@
                 <w:sz w:val="22"/>
                 <w:szCs w:val="22"/>
               </w:rPr>
-              <w:t>PENDING / IN_PROGRESS / COMPLETED / CANCELLED</w:t>
+              <w:t>状态</w:t>
             </w:r>
           </w:p>
         </w:tc>
@@ -6591,10 +6161,11 @@
           <w:rFonts w:ascii="微软雅黑" w:hAnsi="微软雅黑" w:eastAsia="微软雅黑" w:cs="微软雅黑"/>
           <w:b/>
           <w:bCs/>
+          <w:color w:val="555555"/>
           <w:sz w:val="24"/>
           <w:szCs w:val="24"/>
         </w:rPr>
-        <w:t>表 6：exam_records (体检记录表)</w:t>
+        <w:t>表6：exam_records（体检记录表）</w:t>
       </w:r>
     </w:p>
     <w:tbl>
@@ -6667,7 +6238,7 @@
                 <w:sz w:val="22"/>
                 <w:szCs w:val="22"/>
               </w:rPr>
-              <w:t>字段</w:t>
+              <w:t>id</w:t>
             </w:r>
           </w:p>
         </w:tc>
@@ -6698,7 +6269,7 @@
                 <w:sz w:val="22"/>
                 <w:szCs w:val="22"/>
               </w:rPr>
-              <w:t>类型</w:t>
+              <w:t>BIGINT PK</w:t>
             </w:r>
           </w:p>
         </w:tc>
@@ -6729,7 +6300,7 @@
                 <w:sz w:val="22"/>
                 <w:szCs w:val="22"/>
               </w:rPr>
-              <w:t>说明</w:t>
+              <w:t>主键自增</w:t>
             </w:r>
           </w:p>
         </w:tc>
@@ -6831,7 +6402,7 @@
                 <w:sz w:val="22"/>
                 <w:szCs w:val="22"/>
               </w:rPr>
-              <w:t>主键，自增</w:t>
+              <w:t>主键自增</w:t>
             </w:r>
           </w:p>
         </w:tc>
@@ -7434,7 +7005,7 @@
                 <w:sz w:val="22"/>
                 <w:szCs w:val="22"/>
               </w:rPr>
-              <w:t>检查结果值</w:t>
+              <w:t>检查结果</w:t>
             </w:r>
           </w:p>
         </w:tc>
@@ -7659,13 +7230,8 @@
           <w:sz w:val="28"/>
           <w:szCs w:val="28"/>
         </w:rPr>
-        <w:t>3.3 ER 关系图</w:t>
-      </w:r>
-    </w:p>
-    <w:p>
-      <w:pPr>
-        <w:spacing w:after="80"/>
-      </w:pPr>
+        <w:t>3.3 ER 关系</w:t>
+      </w:r>
     </w:p>
     <w:p>
       <w:pPr>
@@ -7677,7 +7243,7 @@
           <w:sz w:val="22"/>
           <w:szCs w:val="22"/>
         </w:rPr>
-        <w:t>users (1) ──── (N) appointments (N) ──── (1) test_packages</w:t>
+        <w:t>users (1) ── (N) appointments (N) ── (1) test_packages</w:t>
       </w:r>
     </w:p>
     <w:p>
@@ -7690,7 +7256,7 @@
           <w:sz w:val="22"/>
           <w:szCs w:val="22"/>
         </w:rPr>
-        <w:t>appointments (1) ──── (N) exam_records (N) ──── (1) medical_tests</w:t>
+        <w:t>appointments (1) ── (N) exam_records (N) ── (1) medical_tests</w:t>
       </w:r>
     </w:p>
     <w:p>
@@ -7703,13 +7269,8 @@
           <w:sz w:val="22"/>
           <w:szCs w:val="22"/>
         </w:rPr>
-        <w:t>test_packages (N) ──── (M) medical_tests  [通过 package_tests 关联]</w:t>
-      </w:r>
-    </w:p>
-    <w:p>
-      <w:pPr>
-        <w:spacing w:after="80"/>
-      </w:pPr>
+        <w:t>test_packages (N) ── (M) medical_tests [ 通过 package_tests ]</w:t>
+      </w:r>
     </w:p>
     <w:p>
       <w:pPr>
@@ -7721,10 +7282,11 @@
           <w:rFonts w:ascii="微软雅黑" w:hAnsi="微软雅黑" w:eastAsia="微软雅黑" w:cs="微软雅黑"/>
           <w:b/>
           <w:bCs/>
+          <w:color w:val="2B579A"/>
           <w:sz w:val="32"/>
           <w:szCs w:val="32"/>
         </w:rPr>
-        <w:t>四、功能描述</w:t>
+        <w:t>四、团队分工（五人并行）</w:t>
       </w:r>
     </w:p>
     <w:p>
@@ -7740,7 +7302,4502 @@
           <w:sz w:val="28"/>
           <w:szCs w:val="28"/>
         </w:rPr>
-        <w:t>4.1 用户角色</w:t>
+        <w:t>4.1 分工总览</w:t>
+      </w:r>
+    </w:p>
+    <w:p>
+      <w:pPr>
+        <w:spacing w:after="80"/>
+      </w:pPr>
+      <w:r>
+        <w:rPr>
+          <w:rFonts w:ascii="微软雅黑" w:hAnsi="微软雅黑" w:eastAsia="微软雅黑" w:cs="微软雅黑"/>
+          <w:sz w:val="22"/>
+          <w:szCs w:val="22"/>
+        </w:rPr>
+        <w:t>按功能竖切，每人独占一组数据表和代码包，只依赖 A 提供的实体和 DAO。A 同时负责主窗口框架和面板组装。</w:t>
+      </w:r>
+    </w:p>
+    <w:tbl>
+      <w:tblPr>
+        <w:tblStyle w:val="11"/>
+        <w:tblW w:w="9360" w:type="dxa"/>
+        <w:tblInd w:w="0" w:type="dxa"/>
+        <w:tblBorders>
+          <w:top w:val="single" w:color="auto" w:sz="4" w:space="0"/>
+          <w:left w:val="single" w:color="auto" w:sz="4" w:space="0"/>
+          <w:bottom w:val="single" w:color="auto" w:sz="4" w:space="0"/>
+          <w:right w:val="single" w:color="auto" w:sz="4" w:space="0"/>
+          <w:insideH w:val="single" w:color="auto" w:sz="4" w:space="0"/>
+          <w:insideV w:val="single" w:color="auto" w:sz="4" w:space="0"/>
+        </w:tblBorders>
+        <w:tblLayout w:type="autofit"/>
+        <w:tblCellMar>
+          <w:top w:w="0" w:type="dxa"/>
+          <w:left w:w="10" w:type="dxa"/>
+          <w:bottom w:w="0" w:type="dxa"/>
+          <w:right w:w="10" w:type="dxa"/>
+        </w:tblCellMar>
+      </w:tblPr>
+      <w:tblGrid>
+        <w:gridCol w:w="1365"/>
+        <w:gridCol w:w="2830"/>
+        <w:gridCol w:w="967"/>
+        <w:gridCol w:w="2168"/>
+        <w:gridCol w:w="2030"/>
+      </w:tblGrid>
+      <w:tr>
+        <w:tblPrEx>
+          <w:tblBorders>
+            <w:top w:val="single" w:color="auto" w:sz="4" w:space="0"/>
+            <w:left w:val="single" w:color="auto" w:sz="4" w:space="0"/>
+            <w:bottom w:val="single" w:color="auto" w:sz="4" w:space="0"/>
+            <w:right w:val="single" w:color="auto" w:sz="4" w:space="0"/>
+            <w:insideH w:val="single" w:color="auto" w:sz="4" w:space="0"/>
+            <w:insideV w:val="single" w:color="auto" w:sz="4" w:space="0"/>
+          </w:tblBorders>
+          <w:tblCellMar>
+            <w:top w:w="0" w:type="dxa"/>
+            <w:left w:w="10" w:type="dxa"/>
+            <w:bottom w:w="0" w:type="dxa"/>
+            <w:right w:w="10" w:type="dxa"/>
+          </w:tblCellMar>
+        </w:tblPrEx>
+        <w:tc>
+          <w:tcPr>
+            <w:tcW w:w="1365" w:type="dxa"/>
+            <w:tcBorders>
+              <w:top w:val="single" w:color="BBBBBB" w:sz="0" w:space="0"/>
+              <w:left w:val="single" w:color="BBBBBB" w:sz="0" w:space="0"/>
+              <w:bottom w:val="single" w:color="BBBBBB" w:sz="0" w:space="0"/>
+              <w:right w:val="single" w:color="BBBBBB" w:sz="0" w:space="0"/>
+            </w:tcBorders>
+            <w:shd w:val="clear" w:color="auto" w:fill="2B579A"/>
+            <w:tcMar>
+              <w:top w:w="60" w:type="dxa"/>
+              <w:left w:w="100" w:type="dxa"/>
+              <w:bottom w:w="60" w:type="dxa"/>
+              <w:right w:w="100" w:type="dxa"/>
+            </w:tcMar>
+          </w:tcPr>
+          <w:p>
+            <w:r>
+              <w:rPr>
+                <w:rFonts w:ascii="微软雅黑" w:hAnsi="微软雅黑" w:eastAsia="微软雅黑" w:cs="微软雅黑"/>
+                <w:b/>
+                <w:bCs/>
+                <w:color w:val="FFFFFF"/>
+                <w:sz w:val="22"/>
+                <w:szCs w:val="22"/>
+              </w:rPr>
+              <w:t>人员</w:t>
+            </w:r>
+          </w:p>
+        </w:tc>
+        <w:tc>
+          <w:tcPr>
+            <w:tcW w:w="2830" w:type="dxa"/>
+            <w:tcBorders>
+              <w:top w:val="single" w:color="BBBBBB" w:sz="0" w:space="0"/>
+              <w:left w:val="single" w:color="BBBBBB" w:sz="0" w:space="0"/>
+              <w:bottom w:val="single" w:color="BBBBBB" w:sz="0" w:space="0"/>
+              <w:right w:val="single" w:color="BBBBBB" w:sz="0" w:space="0"/>
+            </w:tcBorders>
+            <w:shd w:val="clear" w:color="auto" w:fill="2B579A"/>
+            <w:tcMar>
+              <w:top w:w="60" w:type="dxa"/>
+              <w:left w:w="100" w:type="dxa"/>
+              <w:bottom w:w="60" w:type="dxa"/>
+              <w:right w:w="100" w:type="dxa"/>
+            </w:tcMar>
+          </w:tcPr>
+          <w:p>
+            <w:r>
+              <w:rPr>
+                <w:rFonts w:ascii="微软雅黑" w:hAnsi="微软雅黑" w:eastAsia="微软雅黑" w:cs="微软雅黑"/>
+                <w:b/>
+                <w:bCs/>
+                <w:color w:val="FFFFFF"/>
+                <w:sz w:val="22"/>
+                <w:szCs w:val="22"/>
+              </w:rPr>
+              <w:t>职责</w:t>
+            </w:r>
+          </w:p>
+        </w:tc>
+        <w:tc>
+          <w:tcPr>
+            <w:tcW w:w="967" w:type="dxa"/>
+            <w:tcBorders>
+              <w:top w:val="single" w:color="BBBBBB" w:sz="0" w:space="0"/>
+              <w:left w:val="single" w:color="BBBBBB" w:sz="0" w:space="0"/>
+              <w:bottom w:val="single" w:color="BBBBBB" w:sz="0" w:space="0"/>
+              <w:right w:val="single" w:color="BBBBBB" w:sz="0" w:space="0"/>
+            </w:tcBorders>
+            <w:shd w:val="clear" w:color="auto" w:fill="2B579A"/>
+            <w:tcMar>
+              <w:top w:w="60" w:type="dxa"/>
+              <w:left w:w="100" w:type="dxa"/>
+              <w:bottom w:w="60" w:type="dxa"/>
+              <w:right w:w="100" w:type="dxa"/>
+            </w:tcMar>
+          </w:tcPr>
+          <w:p>
+            <w:r>
+              <w:rPr>
+                <w:rFonts w:ascii="微软雅黑" w:hAnsi="微软雅黑" w:eastAsia="微软雅黑" w:cs="微软雅黑"/>
+                <w:b/>
+                <w:bCs/>
+                <w:color w:val="FFFFFF"/>
+                <w:sz w:val="22"/>
+                <w:szCs w:val="22"/>
+              </w:rPr>
+              <w:t>文件数</w:t>
+            </w:r>
+          </w:p>
+        </w:tc>
+        <w:tc>
+          <w:tcPr>
+            <w:tcW w:w="2168" w:type="dxa"/>
+            <w:tcBorders>
+              <w:top w:val="single" w:color="BBBBBB" w:sz="0" w:space="0"/>
+              <w:left w:val="single" w:color="BBBBBB" w:sz="0" w:space="0"/>
+              <w:bottom w:val="single" w:color="BBBBBB" w:sz="0" w:space="0"/>
+              <w:right w:val="single" w:color="BBBBBB" w:sz="0" w:space="0"/>
+            </w:tcBorders>
+            <w:shd w:val="clear" w:color="auto" w:fill="2B579A"/>
+            <w:tcMar>
+              <w:top w:w="60" w:type="dxa"/>
+              <w:left w:w="100" w:type="dxa"/>
+              <w:bottom w:w="60" w:type="dxa"/>
+              <w:right w:w="100" w:type="dxa"/>
+            </w:tcMar>
+          </w:tcPr>
+          <w:p>
+            <w:r>
+              <w:rPr>
+                <w:rFonts w:ascii="微软雅黑" w:hAnsi="微软雅黑" w:eastAsia="微软雅黑" w:cs="微软雅黑"/>
+                <w:b/>
+                <w:bCs/>
+                <w:color w:val="FFFFFF"/>
+                <w:sz w:val="22"/>
+                <w:szCs w:val="22"/>
+              </w:rPr>
+              <w:t>操作的表</w:t>
+            </w:r>
+          </w:p>
+        </w:tc>
+        <w:tc>
+          <w:tcPr>
+            <w:tcW w:w="2030" w:type="dxa"/>
+            <w:tcBorders>
+              <w:top w:val="single" w:color="BBBBBB" w:sz="0" w:space="0"/>
+              <w:left w:val="single" w:color="BBBBBB" w:sz="0" w:space="0"/>
+              <w:bottom w:val="single" w:color="BBBBBB" w:sz="0" w:space="0"/>
+              <w:right w:val="single" w:color="BBBBBB" w:sz="0" w:space="0"/>
+            </w:tcBorders>
+            <w:shd w:val="clear" w:color="auto" w:fill="2B579A"/>
+            <w:tcMar>
+              <w:top w:w="60" w:type="dxa"/>
+              <w:left w:w="100" w:type="dxa"/>
+              <w:bottom w:w="60" w:type="dxa"/>
+              <w:right w:w="100" w:type="dxa"/>
+            </w:tcMar>
+          </w:tcPr>
+          <w:p>
+            <w:r>
+              <w:rPr>
+                <w:rFonts w:ascii="微软雅黑" w:hAnsi="微软雅黑" w:eastAsia="微软雅黑" w:cs="微软雅黑"/>
+                <w:b/>
+                <w:bCs/>
+                <w:color w:val="FFFFFF"/>
+                <w:sz w:val="22"/>
+                <w:szCs w:val="22"/>
+              </w:rPr>
+              <w:t>产出给A的JPanel</w:t>
+            </w:r>
+          </w:p>
+        </w:tc>
+      </w:tr>
+      <w:tr>
+        <w:tblPrEx>
+          <w:tblBorders>
+            <w:top w:val="single" w:color="auto" w:sz="4" w:space="0"/>
+            <w:left w:val="single" w:color="auto" w:sz="4" w:space="0"/>
+            <w:bottom w:val="single" w:color="auto" w:sz="4" w:space="0"/>
+            <w:right w:val="single" w:color="auto" w:sz="4" w:space="0"/>
+            <w:insideH w:val="single" w:color="auto" w:sz="4" w:space="0"/>
+            <w:insideV w:val="single" w:color="auto" w:sz="4" w:space="0"/>
+          </w:tblBorders>
+          <w:tblCellMar>
+            <w:top w:w="0" w:type="dxa"/>
+            <w:left w:w="10" w:type="dxa"/>
+            <w:bottom w:w="0" w:type="dxa"/>
+            <w:right w:w="10" w:type="dxa"/>
+          </w:tblCellMar>
+        </w:tblPrEx>
+        <w:tc>
+          <w:tcPr>
+            <w:tcW w:w="1365" w:type="dxa"/>
+            <w:tcBorders>
+              <w:top w:val="single" w:color="BBBBBB" w:sz="0" w:space="0"/>
+              <w:left w:val="single" w:color="BBBBBB" w:sz="0" w:space="0"/>
+              <w:bottom w:val="single" w:color="BBBBBB" w:sz="0" w:space="0"/>
+              <w:right w:val="single" w:color="BBBBBB" w:sz="0" w:space="0"/>
+            </w:tcBorders>
+            <w:shd w:val="clear" w:color="auto" w:fill="F2F6FC"/>
+            <w:tcMar>
+              <w:top w:w="60" w:type="dxa"/>
+              <w:left w:w="100" w:type="dxa"/>
+              <w:bottom w:w="60" w:type="dxa"/>
+              <w:right w:w="100" w:type="dxa"/>
+            </w:tcMar>
+          </w:tcPr>
+          <w:p>
+            <w:pPr>
+              <w:rPr>
+                <w:rFonts w:hint="eastAsia" w:eastAsia="微软雅黑"/>
+                <w:lang w:val="en-US" w:eastAsia="zh-CN"/>
+              </w:rPr>
+            </w:pPr>
+            <w:r>
+              <w:rPr>
+                <w:rFonts w:hint="eastAsia"/>
+                <w:lang w:val="en-US" w:eastAsia="zh-CN"/>
+              </w:rPr>
+              <w:t>蒋永康</w:t>
+            </w:r>
+          </w:p>
+        </w:tc>
+        <w:tc>
+          <w:tcPr>
+            <w:tcW w:w="2830" w:type="dxa"/>
+            <w:tcBorders>
+              <w:top w:val="single" w:color="BBBBBB" w:sz="0" w:space="0"/>
+              <w:left w:val="single" w:color="BBBBBB" w:sz="0" w:space="0"/>
+              <w:bottom w:val="single" w:color="BBBBBB" w:sz="0" w:space="0"/>
+              <w:right w:val="single" w:color="BBBBBB" w:sz="0" w:space="0"/>
+            </w:tcBorders>
+            <w:shd w:val="clear" w:color="auto" w:fill="F2F6FC"/>
+            <w:tcMar>
+              <w:top w:w="60" w:type="dxa"/>
+              <w:left w:w="100" w:type="dxa"/>
+              <w:bottom w:w="60" w:type="dxa"/>
+              <w:right w:w="100" w:type="dxa"/>
+            </w:tcMar>
+          </w:tcPr>
+          <w:p>
+            <w:r>
+              <w:rPr>
+                <w:rFonts w:ascii="微软雅黑" w:hAnsi="微软雅黑" w:eastAsia="微软雅黑" w:cs="微软雅黑"/>
+                <w:sz w:val="22"/>
+                <w:szCs w:val="22"/>
+              </w:rPr>
+              <w:t>数据层 + 主框架组装</w:t>
+            </w:r>
+          </w:p>
+        </w:tc>
+        <w:tc>
+          <w:tcPr>
+            <w:tcW w:w="967" w:type="dxa"/>
+            <w:tcBorders>
+              <w:top w:val="single" w:color="BBBBBB" w:sz="0" w:space="0"/>
+              <w:left w:val="single" w:color="BBBBBB" w:sz="0" w:space="0"/>
+              <w:bottom w:val="single" w:color="BBBBBB" w:sz="0" w:space="0"/>
+              <w:right w:val="single" w:color="BBBBBB" w:sz="0" w:space="0"/>
+            </w:tcBorders>
+            <w:shd w:val="clear" w:color="auto" w:fill="F2F6FC"/>
+            <w:tcMar>
+              <w:top w:w="60" w:type="dxa"/>
+              <w:left w:w="100" w:type="dxa"/>
+              <w:bottom w:w="60" w:type="dxa"/>
+              <w:right w:w="100" w:type="dxa"/>
+            </w:tcMar>
+          </w:tcPr>
+          <w:p>
+            <w:r>
+              <w:rPr>
+                <w:rFonts w:ascii="微软雅黑" w:hAnsi="微软雅黑" w:eastAsia="微软雅黑" w:cs="微软雅黑"/>
+                <w:sz w:val="22"/>
+                <w:szCs w:val="22"/>
+              </w:rPr>
+              <w:t>22</w:t>
+            </w:r>
+          </w:p>
+        </w:tc>
+        <w:tc>
+          <w:tcPr>
+            <w:tcW w:w="2168" w:type="dxa"/>
+            <w:tcBorders>
+              <w:top w:val="single" w:color="BBBBBB" w:sz="0" w:space="0"/>
+              <w:left w:val="single" w:color="BBBBBB" w:sz="0" w:space="0"/>
+              <w:bottom w:val="single" w:color="BBBBBB" w:sz="0" w:space="0"/>
+              <w:right w:val="single" w:color="BBBBBB" w:sz="0" w:space="0"/>
+            </w:tcBorders>
+            <w:shd w:val="clear" w:color="auto" w:fill="F2F6FC"/>
+            <w:tcMar>
+              <w:top w:w="60" w:type="dxa"/>
+              <w:left w:w="100" w:type="dxa"/>
+              <w:bottom w:w="60" w:type="dxa"/>
+              <w:right w:w="100" w:type="dxa"/>
+            </w:tcMar>
+          </w:tcPr>
+          <w:p>
+            <w:r>
+              <w:rPr>
+                <w:rFonts w:ascii="微软雅黑" w:hAnsi="微软雅黑" w:eastAsia="微软雅黑" w:cs="微软雅黑"/>
+                <w:sz w:val="22"/>
+                <w:szCs w:val="22"/>
+              </w:rPr>
+              <w:t>全部6张表</w:t>
+            </w:r>
+          </w:p>
+        </w:tc>
+        <w:tc>
+          <w:tcPr>
+            <w:tcW w:w="2030" w:type="dxa"/>
+            <w:tcBorders>
+              <w:top w:val="single" w:color="BBBBBB" w:sz="0" w:space="0"/>
+              <w:left w:val="single" w:color="BBBBBB" w:sz="0" w:space="0"/>
+              <w:bottom w:val="single" w:color="BBBBBB" w:sz="0" w:space="0"/>
+              <w:right w:val="single" w:color="BBBBBB" w:sz="0" w:space="0"/>
+            </w:tcBorders>
+            <w:shd w:val="clear" w:color="auto" w:fill="F2F6FC"/>
+            <w:tcMar>
+              <w:top w:w="60" w:type="dxa"/>
+              <w:left w:w="100" w:type="dxa"/>
+              <w:bottom w:w="60" w:type="dxa"/>
+              <w:right w:w="100" w:type="dxa"/>
+            </w:tcMar>
+          </w:tcPr>
+          <w:p>
+            <w:r>
+              <w:rPr>
+                <w:rFonts w:ascii="微软雅黑" w:hAnsi="微软雅黑" w:eastAsia="微软雅黑" w:cs="微软雅黑"/>
+                <w:sz w:val="22"/>
+                <w:szCs w:val="22"/>
+              </w:rPr>
+              <w:t>—（A自己组装）</w:t>
+            </w:r>
+          </w:p>
+        </w:tc>
+      </w:tr>
+      <w:tr>
+        <w:tblPrEx>
+          <w:tblBorders>
+            <w:top w:val="single" w:color="auto" w:sz="4" w:space="0"/>
+            <w:left w:val="single" w:color="auto" w:sz="4" w:space="0"/>
+            <w:bottom w:val="single" w:color="auto" w:sz="4" w:space="0"/>
+            <w:right w:val="single" w:color="auto" w:sz="4" w:space="0"/>
+            <w:insideH w:val="single" w:color="auto" w:sz="4" w:space="0"/>
+            <w:insideV w:val="single" w:color="auto" w:sz="4" w:space="0"/>
+          </w:tblBorders>
+          <w:tblCellMar>
+            <w:top w:w="0" w:type="dxa"/>
+            <w:left w:w="10" w:type="dxa"/>
+            <w:bottom w:w="0" w:type="dxa"/>
+            <w:right w:w="10" w:type="dxa"/>
+          </w:tblCellMar>
+        </w:tblPrEx>
+        <w:tc>
+          <w:tcPr>
+            <w:tcW w:w="1365" w:type="dxa"/>
+            <w:tcBorders>
+              <w:top w:val="single" w:color="BBBBBB" w:sz="0" w:space="0"/>
+              <w:left w:val="single" w:color="BBBBBB" w:sz="0" w:space="0"/>
+              <w:bottom w:val="single" w:color="BBBBBB" w:sz="0" w:space="0"/>
+              <w:right w:val="single" w:color="BBBBBB" w:sz="0" w:space="0"/>
+            </w:tcBorders>
+            <w:tcMar>
+              <w:top w:w="60" w:type="dxa"/>
+              <w:left w:w="100" w:type="dxa"/>
+              <w:bottom w:w="60" w:type="dxa"/>
+              <w:right w:w="100" w:type="dxa"/>
+            </w:tcMar>
+          </w:tcPr>
+          <w:p>
+            <w:pPr>
+              <w:rPr>
+                <w:rFonts w:hint="default" w:eastAsia="微软雅黑"/>
+                <w:lang w:val="en-US" w:eastAsia="zh-CN"/>
+              </w:rPr>
+            </w:pPr>
+            <w:r>
+              <w:rPr>
+                <w:rFonts w:hint="eastAsia"/>
+                <w:lang w:val="en-US" w:eastAsia="zh-CN"/>
+              </w:rPr>
+              <w:t>陈欣研</w:t>
+            </w:r>
+          </w:p>
+        </w:tc>
+        <w:tc>
+          <w:tcPr>
+            <w:tcW w:w="2830" w:type="dxa"/>
+            <w:tcBorders>
+              <w:top w:val="single" w:color="BBBBBB" w:sz="0" w:space="0"/>
+              <w:left w:val="single" w:color="BBBBBB" w:sz="0" w:space="0"/>
+              <w:bottom w:val="single" w:color="BBBBBB" w:sz="0" w:space="0"/>
+              <w:right w:val="single" w:color="BBBBBB" w:sz="0" w:space="0"/>
+            </w:tcBorders>
+            <w:tcMar>
+              <w:top w:w="60" w:type="dxa"/>
+              <w:left w:w="100" w:type="dxa"/>
+              <w:bottom w:w="60" w:type="dxa"/>
+              <w:right w:w="100" w:type="dxa"/>
+            </w:tcMar>
+          </w:tcPr>
+          <w:p>
+            <w:r>
+              <w:rPr>
+                <w:rFonts w:ascii="微软雅黑" w:hAnsi="微软雅黑" w:eastAsia="微软雅黑" w:cs="微软雅黑"/>
+                <w:sz w:val="22"/>
+                <w:szCs w:val="22"/>
+              </w:rPr>
+              <w:t>认证模块（注册/登录/改密）</w:t>
+            </w:r>
+          </w:p>
+        </w:tc>
+        <w:tc>
+          <w:tcPr>
+            <w:tcW w:w="967" w:type="dxa"/>
+            <w:tcBorders>
+              <w:top w:val="single" w:color="BBBBBB" w:sz="0" w:space="0"/>
+              <w:left w:val="single" w:color="BBBBBB" w:sz="0" w:space="0"/>
+              <w:bottom w:val="single" w:color="BBBBBB" w:sz="0" w:space="0"/>
+              <w:right w:val="single" w:color="BBBBBB" w:sz="0" w:space="0"/>
+            </w:tcBorders>
+            <w:tcMar>
+              <w:top w:w="60" w:type="dxa"/>
+              <w:left w:w="100" w:type="dxa"/>
+              <w:bottom w:w="60" w:type="dxa"/>
+              <w:right w:w="100" w:type="dxa"/>
+            </w:tcMar>
+          </w:tcPr>
+          <w:p>
+            <w:r>
+              <w:rPr>
+                <w:rFonts w:ascii="微软雅黑" w:hAnsi="微软雅黑" w:eastAsia="微软雅黑" w:cs="微软雅黑"/>
+                <w:sz w:val="22"/>
+                <w:szCs w:val="22"/>
+              </w:rPr>
+              <w:t>6</w:t>
+            </w:r>
+          </w:p>
+        </w:tc>
+        <w:tc>
+          <w:tcPr>
+            <w:tcW w:w="2168" w:type="dxa"/>
+            <w:tcBorders>
+              <w:top w:val="single" w:color="BBBBBB" w:sz="0" w:space="0"/>
+              <w:left w:val="single" w:color="BBBBBB" w:sz="0" w:space="0"/>
+              <w:bottom w:val="single" w:color="BBBBBB" w:sz="0" w:space="0"/>
+              <w:right w:val="single" w:color="BBBBBB" w:sz="0" w:space="0"/>
+            </w:tcBorders>
+            <w:tcMar>
+              <w:top w:w="60" w:type="dxa"/>
+              <w:left w:w="100" w:type="dxa"/>
+              <w:bottom w:w="60" w:type="dxa"/>
+              <w:right w:w="100" w:type="dxa"/>
+            </w:tcMar>
+          </w:tcPr>
+          <w:p>
+            <w:r>
+              <w:rPr>
+                <w:rFonts w:ascii="微软雅黑" w:hAnsi="微软雅黑" w:eastAsia="微软雅黑" w:cs="微软雅黑"/>
+                <w:sz w:val="22"/>
+                <w:szCs w:val="22"/>
+              </w:rPr>
+              <w:t>users</w:t>
+            </w:r>
+          </w:p>
+        </w:tc>
+        <w:tc>
+          <w:tcPr>
+            <w:tcW w:w="2030" w:type="dxa"/>
+            <w:tcBorders>
+              <w:top w:val="single" w:color="BBBBBB" w:sz="0" w:space="0"/>
+              <w:left w:val="single" w:color="BBBBBB" w:sz="0" w:space="0"/>
+              <w:bottom w:val="single" w:color="BBBBBB" w:sz="0" w:space="0"/>
+              <w:right w:val="single" w:color="BBBBBB" w:sz="0" w:space="0"/>
+            </w:tcBorders>
+            <w:tcMar>
+              <w:top w:w="60" w:type="dxa"/>
+              <w:left w:w="100" w:type="dxa"/>
+              <w:bottom w:w="60" w:type="dxa"/>
+              <w:right w:w="100" w:type="dxa"/>
+            </w:tcMar>
+          </w:tcPr>
+          <w:p>
+            <w:r>
+              <w:rPr>
+                <w:rFonts w:ascii="微软雅黑" w:hAnsi="微软雅黑" w:eastAsia="微软雅黑" w:cs="微软雅黑"/>
+                <w:sz w:val="22"/>
+                <w:szCs w:val="22"/>
+              </w:rPr>
+              <w:t>LoginPanel / RegisterPanel / ChangePwdPanel</w:t>
+            </w:r>
+          </w:p>
+        </w:tc>
+      </w:tr>
+      <w:tr>
+        <w:tblPrEx>
+          <w:tblBorders>
+            <w:top w:val="single" w:color="auto" w:sz="4" w:space="0"/>
+            <w:left w:val="single" w:color="auto" w:sz="4" w:space="0"/>
+            <w:bottom w:val="single" w:color="auto" w:sz="4" w:space="0"/>
+            <w:right w:val="single" w:color="auto" w:sz="4" w:space="0"/>
+            <w:insideH w:val="single" w:color="auto" w:sz="4" w:space="0"/>
+            <w:insideV w:val="single" w:color="auto" w:sz="4" w:space="0"/>
+          </w:tblBorders>
+          <w:tblCellMar>
+            <w:top w:w="0" w:type="dxa"/>
+            <w:left w:w="10" w:type="dxa"/>
+            <w:bottom w:w="0" w:type="dxa"/>
+            <w:right w:w="10" w:type="dxa"/>
+          </w:tblCellMar>
+        </w:tblPrEx>
+        <w:tc>
+          <w:tcPr>
+            <w:tcW w:w="1365" w:type="dxa"/>
+            <w:tcBorders>
+              <w:top w:val="single" w:color="BBBBBB" w:sz="0" w:space="0"/>
+              <w:left w:val="single" w:color="BBBBBB" w:sz="0" w:space="0"/>
+              <w:bottom w:val="single" w:color="BBBBBB" w:sz="0" w:space="0"/>
+              <w:right w:val="single" w:color="BBBBBB" w:sz="0" w:space="0"/>
+            </w:tcBorders>
+            <w:shd w:val="clear" w:color="auto" w:fill="F2F6FC"/>
+            <w:tcMar>
+              <w:top w:w="60" w:type="dxa"/>
+              <w:left w:w="100" w:type="dxa"/>
+              <w:bottom w:w="60" w:type="dxa"/>
+              <w:right w:w="100" w:type="dxa"/>
+            </w:tcMar>
+          </w:tcPr>
+          <w:p>
+            <w:pPr>
+              <w:rPr>
+                <w:rFonts w:hint="eastAsia" w:eastAsia="微软雅黑"/>
+                <w:lang w:val="en-US" w:eastAsia="zh-CN"/>
+              </w:rPr>
+            </w:pPr>
+            <w:r>
+              <w:rPr>
+                <w:rFonts w:hint="eastAsia"/>
+                <w:lang w:val="en-US" w:eastAsia="zh-CN"/>
+              </w:rPr>
+              <w:t>丁紫岚</w:t>
+            </w:r>
+          </w:p>
+        </w:tc>
+        <w:tc>
+          <w:tcPr>
+            <w:tcW w:w="2830" w:type="dxa"/>
+            <w:tcBorders>
+              <w:top w:val="single" w:color="BBBBBB" w:sz="0" w:space="0"/>
+              <w:left w:val="single" w:color="BBBBBB" w:sz="0" w:space="0"/>
+              <w:bottom w:val="single" w:color="BBBBBB" w:sz="0" w:space="0"/>
+              <w:right w:val="single" w:color="BBBBBB" w:sz="0" w:space="0"/>
+            </w:tcBorders>
+            <w:shd w:val="clear" w:color="auto" w:fill="F2F6FC"/>
+            <w:tcMar>
+              <w:top w:w="60" w:type="dxa"/>
+              <w:left w:w="100" w:type="dxa"/>
+              <w:bottom w:w="60" w:type="dxa"/>
+              <w:right w:w="100" w:type="dxa"/>
+            </w:tcMar>
+          </w:tcPr>
+          <w:p>
+            <w:r>
+              <w:rPr>
+                <w:rFonts w:ascii="微软雅黑" w:hAnsi="微软雅黑" w:eastAsia="微软雅黑" w:cs="微软雅黑"/>
+                <w:sz w:val="22"/>
+                <w:szCs w:val="22"/>
+              </w:rPr>
+              <w:t>套餐+检查项管理</w:t>
+            </w:r>
+          </w:p>
+        </w:tc>
+        <w:tc>
+          <w:tcPr>
+            <w:tcW w:w="967" w:type="dxa"/>
+            <w:tcBorders>
+              <w:top w:val="single" w:color="BBBBBB" w:sz="0" w:space="0"/>
+              <w:left w:val="single" w:color="BBBBBB" w:sz="0" w:space="0"/>
+              <w:bottom w:val="single" w:color="BBBBBB" w:sz="0" w:space="0"/>
+              <w:right w:val="single" w:color="BBBBBB" w:sz="0" w:space="0"/>
+            </w:tcBorders>
+            <w:shd w:val="clear" w:color="auto" w:fill="F2F6FC"/>
+            <w:tcMar>
+              <w:top w:w="60" w:type="dxa"/>
+              <w:left w:w="100" w:type="dxa"/>
+              <w:bottom w:w="60" w:type="dxa"/>
+              <w:right w:w="100" w:type="dxa"/>
+            </w:tcMar>
+          </w:tcPr>
+          <w:p>
+            <w:r>
+              <w:rPr>
+                <w:rFonts w:ascii="微软雅黑" w:hAnsi="微软雅黑" w:eastAsia="微软雅黑" w:cs="微软雅黑"/>
+                <w:sz w:val="22"/>
+                <w:szCs w:val="22"/>
+              </w:rPr>
+              <w:t>12</w:t>
+            </w:r>
+          </w:p>
+        </w:tc>
+        <w:tc>
+          <w:tcPr>
+            <w:tcW w:w="2168" w:type="dxa"/>
+            <w:tcBorders>
+              <w:top w:val="single" w:color="BBBBBB" w:sz="0" w:space="0"/>
+              <w:left w:val="single" w:color="BBBBBB" w:sz="0" w:space="0"/>
+              <w:bottom w:val="single" w:color="BBBBBB" w:sz="0" w:space="0"/>
+              <w:right w:val="single" w:color="BBBBBB" w:sz="0" w:space="0"/>
+            </w:tcBorders>
+            <w:shd w:val="clear" w:color="auto" w:fill="F2F6FC"/>
+            <w:tcMar>
+              <w:top w:w="60" w:type="dxa"/>
+              <w:left w:w="100" w:type="dxa"/>
+              <w:bottom w:w="60" w:type="dxa"/>
+              <w:right w:w="100" w:type="dxa"/>
+            </w:tcMar>
+          </w:tcPr>
+          <w:p>
+            <w:r>
+              <w:rPr>
+                <w:rFonts w:ascii="微软雅黑" w:hAnsi="微软雅黑" w:eastAsia="微软雅黑" w:cs="微软雅黑"/>
+                <w:sz w:val="22"/>
+                <w:szCs w:val="22"/>
+              </w:rPr>
+              <w:t>test_packages / medical_tests / package_tests</w:t>
+            </w:r>
+          </w:p>
+        </w:tc>
+        <w:tc>
+          <w:tcPr>
+            <w:tcW w:w="2030" w:type="dxa"/>
+            <w:tcBorders>
+              <w:top w:val="single" w:color="BBBBBB" w:sz="0" w:space="0"/>
+              <w:left w:val="single" w:color="BBBBBB" w:sz="0" w:space="0"/>
+              <w:bottom w:val="single" w:color="BBBBBB" w:sz="0" w:space="0"/>
+              <w:right w:val="single" w:color="BBBBBB" w:sz="0" w:space="0"/>
+            </w:tcBorders>
+            <w:shd w:val="clear" w:color="auto" w:fill="F2F6FC"/>
+            <w:tcMar>
+              <w:top w:w="60" w:type="dxa"/>
+              <w:left w:w="100" w:type="dxa"/>
+              <w:bottom w:w="60" w:type="dxa"/>
+              <w:right w:w="100" w:type="dxa"/>
+            </w:tcMar>
+          </w:tcPr>
+          <w:p>
+            <w:r>
+              <w:rPr>
+                <w:rFonts w:ascii="微软雅黑" w:hAnsi="微软雅黑" w:eastAsia="微软雅黑" w:cs="微软雅黑"/>
+                <w:sz w:val="22"/>
+                <w:szCs w:val="22"/>
+              </w:rPr>
+              <w:t>8个Panel（用户+医护端）</w:t>
+            </w:r>
+          </w:p>
+        </w:tc>
+      </w:tr>
+      <w:tr>
+        <w:tblPrEx>
+          <w:tblBorders>
+            <w:top w:val="single" w:color="auto" w:sz="4" w:space="0"/>
+            <w:left w:val="single" w:color="auto" w:sz="4" w:space="0"/>
+            <w:bottom w:val="single" w:color="auto" w:sz="4" w:space="0"/>
+            <w:right w:val="single" w:color="auto" w:sz="4" w:space="0"/>
+            <w:insideH w:val="single" w:color="auto" w:sz="4" w:space="0"/>
+            <w:insideV w:val="single" w:color="auto" w:sz="4" w:space="0"/>
+          </w:tblBorders>
+          <w:tblCellMar>
+            <w:top w:w="0" w:type="dxa"/>
+            <w:left w:w="10" w:type="dxa"/>
+            <w:bottom w:w="0" w:type="dxa"/>
+            <w:right w:w="10" w:type="dxa"/>
+          </w:tblCellMar>
+        </w:tblPrEx>
+        <w:tc>
+          <w:tcPr>
+            <w:tcW w:w="1365" w:type="dxa"/>
+            <w:tcBorders>
+              <w:top w:val="single" w:color="BBBBBB" w:sz="0" w:space="0"/>
+              <w:left w:val="single" w:color="BBBBBB" w:sz="0" w:space="0"/>
+              <w:bottom w:val="single" w:color="BBBBBB" w:sz="0" w:space="0"/>
+              <w:right w:val="single" w:color="BBBBBB" w:sz="0" w:space="0"/>
+            </w:tcBorders>
+            <w:tcMar>
+              <w:top w:w="60" w:type="dxa"/>
+              <w:left w:w="100" w:type="dxa"/>
+              <w:bottom w:w="60" w:type="dxa"/>
+              <w:right w:w="100" w:type="dxa"/>
+            </w:tcMar>
+          </w:tcPr>
+          <w:p>
+            <w:pPr>
+              <w:rPr>
+                <w:rFonts w:hint="eastAsia" w:eastAsia="微软雅黑"/>
+                <w:lang w:val="en-US" w:eastAsia="zh-CN"/>
+              </w:rPr>
+            </w:pPr>
+            <w:r>
+              <w:rPr>
+                <w:rFonts w:hint="eastAsia"/>
+                <w:lang w:val="en-US" w:eastAsia="zh-CN"/>
+              </w:rPr>
+              <w:t>慈曾华</w:t>
+            </w:r>
+          </w:p>
+        </w:tc>
+        <w:tc>
+          <w:tcPr>
+            <w:tcW w:w="2830" w:type="dxa"/>
+            <w:tcBorders>
+              <w:top w:val="single" w:color="BBBBBB" w:sz="0" w:space="0"/>
+              <w:left w:val="single" w:color="BBBBBB" w:sz="0" w:space="0"/>
+              <w:bottom w:val="single" w:color="BBBBBB" w:sz="0" w:space="0"/>
+              <w:right w:val="single" w:color="BBBBBB" w:sz="0" w:space="0"/>
+            </w:tcBorders>
+            <w:tcMar>
+              <w:top w:w="60" w:type="dxa"/>
+              <w:left w:w="100" w:type="dxa"/>
+              <w:bottom w:w="60" w:type="dxa"/>
+              <w:right w:w="100" w:type="dxa"/>
+            </w:tcMar>
+          </w:tcPr>
+          <w:p>
+            <w:r>
+              <w:rPr>
+                <w:rFonts w:ascii="微软雅黑" w:hAnsi="微软雅黑" w:eastAsia="微软雅黑" w:cs="微软雅黑"/>
+                <w:sz w:val="22"/>
+                <w:szCs w:val="22"/>
+              </w:rPr>
+              <w:t>预约模块</w:t>
+            </w:r>
+          </w:p>
+        </w:tc>
+        <w:tc>
+          <w:tcPr>
+            <w:tcW w:w="967" w:type="dxa"/>
+            <w:tcBorders>
+              <w:top w:val="single" w:color="BBBBBB" w:sz="0" w:space="0"/>
+              <w:left w:val="single" w:color="BBBBBB" w:sz="0" w:space="0"/>
+              <w:bottom w:val="single" w:color="BBBBBB" w:sz="0" w:space="0"/>
+              <w:right w:val="single" w:color="BBBBBB" w:sz="0" w:space="0"/>
+            </w:tcBorders>
+            <w:tcMar>
+              <w:top w:w="60" w:type="dxa"/>
+              <w:left w:w="100" w:type="dxa"/>
+              <w:bottom w:w="60" w:type="dxa"/>
+              <w:right w:w="100" w:type="dxa"/>
+            </w:tcMar>
+          </w:tcPr>
+          <w:p>
+            <w:r>
+              <w:rPr>
+                <w:rFonts w:ascii="微软雅黑" w:hAnsi="微软雅黑" w:eastAsia="微软雅黑" w:cs="微软雅黑"/>
+                <w:sz w:val="22"/>
+                <w:szCs w:val="22"/>
+              </w:rPr>
+              <w:t>6</w:t>
+            </w:r>
+          </w:p>
+        </w:tc>
+        <w:tc>
+          <w:tcPr>
+            <w:tcW w:w="2168" w:type="dxa"/>
+            <w:tcBorders>
+              <w:top w:val="single" w:color="BBBBBB" w:sz="0" w:space="0"/>
+              <w:left w:val="single" w:color="BBBBBB" w:sz="0" w:space="0"/>
+              <w:bottom w:val="single" w:color="BBBBBB" w:sz="0" w:space="0"/>
+              <w:right w:val="single" w:color="BBBBBB" w:sz="0" w:space="0"/>
+            </w:tcBorders>
+            <w:tcMar>
+              <w:top w:w="60" w:type="dxa"/>
+              <w:left w:w="100" w:type="dxa"/>
+              <w:bottom w:w="60" w:type="dxa"/>
+              <w:right w:w="100" w:type="dxa"/>
+            </w:tcMar>
+          </w:tcPr>
+          <w:p>
+            <w:r>
+              <w:rPr>
+                <w:rFonts w:ascii="微软雅黑" w:hAnsi="微软雅黑" w:eastAsia="微软雅黑" w:cs="微软雅黑"/>
+                <w:sz w:val="22"/>
+                <w:szCs w:val="22"/>
+              </w:rPr>
+              <w:t>appointments</w:t>
+            </w:r>
+          </w:p>
+        </w:tc>
+        <w:tc>
+          <w:tcPr>
+            <w:tcW w:w="2030" w:type="dxa"/>
+            <w:tcBorders>
+              <w:top w:val="single" w:color="BBBBBB" w:sz="0" w:space="0"/>
+              <w:left w:val="single" w:color="BBBBBB" w:sz="0" w:space="0"/>
+              <w:bottom w:val="single" w:color="BBBBBB" w:sz="0" w:space="0"/>
+              <w:right w:val="single" w:color="BBBBBB" w:sz="0" w:space="0"/>
+            </w:tcBorders>
+            <w:tcMar>
+              <w:top w:w="60" w:type="dxa"/>
+              <w:left w:w="100" w:type="dxa"/>
+              <w:bottom w:w="60" w:type="dxa"/>
+              <w:right w:w="100" w:type="dxa"/>
+            </w:tcMar>
+          </w:tcPr>
+          <w:p>
+            <w:r>
+              <w:rPr>
+                <w:rFonts w:ascii="微软雅黑" w:hAnsi="微软雅黑" w:eastAsia="微软雅黑" w:cs="微软雅黑"/>
+                <w:sz w:val="22"/>
+                <w:szCs w:val="22"/>
+              </w:rPr>
+              <w:t>4个Panel（创建/查看/管理/自定义）</w:t>
+            </w:r>
+          </w:p>
+        </w:tc>
+      </w:tr>
+      <w:tr>
+        <w:tblPrEx>
+          <w:tblBorders>
+            <w:top w:val="single" w:color="auto" w:sz="4" w:space="0"/>
+            <w:left w:val="single" w:color="auto" w:sz="4" w:space="0"/>
+            <w:bottom w:val="single" w:color="auto" w:sz="4" w:space="0"/>
+            <w:right w:val="single" w:color="auto" w:sz="4" w:space="0"/>
+            <w:insideH w:val="single" w:color="auto" w:sz="4" w:space="0"/>
+            <w:insideV w:val="single" w:color="auto" w:sz="4" w:space="0"/>
+          </w:tblBorders>
+          <w:tblCellMar>
+            <w:top w:w="0" w:type="dxa"/>
+            <w:left w:w="10" w:type="dxa"/>
+            <w:bottom w:w="0" w:type="dxa"/>
+            <w:right w:w="10" w:type="dxa"/>
+          </w:tblCellMar>
+        </w:tblPrEx>
+        <w:tc>
+          <w:tcPr>
+            <w:tcW w:w="1365" w:type="dxa"/>
+            <w:tcBorders>
+              <w:top w:val="single" w:color="BBBBBB" w:sz="0" w:space="0"/>
+              <w:left w:val="single" w:color="BBBBBB" w:sz="0" w:space="0"/>
+              <w:bottom w:val="single" w:color="BBBBBB" w:sz="0" w:space="0"/>
+              <w:right w:val="single" w:color="BBBBBB" w:sz="0" w:space="0"/>
+            </w:tcBorders>
+            <w:shd w:val="clear" w:color="auto" w:fill="F2F6FC"/>
+            <w:tcMar>
+              <w:top w:w="60" w:type="dxa"/>
+              <w:left w:w="100" w:type="dxa"/>
+              <w:bottom w:w="60" w:type="dxa"/>
+              <w:right w:w="100" w:type="dxa"/>
+            </w:tcMar>
+          </w:tcPr>
+          <w:p>
+            <w:pPr>
+              <w:rPr>
+                <w:rFonts w:hint="eastAsia" w:eastAsia="微软雅黑"/>
+                <w:lang w:val="en-US" w:eastAsia="zh-CN"/>
+              </w:rPr>
+            </w:pPr>
+            <w:r>
+              <w:rPr>
+                <w:rFonts w:hint="eastAsia"/>
+                <w:lang w:val="en-US" w:eastAsia="zh-CN"/>
+              </w:rPr>
+              <w:t>苏贝贝</w:t>
+            </w:r>
+            <w:bookmarkStart w:id="0" w:name="_GoBack"/>
+            <w:bookmarkEnd w:id="0"/>
+          </w:p>
+        </w:tc>
+        <w:tc>
+          <w:tcPr>
+            <w:tcW w:w="2830" w:type="dxa"/>
+            <w:tcBorders>
+              <w:top w:val="single" w:color="BBBBBB" w:sz="0" w:space="0"/>
+              <w:left w:val="single" w:color="BBBBBB" w:sz="0" w:space="0"/>
+              <w:bottom w:val="single" w:color="BBBBBB" w:sz="0" w:space="0"/>
+              <w:right w:val="single" w:color="BBBBBB" w:sz="0" w:space="0"/>
+            </w:tcBorders>
+            <w:shd w:val="clear" w:color="auto" w:fill="F2F6FC"/>
+            <w:tcMar>
+              <w:top w:w="60" w:type="dxa"/>
+              <w:left w:w="100" w:type="dxa"/>
+              <w:bottom w:w="60" w:type="dxa"/>
+              <w:right w:w="100" w:type="dxa"/>
+            </w:tcMar>
+          </w:tcPr>
+          <w:p>
+            <w:r>
+              <w:rPr>
+                <w:rFonts w:ascii="微软雅黑" w:hAnsi="微软雅黑" w:eastAsia="微软雅黑" w:cs="微软雅黑"/>
+                <w:sz w:val="22"/>
+                <w:szCs w:val="22"/>
+              </w:rPr>
+              <w:t>体检报告模块</w:t>
+            </w:r>
+          </w:p>
+        </w:tc>
+        <w:tc>
+          <w:tcPr>
+            <w:tcW w:w="967" w:type="dxa"/>
+            <w:tcBorders>
+              <w:top w:val="single" w:color="BBBBBB" w:sz="0" w:space="0"/>
+              <w:left w:val="single" w:color="BBBBBB" w:sz="0" w:space="0"/>
+              <w:bottom w:val="single" w:color="BBBBBB" w:sz="0" w:space="0"/>
+              <w:right w:val="single" w:color="BBBBBB" w:sz="0" w:space="0"/>
+            </w:tcBorders>
+            <w:shd w:val="clear" w:color="auto" w:fill="F2F6FC"/>
+            <w:tcMar>
+              <w:top w:w="60" w:type="dxa"/>
+              <w:left w:w="100" w:type="dxa"/>
+              <w:bottom w:w="60" w:type="dxa"/>
+              <w:right w:w="100" w:type="dxa"/>
+            </w:tcMar>
+          </w:tcPr>
+          <w:p>
+            <w:r>
+              <w:rPr>
+                <w:rFonts w:ascii="微软雅黑" w:hAnsi="微软雅黑" w:eastAsia="微软雅黑" w:cs="微软雅黑"/>
+                <w:sz w:val="22"/>
+                <w:szCs w:val="22"/>
+              </w:rPr>
+              <w:t>6</w:t>
+            </w:r>
+          </w:p>
+        </w:tc>
+        <w:tc>
+          <w:tcPr>
+            <w:tcW w:w="2168" w:type="dxa"/>
+            <w:tcBorders>
+              <w:top w:val="single" w:color="BBBBBB" w:sz="0" w:space="0"/>
+              <w:left w:val="single" w:color="BBBBBB" w:sz="0" w:space="0"/>
+              <w:bottom w:val="single" w:color="BBBBBB" w:sz="0" w:space="0"/>
+              <w:right w:val="single" w:color="BBBBBB" w:sz="0" w:space="0"/>
+            </w:tcBorders>
+            <w:shd w:val="clear" w:color="auto" w:fill="F2F6FC"/>
+            <w:tcMar>
+              <w:top w:w="60" w:type="dxa"/>
+              <w:left w:w="100" w:type="dxa"/>
+              <w:bottom w:w="60" w:type="dxa"/>
+              <w:right w:w="100" w:type="dxa"/>
+            </w:tcMar>
+          </w:tcPr>
+          <w:p>
+            <w:r>
+              <w:rPr>
+                <w:rFonts w:ascii="微软雅黑" w:hAnsi="微软雅黑" w:eastAsia="微软雅黑" w:cs="微软雅黑"/>
+                <w:sz w:val="22"/>
+                <w:szCs w:val="22"/>
+              </w:rPr>
+              <w:t>exam_records</w:t>
+            </w:r>
+          </w:p>
+        </w:tc>
+        <w:tc>
+          <w:tcPr>
+            <w:tcW w:w="2030" w:type="dxa"/>
+            <w:tcBorders>
+              <w:top w:val="single" w:color="BBBBBB" w:sz="0" w:space="0"/>
+              <w:left w:val="single" w:color="BBBBBB" w:sz="0" w:space="0"/>
+              <w:bottom w:val="single" w:color="BBBBBB" w:sz="0" w:space="0"/>
+              <w:right w:val="single" w:color="BBBBBB" w:sz="0" w:space="0"/>
+            </w:tcBorders>
+            <w:shd w:val="clear" w:color="auto" w:fill="F2F6FC"/>
+            <w:tcMar>
+              <w:top w:w="60" w:type="dxa"/>
+              <w:left w:w="100" w:type="dxa"/>
+              <w:bottom w:w="60" w:type="dxa"/>
+              <w:right w:w="100" w:type="dxa"/>
+            </w:tcMar>
+          </w:tcPr>
+          <w:p>
+            <w:r>
+              <w:rPr>
+                <w:rFonts w:ascii="微软雅黑" w:hAnsi="微软雅黑" w:eastAsia="微软雅黑" w:cs="微软雅黑"/>
+                <w:sz w:val="22"/>
+                <w:szCs w:val="22"/>
+              </w:rPr>
+              <w:t>4个Panel（录入/报告/建议/历史）</w:t>
+            </w:r>
+          </w:p>
+        </w:tc>
+      </w:tr>
+    </w:tbl>
+    <w:p>
+      <w:pPr>
+        <w:pStyle w:val="3"/>
+        <w:spacing w:before="280" w:after="160"/>
+      </w:pPr>
+      <w:r>
+        <w:rPr>
+          <w:rFonts w:ascii="微软雅黑" w:hAnsi="微软雅黑" w:eastAsia="微软雅黑" w:cs="微软雅黑"/>
+          <w:b/>
+          <w:bCs/>
+          <w:sz w:val="28"/>
+          <w:szCs w:val="28"/>
+        </w:rPr>
+        <w:t>4.2 并行开发原理</w:t>
+      </w:r>
+    </w:p>
+    <w:p>
+      <w:pPr>
+        <w:spacing w:after="80"/>
+      </w:pPr>
+      <w:r>
+        <w:rPr>
+          <w:rFonts w:ascii="微软雅黑" w:hAnsi="微软雅黑" w:eastAsia="微软雅黑" w:cs="微软雅黑"/>
+          <w:sz w:val="22"/>
+          <w:szCs w:val="22"/>
+        </w:rPr>
+        <w:t>五人只依赖 A 第一步产出的实体和 DAO 方法签名，之后完全并行。各人操作的表互不重叠，代码包互不冲突。</w:t>
+      </w:r>
+    </w:p>
+    <w:tbl>
+      <w:tblPr>
+        <w:tblStyle w:val="11"/>
+        <w:tblW w:w="9360" w:type="dxa"/>
+        <w:tblInd w:w="0" w:type="dxa"/>
+        <w:tblBorders>
+          <w:top w:val="single" w:color="auto" w:sz="4" w:space="0"/>
+          <w:left w:val="single" w:color="auto" w:sz="4" w:space="0"/>
+          <w:bottom w:val="single" w:color="auto" w:sz="4" w:space="0"/>
+          <w:right w:val="single" w:color="auto" w:sz="4" w:space="0"/>
+          <w:insideH w:val="single" w:color="auto" w:sz="4" w:space="0"/>
+          <w:insideV w:val="single" w:color="auto" w:sz="4" w:space="0"/>
+        </w:tblBorders>
+        <w:tblLayout w:type="autofit"/>
+        <w:tblCellMar>
+          <w:top w:w="0" w:type="dxa"/>
+          <w:left w:w="10" w:type="dxa"/>
+          <w:bottom w:w="0" w:type="dxa"/>
+          <w:right w:w="10" w:type="dxa"/>
+        </w:tblCellMar>
+      </w:tblPr>
+      <w:tblGrid>
+        <w:gridCol w:w="2039"/>
+        <w:gridCol w:w="1464"/>
+        <w:gridCol w:w="1464"/>
+        <w:gridCol w:w="1464"/>
+        <w:gridCol w:w="1464"/>
+        <w:gridCol w:w="1465"/>
+      </w:tblGrid>
+      <w:tr>
+        <w:tblPrEx>
+          <w:tblBorders>
+            <w:top w:val="single" w:color="auto" w:sz="4" w:space="0"/>
+            <w:left w:val="single" w:color="auto" w:sz="4" w:space="0"/>
+            <w:bottom w:val="single" w:color="auto" w:sz="4" w:space="0"/>
+            <w:right w:val="single" w:color="auto" w:sz="4" w:space="0"/>
+            <w:insideH w:val="single" w:color="auto" w:sz="4" w:space="0"/>
+            <w:insideV w:val="single" w:color="auto" w:sz="4" w:space="0"/>
+          </w:tblBorders>
+          <w:tblCellMar>
+            <w:top w:w="0" w:type="dxa"/>
+            <w:left w:w="10" w:type="dxa"/>
+            <w:bottom w:w="0" w:type="dxa"/>
+            <w:right w:w="10" w:type="dxa"/>
+          </w:tblCellMar>
+        </w:tblPrEx>
+        <w:tc>
+          <w:tcPr>
+            <w:tcW w:w="1600" w:type="dxa"/>
+            <w:tcBorders>
+              <w:top w:val="single" w:color="BBBBBB" w:sz="0" w:space="0"/>
+              <w:left w:val="single" w:color="BBBBBB" w:sz="0" w:space="0"/>
+              <w:bottom w:val="single" w:color="BBBBBB" w:sz="0" w:space="0"/>
+              <w:right w:val="single" w:color="BBBBBB" w:sz="0" w:space="0"/>
+            </w:tcBorders>
+            <w:shd w:val="clear" w:color="auto" w:fill="2B579A"/>
+            <w:tcMar>
+              <w:top w:w="60" w:type="dxa"/>
+              <w:left w:w="100" w:type="dxa"/>
+              <w:bottom w:w="60" w:type="dxa"/>
+              <w:right w:w="100" w:type="dxa"/>
+            </w:tcMar>
+          </w:tcPr>
+          <w:p/>
+        </w:tc>
+        <w:tc>
+          <w:tcPr>
+            <w:tcW w:w="1200" w:type="dxa"/>
+            <w:tcBorders>
+              <w:top w:val="single" w:color="BBBBBB" w:sz="0" w:space="0"/>
+              <w:left w:val="single" w:color="BBBBBB" w:sz="0" w:space="0"/>
+              <w:bottom w:val="single" w:color="BBBBBB" w:sz="0" w:space="0"/>
+              <w:right w:val="single" w:color="BBBBBB" w:sz="0" w:space="0"/>
+            </w:tcBorders>
+            <w:shd w:val="clear" w:color="auto" w:fill="2B579A"/>
+            <w:tcMar>
+              <w:top w:w="60" w:type="dxa"/>
+              <w:left w:w="100" w:type="dxa"/>
+              <w:bottom w:w="60" w:type="dxa"/>
+              <w:right w:w="100" w:type="dxa"/>
+            </w:tcMar>
+          </w:tcPr>
+          <w:p>
+            <w:r>
+              <w:rPr>
+                <w:rFonts w:ascii="微软雅黑" w:hAnsi="微软雅黑" w:eastAsia="微软雅黑" w:cs="微软雅黑"/>
+                <w:b/>
+                <w:bCs/>
+                <w:color w:val="FFFFFF"/>
+                <w:sz w:val="22"/>
+                <w:szCs w:val="22"/>
+              </w:rPr>
+              <w:t>A</w:t>
+            </w:r>
+          </w:p>
+        </w:tc>
+        <w:tc>
+          <w:tcPr>
+            <w:tcW w:w="1200" w:type="dxa"/>
+            <w:tcBorders>
+              <w:top w:val="single" w:color="BBBBBB" w:sz="0" w:space="0"/>
+              <w:left w:val="single" w:color="BBBBBB" w:sz="0" w:space="0"/>
+              <w:bottom w:val="single" w:color="BBBBBB" w:sz="0" w:space="0"/>
+              <w:right w:val="single" w:color="BBBBBB" w:sz="0" w:space="0"/>
+            </w:tcBorders>
+            <w:shd w:val="clear" w:color="auto" w:fill="2B579A"/>
+            <w:tcMar>
+              <w:top w:w="60" w:type="dxa"/>
+              <w:left w:w="100" w:type="dxa"/>
+              <w:bottom w:w="60" w:type="dxa"/>
+              <w:right w:w="100" w:type="dxa"/>
+            </w:tcMar>
+          </w:tcPr>
+          <w:p>
+            <w:r>
+              <w:rPr>
+                <w:rFonts w:ascii="微软雅黑" w:hAnsi="微软雅黑" w:eastAsia="微软雅黑" w:cs="微软雅黑"/>
+                <w:b/>
+                <w:bCs/>
+                <w:color w:val="FFFFFF"/>
+                <w:sz w:val="22"/>
+                <w:szCs w:val="22"/>
+              </w:rPr>
+              <w:t>B</w:t>
+            </w:r>
+          </w:p>
+        </w:tc>
+        <w:tc>
+          <w:tcPr>
+            <w:tcW w:w="1200" w:type="dxa"/>
+            <w:tcBorders>
+              <w:top w:val="single" w:color="BBBBBB" w:sz="0" w:space="0"/>
+              <w:left w:val="single" w:color="BBBBBB" w:sz="0" w:space="0"/>
+              <w:bottom w:val="single" w:color="BBBBBB" w:sz="0" w:space="0"/>
+              <w:right w:val="single" w:color="BBBBBB" w:sz="0" w:space="0"/>
+            </w:tcBorders>
+            <w:shd w:val="clear" w:color="auto" w:fill="2B579A"/>
+            <w:tcMar>
+              <w:top w:w="60" w:type="dxa"/>
+              <w:left w:w="100" w:type="dxa"/>
+              <w:bottom w:w="60" w:type="dxa"/>
+              <w:right w:w="100" w:type="dxa"/>
+            </w:tcMar>
+          </w:tcPr>
+          <w:p>
+            <w:r>
+              <w:rPr>
+                <w:rFonts w:ascii="微软雅黑" w:hAnsi="微软雅黑" w:eastAsia="微软雅黑" w:cs="微软雅黑"/>
+                <w:b/>
+                <w:bCs/>
+                <w:color w:val="FFFFFF"/>
+                <w:sz w:val="22"/>
+                <w:szCs w:val="22"/>
+              </w:rPr>
+              <w:t>C</w:t>
+            </w:r>
+          </w:p>
+        </w:tc>
+        <w:tc>
+          <w:tcPr>
+            <w:tcW w:w="1200" w:type="dxa"/>
+            <w:tcBorders>
+              <w:top w:val="single" w:color="BBBBBB" w:sz="0" w:space="0"/>
+              <w:left w:val="single" w:color="BBBBBB" w:sz="0" w:space="0"/>
+              <w:bottom w:val="single" w:color="BBBBBB" w:sz="0" w:space="0"/>
+              <w:right w:val="single" w:color="BBBBBB" w:sz="0" w:space="0"/>
+            </w:tcBorders>
+            <w:shd w:val="clear" w:color="auto" w:fill="2B579A"/>
+            <w:tcMar>
+              <w:top w:w="60" w:type="dxa"/>
+              <w:left w:w="100" w:type="dxa"/>
+              <w:bottom w:w="60" w:type="dxa"/>
+              <w:right w:w="100" w:type="dxa"/>
+            </w:tcMar>
+          </w:tcPr>
+          <w:p>
+            <w:r>
+              <w:rPr>
+                <w:rFonts w:ascii="微软雅黑" w:hAnsi="微软雅黑" w:eastAsia="微软雅黑" w:cs="微软雅黑"/>
+                <w:b/>
+                <w:bCs/>
+                <w:color w:val="FFFFFF"/>
+                <w:sz w:val="22"/>
+                <w:szCs w:val="22"/>
+              </w:rPr>
+              <w:t>D</w:t>
+            </w:r>
+          </w:p>
+        </w:tc>
+        <w:tc>
+          <w:tcPr>
+            <w:tcW w:w="1200" w:type="dxa"/>
+            <w:tcBorders>
+              <w:top w:val="single" w:color="BBBBBB" w:sz="0" w:space="0"/>
+              <w:left w:val="single" w:color="BBBBBB" w:sz="0" w:space="0"/>
+              <w:bottom w:val="single" w:color="BBBBBB" w:sz="0" w:space="0"/>
+              <w:right w:val="single" w:color="BBBBBB" w:sz="0" w:space="0"/>
+            </w:tcBorders>
+            <w:shd w:val="clear" w:color="auto" w:fill="2B579A"/>
+            <w:tcMar>
+              <w:top w:w="60" w:type="dxa"/>
+              <w:left w:w="100" w:type="dxa"/>
+              <w:bottom w:w="60" w:type="dxa"/>
+              <w:right w:w="100" w:type="dxa"/>
+            </w:tcMar>
+          </w:tcPr>
+          <w:p>
+            <w:r>
+              <w:rPr>
+                <w:rFonts w:ascii="微软雅黑" w:hAnsi="微软雅黑" w:eastAsia="微软雅黑" w:cs="微软雅黑"/>
+                <w:b/>
+                <w:bCs/>
+                <w:color w:val="FFFFFF"/>
+                <w:sz w:val="22"/>
+                <w:szCs w:val="22"/>
+              </w:rPr>
+              <w:t>E</w:t>
+            </w:r>
+          </w:p>
+        </w:tc>
+      </w:tr>
+      <w:tr>
+        <w:tblPrEx>
+          <w:tblBorders>
+            <w:top w:val="single" w:color="auto" w:sz="4" w:space="0"/>
+            <w:left w:val="single" w:color="auto" w:sz="4" w:space="0"/>
+            <w:bottom w:val="single" w:color="auto" w:sz="4" w:space="0"/>
+            <w:right w:val="single" w:color="auto" w:sz="4" w:space="0"/>
+            <w:insideH w:val="single" w:color="auto" w:sz="4" w:space="0"/>
+            <w:insideV w:val="single" w:color="auto" w:sz="4" w:space="0"/>
+          </w:tblBorders>
+          <w:tblCellMar>
+            <w:top w:w="0" w:type="dxa"/>
+            <w:left w:w="10" w:type="dxa"/>
+            <w:bottom w:w="0" w:type="dxa"/>
+            <w:right w:w="10" w:type="dxa"/>
+          </w:tblCellMar>
+        </w:tblPrEx>
+        <w:tc>
+          <w:tcPr>
+            <w:tcW w:w="1600" w:type="dxa"/>
+            <w:tcBorders>
+              <w:top w:val="single" w:color="BBBBBB" w:sz="0" w:space="0"/>
+              <w:left w:val="single" w:color="BBBBBB" w:sz="0" w:space="0"/>
+              <w:bottom w:val="single" w:color="BBBBBB" w:sz="0" w:space="0"/>
+              <w:right w:val="single" w:color="BBBBBB" w:sz="0" w:space="0"/>
+            </w:tcBorders>
+            <w:shd w:val="clear" w:color="auto" w:fill="F2F6FC"/>
+            <w:tcMar>
+              <w:top w:w="60" w:type="dxa"/>
+              <w:left w:w="100" w:type="dxa"/>
+              <w:bottom w:w="60" w:type="dxa"/>
+              <w:right w:w="100" w:type="dxa"/>
+            </w:tcMar>
+          </w:tcPr>
+          <w:p>
+            <w:r>
+              <w:rPr>
+                <w:rFonts w:ascii="微软雅黑" w:hAnsi="微软雅黑" w:eastAsia="微软雅黑" w:cs="微软雅黑"/>
+                <w:sz w:val="22"/>
+                <w:szCs w:val="22"/>
+              </w:rPr>
+              <w:t>users</w:t>
+            </w:r>
+          </w:p>
+        </w:tc>
+        <w:tc>
+          <w:tcPr>
+            <w:tcW w:w="1200" w:type="dxa"/>
+            <w:tcBorders>
+              <w:top w:val="single" w:color="BBBBBB" w:sz="0" w:space="0"/>
+              <w:left w:val="single" w:color="BBBBBB" w:sz="0" w:space="0"/>
+              <w:bottom w:val="single" w:color="BBBBBB" w:sz="0" w:space="0"/>
+              <w:right w:val="single" w:color="BBBBBB" w:sz="0" w:space="0"/>
+            </w:tcBorders>
+            <w:shd w:val="clear" w:color="auto" w:fill="F2F6FC"/>
+            <w:tcMar>
+              <w:top w:w="60" w:type="dxa"/>
+              <w:left w:w="100" w:type="dxa"/>
+              <w:bottom w:w="60" w:type="dxa"/>
+              <w:right w:w="100" w:type="dxa"/>
+            </w:tcMar>
+          </w:tcPr>
+          <w:p>
+            <w:r>
+              <w:rPr>
+                <w:rFonts w:ascii="微软雅黑" w:hAnsi="微软雅黑" w:eastAsia="微软雅黑" w:cs="微软雅黑"/>
+                <w:sz w:val="22"/>
+                <w:szCs w:val="22"/>
+              </w:rPr>
+              <w:t>✓</w:t>
+            </w:r>
+          </w:p>
+        </w:tc>
+        <w:tc>
+          <w:tcPr>
+            <w:tcW w:w="1200" w:type="dxa"/>
+            <w:tcBorders>
+              <w:top w:val="single" w:color="BBBBBB" w:sz="0" w:space="0"/>
+              <w:left w:val="single" w:color="BBBBBB" w:sz="0" w:space="0"/>
+              <w:bottom w:val="single" w:color="BBBBBB" w:sz="0" w:space="0"/>
+              <w:right w:val="single" w:color="BBBBBB" w:sz="0" w:space="0"/>
+            </w:tcBorders>
+            <w:shd w:val="clear" w:color="auto" w:fill="F2F6FC"/>
+            <w:tcMar>
+              <w:top w:w="60" w:type="dxa"/>
+              <w:left w:w="100" w:type="dxa"/>
+              <w:bottom w:w="60" w:type="dxa"/>
+              <w:right w:w="100" w:type="dxa"/>
+            </w:tcMar>
+          </w:tcPr>
+          <w:p>
+            <w:r>
+              <w:rPr>
+                <w:rFonts w:ascii="微软雅黑" w:hAnsi="微软雅黑" w:eastAsia="微软雅黑" w:cs="微软雅黑"/>
+                <w:sz w:val="22"/>
+                <w:szCs w:val="22"/>
+              </w:rPr>
+              <w:t>✓（只读A的DAO）</w:t>
+            </w:r>
+          </w:p>
+        </w:tc>
+        <w:tc>
+          <w:tcPr>
+            <w:tcW w:w="1200" w:type="dxa"/>
+            <w:tcBorders>
+              <w:top w:val="single" w:color="BBBBBB" w:sz="0" w:space="0"/>
+              <w:left w:val="single" w:color="BBBBBB" w:sz="0" w:space="0"/>
+              <w:bottom w:val="single" w:color="BBBBBB" w:sz="0" w:space="0"/>
+              <w:right w:val="single" w:color="BBBBBB" w:sz="0" w:space="0"/>
+            </w:tcBorders>
+            <w:shd w:val="clear" w:color="auto" w:fill="F2F6FC"/>
+            <w:tcMar>
+              <w:top w:w="60" w:type="dxa"/>
+              <w:left w:w="100" w:type="dxa"/>
+              <w:bottom w:w="60" w:type="dxa"/>
+              <w:right w:w="100" w:type="dxa"/>
+            </w:tcMar>
+          </w:tcPr>
+          <w:p/>
+        </w:tc>
+        <w:tc>
+          <w:tcPr>
+            <w:tcW w:w="1200" w:type="dxa"/>
+            <w:tcBorders>
+              <w:top w:val="single" w:color="BBBBBB" w:sz="0" w:space="0"/>
+              <w:left w:val="single" w:color="BBBBBB" w:sz="0" w:space="0"/>
+              <w:bottom w:val="single" w:color="BBBBBB" w:sz="0" w:space="0"/>
+              <w:right w:val="single" w:color="BBBBBB" w:sz="0" w:space="0"/>
+            </w:tcBorders>
+            <w:shd w:val="clear" w:color="auto" w:fill="F2F6FC"/>
+            <w:tcMar>
+              <w:top w:w="60" w:type="dxa"/>
+              <w:left w:w="100" w:type="dxa"/>
+              <w:bottom w:w="60" w:type="dxa"/>
+              <w:right w:w="100" w:type="dxa"/>
+            </w:tcMar>
+          </w:tcPr>
+          <w:p/>
+        </w:tc>
+        <w:tc>
+          <w:tcPr>
+            <w:tcW w:w="1200" w:type="dxa"/>
+            <w:tcBorders>
+              <w:top w:val="single" w:color="BBBBBB" w:sz="0" w:space="0"/>
+              <w:left w:val="single" w:color="BBBBBB" w:sz="0" w:space="0"/>
+              <w:bottom w:val="single" w:color="BBBBBB" w:sz="0" w:space="0"/>
+              <w:right w:val="single" w:color="BBBBBB" w:sz="0" w:space="0"/>
+            </w:tcBorders>
+            <w:shd w:val="clear" w:color="auto" w:fill="F2F6FC"/>
+            <w:tcMar>
+              <w:top w:w="60" w:type="dxa"/>
+              <w:left w:w="100" w:type="dxa"/>
+              <w:bottom w:w="60" w:type="dxa"/>
+              <w:right w:w="100" w:type="dxa"/>
+            </w:tcMar>
+          </w:tcPr>
+          <w:p/>
+        </w:tc>
+      </w:tr>
+      <w:tr>
+        <w:tblPrEx>
+          <w:tblBorders>
+            <w:top w:val="single" w:color="auto" w:sz="4" w:space="0"/>
+            <w:left w:val="single" w:color="auto" w:sz="4" w:space="0"/>
+            <w:bottom w:val="single" w:color="auto" w:sz="4" w:space="0"/>
+            <w:right w:val="single" w:color="auto" w:sz="4" w:space="0"/>
+            <w:insideH w:val="single" w:color="auto" w:sz="4" w:space="0"/>
+            <w:insideV w:val="single" w:color="auto" w:sz="4" w:space="0"/>
+          </w:tblBorders>
+          <w:tblCellMar>
+            <w:top w:w="0" w:type="dxa"/>
+            <w:left w:w="10" w:type="dxa"/>
+            <w:bottom w:w="0" w:type="dxa"/>
+            <w:right w:w="10" w:type="dxa"/>
+          </w:tblCellMar>
+        </w:tblPrEx>
+        <w:tc>
+          <w:tcPr>
+            <w:tcW w:w="1600" w:type="dxa"/>
+            <w:tcBorders>
+              <w:top w:val="single" w:color="BBBBBB" w:sz="0" w:space="0"/>
+              <w:left w:val="single" w:color="BBBBBB" w:sz="0" w:space="0"/>
+              <w:bottom w:val="single" w:color="BBBBBB" w:sz="0" w:space="0"/>
+              <w:right w:val="single" w:color="BBBBBB" w:sz="0" w:space="0"/>
+            </w:tcBorders>
+            <w:tcMar>
+              <w:top w:w="60" w:type="dxa"/>
+              <w:left w:w="100" w:type="dxa"/>
+              <w:bottom w:w="60" w:type="dxa"/>
+              <w:right w:w="100" w:type="dxa"/>
+            </w:tcMar>
+          </w:tcPr>
+          <w:p>
+            <w:r>
+              <w:rPr>
+                <w:rFonts w:ascii="微软雅黑" w:hAnsi="微软雅黑" w:eastAsia="微软雅黑" w:cs="微软雅黑"/>
+                <w:sz w:val="22"/>
+                <w:szCs w:val="22"/>
+              </w:rPr>
+              <w:t>test_packages</w:t>
+            </w:r>
+          </w:p>
+        </w:tc>
+        <w:tc>
+          <w:tcPr>
+            <w:tcW w:w="1200" w:type="dxa"/>
+            <w:tcBorders>
+              <w:top w:val="single" w:color="BBBBBB" w:sz="0" w:space="0"/>
+              <w:left w:val="single" w:color="BBBBBB" w:sz="0" w:space="0"/>
+              <w:bottom w:val="single" w:color="BBBBBB" w:sz="0" w:space="0"/>
+              <w:right w:val="single" w:color="BBBBBB" w:sz="0" w:space="0"/>
+            </w:tcBorders>
+            <w:tcMar>
+              <w:top w:w="60" w:type="dxa"/>
+              <w:left w:w="100" w:type="dxa"/>
+              <w:bottom w:w="60" w:type="dxa"/>
+              <w:right w:w="100" w:type="dxa"/>
+            </w:tcMar>
+          </w:tcPr>
+          <w:p>
+            <w:r>
+              <w:rPr>
+                <w:rFonts w:ascii="微软雅黑" w:hAnsi="微软雅黑" w:eastAsia="微软雅黑" w:cs="微软雅黑"/>
+                <w:sz w:val="22"/>
+                <w:szCs w:val="22"/>
+              </w:rPr>
+              <w:t>✓</w:t>
+            </w:r>
+          </w:p>
+        </w:tc>
+        <w:tc>
+          <w:tcPr>
+            <w:tcW w:w="1200" w:type="dxa"/>
+            <w:tcBorders>
+              <w:top w:val="single" w:color="BBBBBB" w:sz="0" w:space="0"/>
+              <w:left w:val="single" w:color="BBBBBB" w:sz="0" w:space="0"/>
+              <w:bottom w:val="single" w:color="BBBBBB" w:sz="0" w:space="0"/>
+              <w:right w:val="single" w:color="BBBBBB" w:sz="0" w:space="0"/>
+            </w:tcBorders>
+            <w:tcMar>
+              <w:top w:w="60" w:type="dxa"/>
+              <w:left w:w="100" w:type="dxa"/>
+              <w:bottom w:w="60" w:type="dxa"/>
+              <w:right w:w="100" w:type="dxa"/>
+            </w:tcMar>
+          </w:tcPr>
+          <w:p/>
+        </w:tc>
+        <w:tc>
+          <w:tcPr>
+            <w:tcW w:w="1200" w:type="dxa"/>
+            <w:tcBorders>
+              <w:top w:val="single" w:color="BBBBBB" w:sz="0" w:space="0"/>
+              <w:left w:val="single" w:color="BBBBBB" w:sz="0" w:space="0"/>
+              <w:bottom w:val="single" w:color="BBBBBB" w:sz="0" w:space="0"/>
+              <w:right w:val="single" w:color="BBBBBB" w:sz="0" w:space="0"/>
+            </w:tcBorders>
+            <w:tcMar>
+              <w:top w:w="60" w:type="dxa"/>
+              <w:left w:w="100" w:type="dxa"/>
+              <w:bottom w:w="60" w:type="dxa"/>
+              <w:right w:w="100" w:type="dxa"/>
+            </w:tcMar>
+          </w:tcPr>
+          <w:p>
+            <w:r>
+              <w:rPr>
+                <w:rFonts w:ascii="微软雅黑" w:hAnsi="微软雅黑" w:eastAsia="微软雅黑" w:cs="微软雅黑"/>
+                <w:sz w:val="22"/>
+                <w:szCs w:val="22"/>
+              </w:rPr>
+              <w:t>✓</w:t>
+            </w:r>
+          </w:p>
+        </w:tc>
+        <w:tc>
+          <w:tcPr>
+            <w:tcW w:w="1200" w:type="dxa"/>
+            <w:tcBorders>
+              <w:top w:val="single" w:color="BBBBBB" w:sz="0" w:space="0"/>
+              <w:left w:val="single" w:color="BBBBBB" w:sz="0" w:space="0"/>
+              <w:bottom w:val="single" w:color="BBBBBB" w:sz="0" w:space="0"/>
+              <w:right w:val="single" w:color="BBBBBB" w:sz="0" w:space="0"/>
+            </w:tcBorders>
+            <w:tcMar>
+              <w:top w:w="60" w:type="dxa"/>
+              <w:left w:w="100" w:type="dxa"/>
+              <w:bottom w:w="60" w:type="dxa"/>
+              <w:right w:w="100" w:type="dxa"/>
+            </w:tcMar>
+          </w:tcPr>
+          <w:p>
+            <w:r>
+              <w:rPr>
+                <w:rFonts w:ascii="微软雅黑" w:hAnsi="微软雅黑" w:eastAsia="微软雅黑" w:cs="微软雅黑"/>
+                <w:sz w:val="22"/>
+                <w:szCs w:val="22"/>
+              </w:rPr>
+              <w:t>✓（只读）</w:t>
+            </w:r>
+          </w:p>
+        </w:tc>
+        <w:tc>
+          <w:tcPr>
+            <w:tcW w:w="1200" w:type="dxa"/>
+            <w:tcBorders>
+              <w:top w:val="single" w:color="BBBBBB" w:sz="0" w:space="0"/>
+              <w:left w:val="single" w:color="BBBBBB" w:sz="0" w:space="0"/>
+              <w:bottom w:val="single" w:color="BBBBBB" w:sz="0" w:space="0"/>
+              <w:right w:val="single" w:color="BBBBBB" w:sz="0" w:space="0"/>
+            </w:tcBorders>
+            <w:tcMar>
+              <w:top w:w="60" w:type="dxa"/>
+              <w:left w:w="100" w:type="dxa"/>
+              <w:bottom w:w="60" w:type="dxa"/>
+              <w:right w:w="100" w:type="dxa"/>
+            </w:tcMar>
+          </w:tcPr>
+          <w:p/>
+        </w:tc>
+      </w:tr>
+      <w:tr>
+        <w:tblPrEx>
+          <w:tblBorders>
+            <w:top w:val="single" w:color="auto" w:sz="4" w:space="0"/>
+            <w:left w:val="single" w:color="auto" w:sz="4" w:space="0"/>
+            <w:bottom w:val="single" w:color="auto" w:sz="4" w:space="0"/>
+            <w:right w:val="single" w:color="auto" w:sz="4" w:space="0"/>
+            <w:insideH w:val="single" w:color="auto" w:sz="4" w:space="0"/>
+            <w:insideV w:val="single" w:color="auto" w:sz="4" w:space="0"/>
+          </w:tblBorders>
+          <w:tblCellMar>
+            <w:top w:w="0" w:type="dxa"/>
+            <w:left w:w="10" w:type="dxa"/>
+            <w:bottom w:w="0" w:type="dxa"/>
+            <w:right w:w="10" w:type="dxa"/>
+          </w:tblCellMar>
+        </w:tblPrEx>
+        <w:tc>
+          <w:tcPr>
+            <w:tcW w:w="1600" w:type="dxa"/>
+            <w:tcBorders>
+              <w:top w:val="single" w:color="BBBBBB" w:sz="0" w:space="0"/>
+              <w:left w:val="single" w:color="BBBBBB" w:sz="0" w:space="0"/>
+              <w:bottom w:val="single" w:color="BBBBBB" w:sz="0" w:space="0"/>
+              <w:right w:val="single" w:color="BBBBBB" w:sz="0" w:space="0"/>
+            </w:tcBorders>
+            <w:shd w:val="clear" w:color="auto" w:fill="F2F6FC"/>
+            <w:tcMar>
+              <w:top w:w="60" w:type="dxa"/>
+              <w:left w:w="100" w:type="dxa"/>
+              <w:bottom w:w="60" w:type="dxa"/>
+              <w:right w:w="100" w:type="dxa"/>
+            </w:tcMar>
+          </w:tcPr>
+          <w:p>
+            <w:r>
+              <w:rPr>
+                <w:rFonts w:ascii="微软雅黑" w:hAnsi="微软雅黑" w:eastAsia="微软雅黑" w:cs="微软雅黑"/>
+                <w:sz w:val="22"/>
+                <w:szCs w:val="22"/>
+              </w:rPr>
+              <w:t>medical_tests</w:t>
+            </w:r>
+          </w:p>
+        </w:tc>
+        <w:tc>
+          <w:tcPr>
+            <w:tcW w:w="1200" w:type="dxa"/>
+            <w:tcBorders>
+              <w:top w:val="single" w:color="BBBBBB" w:sz="0" w:space="0"/>
+              <w:left w:val="single" w:color="BBBBBB" w:sz="0" w:space="0"/>
+              <w:bottom w:val="single" w:color="BBBBBB" w:sz="0" w:space="0"/>
+              <w:right w:val="single" w:color="BBBBBB" w:sz="0" w:space="0"/>
+            </w:tcBorders>
+            <w:shd w:val="clear" w:color="auto" w:fill="F2F6FC"/>
+            <w:tcMar>
+              <w:top w:w="60" w:type="dxa"/>
+              <w:left w:w="100" w:type="dxa"/>
+              <w:bottom w:w="60" w:type="dxa"/>
+              <w:right w:w="100" w:type="dxa"/>
+            </w:tcMar>
+          </w:tcPr>
+          <w:p>
+            <w:r>
+              <w:rPr>
+                <w:rFonts w:ascii="微软雅黑" w:hAnsi="微软雅黑" w:eastAsia="微软雅黑" w:cs="微软雅黑"/>
+                <w:sz w:val="22"/>
+                <w:szCs w:val="22"/>
+              </w:rPr>
+              <w:t>✓</w:t>
+            </w:r>
+          </w:p>
+        </w:tc>
+        <w:tc>
+          <w:tcPr>
+            <w:tcW w:w="1200" w:type="dxa"/>
+            <w:tcBorders>
+              <w:top w:val="single" w:color="BBBBBB" w:sz="0" w:space="0"/>
+              <w:left w:val="single" w:color="BBBBBB" w:sz="0" w:space="0"/>
+              <w:bottom w:val="single" w:color="BBBBBB" w:sz="0" w:space="0"/>
+              <w:right w:val="single" w:color="BBBBBB" w:sz="0" w:space="0"/>
+            </w:tcBorders>
+            <w:shd w:val="clear" w:color="auto" w:fill="F2F6FC"/>
+            <w:tcMar>
+              <w:top w:w="60" w:type="dxa"/>
+              <w:left w:w="100" w:type="dxa"/>
+              <w:bottom w:w="60" w:type="dxa"/>
+              <w:right w:w="100" w:type="dxa"/>
+            </w:tcMar>
+          </w:tcPr>
+          <w:p/>
+        </w:tc>
+        <w:tc>
+          <w:tcPr>
+            <w:tcW w:w="1200" w:type="dxa"/>
+            <w:tcBorders>
+              <w:top w:val="single" w:color="BBBBBB" w:sz="0" w:space="0"/>
+              <w:left w:val="single" w:color="BBBBBB" w:sz="0" w:space="0"/>
+              <w:bottom w:val="single" w:color="BBBBBB" w:sz="0" w:space="0"/>
+              <w:right w:val="single" w:color="BBBBBB" w:sz="0" w:space="0"/>
+            </w:tcBorders>
+            <w:shd w:val="clear" w:color="auto" w:fill="F2F6FC"/>
+            <w:tcMar>
+              <w:top w:w="60" w:type="dxa"/>
+              <w:left w:w="100" w:type="dxa"/>
+              <w:bottom w:w="60" w:type="dxa"/>
+              <w:right w:w="100" w:type="dxa"/>
+            </w:tcMar>
+          </w:tcPr>
+          <w:p>
+            <w:r>
+              <w:rPr>
+                <w:rFonts w:ascii="微软雅黑" w:hAnsi="微软雅黑" w:eastAsia="微软雅黑" w:cs="微软雅黑"/>
+                <w:sz w:val="22"/>
+                <w:szCs w:val="22"/>
+              </w:rPr>
+              <w:t>✓</w:t>
+            </w:r>
+          </w:p>
+        </w:tc>
+        <w:tc>
+          <w:tcPr>
+            <w:tcW w:w="1200" w:type="dxa"/>
+            <w:tcBorders>
+              <w:top w:val="single" w:color="BBBBBB" w:sz="0" w:space="0"/>
+              <w:left w:val="single" w:color="BBBBBB" w:sz="0" w:space="0"/>
+              <w:bottom w:val="single" w:color="BBBBBB" w:sz="0" w:space="0"/>
+              <w:right w:val="single" w:color="BBBBBB" w:sz="0" w:space="0"/>
+            </w:tcBorders>
+            <w:shd w:val="clear" w:color="auto" w:fill="F2F6FC"/>
+            <w:tcMar>
+              <w:top w:w="60" w:type="dxa"/>
+              <w:left w:w="100" w:type="dxa"/>
+              <w:bottom w:w="60" w:type="dxa"/>
+              <w:right w:w="100" w:type="dxa"/>
+            </w:tcMar>
+          </w:tcPr>
+          <w:p>
+            <w:r>
+              <w:rPr>
+                <w:rFonts w:ascii="微软雅黑" w:hAnsi="微软雅黑" w:eastAsia="微软雅黑" w:cs="微软雅黑"/>
+                <w:sz w:val="22"/>
+                <w:szCs w:val="22"/>
+              </w:rPr>
+              <w:t>✓（只读）</w:t>
+            </w:r>
+          </w:p>
+        </w:tc>
+        <w:tc>
+          <w:tcPr>
+            <w:tcW w:w="1200" w:type="dxa"/>
+            <w:tcBorders>
+              <w:top w:val="single" w:color="BBBBBB" w:sz="0" w:space="0"/>
+              <w:left w:val="single" w:color="BBBBBB" w:sz="0" w:space="0"/>
+              <w:bottom w:val="single" w:color="BBBBBB" w:sz="0" w:space="0"/>
+              <w:right w:val="single" w:color="BBBBBB" w:sz="0" w:space="0"/>
+            </w:tcBorders>
+            <w:shd w:val="clear" w:color="auto" w:fill="F2F6FC"/>
+            <w:tcMar>
+              <w:top w:w="60" w:type="dxa"/>
+              <w:left w:w="100" w:type="dxa"/>
+              <w:bottom w:w="60" w:type="dxa"/>
+              <w:right w:w="100" w:type="dxa"/>
+            </w:tcMar>
+          </w:tcPr>
+          <w:p>
+            <w:r>
+              <w:rPr>
+                <w:rFonts w:ascii="微软雅黑" w:hAnsi="微软雅黑" w:eastAsia="微软雅黑" w:cs="微软雅黑"/>
+                <w:sz w:val="22"/>
+                <w:szCs w:val="22"/>
+              </w:rPr>
+              <w:t>✓（只读）</w:t>
+            </w:r>
+          </w:p>
+        </w:tc>
+      </w:tr>
+      <w:tr>
+        <w:tblPrEx>
+          <w:tblBorders>
+            <w:top w:val="single" w:color="auto" w:sz="4" w:space="0"/>
+            <w:left w:val="single" w:color="auto" w:sz="4" w:space="0"/>
+            <w:bottom w:val="single" w:color="auto" w:sz="4" w:space="0"/>
+            <w:right w:val="single" w:color="auto" w:sz="4" w:space="0"/>
+            <w:insideH w:val="single" w:color="auto" w:sz="4" w:space="0"/>
+            <w:insideV w:val="single" w:color="auto" w:sz="4" w:space="0"/>
+          </w:tblBorders>
+          <w:tblCellMar>
+            <w:top w:w="0" w:type="dxa"/>
+            <w:left w:w="10" w:type="dxa"/>
+            <w:bottom w:w="0" w:type="dxa"/>
+            <w:right w:w="10" w:type="dxa"/>
+          </w:tblCellMar>
+        </w:tblPrEx>
+        <w:tc>
+          <w:tcPr>
+            <w:tcW w:w="1600" w:type="dxa"/>
+            <w:tcBorders>
+              <w:top w:val="single" w:color="BBBBBB" w:sz="0" w:space="0"/>
+              <w:left w:val="single" w:color="BBBBBB" w:sz="0" w:space="0"/>
+              <w:bottom w:val="single" w:color="BBBBBB" w:sz="0" w:space="0"/>
+              <w:right w:val="single" w:color="BBBBBB" w:sz="0" w:space="0"/>
+            </w:tcBorders>
+            <w:tcMar>
+              <w:top w:w="60" w:type="dxa"/>
+              <w:left w:w="100" w:type="dxa"/>
+              <w:bottom w:w="60" w:type="dxa"/>
+              <w:right w:w="100" w:type="dxa"/>
+            </w:tcMar>
+          </w:tcPr>
+          <w:p>
+            <w:r>
+              <w:rPr>
+                <w:rFonts w:ascii="微软雅黑" w:hAnsi="微软雅黑" w:eastAsia="微软雅黑" w:cs="微软雅黑"/>
+                <w:sz w:val="22"/>
+                <w:szCs w:val="22"/>
+              </w:rPr>
+              <w:t>package_tests</w:t>
+            </w:r>
+          </w:p>
+        </w:tc>
+        <w:tc>
+          <w:tcPr>
+            <w:tcW w:w="1200" w:type="dxa"/>
+            <w:tcBorders>
+              <w:top w:val="single" w:color="BBBBBB" w:sz="0" w:space="0"/>
+              <w:left w:val="single" w:color="BBBBBB" w:sz="0" w:space="0"/>
+              <w:bottom w:val="single" w:color="BBBBBB" w:sz="0" w:space="0"/>
+              <w:right w:val="single" w:color="BBBBBB" w:sz="0" w:space="0"/>
+            </w:tcBorders>
+            <w:tcMar>
+              <w:top w:w="60" w:type="dxa"/>
+              <w:left w:w="100" w:type="dxa"/>
+              <w:bottom w:w="60" w:type="dxa"/>
+              <w:right w:w="100" w:type="dxa"/>
+            </w:tcMar>
+          </w:tcPr>
+          <w:p>
+            <w:r>
+              <w:rPr>
+                <w:rFonts w:ascii="微软雅黑" w:hAnsi="微软雅黑" w:eastAsia="微软雅黑" w:cs="微软雅黑"/>
+                <w:sz w:val="22"/>
+                <w:szCs w:val="22"/>
+              </w:rPr>
+              <w:t>✓</w:t>
+            </w:r>
+          </w:p>
+        </w:tc>
+        <w:tc>
+          <w:tcPr>
+            <w:tcW w:w="1200" w:type="dxa"/>
+            <w:tcBorders>
+              <w:top w:val="single" w:color="BBBBBB" w:sz="0" w:space="0"/>
+              <w:left w:val="single" w:color="BBBBBB" w:sz="0" w:space="0"/>
+              <w:bottom w:val="single" w:color="BBBBBB" w:sz="0" w:space="0"/>
+              <w:right w:val="single" w:color="BBBBBB" w:sz="0" w:space="0"/>
+            </w:tcBorders>
+            <w:tcMar>
+              <w:top w:w="60" w:type="dxa"/>
+              <w:left w:w="100" w:type="dxa"/>
+              <w:bottom w:w="60" w:type="dxa"/>
+              <w:right w:w="100" w:type="dxa"/>
+            </w:tcMar>
+          </w:tcPr>
+          <w:p/>
+        </w:tc>
+        <w:tc>
+          <w:tcPr>
+            <w:tcW w:w="1200" w:type="dxa"/>
+            <w:tcBorders>
+              <w:top w:val="single" w:color="BBBBBB" w:sz="0" w:space="0"/>
+              <w:left w:val="single" w:color="BBBBBB" w:sz="0" w:space="0"/>
+              <w:bottom w:val="single" w:color="BBBBBB" w:sz="0" w:space="0"/>
+              <w:right w:val="single" w:color="BBBBBB" w:sz="0" w:space="0"/>
+            </w:tcBorders>
+            <w:tcMar>
+              <w:top w:w="60" w:type="dxa"/>
+              <w:left w:w="100" w:type="dxa"/>
+              <w:bottom w:w="60" w:type="dxa"/>
+              <w:right w:w="100" w:type="dxa"/>
+            </w:tcMar>
+          </w:tcPr>
+          <w:p>
+            <w:r>
+              <w:rPr>
+                <w:rFonts w:ascii="微软雅黑" w:hAnsi="微软雅黑" w:eastAsia="微软雅黑" w:cs="微软雅黑"/>
+                <w:sz w:val="22"/>
+                <w:szCs w:val="22"/>
+              </w:rPr>
+              <w:t>✓</w:t>
+            </w:r>
+          </w:p>
+        </w:tc>
+        <w:tc>
+          <w:tcPr>
+            <w:tcW w:w="1200" w:type="dxa"/>
+            <w:tcBorders>
+              <w:top w:val="single" w:color="BBBBBB" w:sz="0" w:space="0"/>
+              <w:left w:val="single" w:color="BBBBBB" w:sz="0" w:space="0"/>
+              <w:bottom w:val="single" w:color="BBBBBB" w:sz="0" w:space="0"/>
+              <w:right w:val="single" w:color="BBBBBB" w:sz="0" w:space="0"/>
+            </w:tcBorders>
+            <w:tcMar>
+              <w:top w:w="60" w:type="dxa"/>
+              <w:left w:w="100" w:type="dxa"/>
+              <w:bottom w:w="60" w:type="dxa"/>
+              <w:right w:w="100" w:type="dxa"/>
+            </w:tcMar>
+          </w:tcPr>
+          <w:p>
+            <w:r>
+              <w:rPr>
+                <w:rFonts w:ascii="微软雅黑" w:hAnsi="微软雅黑" w:eastAsia="微软雅黑" w:cs="微软雅黑"/>
+                <w:sz w:val="22"/>
+                <w:szCs w:val="22"/>
+              </w:rPr>
+              <w:t>✓（只读）</w:t>
+            </w:r>
+          </w:p>
+        </w:tc>
+        <w:tc>
+          <w:tcPr>
+            <w:tcW w:w="1200" w:type="dxa"/>
+            <w:tcBorders>
+              <w:top w:val="single" w:color="BBBBBB" w:sz="0" w:space="0"/>
+              <w:left w:val="single" w:color="BBBBBB" w:sz="0" w:space="0"/>
+              <w:bottom w:val="single" w:color="BBBBBB" w:sz="0" w:space="0"/>
+              <w:right w:val="single" w:color="BBBBBB" w:sz="0" w:space="0"/>
+            </w:tcBorders>
+            <w:tcMar>
+              <w:top w:w="60" w:type="dxa"/>
+              <w:left w:w="100" w:type="dxa"/>
+              <w:bottom w:w="60" w:type="dxa"/>
+              <w:right w:w="100" w:type="dxa"/>
+            </w:tcMar>
+          </w:tcPr>
+          <w:p/>
+        </w:tc>
+      </w:tr>
+      <w:tr>
+        <w:tblPrEx>
+          <w:tblBorders>
+            <w:top w:val="single" w:color="auto" w:sz="4" w:space="0"/>
+            <w:left w:val="single" w:color="auto" w:sz="4" w:space="0"/>
+            <w:bottom w:val="single" w:color="auto" w:sz="4" w:space="0"/>
+            <w:right w:val="single" w:color="auto" w:sz="4" w:space="0"/>
+            <w:insideH w:val="single" w:color="auto" w:sz="4" w:space="0"/>
+            <w:insideV w:val="single" w:color="auto" w:sz="4" w:space="0"/>
+          </w:tblBorders>
+          <w:tblCellMar>
+            <w:top w:w="0" w:type="dxa"/>
+            <w:left w:w="10" w:type="dxa"/>
+            <w:bottom w:w="0" w:type="dxa"/>
+            <w:right w:w="10" w:type="dxa"/>
+          </w:tblCellMar>
+        </w:tblPrEx>
+        <w:tc>
+          <w:tcPr>
+            <w:tcW w:w="1600" w:type="dxa"/>
+            <w:tcBorders>
+              <w:top w:val="single" w:color="BBBBBB" w:sz="0" w:space="0"/>
+              <w:left w:val="single" w:color="BBBBBB" w:sz="0" w:space="0"/>
+              <w:bottom w:val="single" w:color="BBBBBB" w:sz="0" w:space="0"/>
+              <w:right w:val="single" w:color="BBBBBB" w:sz="0" w:space="0"/>
+            </w:tcBorders>
+            <w:shd w:val="clear" w:color="auto" w:fill="F2F6FC"/>
+            <w:tcMar>
+              <w:top w:w="60" w:type="dxa"/>
+              <w:left w:w="100" w:type="dxa"/>
+              <w:bottom w:w="60" w:type="dxa"/>
+              <w:right w:w="100" w:type="dxa"/>
+            </w:tcMar>
+          </w:tcPr>
+          <w:p>
+            <w:r>
+              <w:rPr>
+                <w:rFonts w:ascii="微软雅黑" w:hAnsi="微软雅黑" w:eastAsia="微软雅黑" w:cs="微软雅黑"/>
+                <w:sz w:val="22"/>
+                <w:szCs w:val="22"/>
+              </w:rPr>
+              <w:t>appointments</w:t>
+            </w:r>
+          </w:p>
+        </w:tc>
+        <w:tc>
+          <w:tcPr>
+            <w:tcW w:w="1200" w:type="dxa"/>
+            <w:tcBorders>
+              <w:top w:val="single" w:color="BBBBBB" w:sz="0" w:space="0"/>
+              <w:left w:val="single" w:color="BBBBBB" w:sz="0" w:space="0"/>
+              <w:bottom w:val="single" w:color="BBBBBB" w:sz="0" w:space="0"/>
+              <w:right w:val="single" w:color="BBBBBB" w:sz="0" w:space="0"/>
+            </w:tcBorders>
+            <w:shd w:val="clear" w:color="auto" w:fill="F2F6FC"/>
+            <w:tcMar>
+              <w:top w:w="60" w:type="dxa"/>
+              <w:left w:w="100" w:type="dxa"/>
+              <w:bottom w:w="60" w:type="dxa"/>
+              <w:right w:w="100" w:type="dxa"/>
+            </w:tcMar>
+          </w:tcPr>
+          <w:p>
+            <w:r>
+              <w:rPr>
+                <w:rFonts w:ascii="微软雅黑" w:hAnsi="微软雅黑" w:eastAsia="微软雅黑" w:cs="微软雅黑"/>
+                <w:sz w:val="22"/>
+                <w:szCs w:val="22"/>
+              </w:rPr>
+              <w:t>✓</w:t>
+            </w:r>
+          </w:p>
+        </w:tc>
+        <w:tc>
+          <w:tcPr>
+            <w:tcW w:w="1200" w:type="dxa"/>
+            <w:tcBorders>
+              <w:top w:val="single" w:color="BBBBBB" w:sz="0" w:space="0"/>
+              <w:left w:val="single" w:color="BBBBBB" w:sz="0" w:space="0"/>
+              <w:bottom w:val="single" w:color="BBBBBB" w:sz="0" w:space="0"/>
+              <w:right w:val="single" w:color="BBBBBB" w:sz="0" w:space="0"/>
+            </w:tcBorders>
+            <w:shd w:val="clear" w:color="auto" w:fill="F2F6FC"/>
+            <w:tcMar>
+              <w:top w:w="60" w:type="dxa"/>
+              <w:left w:w="100" w:type="dxa"/>
+              <w:bottom w:w="60" w:type="dxa"/>
+              <w:right w:w="100" w:type="dxa"/>
+            </w:tcMar>
+          </w:tcPr>
+          <w:p/>
+        </w:tc>
+        <w:tc>
+          <w:tcPr>
+            <w:tcW w:w="1200" w:type="dxa"/>
+            <w:tcBorders>
+              <w:top w:val="single" w:color="BBBBBB" w:sz="0" w:space="0"/>
+              <w:left w:val="single" w:color="BBBBBB" w:sz="0" w:space="0"/>
+              <w:bottom w:val="single" w:color="BBBBBB" w:sz="0" w:space="0"/>
+              <w:right w:val="single" w:color="BBBBBB" w:sz="0" w:space="0"/>
+            </w:tcBorders>
+            <w:shd w:val="clear" w:color="auto" w:fill="F2F6FC"/>
+            <w:tcMar>
+              <w:top w:w="60" w:type="dxa"/>
+              <w:left w:w="100" w:type="dxa"/>
+              <w:bottom w:w="60" w:type="dxa"/>
+              <w:right w:w="100" w:type="dxa"/>
+            </w:tcMar>
+          </w:tcPr>
+          <w:p/>
+        </w:tc>
+        <w:tc>
+          <w:tcPr>
+            <w:tcW w:w="1200" w:type="dxa"/>
+            <w:tcBorders>
+              <w:top w:val="single" w:color="BBBBBB" w:sz="0" w:space="0"/>
+              <w:left w:val="single" w:color="BBBBBB" w:sz="0" w:space="0"/>
+              <w:bottom w:val="single" w:color="BBBBBB" w:sz="0" w:space="0"/>
+              <w:right w:val="single" w:color="BBBBBB" w:sz="0" w:space="0"/>
+            </w:tcBorders>
+            <w:shd w:val="clear" w:color="auto" w:fill="F2F6FC"/>
+            <w:tcMar>
+              <w:top w:w="60" w:type="dxa"/>
+              <w:left w:w="100" w:type="dxa"/>
+              <w:bottom w:w="60" w:type="dxa"/>
+              <w:right w:w="100" w:type="dxa"/>
+            </w:tcMar>
+          </w:tcPr>
+          <w:p>
+            <w:r>
+              <w:rPr>
+                <w:rFonts w:ascii="微软雅黑" w:hAnsi="微软雅黑" w:eastAsia="微软雅黑" w:cs="微软雅黑"/>
+                <w:sz w:val="22"/>
+                <w:szCs w:val="22"/>
+              </w:rPr>
+              <w:t>✓</w:t>
+            </w:r>
+          </w:p>
+        </w:tc>
+        <w:tc>
+          <w:tcPr>
+            <w:tcW w:w="1200" w:type="dxa"/>
+            <w:tcBorders>
+              <w:top w:val="single" w:color="BBBBBB" w:sz="0" w:space="0"/>
+              <w:left w:val="single" w:color="BBBBBB" w:sz="0" w:space="0"/>
+              <w:bottom w:val="single" w:color="BBBBBB" w:sz="0" w:space="0"/>
+              <w:right w:val="single" w:color="BBBBBB" w:sz="0" w:space="0"/>
+            </w:tcBorders>
+            <w:shd w:val="clear" w:color="auto" w:fill="F2F6FC"/>
+            <w:tcMar>
+              <w:top w:w="60" w:type="dxa"/>
+              <w:left w:w="100" w:type="dxa"/>
+              <w:bottom w:w="60" w:type="dxa"/>
+              <w:right w:w="100" w:type="dxa"/>
+            </w:tcMar>
+          </w:tcPr>
+          <w:p>
+            <w:r>
+              <w:rPr>
+                <w:rFonts w:ascii="微软雅黑" w:hAnsi="微软雅黑" w:eastAsia="微软雅黑" w:cs="微软雅黑"/>
+                <w:sz w:val="22"/>
+                <w:szCs w:val="22"/>
+              </w:rPr>
+              <w:t>✓（只读）</w:t>
+            </w:r>
+          </w:p>
+        </w:tc>
+      </w:tr>
+      <w:tr>
+        <w:tblPrEx>
+          <w:tblBorders>
+            <w:top w:val="single" w:color="auto" w:sz="4" w:space="0"/>
+            <w:left w:val="single" w:color="auto" w:sz="4" w:space="0"/>
+            <w:bottom w:val="single" w:color="auto" w:sz="4" w:space="0"/>
+            <w:right w:val="single" w:color="auto" w:sz="4" w:space="0"/>
+            <w:insideH w:val="single" w:color="auto" w:sz="4" w:space="0"/>
+            <w:insideV w:val="single" w:color="auto" w:sz="4" w:space="0"/>
+          </w:tblBorders>
+          <w:tblCellMar>
+            <w:top w:w="0" w:type="dxa"/>
+            <w:left w:w="10" w:type="dxa"/>
+            <w:bottom w:w="0" w:type="dxa"/>
+            <w:right w:w="10" w:type="dxa"/>
+          </w:tblCellMar>
+        </w:tblPrEx>
+        <w:tc>
+          <w:tcPr>
+            <w:tcW w:w="1600" w:type="dxa"/>
+            <w:tcBorders>
+              <w:top w:val="single" w:color="BBBBBB" w:sz="0" w:space="0"/>
+              <w:left w:val="single" w:color="BBBBBB" w:sz="0" w:space="0"/>
+              <w:bottom w:val="single" w:color="BBBBBB" w:sz="0" w:space="0"/>
+              <w:right w:val="single" w:color="BBBBBB" w:sz="0" w:space="0"/>
+            </w:tcBorders>
+            <w:tcMar>
+              <w:top w:w="60" w:type="dxa"/>
+              <w:left w:w="100" w:type="dxa"/>
+              <w:bottom w:w="60" w:type="dxa"/>
+              <w:right w:w="100" w:type="dxa"/>
+            </w:tcMar>
+          </w:tcPr>
+          <w:p>
+            <w:r>
+              <w:rPr>
+                <w:rFonts w:ascii="微软雅黑" w:hAnsi="微软雅黑" w:eastAsia="微软雅黑" w:cs="微软雅黑"/>
+                <w:sz w:val="22"/>
+                <w:szCs w:val="22"/>
+              </w:rPr>
+              <w:t>exam_records</w:t>
+            </w:r>
+          </w:p>
+        </w:tc>
+        <w:tc>
+          <w:tcPr>
+            <w:tcW w:w="1200" w:type="dxa"/>
+            <w:tcBorders>
+              <w:top w:val="single" w:color="BBBBBB" w:sz="0" w:space="0"/>
+              <w:left w:val="single" w:color="BBBBBB" w:sz="0" w:space="0"/>
+              <w:bottom w:val="single" w:color="BBBBBB" w:sz="0" w:space="0"/>
+              <w:right w:val="single" w:color="BBBBBB" w:sz="0" w:space="0"/>
+            </w:tcBorders>
+            <w:tcMar>
+              <w:top w:w="60" w:type="dxa"/>
+              <w:left w:w="100" w:type="dxa"/>
+              <w:bottom w:w="60" w:type="dxa"/>
+              <w:right w:w="100" w:type="dxa"/>
+            </w:tcMar>
+          </w:tcPr>
+          <w:p>
+            <w:r>
+              <w:rPr>
+                <w:rFonts w:ascii="微软雅黑" w:hAnsi="微软雅黑" w:eastAsia="微软雅黑" w:cs="微软雅黑"/>
+                <w:sz w:val="22"/>
+                <w:szCs w:val="22"/>
+              </w:rPr>
+              <w:t>✓</w:t>
+            </w:r>
+          </w:p>
+        </w:tc>
+        <w:tc>
+          <w:tcPr>
+            <w:tcW w:w="1200" w:type="dxa"/>
+            <w:tcBorders>
+              <w:top w:val="single" w:color="BBBBBB" w:sz="0" w:space="0"/>
+              <w:left w:val="single" w:color="BBBBBB" w:sz="0" w:space="0"/>
+              <w:bottom w:val="single" w:color="BBBBBB" w:sz="0" w:space="0"/>
+              <w:right w:val="single" w:color="BBBBBB" w:sz="0" w:space="0"/>
+            </w:tcBorders>
+            <w:tcMar>
+              <w:top w:w="60" w:type="dxa"/>
+              <w:left w:w="100" w:type="dxa"/>
+              <w:bottom w:w="60" w:type="dxa"/>
+              <w:right w:w="100" w:type="dxa"/>
+            </w:tcMar>
+          </w:tcPr>
+          <w:p/>
+        </w:tc>
+        <w:tc>
+          <w:tcPr>
+            <w:tcW w:w="1200" w:type="dxa"/>
+            <w:tcBorders>
+              <w:top w:val="single" w:color="BBBBBB" w:sz="0" w:space="0"/>
+              <w:left w:val="single" w:color="BBBBBB" w:sz="0" w:space="0"/>
+              <w:bottom w:val="single" w:color="BBBBBB" w:sz="0" w:space="0"/>
+              <w:right w:val="single" w:color="BBBBBB" w:sz="0" w:space="0"/>
+            </w:tcBorders>
+            <w:tcMar>
+              <w:top w:w="60" w:type="dxa"/>
+              <w:left w:w="100" w:type="dxa"/>
+              <w:bottom w:w="60" w:type="dxa"/>
+              <w:right w:w="100" w:type="dxa"/>
+            </w:tcMar>
+          </w:tcPr>
+          <w:p/>
+        </w:tc>
+        <w:tc>
+          <w:tcPr>
+            <w:tcW w:w="1200" w:type="dxa"/>
+            <w:tcBorders>
+              <w:top w:val="single" w:color="BBBBBB" w:sz="0" w:space="0"/>
+              <w:left w:val="single" w:color="BBBBBB" w:sz="0" w:space="0"/>
+              <w:bottom w:val="single" w:color="BBBBBB" w:sz="0" w:space="0"/>
+              <w:right w:val="single" w:color="BBBBBB" w:sz="0" w:space="0"/>
+            </w:tcBorders>
+            <w:tcMar>
+              <w:top w:w="60" w:type="dxa"/>
+              <w:left w:w="100" w:type="dxa"/>
+              <w:bottom w:w="60" w:type="dxa"/>
+              <w:right w:w="100" w:type="dxa"/>
+            </w:tcMar>
+          </w:tcPr>
+          <w:p/>
+        </w:tc>
+        <w:tc>
+          <w:tcPr>
+            <w:tcW w:w="1200" w:type="dxa"/>
+            <w:tcBorders>
+              <w:top w:val="single" w:color="BBBBBB" w:sz="0" w:space="0"/>
+              <w:left w:val="single" w:color="BBBBBB" w:sz="0" w:space="0"/>
+              <w:bottom w:val="single" w:color="BBBBBB" w:sz="0" w:space="0"/>
+              <w:right w:val="single" w:color="BBBBBB" w:sz="0" w:space="0"/>
+            </w:tcBorders>
+            <w:tcMar>
+              <w:top w:w="60" w:type="dxa"/>
+              <w:left w:w="100" w:type="dxa"/>
+              <w:bottom w:w="60" w:type="dxa"/>
+              <w:right w:w="100" w:type="dxa"/>
+            </w:tcMar>
+          </w:tcPr>
+          <w:p>
+            <w:r>
+              <w:rPr>
+                <w:rFonts w:ascii="微软雅黑" w:hAnsi="微软雅黑" w:eastAsia="微软雅黑" w:cs="微软雅黑"/>
+                <w:sz w:val="22"/>
+                <w:szCs w:val="22"/>
+              </w:rPr>
+              <w:t>✓</w:t>
+            </w:r>
+          </w:p>
+        </w:tc>
+      </w:tr>
+    </w:tbl>
+    <w:p>
+      <w:pPr>
+        <w:spacing w:after="80"/>
+      </w:pPr>
+      <w:r>
+        <w:rPr>
+          <w:rFonts w:ascii="微软雅黑" w:hAnsi="微软雅黑" w:eastAsia="微软雅黑" w:cs="微软雅黑"/>
+          <w:sz w:val="22"/>
+          <w:szCs w:val="22"/>
+        </w:rPr>
+        <w:t>✓ = 独占读写   只读 = 仅查询，不写入</w:t>
+      </w:r>
+    </w:p>
+    <w:p>
+      <w:pPr>
+        <w:pStyle w:val="3"/>
+        <w:spacing w:before="280" w:after="160"/>
+      </w:pPr>
+      <w:r>
+        <w:rPr>
+          <w:rFonts w:ascii="微软雅黑" w:hAnsi="微软雅黑" w:eastAsia="微软雅黑" w:cs="微软雅黑"/>
+          <w:b/>
+          <w:bCs/>
+          <w:sz w:val="28"/>
+          <w:szCs w:val="28"/>
+        </w:rPr>
+        <w:t>4.3 各人详细清单</w:t>
+      </w:r>
+    </w:p>
+    <w:p>
+      <w:pPr>
+        <w:pStyle w:val="4"/>
+        <w:spacing w:before="200" w:after="120"/>
+      </w:pPr>
+      <w:r>
+        <w:rPr>
+          <w:rFonts w:ascii="微软雅黑" w:hAnsi="微软雅黑" w:eastAsia="微软雅黑" w:cs="微软雅黑"/>
+          <w:b/>
+          <w:bCs/>
+          <w:color w:val="555555"/>
+          <w:sz w:val="24"/>
+          <w:szCs w:val="24"/>
+        </w:rPr>
+        <w:t>A — 数据层 + 主框架（22文件）</w:t>
+      </w:r>
+    </w:p>
+    <w:p>
+      <w:pPr>
+        <w:spacing w:after="80"/>
+      </w:pPr>
+      <w:r>
+        <w:rPr>
+          <w:rFonts w:ascii="微软雅黑" w:hAnsi="微软雅黑" w:eastAsia="微软雅黑" w:cs="微软雅黑"/>
+          <w:sz w:val="22"/>
+          <w:szCs w:val="22"/>
+        </w:rPr>
+        <w:t>第一步 D1 9:00-11:00 — health-common（9文件，全员等）</w:t>
+      </w:r>
+    </w:p>
+    <w:p>
+      <w:pPr>
+        <w:pStyle w:val="16"/>
+        <w:numPr>
+          <w:ilvl w:val="0"/>
+          <w:numId w:val="2"/>
+        </w:numPr>
+        <w:spacing w:after="40"/>
+      </w:pPr>
+      <w:r>
+        <w:rPr>
+          <w:rFonts w:ascii="微软雅黑" w:hAnsi="微软雅黑" w:eastAsia="微软雅黑" w:cs="微软雅黑"/>
+          <w:sz w:val="22"/>
+          <w:szCs w:val="22"/>
+        </w:rPr>
+        <w:t>entity/: Users.java, Appointment.java, ExamRecord.java, CheckItem.java, CheckItemGroup.java, Package.java</w:t>
+      </w:r>
+    </w:p>
+    <w:p>
+      <w:pPr>
+        <w:pStyle w:val="16"/>
+        <w:numPr>
+          <w:ilvl w:val="0"/>
+          <w:numId w:val="2"/>
+        </w:numPr>
+        <w:spacing w:after="40"/>
+      </w:pPr>
+      <w:r>
+        <w:rPr>
+          <w:rFonts w:ascii="微软雅黑" w:hAnsi="微软雅黑" w:eastAsia="微软雅黑" w:cs="微软雅黑"/>
+          <w:sz w:val="22"/>
+          <w:szCs w:val="22"/>
+        </w:rPr>
+        <w:t>util/: DbUtil.java, EncryptUtil.java</w:t>
+      </w:r>
+    </w:p>
+    <w:p>
+      <w:pPr>
+        <w:pStyle w:val="16"/>
+        <w:numPr>
+          <w:ilvl w:val="0"/>
+          <w:numId w:val="2"/>
+        </w:numPr>
+        <w:spacing w:after="40"/>
+      </w:pPr>
+      <w:r>
+        <w:rPr>
+          <w:rFonts w:ascii="微软雅黑" w:hAnsi="微软雅黑" w:eastAsia="微软雅黑" w:cs="微软雅黑"/>
+          <w:sz w:val="22"/>
+          <w:szCs w:val="22"/>
+        </w:rPr>
+        <w:t>resources/: db.properties.example</w:t>
+      </w:r>
+    </w:p>
+    <w:p>
+      <w:pPr>
+        <w:spacing w:after="80"/>
+      </w:pPr>
+      <w:r>
+        <w:rPr>
+          <w:rFonts w:ascii="微软雅黑" w:hAnsi="微软雅黑" w:eastAsia="微软雅黑" w:cs="微软雅黑"/>
+          <w:sz w:val="22"/>
+          <w:szCs w:val="22"/>
+        </w:rPr>
+        <w:t>第二步 D1 11:00 ~ D2 — health-dao（8个DAO，方法签名D1下午先给）</w:t>
+      </w:r>
+    </w:p>
+    <w:p>
+      <w:pPr>
+        <w:pStyle w:val="16"/>
+        <w:numPr>
+          <w:ilvl w:val="0"/>
+          <w:numId w:val="2"/>
+        </w:numPr>
+        <w:spacing w:after="40"/>
+      </w:pPr>
+      <w:r>
+        <w:rPr>
+          <w:rFonts w:ascii="微软雅黑" w:hAnsi="微软雅黑" w:eastAsia="微软雅黑" w:cs="微软雅黑"/>
+          <w:sz w:val="22"/>
+          <w:szCs w:val="22"/>
+        </w:rPr>
+        <w:t>UserDAO.java — users表（注册/查用户/改密/CRUD）</w:t>
+      </w:r>
+    </w:p>
+    <w:p>
+      <w:pPr>
+        <w:pStyle w:val="16"/>
+        <w:numPr>
+          <w:ilvl w:val="0"/>
+          <w:numId w:val="2"/>
+        </w:numPr>
+        <w:spacing w:after="40"/>
+      </w:pPr>
+      <w:r>
+        <w:rPr>
+          <w:rFonts w:ascii="微软雅黑" w:hAnsi="微软雅黑" w:eastAsia="微软雅黑" w:cs="微软雅黑"/>
+          <w:sz w:val="22"/>
+          <w:szCs w:val="22"/>
+        </w:rPr>
+        <w:t>AppointmentDAO.java — appointments表（创建/取消/查询/状态更新）</w:t>
+      </w:r>
+    </w:p>
+    <w:p>
+      <w:pPr>
+        <w:pStyle w:val="16"/>
+        <w:numPr>
+          <w:ilvl w:val="0"/>
+          <w:numId w:val="2"/>
+        </w:numPr>
+        <w:spacing w:after="40"/>
+      </w:pPr>
+      <w:r>
+        <w:rPr>
+          <w:rFonts w:ascii="微软雅黑" w:hAnsi="微软雅黑" w:eastAsia="微软雅黑" w:cs="微软雅黑"/>
+          <w:sz w:val="22"/>
+          <w:szCs w:val="22"/>
+        </w:rPr>
+        <w:t>ExamRecordDAO.java — exam_records表（录入/查询/更新）</w:t>
+      </w:r>
+    </w:p>
+    <w:p>
+      <w:pPr>
+        <w:pStyle w:val="16"/>
+        <w:numPr>
+          <w:ilvl w:val="0"/>
+          <w:numId w:val="2"/>
+        </w:numPr>
+        <w:spacing w:after="40"/>
+      </w:pPr>
+      <w:r>
+        <w:rPr>
+          <w:rFonts w:ascii="微软雅黑" w:hAnsi="微软雅黑" w:eastAsia="微软雅黑" w:cs="微软雅黑"/>
+          <w:sz w:val="22"/>
+          <w:szCs w:val="22"/>
+        </w:rPr>
+        <w:t>TestPackageDAO.java + CheckItemDAO.java + CheckItemGroupDAO.java</w:t>
+      </w:r>
+    </w:p>
+    <w:p>
+      <w:pPr>
+        <w:pStyle w:val="16"/>
+        <w:numPr>
+          <w:ilvl w:val="0"/>
+          <w:numId w:val="2"/>
+        </w:numPr>
+        <w:spacing w:after="40"/>
+      </w:pPr>
+      <w:r>
+        <w:rPr>
+          <w:rFonts w:ascii="微软雅黑" w:hAnsi="微软雅黑" w:eastAsia="微软雅黑" w:cs="微软雅黑"/>
+          <w:sz w:val="22"/>
+          <w:szCs w:val="22"/>
+        </w:rPr>
+        <w:t>PackageDAO.java + MedicalTestDAO.java</w:t>
+      </w:r>
+    </w:p>
+    <w:p>
+      <w:pPr>
+        <w:spacing w:after="80"/>
+      </w:pPr>
+      <w:r>
+        <w:rPr>
+          <w:rFonts w:ascii="微软雅黑" w:hAnsi="微软雅黑" w:eastAsia="微软雅黑" w:cs="微软雅黑"/>
+          <w:sz w:val="22"/>
+          <w:szCs w:val="22"/>
+        </w:rPr>
+        <w:t>第三步 D2 ~ D3 — health-ui 主框架（5文件，组装所有人的JPanel）</w:t>
+      </w:r>
+    </w:p>
+    <w:p>
+      <w:pPr>
+        <w:pStyle w:val="16"/>
+        <w:numPr>
+          <w:ilvl w:val="0"/>
+          <w:numId w:val="2"/>
+        </w:numPr>
+        <w:spacing w:after="40"/>
+      </w:pPr>
+      <w:r>
+        <w:rPr>
+          <w:rFonts w:ascii="微软雅黑" w:hAnsi="微软雅黑" w:eastAsia="微软雅黑" w:cs="微软雅黑"/>
+          <w:sz w:val="22"/>
+          <w:szCs w:val="22"/>
+        </w:rPr>
+        <w:t>Launcher.java — main入口</w:t>
+      </w:r>
+    </w:p>
+    <w:p>
+      <w:pPr>
+        <w:pStyle w:val="16"/>
+        <w:numPr>
+          <w:ilvl w:val="0"/>
+          <w:numId w:val="2"/>
+        </w:numPr>
+        <w:spacing w:after="40"/>
+      </w:pPr>
+      <w:r>
+        <w:rPr>
+          <w:rFonts w:ascii="微软雅黑" w:hAnsi="微软雅黑" w:eastAsia="微软雅黑" w:cs="微软雅黑"/>
+          <w:sz w:val="22"/>
+          <w:szCs w:val="22"/>
+        </w:rPr>
+        <w:t>MainFrame.java — JFrame + CardLayout + 角色路由</w:t>
+      </w:r>
+    </w:p>
+    <w:p>
+      <w:pPr>
+        <w:pStyle w:val="16"/>
+        <w:numPr>
+          <w:ilvl w:val="0"/>
+          <w:numId w:val="2"/>
+        </w:numPr>
+        <w:spacing w:after="40"/>
+      </w:pPr>
+      <w:r>
+        <w:rPr>
+          <w:rFonts w:ascii="微软雅黑" w:hAnsi="微软雅黑" w:eastAsia="微软雅黑" w:cs="微软雅黑"/>
+          <w:sz w:val="22"/>
+          <w:szCs w:val="22"/>
+        </w:rPr>
+        <w:t>NavigationPanel.java — 左侧导航菜单</w:t>
+      </w:r>
+    </w:p>
+    <w:p>
+      <w:pPr>
+        <w:pStyle w:val="16"/>
+        <w:numPr>
+          <w:ilvl w:val="0"/>
+          <w:numId w:val="2"/>
+        </w:numPr>
+        <w:spacing w:after="40"/>
+      </w:pPr>
+      <w:r>
+        <w:rPr>
+          <w:rFonts w:ascii="微软雅黑" w:hAnsi="微软雅黑" w:eastAsia="微软雅黑" w:cs="微软雅黑"/>
+          <w:sz w:val="22"/>
+          <w:szCs w:val="22"/>
+        </w:rPr>
+        <w:t>UserMainView.java — 用户端组装（嵌入B/C/D/E的用户面板）</w:t>
+      </w:r>
+    </w:p>
+    <w:p>
+      <w:pPr>
+        <w:pStyle w:val="16"/>
+        <w:numPr>
+          <w:ilvl w:val="0"/>
+          <w:numId w:val="2"/>
+        </w:numPr>
+        <w:spacing w:after="40"/>
+      </w:pPr>
+      <w:r>
+        <w:rPr>
+          <w:rFonts w:ascii="微软雅黑" w:hAnsi="微软雅黑" w:eastAsia="微软雅黑" w:cs="微软雅黑"/>
+          <w:sz w:val="22"/>
+          <w:szCs w:val="22"/>
+        </w:rPr>
+        <w:t>MedicalWorkbench.java — 医护端组装（嵌入B/C/D/E的管理面板）</w:t>
+      </w:r>
+    </w:p>
+    <w:p>
+      <w:pPr>
+        <w:pStyle w:val="4"/>
+        <w:spacing w:before="200" w:after="120"/>
+      </w:pPr>
+      <w:r>
+        <w:rPr>
+          <w:rFonts w:ascii="微软雅黑" w:hAnsi="微软雅黑" w:eastAsia="微软雅黑" w:cs="微软雅黑"/>
+          <w:b/>
+          <w:bCs/>
+          <w:color w:val="555555"/>
+          <w:sz w:val="24"/>
+          <w:szCs w:val="24"/>
+        </w:rPr>
+        <w:t>B — 认证模块（6文件）</w:t>
+      </w:r>
+    </w:p>
+    <w:p>
+      <w:pPr>
+        <w:spacing w:after="80"/>
+      </w:pPr>
+      <w:r>
+        <w:rPr>
+          <w:rFonts w:ascii="微软雅黑" w:hAnsi="微软雅黑" w:eastAsia="微软雅黑" w:cs="微软雅黑"/>
+          <w:sz w:val="22"/>
+          <w:szCs w:val="22"/>
+        </w:rPr>
+        <w:t>只操作用户认证，调A的UserDAO。</w:t>
+      </w:r>
+    </w:p>
+    <w:p>
+      <w:pPr>
+        <w:pStyle w:val="16"/>
+        <w:numPr>
+          <w:ilvl w:val="0"/>
+          <w:numId w:val="2"/>
+        </w:numPr>
+        <w:spacing w:after="40"/>
+      </w:pPr>
+      <w:r>
+        <w:rPr>
+          <w:rFonts w:ascii="微软雅黑" w:hAnsi="微软雅黑" w:eastAsia="微软雅黑" w:cs="微软雅黑"/>
+          <w:sz w:val="22"/>
+          <w:szCs w:val="22"/>
+        </w:rPr>
+        <w:t>service/AuthService.java — 登录校验、角色判断、首次登录检测</w:t>
+      </w:r>
+    </w:p>
+    <w:p>
+      <w:pPr>
+        <w:pStyle w:val="16"/>
+        <w:numPr>
+          <w:ilvl w:val="0"/>
+          <w:numId w:val="2"/>
+        </w:numPr>
+        <w:spacing w:after="40"/>
+      </w:pPr>
+      <w:r>
+        <w:rPr>
+          <w:rFonts w:ascii="微软雅黑" w:hAnsi="微软雅黑" w:eastAsia="微软雅黑" w:cs="微软雅黑"/>
+          <w:sz w:val="22"/>
+          <w:szCs w:val="22"/>
+        </w:rPr>
+        <w:t>ui/LoginPanel.java — 用户名+密码+登录按钮（JPanel）</w:t>
+      </w:r>
+    </w:p>
+    <w:p>
+      <w:pPr>
+        <w:pStyle w:val="16"/>
+        <w:numPr>
+          <w:ilvl w:val="0"/>
+          <w:numId w:val="2"/>
+        </w:numPr>
+        <w:spacing w:after="40"/>
+      </w:pPr>
+      <w:r>
+        <w:rPr>
+          <w:rFonts w:ascii="微软雅黑" w:hAnsi="微软雅黑" w:eastAsia="微软雅黑" w:cs="微软雅黑"/>
+          <w:sz w:val="22"/>
+          <w:szCs w:val="22"/>
+        </w:rPr>
+        <w:t>ui/RegisterPanel.java — 注册表单（手机号+密码+个人信息）</w:t>
+      </w:r>
+    </w:p>
+    <w:p>
+      <w:pPr>
+        <w:pStyle w:val="16"/>
+        <w:numPr>
+          <w:ilvl w:val="0"/>
+          <w:numId w:val="2"/>
+        </w:numPr>
+        <w:spacing w:after="40"/>
+      </w:pPr>
+      <w:r>
+        <w:rPr>
+          <w:rFonts w:ascii="微软雅黑" w:hAnsi="微软雅黑" w:eastAsia="微软雅黑" w:cs="微软雅黑"/>
+          <w:sz w:val="22"/>
+          <w:szCs w:val="22"/>
+        </w:rPr>
+        <w:t>ui/ChangePasswordPanel.java — 首次登录强制改密</w:t>
+      </w:r>
+    </w:p>
+    <w:p>
+      <w:pPr>
+        <w:pStyle w:val="16"/>
+        <w:numPr>
+          <w:ilvl w:val="0"/>
+          <w:numId w:val="2"/>
+        </w:numPr>
+        <w:spacing w:after="40"/>
+      </w:pPr>
+      <w:r>
+        <w:rPr>
+          <w:rFonts w:ascii="微软雅黑" w:hAnsi="微软雅黑" w:eastAsia="微软雅黑" w:cs="微软雅黑"/>
+          <w:sz w:val="22"/>
+          <w:szCs w:val="22"/>
+        </w:rPr>
+        <w:t>ui/ProfilePanel.java — 个人信息查看编辑</w:t>
+      </w:r>
+    </w:p>
+    <w:p>
+      <w:pPr>
+        <w:pStyle w:val="16"/>
+        <w:numPr>
+          <w:ilvl w:val="0"/>
+          <w:numId w:val="2"/>
+        </w:numPr>
+        <w:spacing w:after="40"/>
+      </w:pPr>
+      <w:r>
+        <w:rPr>
+          <w:rFonts w:ascii="微软雅黑" w:hAnsi="微软雅黑" w:eastAsia="微软雅黑" w:cs="微软雅黑"/>
+          <w:sz w:val="22"/>
+          <w:szCs w:val="22"/>
+        </w:rPr>
+        <w:t>ui/UserManagePanel.java — 用户管理（医护端CRUD）</w:t>
+      </w:r>
+    </w:p>
+    <w:p>
+      <w:pPr>
+        <w:pStyle w:val="4"/>
+        <w:spacing w:before="200" w:after="120"/>
+      </w:pPr>
+      <w:r>
+        <w:rPr>
+          <w:rFonts w:ascii="微软雅黑" w:hAnsi="微软雅黑" w:eastAsia="微软雅黑" w:cs="微软雅黑"/>
+          <w:b/>
+          <w:bCs/>
+          <w:color w:val="555555"/>
+          <w:sz w:val="24"/>
+          <w:szCs w:val="24"/>
+        </w:rPr>
+        <w:t>C — 套餐+检查项（12文件）</w:t>
+      </w:r>
+    </w:p>
+    <w:p>
+      <w:pPr>
+        <w:spacing w:after="80"/>
+      </w:pPr>
+      <w:r>
+        <w:rPr>
+          <w:rFonts w:ascii="微软雅黑" w:hAnsi="微软雅黑" w:eastAsia="微软雅黑" w:cs="微软雅黑"/>
+          <w:sz w:val="22"/>
+          <w:szCs w:val="22"/>
+        </w:rPr>
+        <w:t>套餐浏览、检查项管理、套餐-项目关联配置。</w:t>
+      </w:r>
+    </w:p>
+    <w:p>
+      <w:pPr>
+        <w:pStyle w:val="16"/>
+        <w:numPr>
+          <w:ilvl w:val="0"/>
+          <w:numId w:val="2"/>
+        </w:numPr>
+        <w:spacing w:after="40"/>
+      </w:pPr>
+      <w:r>
+        <w:rPr>
+          <w:rFonts w:ascii="微软雅黑" w:hAnsi="微软雅黑" w:eastAsia="微软雅黑" w:cs="微软雅黑"/>
+          <w:sz w:val="22"/>
+          <w:szCs w:val="22"/>
+        </w:rPr>
+        <w:t>service/PackageService.java + CheckItemService.java</w:t>
+      </w:r>
+    </w:p>
+    <w:p>
+      <w:pPr>
+        <w:pStyle w:val="16"/>
+        <w:numPr>
+          <w:ilvl w:val="0"/>
+          <w:numId w:val="2"/>
+        </w:numPr>
+        <w:spacing w:after="40"/>
+      </w:pPr>
+      <w:r>
+        <w:rPr>
+          <w:rFonts w:ascii="微软雅黑" w:hAnsi="微软雅黑" w:eastAsia="微软雅黑" w:cs="微软雅黑"/>
+          <w:sz w:val="22"/>
+          <w:szCs w:val="22"/>
+        </w:rPr>
+        <w:t>ui/PackageListPanel.java — 套餐列表（用户端浏览）</w:t>
+      </w:r>
+    </w:p>
+    <w:p>
+      <w:pPr>
+        <w:pStyle w:val="16"/>
+        <w:numPr>
+          <w:ilvl w:val="0"/>
+          <w:numId w:val="2"/>
+        </w:numPr>
+        <w:spacing w:after="40"/>
+      </w:pPr>
+      <w:r>
+        <w:rPr>
+          <w:rFonts w:ascii="微软雅黑" w:hAnsi="微软雅黑" w:eastAsia="微软雅黑" w:cs="微软雅黑"/>
+          <w:sz w:val="22"/>
+          <w:szCs w:val="22"/>
+        </w:rPr>
+        <w:t>ui/PackageDetailPanel.java — 套餐详情（含检查项列表）</w:t>
+      </w:r>
+    </w:p>
+    <w:p>
+      <w:pPr>
+        <w:pStyle w:val="16"/>
+        <w:numPr>
+          <w:ilvl w:val="0"/>
+          <w:numId w:val="2"/>
+        </w:numPr>
+        <w:spacing w:after="40"/>
+      </w:pPr>
+      <w:r>
+        <w:rPr>
+          <w:rFonts w:ascii="微软雅黑" w:hAnsi="微软雅黑" w:eastAsia="微软雅黑" w:cs="微软雅黑"/>
+          <w:sz w:val="22"/>
+          <w:szCs w:val="22"/>
+        </w:rPr>
+        <w:t>ui/CheckItemManagePanel.java — 检查项管理（医护端CRUD）</w:t>
+      </w:r>
+    </w:p>
+    <w:p>
+      <w:pPr>
+        <w:pStyle w:val="16"/>
+        <w:numPr>
+          <w:ilvl w:val="0"/>
+          <w:numId w:val="2"/>
+        </w:numPr>
+        <w:spacing w:after="40"/>
+      </w:pPr>
+      <w:r>
+        <w:rPr>
+          <w:rFonts w:ascii="微软雅黑" w:hAnsi="微软雅黑" w:eastAsia="微软雅黑" w:cs="微软雅黑"/>
+          <w:sz w:val="22"/>
+          <w:szCs w:val="22"/>
+        </w:rPr>
+        <w:t>ui/CheckItemDialog.java — 检查项编辑弹窗</w:t>
+      </w:r>
+    </w:p>
+    <w:p>
+      <w:pPr>
+        <w:pStyle w:val="16"/>
+        <w:numPr>
+          <w:ilvl w:val="0"/>
+          <w:numId w:val="2"/>
+        </w:numPr>
+        <w:spacing w:after="40"/>
+      </w:pPr>
+      <w:r>
+        <w:rPr>
+          <w:rFonts w:ascii="微软雅黑" w:hAnsi="微软雅黑" w:eastAsia="微软雅黑" w:cs="微软雅黑"/>
+          <w:sz w:val="22"/>
+          <w:szCs w:val="22"/>
+        </w:rPr>
+        <w:t>ui/PackageManagePanel.java — 套餐管理（医护端CRUD）</w:t>
+      </w:r>
+    </w:p>
+    <w:p>
+      <w:pPr>
+        <w:pStyle w:val="16"/>
+        <w:numPr>
+          <w:ilvl w:val="0"/>
+          <w:numId w:val="2"/>
+        </w:numPr>
+        <w:spacing w:after="40"/>
+      </w:pPr>
+      <w:r>
+        <w:rPr>
+          <w:rFonts w:ascii="微软雅黑" w:hAnsi="微软雅黑" w:eastAsia="微软雅黑" w:cs="微软雅黑"/>
+          <w:sz w:val="22"/>
+          <w:szCs w:val="22"/>
+        </w:rPr>
+        <w:t>ui/PackageEditDialog.java — 套餐编辑弹窗</w:t>
+      </w:r>
+    </w:p>
+    <w:p>
+      <w:pPr>
+        <w:pStyle w:val="16"/>
+        <w:numPr>
+          <w:ilvl w:val="0"/>
+          <w:numId w:val="2"/>
+        </w:numPr>
+        <w:spacing w:after="40"/>
+      </w:pPr>
+      <w:r>
+        <w:rPr>
+          <w:rFonts w:ascii="微软雅黑" w:hAnsi="微软雅黑" w:eastAsia="微软雅黑" w:cs="微软雅黑"/>
+          <w:sz w:val="22"/>
+          <w:szCs w:val="22"/>
+        </w:rPr>
+        <w:t>ui/PackageCheckPanel.java — 套餐-项目勾选配置</w:t>
+      </w:r>
+    </w:p>
+    <w:p>
+      <w:pPr>
+        <w:pStyle w:val="16"/>
+        <w:numPr>
+          <w:ilvl w:val="0"/>
+          <w:numId w:val="2"/>
+        </w:numPr>
+        <w:spacing w:after="40"/>
+      </w:pPr>
+      <w:r>
+        <w:rPr>
+          <w:rFonts w:ascii="微软雅黑" w:hAnsi="微软雅黑" w:eastAsia="微软雅黑" w:cs="微软雅黑"/>
+          <w:sz w:val="22"/>
+          <w:szCs w:val="22"/>
+        </w:rPr>
+        <w:t>ui/GroupManagePanel.java — 检查组管理</w:t>
+      </w:r>
+    </w:p>
+    <w:p>
+      <w:pPr>
+        <w:pStyle w:val="16"/>
+        <w:numPr>
+          <w:ilvl w:val="0"/>
+          <w:numId w:val="2"/>
+        </w:numPr>
+        <w:spacing w:after="40"/>
+      </w:pPr>
+      <w:r>
+        <w:rPr>
+          <w:rFonts w:ascii="微软雅黑" w:hAnsi="微软雅黑" w:eastAsia="微软雅黑" w:cs="微软雅黑"/>
+          <w:sz w:val="22"/>
+          <w:szCs w:val="22"/>
+        </w:rPr>
+        <w:t>ui/ManageTabPanel.java — 管理端Tab容器（套餐+检查项+检查组）</w:t>
+      </w:r>
+    </w:p>
+    <w:p>
+      <w:pPr>
+        <w:pStyle w:val="4"/>
+        <w:spacing w:before="200" w:after="120"/>
+      </w:pPr>
+      <w:r>
+        <w:rPr>
+          <w:rFonts w:ascii="微软雅黑" w:hAnsi="微软雅黑" w:eastAsia="微软雅黑" w:cs="微软雅黑"/>
+          <w:b/>
+          <w:bCs/>
+          <w:color w:val="555555"/>
+          <w:sz w:val="24"/>
+          <w:szCs w:val="24"/>
+        </w:rPr>
+        <w:t>D — 预约模块（6文件）</w:t>
+      </w:r>
+    </w:p>
+    <w:p>
+      <w:pPr>
+        <w:spacing w:after="80"/>
+      </w:pPr>
+      <w:r>
+        <w:rPr>
+          <w:rFonts w:ascii="微软雅黑" w:hAnsi="微软雅黑" w:eastAsia="微软雅黑" w:cs="微软雅黑"/>
+          <w:sz w:val="22"/>
+          <w:szCs w:val="22"/>
+        </w:rPr>
+        <w:t>预约创建、取消、查看，自定义套餐，模拟支付。</w:t>
+      </w:r>
+    </w:p>
+    <w:p>
+      <w:pPr>
+        <w:pStyle w:val="16"/>
+        <w:numPr>
+          <w:ilvl w:val="0"/>
+          <w:numId w:val="2"/>
+        </w:numPr>
+        <w:spacing w:after="40"/>
+      </w:pPr>
+      <w:r>
+        <w:rPr>
+          <w:rFonts w:ascii="微软雅黑" w:hAnsi="微软雅黑" w:eastAsia="微软雅黑" w:cs="微软雅黑"/>
+          <w:sz w:val="22"/>
+          <w:szCs w:val="22"/>
+        </w:rPr>
+        <w:t>service/AppointmentService.java — 预约流程</w:t>
+      </w:r>
+    </w:p>
+    <w:p>
+      <w:pPr>
+        <w:pStyle w:val="16"/>
+        <w:numPr>
+          <w:ilvl w:val="0"/>
+          <w:numId w:val="2"/>
+        </w:numPr>
+        <w:spacing w:after="40"/>
+      </w:pPr>
+      <w:r>
+        <w:rPr>
+          <w:rFonts w:ascii="微软雅黑" w:hAnsi="微软雅黑" w:eastAsia="微软雅黑" w:cs="微软雅黑"/>
+          <w:sz w:val="22"/>
+          <w:szCs w:val="22"/>
+        </w:rPr>
+        <w:t>service/PaymentService.java + MockPaymentService.java</w:t>
+      </w:r>
+    </w:p>
+    <w:p>
+      <w:pPr>
+        <w:pStyle w:val="16"/>
+        <w:numPr>
+          <w:ilvl w:val="0"/>
+          <w:numId w:val="2"/>
+        </w:numPr>
+        <w:spacing w:after="40"/>
+      </w:pPr>
+      <w:r>
+        <w:rPr>
+          <w:rFonts w:ascii="微软雅黑" w:hAnsi="微软雅黑" w:eastAsia="微软雅黑" w:cs="微软雅黑"/>
+          <w:sz w:val="22"/>
+          <w:szCs w:val="22"/>
+        </w:rPr>
+        <w:t>ui/AppointmentPanel.java — 我的预约列表</w:t>
+      </w:r>
+    </w:p>
+    <w:p>
+      <w:pPr>
+        <w:pStyle w:val="16"/>
+        <w:numPr>
+          <w:ilvl w:val="0"/>
+          <w:numId w:val="2"/>
+        </w:numPr>
+        <w:spacing w:after="40"/>
+      </w:pPr>
+      <w:r>
+        <w:rPr>
+          <w:rFonts w:ascii="微软雅黑" w:hAnsi="微软雅黑" w:eastAsia="微软雅黑" w:cs="微软雅黑"/>
+          <w:sz w:val="22"/>
+          <w:szCs w:val="22"/>
+        </w:rPr>
+        <w:t>ui/CreateAppointmentPanel.java — 创建预约（选套餐→选时间→确认）</w:t>
+      </w:r>
+    </w:p>
+    <w:p>
+      <w:pPr>
+        <w:pStyle w:val="16"/>
+        <w:numPr>
+          <w:ilvl w:val="0"/>
+          <w:numId w:val="2"/>
+        </w:numPr>
+        <w:spacing w:after="40"/>
+      </w:pPr>
+      <w:r>
+        <w:rPr>
+          <w:rFonts w:ascii="微软雅黑" w:hAnsi="微软雅黑" w:eastAsia="微软雅黑" w:cs="微软雅黑"/>
+          <w:sz w:val="22"/>
+          <w:szCs w:val="22"/>
+        </w:rPr>
+        <w:t>ui/CustomPackagePanel.java — 自定义套餐组合</w:t>
+      </w:r>
+    </w:p>
+    <w:p>
+      <w:pPr>
+        <w:pStyle w:val="16"/>
+        <w:numPr>
+          <w:ilvl w:val="0"/>
+          <w:numId w:val="2"/>
+        </w:numPr>
+        <w:spacing w:after="40"/>
+      </w:pPr>
+      <w:r>
+        <w:rPr>
+          <w:rFonts w:ascii="微软雅黑" w:hAnsi="微软雅黑" w:eastAsia="微软雅黑" w:cs="微软雅黑"/>
+          <w:sz w:val="22"/>
+          <w:szCs w:val="22"/>
+        </w:rPr>
+        <w:t>ui/AppointmentManagePanel.java — 医护端预约管理</w:t>
+      </w:r>
+    </w:p>
+    <w:p>
+      <w:pPr>
+        <w:pStyle w:val="4"/>
+        <w:spacing w:before="200" w:after="120"/>
+      </w:pPr>
+      <w:r>
+        <w:rPr>
+          <w:rFonts w:ascii="微软雅黑" w:hAnsi="微软雅黑" w:eastAsia="微软雅黑" w:cs="微软雅黑"/>
+          <w:b/>
+          <w:bCs/>
+          <w:color w:val="555555"/>
+          <w:sz w:val="24"/>
+          <w:szCs w:val="24"/>
+        </w:rPr>
+        <w:t>E — 体检报告模块（6文件）</w:t>
+      </w:r>
+    </w:p>
+    <w:p>
+      <w:pPr>
+        <w:spacing w:after="80"/>
+      </w:pPr>
+      <w:r>
+        <w:rPr>
+          <w:rFonts w:ascii="微软雅黑" w:hAnsi="微软雅黑" w:eastAsia="微软雅黑" w:cs="微软雅黑"/>
+          <w:sz w:val="22"/>
+          <w:szCs w:val="22"/>
+        </w:rPr>
+        <w:t>结果录入、报告查看、异常标记、健康建议。</w:t>
+      </w:r>
+    </w:p>
+    <w:p>
+      <w:pPr>
+        <w:pStyle w:val="16"/>
+        <w:numPr>
+          <w:ilvl w:val="0"/>
+          <w:numId w:val="2"/>
+        </w:numPr>
+        <w:spacing w:after="40"/>
+      </w:pPr>
+      <w:r>
+        <w:rPr>
+          <w:rFonts w:ascii="微软雅黑" w:hAnsi="微软雅黑" w:eastAsia="微软雅黑" w:cs="微软雅黑"/>
+          <w:sz w:val="22"/>
+          <w:szCs w:val="22"/>
+        </w:rPr>
+        <w:t>service/ExamService.java — 体检记录业务</w:t>
+      </w:r>
+    </w:p>
+    <w:p>
+      <w:pPr>
+        <w:pStyle w:val="16"/>
+        <w:numPr>
+          <w:ilvl w:val="0"/>
+          <w:numId w:val="2"/>
+        </w:numPr>
+        <w:spacing w:after="40"/>
+      </w:pPr>
+      <w:r>
+        <w:rPr>
+          <w:rFonts w:ascii="微软雅黑" w:hAnsi="微软雅黑" w:eastAsia="微软雅黑" w:cs="微软雅黑"/>
+          <w:sz w:val="22"/>
+          <w:szCs w:val="22"/>
+        </w:rPr>
+        <w:t>service/ReportService.java — 报告生成逻辑</w:t>
+      </w:r>
+    </w:p>
+    <w:p>
+      <w:pPr>
+        <w:pStyle w:val="16"/>
+        <w:numPr>
+          <w:ilvl w:val="0"/>
+          <w:numId w:val="2"/>
+        </w:numPr>
+        <w:spacing w:after="40"/>
+      </w:pPr>
+      <w:r>
+        <w:rPr>
+          <w:rFonts w:ascii="微软雅黑" w:hAnsi="微软雅黑" w:eastAsia="微软雅黑" w:cs="微软雅黑"/>
+          <w:sz w:val="22"/>
+          <w:szCs w:val="22"/>
+        </w:rPr>
+        <w:t>ui/ExamInputPanel.java — 医护录入体检结果</w:t>
+      </w:r>
+    </w:p>
+    <w:p>
+      <w:pPr>
+        <w:pStyle w:val="16"/>
+        <w:numPr>
+          <w:ilvl w:val="0"/>
+          <w:numId w:val="2"/>
+        </w:numPr>
+        <w:spacing w:after="40"/>
+      </w:pPr>
+      <w:r>
+        <w:rPr>
+          <w:rFonts w:ascii="微软雅黑" w:hAnsi="微软雅黑" w:eastAsia="微软雅黑" w:cs="微软雅黑"/>
+          <w:sz w:val="22"/>
+          <w:szCs w:val="22"/>
+        </w:rPr>
+        <w:t>ui/ReportViewPanel.java — 用户查看体检报告</w:t>
+      </w:r>
+    </w:p>
+    <w:p>
+      <w:pPr>
+        <w:pStyle w:val="16"/>
+        <w:numPr>
+          <w:ilvl w:val="0"/>
+          <w:numId w:val="2"/>
+        </w:numPr>
+        <w:spacing w:after="40"/>
+      </w:pPr>
+      <w:r>
+        <w:rPr>
+          <w:rFonts w:ascii="微软雅黑" w:hAnsi="微软雅黑" w:eastAsia="微软雅黑" w:cs="微软雅黑"/>
+          <w:sz w:val="22"/>
+          <w:szCs w:val="22"/>
+        </w:rPr>
+        <w:t>ui/HealthAdvicePanel.java — 健康建议</w:t>
+      </w:r>
+    </w:p>
+    <w:p>
+      <w:pPr>
+        <w:pStyle w:val="16"/>
+        <w:numPr>
+          <w:ilvl w:val="0"/>
+          <w:numId w:val="2"/>
+        </w:numPr>
+        <w:spacing w:after="40"/>
+      </w:pPr>
+      <w:r>
+        <w:rPr>
+          <w:rFonts w:ascii="微软雅黑" w:hAnsi="微软雅黑" w:eastAsia="微软雅黑" w:cs="微软雅黑"/>
+          <w:sz w:val="22"/>
+          <w:szCs w:val="22"/>
+        </w:rPr>
+        <w:t>ui/ReportHistoryPanel.java — 历史报告对比</w:t>
+      </w:r>
+    </w:p>
+    <w:p>
+      <w:pPr>
+        <w:pStyle w:val="3"/>
+        <w:spacing w:before="280" w:after="160"/>
+      </w:pPr>
+      <w:r>
+        <w:rPr>
+          <w:rFonts w:ascii="微软雅黑" w:hAnsi="微软雅黑" w:eastAsia="微软雅黑" w:cs="微软雅黑"/>
+          <w:b/>
+          <w:bCs/>
+          <w:sz w:val="28"/>
+          <w:szCs w:val="28"/>
+        </w:rPr>
+        <w:t>4.4 三天时间线</w:t>
+      </w:r>
+    </w:p>
+    <w:tbl>
+      <w:tblPr>
+        <w:tblStyle w:val="11"/>
+        <w:tblW w:w="9360" w:type="dxa"/>
+        <w:tblInd w:w="0" w:type="dxa"/>
+        <w:tblBorders>
+          <w:top w:val="single" w:color="auto" w:sz="4" w:space="0"/>
+          <w:left w:val="single" w:color="auto" w:sz="4" w:space="0"/>
+          <w:bottom w:val="single" w:color="auto" w:sz="4" w:space="0"/>
+          <w:right w:val="single" w:color="auto" w:sz="4" w:space="0"/>
+          <w:insideH w:val="single" w:color="auto" w:sz="4" w:space="0"/>
+          <w:insideV w:val="single" w:color="auto" w:sz="4" w:space="0"/>
+        </w:tblBorders>
+        <w:tblLayout w:type="autofit"/>
+        <w:tblCellMar>
+          <w:top w:w="0" w:type="dxa"/>
+          <w:left w:w="10" w:type="dxa"/>
+          <w:bottom w:w="0" w:type="dxa"/>
+          <w:right w:w="10" w:type="dxa"/>
+        </w:tblCellMar>
+      </w:tblPr>
+      <w:tblGrid>
+        <w:gridCol w:w="598"/>
+        <w:gridCol w:w="1592"/>
+        <w:gridCol w:w="2001"/>
+        <w:gridCol w:w="1015"/>
+        <w:gridCol w:w="2123"/>
+        <w:gridCol w:w="2031"/>
+      </w:tblGrid>
+      <w:tr>
+        <w:tblPrEx>
+          <w:tblBorders>
+            <w:top w:val="single" w:color="auto" w:sz="4" w:space="0"/>
+            <w:left w:val="single" w:color="auto" w:sz="4" w:space="0"/>
+            <w:bottom w:val="single" w:color="auto" w:sz="4" w:space="0"/>
+            <w:right w:val="single" w:color="auto" w:sz="4" w:space="0"/>
+            <w:insideH w:val="single" w:color="auto" w:sz="4" w:space="0"/>
+            <w:insideV w:val="single" w:color="auto" w:sz="4" w:space="0"/>
+          </w:tblBorders>
+          <w:tblCellMar>
+            <w:top w:w="0" w:type="dxa"/>
+            <w:left w:w="10" w:type="dxa"/>
+            <w:bottom w:w="0" w:type="dxa"/>
+            <w:right w:w="10" w:type="dxa"/>
+          </w:tblCellMar>
+        </w:tblPrEx>
+        <w:tc>
+          <w:tcPr>
+            <w:tcW w:w="1600" w:type="dxa"/>
+            <w:tcBorders>
+              <w:top w:val="single" w:color="BBBBBB" w:sz="0" w:space="0"/>
+              <w:left w:val="single" w:color="BBBBBB" w:sz="0" w:space="0"/>
+              <w:bottom w:val="single" w:color="BBBBBB" w:sz="0" w:space="0"/>
+              <w:right w:val="single" w:color="BBBBBB" w:sz="0" w:space="0"/>
+            </w:tcBorders>
+            <w:shd w:val="clear" w:color="auto" w:fill="2B579A"/>
+            <w:tcMar>
+              <w:top w:w="60" w:type="dxa"/>
+              <w:left w:w="100" w:type="dxa"/>
+              <w:bottom w:w="60" w:type="dxa"/>
+              <w:right w:w="100" w:type="dxa"/>
+            </w:tcMar>
+          </w:tcPr>
+          <w:p>
+            <w:r>
+              <w:rPr>
+                <w:rFonts w:ascii="微软雅黑" w:hAnsi="微软雅黑" w:eastAsia="微软雅黑" w:cs="微软雅黑"/>
+                <w:b/>
+                <w:bCs/>
+                <w:color w:val="FFFFFF"/>
+                <w:sz w:val="22"/>
+                <w:szCs w:val="22"/>
+              </w:rPr>
+              <w:t>时段</w:t>
+            </w:r>
+          </w:p>
+        </w:tc>
+        <w:tc>
+          <w:tcPr>
+            <w:tcW w:w="2600" w:type="dxa"/>
+            <w:tcBorders>
+              <w:top w:val="single" w:color="BBBBBB" w:sz="0" w:space="0"/>
+              <w:left w:val="single" w:color="BBBBBB" w:sz="0" w:space="0"/>
+              <w:bottom w:val="single" w:color="BBBBBB" w:sz="0" w:space="0"/>
+              <w:right w:val="single" w:color="BBBBBB" w:sz="0" w:space="0"/>
+            </w:tcBorders>
+            <w:shd w:val="clear" w:color="auto" w:fill="2B579A"/>
+            <w:tcMar>
+              <w:top w:w="60" w:type="dxa"/>
+              <w:left w:w="100" w:type="dxa"/>
+              <w:bottom w:w="60" w:type="dxa"/>
+              <w:right w:w="100" w:type="dxa"/>
+            </w:tcMar>
+          </w:tcPr>
+          <w:p>
+            <w:r>
+              <w:rPr>
+                <w:rFonts w:ascii="微软雅黑" w:hAnsi="微软雅黑" w:eastAsia="微软雅黑" w:cs="微软雅黑"/>
+                <w:b/>
+                <w:bCs/>
+                <w:color w:val="FFFFFF"/>
+                <w:sz w:val="22"/>
+                <w:szCs w:val="22"/>
+              </w:rPr>
+              <w:t>A</w:t>
+            </w:r>
+          </w:p>
+        </w:tc>
+        <w:tc>
+          <w:tcPr>
+            <w:tcW w:w="2600" w:type="dxa"/>
+            <w:tcBorders>
+              <w:top w:val="single" w:color="BBBBBB" w:sz="0" w:space="0"/>
+              <w:left w:val="single" w:color="BBBBBB" w:sz="0" w:space="0"/>
+              <w:bottom w:val="single" w:color="BBBBBB" w:sz="0" w:space="0"/>
+              <w:right w:val="single" w:color="BBBBBB" w:sz="0" w:space="0"/>
+            </w:tcBorders>
+            <w:shd w:val="clear" w:color="auto" w:fill="2B579A"/>
+            <w:tcMar>
+              <w:top w:w="60" w:type="dxa"/>
+              <w:left w:w="100" w:type="dxa"/>
+              <w:bottom w:w="60" w:type="dxa"/>
+              <w:right w:w="100" w:type="dxa"/>
+            </w:tcMar>
+          </w:tcPr>
+          <w:p>
+            <w:r>
+              <w:rPr>
+                <w:rFonts w:ascii="微软雅黑" w:hAnsi="微软雅黑" w:eastAsia="微软雅黑" w:cs="微软雅黑"/>
+                <w:b/>
+                <w:bCs/>
+                <w:color w:val="FFFFFF"/>
+                <w:sz w:val="22"/>
+                <w:szCs w:val="22"/>
+              </w:rPr>
+              <w:t>B</w:t>
+            </w:r>
+          </w:p>
+        </w:tc>
+        <w:tc>
+          <w:tcPr>
+            <w:tcW w:w="2600" w:type="dxa"/>
+            <w:tcBorders>
+              <w:top w:val="single" w:color="BBBBBB" w:sz="0" w:space="0"/>
+              <w:left w:val="single" w:color="BBBBBB" w:sz="0" w:space="0"/>
+              <w:bottom w:val="single" w:color="BBBBBB" w:sz="0" w:space="0"/>
+              <w:right w:val="single" w:color="BBBBBB" w:sz="0" w:space="0"/>
+            </w:tcBorders>
+            <w:shd w:val="clear" w:color="auto" w:fill="2B579A"/>
+            <w:tcMar>
+              <w:top w:w="60" w:type="dxa"/>
+              <w:left w:w="100" w:type="dxa"/>
+              <w:bottom w:w="60" w:type="dxa"/>
+              <w:right w:w="100" w:type="dxa"/>
+            </w:tcMar>
+          </w:tcPr>
+          <w:p>
+            <w:r>
+              <w:rPr>
+                <w:rFonts w:ascii="微软雅黑" w:hAnsi="微软雅黑" w:eastAsia="微软雅黑" w:cs="微软雅黑"/>
+                <w:b/>
+                <w:bCs/>
+                <w:color w:val="FFFFFF"/>
+                <w:sz w:val="22"/>
+                <w:szCs w:val="22"/>
+              </w:rPr>
+              <w:t>C</w:t>
+            </w:r>
+          </w:p>
+        </w:tc>
+        <w:tc>
+          <w:tcPr>
+            <w:tcW w:w="2600" w:type="dxa"/>
+            <w:tcBorders>
+              <w:top w:val="single" w:color="BBBBBB" w:sz="0" w:space="0"/>
+              <w:left w:val="single" w:color="BBBBBB" w:sz="0" w:space="0"/>
+              <w:bottom w:val="single" w:color="BBBBBB" w:sz="0" w:space="0"/>
+              <w:right w:val="single" w:color="BBBBBB" w:sz="0" w:space="0"/>
+            </w:tcBorders>
+            <w:shd w:val="clear" w:color="auto" w:fill="2B579A"/>
+            <w:tcMar>
+              <w:top w:w="60" w:type="dxa"/>
+              <w:left w:w="100" w:type="dxa"/>
+              <w:bottom w:w="60" w:type="dxa"/>
+              <w:right w:w="100" w:type="dxa"/>
+            </w:tcMar>
+          </w:tcPr>
+          <w:p>
+            <w:r>
+              <w:rPr>
+                <w:rFonts w:ascii="微软雅黑" w:hAnsi="微软雅黑" w:eastAsia="微软雅黑" w:cs="微软雅黑"/>
+                <w:b/>
+                <w:bCs/>
+                <w:color w:val="FFFFFF"/>
+                <w:sz w:val="22"/>
+                <w:szCs w:val="22"/>
+              </w:rPr>
+              <w:t>D</w:t>
+            </w:r>
+          </w:p>
+        </w:tc>
+        <w:tc>
+          <w:tcPr>
+            <w:tcW w:w="2600" w:type="dxa"/>
+            <w:tcBorders>
+              <w:top w:val="single" w:color="BBBBBB" w:sz="0" w:space="0"/>
+              <w:left w:val="single" w:color="BBBBBB" w:sz="0" w:space="0"/>
+              <w:bottom w:val="single" w:color="BBBBBB" w:sz="0" w:space="0"/>
+              <w:right w:val="single" w:color="BBBBBB" w:sz="0" w:space="0"/>
+            </w:tcBorders>
+            <w:shd w:val="clear" w:color="auto" w:fill="2B579A"/>
+            <w:tcMar>
+              <w:top w:w="60" w:type="dxa"/>
+              <w:left w:w="100" w:type="dxa"/>
+              <w:bottom w:w="60" w:type="dxa"/>
+              <w:right w:w="100" w:type="dxa"/>
+            </w:tcMar>
+          </w:tcPr>
+          <w:p>
+            <w:r>
+              <w:rPr>
+                <w:rFonts w:ascii="微软雅黑" w:hAnsi="微软雅黑" w:eastAsia="微软雅黑" w:cs="微软雅黑"/>
+                <w:b/>
+                <w:bCs/>
+                <w:color w:val="FFFFFF"/>
+                <w:sz w:val="22"/>
+                <w:szCs w:val="22"/>
+              </w:rPr>
+              <w:t>E</w:t>
+            </w:r>
+          </w:p>
+        </w:tc>
+      </w:tr>
+      <w:tr>
+        <w:tblPrEx>
+          <w:tblBorders>
+            <w:top w:val="single" w:color="auto" w:sz="4" w:space="0"/>
+            <w:left w:val="single" w:color="auto" w:sz="4" w:space="0"/>
+            <w:bottom w:val="single" w:color="auto" w:sz="4" w:space="0"/>
+            <w:right w:val="single" w:color="auto" w:sz="4" w:space="0"/>
+            <w:insideH w:val="single" w:color="auto" w:sz="4" w:space="0"/>
+            <w:insideV w:val="single" w:color="auto" w:sz="4" w:space="0"/>
+          </w:tblBorders>
+          <w:tblCellMar>
+            <w:top w:w="0" w:type="dxa"/>
+            <w:left w:w="10" w:type="dxa"/>
+            <w:bottom w:w="0" w:type="dxa"/>
+            <w:right w:w="10" w:type="dxa"/>
+          </w:tblCellMar>
+        </w:tblPrEx>
+        <w:tc>
+          <w:tcPr>
+            <w:tcW w:w="1600" w:type="dxa"/>
+            <w:tcBorders>
+              <w:top w:val="single" w:color="BBBBBB" w:sz="0" w:space="0"/>
+              <w:left w:val="single" w:color="BBBBBB" w:sz="0" w:space="0"/>
+              <w:bottom w:val="single" w:color="BBBBBB" w:sz="0" w:space="0"/>
+              <w:right w:val="single" w:color="BBBBBB" w:sz="0" w:space="0"/>
+            </w:tcBorders>
+            <w:shd w:val="clear" w:color="auto" w:fill="F2F6FC"/>
+            <w:tcMar>
+              <w:top w:w="60" w:type="dxa"/>
+              <w:left w:w="100" w:type="dxa"/>
+              <w:bottom w:w="60" w:type="dxa"/>
+              <w:right w:w="100" w:type="dxa"/>
+            </w:tcMar>
+          </w:tcPr>
+          <w:p>
+            <w:r>
+              <w:rPr>
+                <w:rFonts w:ascii="微软雅黑" w:hAnsi="微软雅黑" w:eastAsia="微软雅黑" w:cs="微软雅黑"/>
+                <w:sz w:val="22"/>
+                <w:szCs w:val="22"/>
+              </w:rPr>
+              <w:t>D1 9-11</w:t>
+            </w:r>
+          </w:p>
+        </w:tc>
+        <w:tc>
+          <w:tcPr>
+            <w:tcW w:w="2600" w:type="dxa"/>
+            <w:tcBorders>
+              <w:top w:val="single" w:color="BBBBBB" w:sz="0" w:space="0"/>
+              <w:left w:val="single" w:color="BBBBBB" w:sz="0" w:space="0"/>
+              <w:bottom w:val="single" w:color="BBBBBB" w:sz="0" w:space="0"/>
+              <w:right w:val="single" w:color="BBBBBB" w:sz="0" w:space="0"/>
+            </w:tcBorders>
+            <w:shd w:val="clear" w:color="auto" w:fill="F2F6FC"/>
+            <w:tcMar>
+              <w:top w:w="60" w:type="dxa"/>
+              <w:left w:w="100" w:type="dxa"/>
+              <w:bottom w:w="60" w:type="dxa"/>
+              <w:right w:w="100" w:type="dxa"/>
+            </w:tcMar>
+          </w:tcPr>
+          <w:p>
+            <w:r>
+              <w:rPr>
+                <w:rFonts w:ascii="微软雅黑" w:hAnsi="微软雅黑" w:eastAsia="微软雅黑" w:cs="微软雅黑"/>
+                <w:sz w:val="22"/>
+                <w:szCs w:val="22"/>
+              </w:rPr>
+              <w:t>写实体+DbUtil（全员等）</w:t>
+            </w:r>
+          </w:p>
+        </w:tc>
+        <w:tc>
+          <w:tcPr>
+            <w:tcW w:w="2600" w:type="dxa"/>
+            <w:tcBorders>
+              <w:top w:val="single" w:color="BBBBBB" w:sz="0" w:space="0"/>
+              <w:left w:val="single" w:color="BBBBBB" w:sz="0" w:space="0"/>
+              <w:bottom w:val="single" w:color="BBBBBB" w:sz="0" w:space="0"/>
+              <w:right w:val="single" w:color="BBBBBB" w:sz="0" w:space="0"/>
+            </w:tcBorders>
+            <w:shd w:val="clear" w:color="auto" w:fill="F2F6FC"/>
+            <w:tcMar>
+              <w:top w:w="60" w:type="dxa"/>
+              <w:left w:w="100" w:type="dxa"/>
+              <w:bottom w:w="60" w:type="dxa"/>
+              <w:right w:w="100" w:type="dxa"/>
+            </w:tcMar>
+          </w:tcPr>
+          <w:p>
+            <w:r>
+              <w:rPr>
+                <w:rFonts w:ascii="微软雅黑" w:hAnsi="微软雅黑" w:eastAsia="微软雅黑" w:cs="微软雅黑"/>
+                <w:sz w:val="22"/>
+                <w:szCs w:val="22"/>
+              </w:rPr>
+              <w:t>等实体，画UI草稿</w:t>
+            </w:r>
+          </w:p>
+        </w:tc>
+        <w:tc>
+          <w:tcPr>
+            <w:tcW w:w="2600" w:type="dxa"/>
+            <w:tcBorders>
+              <w:top w:val="single" w:color="BBBBBB" w:sz="0" w:space="0"/>
+              <w:left w:val="single" w:color="BBBBBB" w:sz="0" w:space="0"/>
+              <w:bottom w:val="single" w:color="BBBBBB" w:sz="0" w:space="0"/>
+              <w:right w:val="single" w:color="BBBBBB" w:sz="0" w:space="0"/>
+            </w:tcBorders>
+            <w:shd w:val="clear" w:color="auto" w:fill="F2F6FC"/>
+            <w:tcMar>
+              <w:top w:w="60" w:type="dxa"/>
+              <w:left w:w="100" w:type="dxa"/>
+              <w:bottom w:w="60" w:type="dxa"/>
+              <w:right w:w="100" w:type="dxa"/>
+            </w:tcMar>
+          </w:tcPr>
+          <w:p>
+            <w:r>
+              <w:rPr>
+                <w:rFonts w:ascii="微软雅黑" w:hAnsi="微软雅黑" w:eastAsia="微软雅黑" w:cs="微软雅黑"/>
+                <w:sz w:val="22"/>
+                <w:szCs w:val="22"/>
+              </w:rPr>
+              <w:t>等实体，画UI草稿</w:t>
+            </w:r>
+          </w:p>
+        </w:tc>
+        <w:tc>
+          <w:tcPr>
+            <w:tcW w:w="2600" w:type="dxa"/>
+            <w:tcBorders>
+              <w:top w:val="single" w:color="BBBBBB" w:sz="0" w:space="0"/>
+              <w:left w:val="single" w:color="BBBBBB" w:sz="0" w:space="0"/>
+              <w:bottom w:val="single" w:color="BBBBBB" w:sz="0" w:space="0"/>
+              <w:right w:val="single" w:color="BBBBBB" w:sz="0" w:space="0"/>
+            </w:tcBorders>
+            <w:shd w:val="clear" w:color="auto" w:fill="F2F6FC"/>
+            <w:tcMar>
+              <w:top w:w="60" w:type="dxa"/>
+              <w:left w:w="100" w:type="dxa"/>
+              <w:bottom w:w="60" w:type="dxa"/>
+              <w:right w:w="100" w:type="dxa"/>
+            </w:tcMar>
+          </w:tcPr>
+          <w:p>
+            <w:r>
+              <w:rPr>
+                <w:rFonts w:ascii="微软雅黑" w:hAnsi="微软雅黑" w:eastAsia="微软雅黑" w:cs="微软雅黑"/>
+                <w:sz w:val="22"/>
+                <w:szCs w:val="22"/>
+              </w:rPr>
+              <w:t>等实体，画UI草稿</w:t>
+            </w:r>
+          </w:p>
+        </w:tc>
+        <w:tc>
+          <w:tcPr>
+            <w:tcW w:w="2600" w:type="dxa"/>
+            <w:tcBorders>
+              <w:top w:val="single" w:color="BBBBBB" w:sz="0" w:space="0"/>
+              <w:left w:val="single" w:color="BBBBBB" w:sz="0" w:space="0"/>
+              <w:bottom w:val="single" w:color="BBBBBB" w:sz="0" w:space="0"/>
+              <w:right w:val="single" w:color="BBBBBB" w:sz="0" w:space="0"/>
+            </w:tcBorders>
+            <w:shd w:val="clear" w:color="auto" w:fill="F2F6FC"/>
+            <w:tcMar>
+              <w:top w:w="60" w:type="dxa"/>
+              <w:left w:w="100" w:type="dxa"/>
+              <w:bottom w:w="60" w:type="dxa"/>
+              <w:right w:w="100" w:type="dxa"/>
+            </w:tcMar>
+          </w:tcPr>
+          <w:p>
+            <w:r>
+              <w:rPr>
+                <w:rFonts w:ascii="微软雅黑" w:hAnsi="微软雅黑" w:eastAsia="微软雅黑" w:cs="微软雅黑"/>
+                <w:sz w:val="22"/>
+                <w:szCs w:val="22"/>
+              </w:rPr>
+              <w:t>等实体，画UI草稿</w:t>
+            </w:r>
+          </w:p>
+        </w:tc>
+      </w:tr>
+      <w:tr>
+        <w:tblPrEx>
+          <w:tblBorders>
+            <w:top w:val="single" w:color="auto" w:sz="4" w:space="0"/>
+            <w:left w:val="single" w:color="auto" w:sz="4" w:space="0"/>
+            <w:bottom w:val="single" w:color="auto" w:sz="4" w:space="0"/>
+            <w:right w:val="single" w:color="auto" w:sz="4" w:space="0"/>
+            <w:insideH w:val="single" w:color="auto" w:sz="4" w:space="0"/>
+            <w:insideV w:val="single" w:color="auto" w:sz="4" w:space="0"/>
+          </w:tblBorders>
+          <w:tblCellMar>
+            <w:top w:w="0" w:type="dxa"/>
+            <w:left w:w="10" w:type="dxa"/>
+            <w:bottom w:w="0" w:type="dxa"/>
+            <w:right w:w="10" w:type="dxa"/>
+          </w:tblCellMar>
+        </w:tblPrEx>
+        <w:tc>
+          <w:tcPr>
+            <w:tcW w:w="1600" w:type="dxa"/>
+            <w:tcBorders>
+              <w:top w:val="single" w:color="BBBBBB" w:sz="0" w:space="0"/>
+              <w:left w:val="single" w:color="BBBBBB" w:sz="0" w:space="0"/>
+              <w:bottom w:val="single" w:color="BBBBBB" w:sz="0" w:space="0"/>
+              <w:right w:val="single" w:color="BBBBBB" w:sz="0" w:space="0"/>
+            </w:tcBorders>
+            <w:tcMar>
+              <w:top w:w="60" w:type="dxa"/>
+              <w:left w:w="100" w:type="dxa"/>
+              <w:bottom w:w="60" w:type="dxa"/>
+              <w:right w:w="100" w:type="dxa"/>
+            </w:tcMar>
+          </w:tcPr>
+          <w:p>
+            <w:r>
+              <w:rPr>
+                <w:rFonts w:ascii="微软雅黑" w:hAnsi="微软雅黑" w:eastAsia="微软雅黑" w:cs="微软雅黑"/>
+                <w:sz w:val="22"/>
+                <w:szCs w:val="22"/>
+              </w:rPr>
+              <w:t>D1 11-18</w:t>
+            </w:r>
+          </w:p>
+        </w:tc>
+        <w:tc>
+          <w:tcPr>
+            <w:tcW w:w="2600" w:type="dxa"/>
+            <w:tcBorders>
+              <w:top w:val="single" w:color="BBBBBB" w:sz="0" w:space="0"/>
+              <w:left w:val="single" w:color="BBBBBB" w:sz="0" w:space="0"/>
+              <w:bottom w:val="single" w:color="BBBBBB" w:sz="0" w:space="0"/>
+              <w:right w:val="single" w:color="BBBBBB" w:sz="0" w:space="0"/>
+            </w:tcBorders>
+            <w:tcMar>
+              <w:top w:w="60" w:type="dxa"/>
+              <w:left w:w="100" w:type="dxa"/>
+              <w:bottom w:w="60" w:type="dxa"/>
+              <w:right w:w="100" w:type="dxa"/>
+            </w:tcMar>
+          </w:tcPr>
+          <w:p>
+            <w:r>
+              <w:rPr>
+                <w:rFonts w:ascii="微软雅黑" w:hAnsi="微软雅黑" w:eastAsia="微软雅黑" w:cs="微软雅黑"/>
+                <w:sz w:val="22"/>
+                <w:szCs w:val="22"/>
+              </w:rPr>
+              <w:t>8个DAO（方法签名先给）</w:t>
+            </w:r>
+          </w:p>
+        </w:tc>
+        <w:tc>
+          <w:tcPr>
+            <w:tcW w:w="2600" w:type="dxa"/>
+            <w:tcBorders>
+              <w:top w:val="single" w:color="BBBBBB" w:sz="0" w:space="0"/>
+              <w:left w:val="single" w:color="BBBBBB" w:sz="0" w:space="0"/>
+              <w:bottom w:val="single" w:color="BBBBBB" w:sz="0" w:space="0"/>
+              <w:right w:val="single" w:color="BBBBBB" w:sz="0" w:space="0"/>
+            </w:tcBorders>
+            <w:tcMar>
+              <w:top w:w="60" w:type="dxa"/>
+              <w:left w:w="100" w:type="dxa"/>
+              <w:bottom w:w="60" w:type="dxa"/>
+              <w:right w:w="100" w:type="dxa"/>
+            </w:tcMar>
+          </w:tcPr>
+          <w:p>
+            <w:r>
+              <w:rPr>
+                <w:rFonts w:ascii="微软雅黑" w:hAnsi="微软雅黑" w:eastAsia="微软雅黑" w:cs="微软雅黑"/>
+                <w:sz w:val="22"/>
+                <w:szCs w:val="22"/>
+              </w:rPr>
+              <w:t>Login+Register+改密调UserDAO</w:t>
+            </w:r>
+          </w:p>
+        </w:tc>
+        <w:tc>
+          <w:tcPr>
+            <w:tcW w:w="2600" w:type="dxa"/>
+            <w:tcBorders>
+              <w:top w:val="single" w:color="BBBBBB" w:sz="0" w:space="0"/>
+              <w:left w:val="single" w:color="BBBBBB" w:sz="0" w:space="0"/>
+              <w:bottom w:val="single" w:color="BBBBBB" w:sz="0" w:space="0"/>
+              <w:right w:val="single" w:color="BBBBBB" w:sz="0" w:space="0"/>
+            </w:tcBorders>
+            <w:tcMar>
+              <w:top w:w="60" w:type="dxa"/>
+              <w:left w:w="100" w:type="dxa"/>
+              <w:bottom w:w="60" w:type="dxa"/>
+              <w:right w:w="100" w:type="dxa"/>
+            </w:tcMar>
+          </w:tcPr>
+          <w:p>
+            <w:r>
+              <w:rPr>
+                <w:rFonts w:ascii="微软雅黑" w:hAnsi="微软雅黑" w:eastAsia="微软雅黑" w:cs="微软雅黑"/>
+                <w:sz w:val="22"/>
+                <w:szCs w:val="22"/>
+              </w:rPr>
+              <w:t>套餐+检查项调4个DAO</w:t>
+            </w:r>
+          </w:p>
+        </w:tc>
+        <w:tc>
+          <w:tcPr>
+            <w:tcW w:w="2600" w:type="dxa"/>
+            <w:tcBorders>
+              <w:top w:val="single" w:color="BBBBBB" w:sz="0" w:space="0"/>
+              <w:left w:val="single" w:color="BBBBBB" w:sz="0" w:space="0"/>
+              <w:bottom w:val="single" w:color="BBBBBB" w:sz="0" w:space="0"/>
+              <w:right w:val="single" w:color="BBBBBB" w:sz="0" w:space="0"/>
+            </w:tcBorders>
+            <w:tcMar>
+              <w:top w:w="60" w:type="dxa"/>
+              <w:left w:w="100" w:type="dxa"/>
+              <w:bottom w:w="60" w:type="dxa"/>
+              <w:right w:w="100" w:type="dxa"/>
+            </w:tcMar>
+          </w:tcPr>
+          <w:p>
+            <w:r>
+              <w:rPr>
+                <w:rFonts w:ascii="微软雅黑" w:hAnsi="微软雅黑" w:eastAsia="微软雅黑" w:cs="微软雅黑"/>
+                <w:sz w:val="22"/>
+                <w:szCs w:val="22"/>
+              </w:rPr>
+              <w:t>预约+支付调AppointmentDAO</w:t>
+            </w:r>
+          </w:p>
+        </w:tc>
+        <w:tc>
+          <w:tcPr>
+            <w:tcW w:w="2600" w:type="dxa"/>
+            <w:tcBorders>
+              <w:top w:val="single" w:color="BBBBBB" w:sz="0" w:space="0"/>
+              <w:left w:val="single" w:color="BBBBBB" w:sz="0" w:space="0"/>
+              <w:bottom w:val="single" w:color="BBBBBB" w:sz="0" w:space="0"/>
+              <w:right w:val="single" w:color="BBBBBB" w:sz="0" w:space="0"/>
+            </w:tcBorders>
+            <w:tcMar>
+              <w:top w:w="60" w:type="dxa"/>
+              <w:left w:w="100" w:type="dxa"/>
+              <w:bottom w:w="60" w:type="dxa"/>
+              <w:right w:w="100" w:type="dxa"/>
+            </w:tcMar>
+          </w:tcPr>
+          <w:p>
+            <w:r>
+              <w:rPr>
+                <w:rFonts w:ascii="微软雅黑" w:hAnsi="微软雅黑" w:eastAsia="微软雅黑" w:cs="微软雅黑"/>
+                <w:sz w:val="22"/>
+                <w:szCs w:val="22"/>
+              </w:rPr>
+              <w:t>录入+报告调ExamRecordDAO</w:t>
+            </w:r>
+          </w:p>
+        </w:tc>
+      </w:tr>
+      <w:tr>
+        <w:tblPrEx>
+          <w:tblBorders>
+            <w:top w:val="single" w:color="auto" w:sz="4" w:space="0"/>
+            <w:left w:val="single" w:color="auto" w:sz="4" w:space="0"/>
+            <w:bottom w:val="single" w:color="auto" w:sz="4" w:space="0"/>
+            <w:right w:val="single" w:color="auto" w:sz="4" w:space="0"/>
+            <w:insideH w:val="single" w:color="auto" w:sz="4" w:space="0"/>
+            <w:insideV w:val="single" w:color="auto" w:sz="4" w:space="0"/>
+          </w:tblBorders>
+          <w:tblCellMar>
+            <w:top w:w="0" w:type="dxa"/>
+            <w:left w:w="10" w:type="dxa"/>
+            <w:bottom w:w="0" w:type="dxa"/>
+            <w:right w:w="10" w:type="dxa"/>
+          </w:tblCellMar>
+        </w:tblPrEx>
+        <w:tc>
+          <w:tcPr>
+            <w:tcW w:w="1600" w:type="dxa"/>
+            <w:tcBorders>
+              <w:top w:val="single" w:color="BBBBBB" w:sz="0" w:space="0"/>
+              <w:left w:val="single" w:color="BBBBBB" w:sz="0" w:space="0"/>
+              <w:bottom w:val="single" w:color="BBBBBB" w:sz="0" w:space="0"/>
+              <w:right w:val="single" w:color="BBBBBB" w:sz="0" w:space="0"/>
+            </w:tcBorders>
+            <w:shd w:val="clear" w:color="auto" w:fill="F2F6FC"/>
+            <w:tcMar>
+              <w:top w:w="60" w:type="dxa"/>
+              <w:left w:w="100" w:type="dxa"/>
+              <w:bottom w:w="60" w:type="dxa"/>
+              <w:right w:w="100" w:type="dxa"/>
+            </w:tcMar>
+          </w:tcPr>
+          <w:p>
+            <w:r>
+              <w:rPr>
+                <w:rFonts w:ascii="微软雅黑" w:hAnsi="微软雅黑" w:eastAsia="微软雅黑" w:cs="微软雅黑"/>
+                <w:sz w:val="22"/>
+                <w:szCs w:val="22"/>
+              </w:rPr>
+              <w:t>D2 全天</w:t>
+            </w:r>
+          </w:p>
+        </w:tc>
+        <w:tc>
+          <w:tcPr>
+            <w:tcW w:w="2600" w:type="dxa"/>
+            <w:tcBorders>
+              <w:top w:val="single" w:color="BBBBBB" w:sz="0" w:space="0"/>
+              <w:left w:val="single" w:color="BBBBBB" w:sz="0" w:space="0"/>
+              <w:bottom w:val="single" w:color="BBBBBB" w:sz="0" w:space="0"/>
+              <w:right w:val="single" w:color="BBBBBB" w:sz="0" w:space="0"/>
+            </w:tcBorders>
+            <w:shd w:val="clear" w:color="auto" w:fill="F2F6FC"/>
+            <w:tcMar>
+              <w:top w:w="60" w:type="dxa"/>
+              <w:left w:w="100" w:type="dxa"/>
+              <w:bottom w:w="60" w:type="dxa"/>
+              <w:right w:w="100" w:type="dxa"/>
+            </w:tcMar>
+          </w:tcPr>
+          <w:p>
+            <w:r>
+              <w:rPr>
+                <w:rFonts w:ascii="微软雅黑" w:hAnsi="微软雅黑" w:eastAsia="微软雅黑" w:cs="微软雅黑"/>
+                <w:sz w:val="22"/>
+                <w:szCs w:val="22"/>
+              </w:rPr>
+              <w:t>DAO实现补完+MainFrame骨架</w:t>
+            </w:r>
+          </w:p>
+        </w:tc>
+        <w:tc>
+          <w:tcPr>
+            <w:tcW w:w="2600" w:type="dxa"/>
+            <w:tcBorders>
+              <w:top w:val="single" w:color="BBBBBB" w:sz="0" w:space="0"/>
+              <w:left w:val="single" w:color="BBBBBB" w:sz="0" w:space="0"/>
+              <w:bottom w:val="single" w:color="BBBBBB" w:sz="0" w:space="0"/>
+              <w:right w:val="single" w:color="BBBBBB" w:sz="0" w:space="0"/>
+            </w:tcBorders>
+            <w:shd w:val="clear" w:color="auto" w:fill="F2F6FC"/>
+            <w:tcMar>
+              <w:top w:w="60" w:type="dxa"/>
+              <w:left w:w="100" w:type="dxa"/>
+              <w:bottom w:w="60" w:type="dxa"/>
+              <w:right w:w="100" w:type="dxa"/>
+            </w:tcMar>
+          </w:tcPr>
+          <w:p>
+            <w:r>
+              <w:rPr>
+                <w:rFonts w:ascii="微软雅黑" w:hAnsi="微软雅黑" w:eastAsia="微软雅黑" w:cs="微软雅黑"/>
+                <w:sz w:val="22"/>
+                <w:szCs w:val="22"/>
+              </w:rPr>
+              <w:t>Service完善+自测</w:t>
+            </w:r>
+          </w:p>
+        </w:tc>
+        <w:tc>
+          <w:tcPr>
+            <w:tcW w:w="2600" w:type="dxa"/>
+            <w:tcBorders>
+              <w:top w:val="single" w:color="BBBBBB" w:sz="0" w:space="0"/>
+              <w:left w:val="single" w:color="BBBBBB" w:sz="0" w:space="0"/>
+              <w:bottom w:val="single" w:color="BBBBBB" w:sz="0" w:space="0"/>
+              <w:right w:val="single" w:color="BBBBBB" w:sz="0" w:space="0"/>
+            </w:tcBorders>
+            <w:shd w:val="clear" w:color="auto" w:fill="F2F6FC"/>
+            <w:tcMar>
+              <w:top w:w="60" w:type="dxa"/>
+              <w:left w:w="100" w:type="dxa"/>
+              <w:bottom w:w="60" w:type="dxa"/>
+              <w:right w:w="100" w:type="dxa"/>
+            </w:tcMar>
+          </w:tcPr>
+          <w:p>
+            <w:r>
+              <w:rPr>
+                <w:rFonts w:ascii="微软雅黑" w:hAnsi="微软雅黑" w:eastAsia="微软雅黑" w:cs="微软雅黑"/>
+                <w:sz w:val="22"/>
+                <w:szCs w:val="22"/>
+              </w:rPr>
+              <w:t>Service完善+自测</w:t>
+            </w:r>
+          </w:p>
+        </w:tc>
+        <w:tc>
+          <w:tcPr>
+            <w:tcW w:w="2600" w:type="dxa"/>
+            <w:tcBorders>
+              <w:top w:val="single" w:color="BBBBBB" w:sz="0" w:space="0"/>
+              <w:left w:val="single" w:color="BBBBBB" w:sz="0" w:space="0"/>
+              <w:bottom w:val="single" w:color="BBBBBB" w:sz="0" w:space="0"/>
+              <w:right w:val="single" w:color="BBBBBB" w:sz="0" w:space="0"/>
+            </w:tcBorders>
+            <w:shd w:val="clear" w:color="auto" w:fill="F2F6FC"/>
+            <w:tcMar>
+              <w:top w:w="60" w:type="dxa"/>
+              <w:left w:w="100" w:type="dxa"/>
+              <w:bottom w:w="60" w:type="dxa"/>
+              <w:right w:w="100" w:type="dxa"/>
+            </w:tcMar>
+          </w:tcPr>
+          <w:p>
+            <w:r>
+              <w:rPr>
+                <w:rFonts w:ascii="微软雅黑" w:hAnsi="微软雅黑" w:eastAsia="微软雅黑" w:cs="微软雅黑"/>
+                <w:sz w:val="22"/>
+                <w:szCs w:val="22"/>
+              </w:rPr>
+              <w:t>Service完善+自测</w:t>
+            </w:r>
+          </w:p>
+        </w:tc>
+        <w:tc>
+          <w:tcPr>
+            <w:tcW w:w="2600" w:type="dxa"/>
+            <w:tcBorders>
+              <w:top w:val="single" w:color="BBBBBB" w:sz="0" w:space="0"/>
+              <w:left w:val="single" w:color="BBBBBB" w:sz="0" w:space="0"/>
+              <w:bottom w:val="single" w:color="BBBBBB" w:sz="0" w:space="0"/>
+              <w:right w:val="single" w:color="BBBBBB" w:sz="0" w:space="0"/>
+            </w:tcBorders>
+            <w:shd w:val="clear" w:color="auto" w:fill="F2F6FC"/>
+            <w:tcMar>
+              <w:top w:w="60" w:type="dxa"/>
+              <w:left w:w="100" w:type="dxa"/>
+              <w:bottom w:w="60" w:type="dxa"/>
+              <w:right w:w="100" w:type="dxa"/>
+            </w:tcMar>
+          </w:tcPr>
+          <w:p>
+            <w:r>
+              <w:rPr>
+                <w:rFonts w:ascii="微软雅黑" w:hAnsi="微软雅黑" w:eastAsia="微软雅黑" w:cs="微软雅黑"/>
+                <w:sz w:val="22"/>
+                <w:szCs w:val="22"/>
+              </w:rPr>
+              <w:t>Service完善+自测</w:t>
+            </w:r>
+          </w:p>
+        </w:tc>
+      </w:tr>
+      <w:tr>
+        <w:tblPrEx>
+          <w:tblBorders>
+            <w:top w:val="single" w:color="auto" w:sz="4" w:space="0"/>
+            <w:left w:val="single" w:color="auto" w:sz="4" w:space="0"/>
+            <w:bottom w:val="single" w:color="auto" w:sz="4" w:space="0"/>
+            <w:right w:val="single" w:color="auto" w:sz="4" w:space="0"/>
+            <w:insideH w:val="single" w:color="auto" w:sz="4" w:space="0"/>
+            <w:insideV w:val="single" w:color="auto" w:sz="4" w:space="0"/>
+          </w:tblBorders>
+          <w:tblCellMar>
+            <w:top w:w="0" w:type="dxa"/>
+            <w:left w:w="10" w:type="dxa"/>
+            <w:bottom w:w="0" w:type="dxa"/>
+            <w:right w:w="10" w:type="dxa"/>
+          </w:tblCellMar>
+        </w:tblPrEx>
+        <w:tc>
+          <w:tcPr>
+            <w:tcW w:w="1600" w:type="dxa"/>
+            <w:tcBorders>
+              <w:top w:val="single" w:color="BBBBBB" w:sz="0" w:space="0"/>
+              <w:left w:val="single" w:color="BBBBBB" w:sz="0" w:space="0"/>
+              <w:bottom w:val="single" w:color="BBBBBB" w:sz="0" w:space="0"/>
+              <w:right w:val="single" w:color="BBBBBB" w:sz="0" w:space="0"/>
+            </w:tcBorders>
+            <w:tcMar>
+              <w:top w:w="60" w:type="dxa"/>
+              <w:left w:w="100" w:type="dxa"/>
+              <w:bottom w:w="60" w:type="dxa"/>
+              <w:right w:w="100" w:type="dxa"/>
+            </w:tcMar>
+          </w:tcPr>
+          <w:p>
+            <w:r>
+              <w:rPr>
+                <w:rFonts w:ascii="微软雅黑" w:hAnsi="微软雅黑" w:eastAsia="微软雅黑" w:cs="微软雅黑"/>
+                <w:sz w:val="22"/>
+                <w:szCs w:val="22"/>
+              </w:rPr>
+              <w:t>D3 上午</w:t>
+            </w:r>
+          </w:p>
+        </w:tc>
+        <w:tc>
+          <w:tcPr>
+            <w:tcW w:w="2600" w:type="dxa"/>
+            <w:tcBorders>
+              <w:top w:val="single" w:color="BBBBBB" w:sz="0" w:space="0"/>
+              <w:left w:val="single" w:color="BBBBBB" w:sz="0" w:space="0"/>
+              <w:bottom w:val="single" w:color="BBBBBB" w:sz="0" w:space="0"/>
+              <w:right w:val="single" w:color="BBBBBB" w:sz="0" w:space="0"/>
+            </w:tcBorders>
+            <w:tcMar>
+              <w:top w:w="60" w:type="dxa"/>
+              <w:left w:w="100" w:type="dxa"/>
+              <w:bottom w:w="60" w:type="dxa"/>
+              <w:right w:w="100" w:type="dxa"/>
+            </w:tcMar>
+          </w:tcPr>
+          <w:p>
+            <w:r>
+              <w:rPr>
+                <w:rFonts w:ascii="微软雅黑" w:hAnsi="微软雅黑" w:eastAsia="微软雅黑" w:cs="微软雅黑"/>
+                <w:sz w:val="22"/>
+                <w:szCs w:val="22"/>
+              </w:rPr>
+              <w:t>组装各Panel+主窗口</w:t>
+            </w:r>
+          </w:p>
+        </w:tc>
+        <w:tc>
+          <w:tcPr>
+            <w:tcW w:w="2600" w:type="dxa"/>
+            <w:tcBorders>
+              <w:top w:val="single" w:color="BBBBBB" w:sz="0" w:space="0"/>
+              <w:left w:val="single" w:color="BBBBBB" w:sz="0" w:space="0"/>
+              <w:bottom w:val="single" w:color="BBBBBB" w:sz="0" w:space="0"/>
+              <w:right w:val="single" w:color="BBBBBB" w:sz="0" w:space="0"/>
+            </w:tcBorders>
+            <w:tcMar>
+              <w:top w:w="60" w:type="dxa"/>
+              <w:left w:w="100" w:type="dxa"/>
+              <w:bottom w:w="60" w:type="dxa"/>
+              <w:right w:w="100" w:type="dxa"/>
+            </w:tcMar>
+          </w:tcPr>
+          <w:p>
+            <w:r>
+              <w:rPr>
+                <w:rFonts w:ascii="微软雅黑" w:hAnsi="微软雅黑" w:eastAsia="微软雅黑" w:cs="微软雅黑"/>
+                <w:sz w:val="22"/>
+                <w:szCs w:val="22"/>
+              </w:rPr>
+              <w:t>自测+交付Panel给A</w:t>
+            </w:r>
+          </w:p>
+        </w:tc>
+        <w:tc>
+          <w:tcPr>
+            <w:tcW w:w="2600" w:type="dxa"/>
+            <w:tcBorders>
+              <w:top w:val="single" w:color="BBBBBB" w:sz="0" w:space="0"/>
+              <w:left w:val="single" w:color="BBBBBB" w:sz="0" w:space="0"/>
+              <w:bottom w:val="single" w:color="BBBBBB" w:sz="0" w:space="0"/>
+              <w:right w:val="single" w:color="BBBBBB" w:sz="0" w:space="0"/>
+            </w:tcBorders>
+            <w:tcMar>
+              <w:top w:w="60" w:type="dxa"/>
+              <w:left w:w="100" w:type="dxa"/>
+              <w:bottom w:w="60" w:type="dxa"/>
+              <w:right w:w="100" w:type="dxa"/>
+            </w:tcMar>
+          </w:tcPr>
+          <w:p>
+            <w:r>
+              <w:rPr>
+                <w:rFonts w:ascii="微软雅黑" w:hAnsi="微软雅黑" w:eastAsia="微软雅黑" w:cs="微软雅黑"/>
+                <w:sz w:val="22"/>
+                <w:szCs w:val="22"/>
+              </w:rPr>
+              <w:t>自测+交付Panel给A</w:t>
+            </w:r>
+          </w:p>
+        </w:tc>
+        <w:tc>
+          <w:tcPr>
+            <w:tcW w:w="2600" w:type="dxa"/>
+            <w:tcBorders>
+              <w:top w:val="single" w:color="BBBBBB" w:sz="0" w:space="0"/>
+              <w:left w:val="single" w:color="BBBBBB" w:sz="0" w:space="0"/>
+              <w:bottom w:val="single" w:color="BBBBBB" w:sz="0" w:space="0"/>
+              <w:right w:val="single" w:color="BBBBBB" w:sz="0" w:space="0"/>
+            </w:tcBorders>
+            <w:tcMar>
+              <w:top w:w="60" w:type="dxa"/>
+              <w:left w:w="100" w:type="dxa"/>
+              <w:bottom w:w="60" w:type="dxa"/>
+              <w:right w:w="100" w:type="dxa"/>
+            </w:tcMar>
+          </w:tcPr>
+          <w:p>
+            <w:r>
+              <w:rPr>
+                <w:rFonts w:ascii="微软雅黑" w:hAnsi="微软雅黑" w:eastAsia="微软雅黑" w:cs="微软雅黑"/>
+                <w:sz w:val="22"/>
+                <w:szCs w:val="22"/>
+              </w:rPr>
+              <w:t>自测+交付Panel给A</w:t>
+            </w:r>
+          </w:p>
+        </w:tc>
+        <w:tc>
+          <w:tcPr>
+            <w:tcW w:w="2600" w:type="dxa"/>
+            <w:tcBorders>
+              <w:top w:val="single" w:color="BBBBBB" w:sz="0" w:space="0"/>
+              <w:left w:val="single" w:color="BBBBBB" w:sz="0" w:space="0"/>
+              <w:bottom w:val="single" w:color="BBBBBB" w:sz="0" w:space="0"/>
+              <w:right w:val="single" w:color="BBBBBB" w:sz="0" w:space="0"/>
+            </w:tcBorders>
+            <w:tcMar>
+              <w:top w:w="60" w:type="dxa"/>
+              <w:left w:w="100" w:type="dxa"/>
+              <w:bottom w:w="60" w:type="dxa"/>
+              <w:right w:w="100" w:type="dxa"/>
+            </w:tcMar>
+          </w:tcPr>
+          <w:p>
+            <w:r>
+              <w:rPr>
+                <w:rFonts w:ascii="微软雅黑" w:hAnsi="微软雅黑" w:eastAsia="微软雅黑" w:cs="微软雅黑"/>
+                <w:sz w:val="22"/>
+                <w:szCs w:val="22"/>
+              </w:rPr>
+              <w:t>自测+交付Panel给A</w:t>
+            </w:r>
+          </w:p>
+        </w:tc>
+      </w:tr>
+      <w:tr>
+        <w:tblPrEx>
+          <w:tblBorders>
+            <w:top w:val="single" w:color="auto" w:sz="4" w:space="0"/>
+            <w:left w:val="single" w:color="auto" w:sz="4" w:space="0"/>
+            <w:bottom w:val="single" w:color="auto" w:sz="4" w:space="0"/>
+            <w:right w:val="single" w:color="auto" w:sz="4" w:space="0"/>
+            <w:insideH w:val="single" w:color="auto" w:sz="4" w:space="0"/>
+            <w:insideV w:val="single" w:color="auto" w:sz="4" w:space="0"/>
+          </w:tblBorders>
+          <w:tblCellMar>
+            <w:top w:w="0" w:type="dxa"/>
+            <w:left w:w="10" w:type="dxa"/>
+            <w:bottom w:w="0" w:type="dxa"/>
+            <w:right w:w="10" w:type="dxa"/>
+          </w:tblCellMar>
+        </w:tblPrEx>
+        <w:tc>
+          <w:tcPr>
+            <w:tcW w:w="1600" w:type="dxa"/>
+            <w:tcBorders>
+              <w:top w:val="single" w:color="BBBBBB" w:sz="0" w:space="0"/>
+              <w:left w:val="single" w:color="BBBBBB" w:sz="0" w:space="0"/>
+              <w:bottom w:val="single" w:color="BBBBBB" w:sz="0" w:space="0"/>
+              <w:right w:val="single" w:color="BBBBBB" w:sz="0" w:space="0"/>
+            </w:tcBorders>
+            <w:shd w:val="clear" w:color="auto" w:fill="F2F6FC"/>
+            <w:tcMar>
+              <w:top w:w="60" w:type="dxa"/>
+              <w:left w:w="100" w:type="dxa"/>
+              <w:bottom w:w="60" w:type="dxa"/>
+              <w:right w:w="100" w:type="dxa"/>
+            </w:tcMar>
+          </w:tcPr>
+          <w:p>
+            <w:r>
+              <w:rPr>
+                <w:rFonts w:ascii="微软雅黑" w:hAnsi="微软雅黑" w:eastAsia="微软雅黑" w:cs="微软雅黑"/>
+                <w:sz w:val="22"/>
+                <w:szCs w:val="22"/>
+              </w:rPr>
+              <w:t>D3 下午</w:t>
+            </w:r>
+          </w:p>
+        </w:tc>
+        <w:tc>
+          <w:tcPr>
+            <w:tcW w:w="2600" w:type="dxa"/>
+            <w:tcBorders>
+              <w:top w:val="single" w:color="BBBBBB" w:sz="0" w:space="0"/>
+              <w:left w:val="single" w:color="BBBBBB" w:sz="0" w:space="0"/>
+              <w:bottom w:val="single" w:color="BBBBBB" w:sz="0" w:space="0"/>
+              <w:right w:val="single" w:color="BBBBBB" w:sz="0" w:space="0"/>
+            </w:tcBorders>
+            <w:shd w:val="clear" w:color="auto" w:fill="F2F6FC"/>
+            <w:tcMar>
+              <w:top w:w="60" w:type="dxa"/>
+              <w:left w:w="100" w:type="dxa"/>
+              <w:bottom w:w="60" w:type="dxa"/>
+              <w:right w:w="100" w:type="dxa"/>
+            </w:tcMar>
+          </w:tcPr>
+          <w:p>
+            <w:r>
+              <w:rPr>
+                <w:rFonts w:ascii="微软雅黑" w:hAnsi="微软雅黑" w:eastAsia="微软雅黑" w:cs="微软雅黑"/>
+                <w:sz w:val="22"/>
+                <w:szCs w:val="22"/>
+              </w:rPr>
+              <w:t>全员联调+修Bug+演示准备</w:t>
+            </w:r>
+          </w:p>
+        </w:tc>
+        <w:tc>
+          <w:tcPr>
+            <w:tcW w:w="2600" w:type="dxa"/>
+            <w:tcBorders>
+              <w:top w:val="single" w:color="BBBBBB" w:sz="0" w:space="0"/>
+              <w:left w:val="single" w:color="BBBBBB" w:sz="0" w:space="0"/>
+              <w:bottom w:val="single" w:color="BBBBBB" w:sz="0" w:space="0"/>
+              <w:right w:val="single" w:color="BBBBBB" w:sz="0" w:space="0"/>
+            </w:tcBorders>
+            <w:shd w:val="clear" w:color="auto" w:fill="F2F6FC"/>
+            <w:tcMar>
+              <w:top w:w="60" w:type="dxa"/>
+              <w:left w:w="100" w:type="dxa"/>
+              <w:bottom w:w="60" w:type="dxa"/>
+              <w:right w:w="100" w:type="dxa"/>
+            </w:tcMar>
+          </w:tcPr>
+          <w:p/>
+        </w:tc>
+        <w:tc>
+          <w:tcPr>
+            <w:tcW w:w="2600" w:type="dxa"/>
+            <w:tcBorders>
+              <w:top w:val="single" w:color="BBBBBB" w:sz="0" w:space="0"/>
+              <w:left w:val="single" w:color="BBBBBB" w:sz="0" w:space="0"/>
+              <w:bottom w:val="single" w:color="BBBBBB" w:sz="0" w:space="0"/>
+              <w:right w:val="single" w:color="BBBBBB" w:sz="0" w:space="0"/>
+            </w:tcBorders>
+            <w:shd w:val="clear" w:color="auto" w:fill="F2F6FC"/>
+            <w:tcMar>
+              <w:top w:w="60" w:type="dxa"/>
+              <w:left w:w="100" w:type="dxa"/>
+              <w:bottom w:w="60" w:type="dxa"/>
+              <w:right w:w="100" w:type="dxa"/>
+            </w:tcMar>
+          </w:tcPr>
+          <w:p/>
+        </w:tc>
+        <w:tc>
+          <w:tcPr>
+            <w:tcW w:w="2600" w:type="dxa"/>
+            <w:tcBorders>
+              <w:top w:val="single" w:color="BBBBBB" w:sz="0" w:space="0"/>
+              <w:left w:val="single" w:color="BBBBBB" w:sz="0" w:space="0"/>
+              <w:bottom w:val="single" w:color="BBBBBB" w:sz="0" w:space="0"/>
+              <w:right w:val="single" w:color="BBBBBB" w:sz="0" w:space="0"/>
+            </w:tcBorders>
+            <w:shd w:val="clear" w:color="auto" w:fill="F2F6FC"/>
+            <w:tcMar>
+              <w:top w:w="60" w:type="dxa"/>
+              <w:left w:w="100" w:type="dxa"/>
+              <w:bottom w:w="60" w:type="dxa"/>
+              <w:right w:w="100" w:type="dxa"/>
+            </w:tcMar>
+          </w:tcPr>
+          <w:p/>
+        </w:tc>
+        <w:tc>
+          <w:tcPr>
+            <w:tcW w:w="2600" w:type="dxa"/>
+            <w:tcBorders>
+              <w:top w:val="single" w:color="BBBBBB" w:sz="0" w:space="0"/>
+              <w:left w:val="single" w:color="BBBBBB" w:sz="0" w:space="0"/>
+              <w:bottom w:val="single" w:color="BBBBBB" w:sz="0" w:space="0"/>
+              <w:right w:val="single" w:color="BBBBBB" w:sz="0" w:space="0"/>
+            </w:tcBorders>
+            <w:shd w:val="clear" w:color="auto" w:fill="F2F6FC"/>
+            <w:tcMar>
+              <w:top w:w="60" w:type="dxa"/>
+              <w:left w:w="100" w:type="dxa"/>
+              <w:bottom w:w="60" w:type="dxa"/>
+              <w:right w:w="100" w:type="dxa"/>
+            </w:tcMar>
+          </w:tcPr>
+          <w:p/>
+        </w:tc>
+      </w:tr>
+    </w:tbl>
+    <w:p>
+      <w:pPr>
+        <w:pStyle w:val="3"/>
+        <w:spacing w:before="280" w:after="160"/>
+      </w:pPr>
+      <w:r>
+        <w:rPr>
+          <w:rFonts w:ascii="微软雅黑" w:hAnsi="微软雅黑" w:eastAsia="微软雅黑" w:cs="微软雅黑"/>
+          <w:b/>
+          <w:bCs/>
+          <w:sz w:val="28"/>
+          <w:szCs w:val="28"/>
+        </w:rPr>
+        <w:t>4.5 Panel 交付规范（A 定义）</w:t>
+      </w:r>
+    </w:p>
+    <w:p>
+      <w:pPr>
+        <w:spacing w:after="80"/>
+      </w:pPr>
+      <w:r>
+        <w:rPr>
+          <w:rFonts w:ascii="微软雅黑" w:hAnsi="微软雅黑" w:eastAsia="微软雅黑" w:cs="微软雅黑"/>
+          <w:sz w:val="22"/>
+          <w:szCs w:val="22"/>
+        </w:rPr>
+        <w:t>每人产出的 JPanel 对外暴露一个获取方法，A 直接嵌入主窗口：</w:t>
+      </w:r>
+    </w:p>
+    <w:p>
+      <w:pPr>
+        <w:spacing w:after="80"/>
+      </w:pPr>
+      <w:r>
+        <w:rPr>
+          <w:rFonts w:ascii="微软雅黑" w:hAnsi="微软雅黑" w:eastAsia="微软雅黑" w:cs="微软雅黑"/>
+          <w:sz w:val="22"/>
+          <w:szCs w:val="22"/>
+        </w:rPr>
+        <w:t>public class LoginPanel extends JPanel {</w:t>
+      </w:r>
+    </w:p>
+    <w:p>
+      <w:pPr>
+        <w:spacing w:after="80"/>
+      </w:pPr>
+      <w:r>
+        <w:rPr>
+          <w:rFonts w:ascii="微软雅黑" w:hAnsi="微软雅黑" w:eastAsia="微软雅黑" w:cs="微软雅黑"/>
+          <w:sz w:val="22"/>
+          <w:szCs w:val="22"/>
+        </w:rPr>
+        <w:t xml:space="preserve">    public static LoginPanel create() { return new LoginPanel(); }</w:t>
+      </w:r>
+    </w:p>
+    <w:p>
+      <w:pPr>
+        <w:spacing w:after="80"/>
+      </w:pPr>
+      <w:r>
+        <w:rPr>
+          <w:rFonts w:ascii="微软雅黑" w:hAnsi="微软雅黑" w:eastAsia="微软雅黑" w:cs="微软雅黑"/>
+          <w:sz w:val="22"/>
+          <w:szCs w:val="22"/>
+        </w:rPr>
+        <w:t>}</w:t>
+      </w:r>
+    </w:p>
+    <w:p>
+      <w:pPr>
+        <w:spacing w:after="80"/>
+      </w:pPr>
+      <w:r>
+        <w:rPr>
+          <w:rFonts w:ascii="微软雅黑" w:hAnsi="微软雅黑" w:eastAsia="微软雅黑" w:cs="微软雅黑"/>
+          <w:sz w:val="22"/>
+          <w:szCs w:val="22"/>
+        </w:rPr>
+        <w:t>A 在 MainFrame 中组装：</w:t>
+      </w:r>
+    </w:p>
+    <w:p>
+      <w:pPr>
+        <w:spacing w:after="80"/>
+      </w:pPr>
+      <w:r>
+        <w:rPr>
+          <w:rFonts w:ascii="微软雅黑" w:hAnsi="微软雅黑" w:eastAsia="微软雅黑" w:cs="微软雅黑"/>
+          <w:sz w:val="22"/>
+          <w:szCs w:val="22"/>
+        </w:rPr>
+        <w:t>mainPanel.add(LoginPanel.create(), "login");</w:t>
+      </w:r>
+    </w:p>
+    <w:p>
+      <w:pPr>
+        <w:spacing w:after="80"/>
+      </w:pPr>
+      <w:r>
+        <w:rPr>
+          <w:rFonts w:ascii="微软雅黑" w:hAnsi="微软雅黑" w:eastAsia="微软雅黑" w:cs="微软雅黑"/>
+          <w:sz w:val="22"/>
+          <w:szCs w:val="22"/>
+        </w:rPr>
+        <w:t>mainPanel.add(PackageListPanel.create(), "packages");</w:t>
+      </w:r>
+    </w:p>
+    <w:p>
+      <w:pPr>
+        <w:spacing w:after="80"/>
+      </w:pPr>
+      <w:r>
+        <w:rPr>
+          <w:rFonts w:ascii="微软雅黑" w:hAnsi="微软雅黑" w:eastAsia="微软雅黑" w:cs="微软雅黑"/>
+          <w:sz w:val="22"/>
+          <w:szCs w:val="22"/>
+        </w:rPr>
+        <w:t>mainPanel.add(AppointmentPanel.create(), "appointments");</w:t>
+      </w:r>
+    </w:p>
+    <w:p>
+      <w:pPr>
+        <w:spacing w:after="80"/>
+      </w:pPr>
+      <w:r>
+        <w:rPr>
+          <w:rFonts w:ascii="微软雅黑" w:hAnsi="微软雅黑" w:eastAsia="微软雅黑" w:cs="微软雅黑"/>
+          <w:sz w:val="22"/>
+          <w:szCs w:val="22"/>
+        </w:rPr>
+        <w:t>mainPanel.add(ReportViewPanel.create(), "report");</w:t>
+      </w:r>
+    </w:p>
+    <w:p>
+      <w:pPr>
+        <w:pStyle w:val="2"/>
+        <w:spacing w:before="360" w:after="200"/>
+      </w:pPr>
+      <w:r>
+        <w:rPr>
+          <w:rFonts w:ascii="微软雅黑" w:hAnsi="微软雅黑" w:eastAsia="微软雅黑" w:cs="微软雅黑"/>
+          <w:b/>
+          <w:bCs/>
+          <w:color w:val="2B579A"/>
+          <w:sz w:val="32"/>
+          <w:szCs w:val="32"/>
+        </w:rPr>
+        <w:t>五、功能描述</w:t>
+      </w:r>
+    </w:p>
+    <w:p>
+      <w:pPr>
+        <w:pStyle w:val="3"/>
+        <w:spacing w:before="280" w:after="160"/>
+      </w:pPr>
+      <w:r>
+        <w:rPr>
+          <w:rFonts w:ascii="微软雅黑" w:hAnsi="微软雅黑" w:eastAsia="微软雅黑" w:cs="微软雅黑"/>
+          <w:b/>
+          <w:bCs/>
+          <w:sz w:val="28"/>
+          <w:szCs w:val="28"/>
+        </w:rPr>
+        <w:t>5.1 用户角色</w:t>
       </w:r>
     </w:p>
     <w:tbl>
@@ -7875,7 +11932,7 @@
                 <w:sz w:val="22"/>
                 <w:szCs w:val="22"/>
               </w:rPr>
-              <w:t>说明</w:t>
+              <w:t>权限</w:t>
             </w:r>
           </w:p>
         </w:tc>
@@ -8076,7 +12133,7 @@
                 <w:sz w:val="22"/>
                 <w:szCs w:val="22"/>
               </w:rPr>
-              <w:t>管理预约、录入体检结果、管理用户/套餐/检查项</w:t>
+              <w:t>管理预约、录入结果、管理用户/套餐/检查项</w:t>
             </w:r>
           </w:p>
         </w:tc>
@@ -8178,7 +12235,7 @@
                 <w:sz w:val="22"/>
                 <w:szCs w:val="22"/>
               </w:rPr>
-              <w:t>同 MEDICAL 权限，可登录医护后台</w:t>
+              <w:t>同MEDICAL权限，可登录医护后台</w:t>
             </w:r>
           </w:p>
         </w:tc>
@@ -8197,20 +12254,7 @@
           <w:sz w:val="28"/>
           <w:szCs w:val="28"/>
         </w:rPr>
-        <w:t>4.2 用户端功能流程</w:t>
-      </w:r>
-    </w:p>
-    <w:p>
-      <w:pPr>
-        <w:spacing w:after="80"/>
-      </w:pPr>
-      <w:r>
-        <w:rPr>
-          <w:rFonts w:ascii="微软雅黑" w:hAnsi="微软雅黑" w:eastAsia="微软雅黑" w:cs="微软雅黑"/>
-          <w:sz w:val="22"/>
-          <w:szCs w:val="22"/>
-        </w:rPr>
-        <w:t>登录注册 → 浏览套餐 → 查看套餐详情 → 预约体检（选日期时间） → 确认预约 → 查看预约列表 → 等待体检 → 查看报告</w:t>
+        <w:t>5.2 用户端功能</w:t>
       </w:r>
     </w:p>
     <w:p>
@@ -8228,7 +12272,7 @@
           <w:sz w:val="22"/>
           <w:szCs w:val="22"/>
         </w:rPr>
-        <w:t>注册：手机号 + 密码，默认角色 USER，首次登录强制改密</w:t>
+        <w:t>注册登录：手机号+密码注册，用户名+密码登录，首次改密</w:t>
       </w:r>
     </w:p>
     <w:p>
@@ -8246,7 +12290,7 @@
           <w:sz w:val="22"/>
           <w:szCs w:val="22"/>
         </w:rPr>
-        <w:t>套餐浏览：套餐列表、套餐详情（包含检查项目和价格）</w:t>
+        <w:t>套餐浏览：列表、详情（检查项目+价格）、搜索筛选</w:t>
       </w:r>
     </w:p>
     <w:p>
@@ -8264,7 +12308,7 @@
           <w:sz w:val="22"/>
           <w:szCs w:val="22"/>
         </w:rPr>
-        <w:t>预约体检：选择套餐 → 选择日期时间 → 确认预约</w:t>
+        <w:t>预约体检：选套餐→选日期→确认→查看预约</w:t>
       </w:r>
     </w:p>
     <w:p>
@@ -8282,7 +12326,7 @@
           <w:sz w:val="22"/>
           <w:szCs w:val="22"/>
         </w:rPr>
-        <w:t>自定义套餐：用户可自行组合检查项目创建个性化套餐</w:t>
+        <w:t>自定义套餐：自行组合检查项创建个性化套餐</w:t>
       </w:r>
     </w:p>
     <w:p>
@@ -8300,23 +12344,7 @@
           <w:sz w:val="22"/>
           <w:szCs w:val="22"/>
         </w:rPr>
-        <w:t>报告查看：体检记录列表、异常指标标红、健康建议</w:t>
-      </w:r>
-    </w:p>
-    <w:p>
-      <w:pPr>
-        <w:pStyle w:val="3"/>
-        <w:spacing w:before="280" w:after="160"/>
-      </w:pPr>
-      <w:r>
-        <w:rPr>
-          <w:rFonts w:ascii="微软雅黑" w:hAnsi="微软雅黑" w:eastAsia="微软雅黑" w:cs="微软雅黑"/>
-          <w:b/>
-          <w:bCs/>
-          <w:sz w:val="28"/>
-          <w:szCs w:val="28"/>
-        </w:rPr>
-        <w:t>4.3 医护端功能</w:t>
+        <w:t>我的预约：查看/取消预约，查看状态</w:t>
       </w:r>
     </w:p>
     <w:p>
@@ -8334,7 +12362,7 @@
           <w:sz w:val="22"/>
           <w:szCs w:val="22"/>
         </w:rPr>
-        <w:t>用户管理：查看、添加、编辑、删除用户</w:t>
+        <w:t>体检报告：查看结果、异常标红、健康建议</w:t>
       </w:r>
     </w:p>
     <w:p>
@@ -8352,7 +12380,23 @@
           <w:sz w:val="22"/>
           <w:szCs w:val="22"/>
         </w:rPr>
-        <w:t>预约管理：查看所有预约、搜索、编辑状态、删除</w:t>
+        <w:t>个人中心：信息编辑、密码修改</w:t>
+      </w:r>
+    </w:p>
+    <w:p>
+      <w:pPr>
+        <w:pStyle w:val="3"/>
+        <w:spacing w:before="280" w:after="160"/>
+      </w:pPr>
+      <w:r>
+        <w:rPr>
+          <w:rFonts w:ascii="微软雅黑" w:hAnsi="微软雅黑" w:eastAsia="微软雅黑" w:cs="微软雅黑"/>
+          <w:b/>
+          <w:bCs/>
+          <w:sz w:val="28"/>
+          <w:szCs w:val="28"/>
+        </w:rPr>
+        <w:t>5.3 医护端功能</w:t>
       </w:r>
     </w:p>
     <w:p>
@@ -8370,7 +12414,7 @@
           <w:sz w:val="22"/>
           <w:szCs w:val="22"/>
         </w:rPr>
-        <w:t>检查项管理：检查项目的增删改查</w:t>
+        <w:t>工作台：用户管理、预约管理统一入口</w:t>
       </w:r>
     </w:p>
     <w:p>
@@ -8388,36 +12432,7 @@
           <w:sz w:val="22"/>
           <w:szCs w:val="22"/>
         </w:rPr>
-        <w:t>套餐管理：套餐的增删改查、查看套餐包含的项目</w:t>
-      </w:r>
-    </w:p>
-    <w:p>
-      <w:pPr>
-        <w:pStyle w:val="2"/>
-        <w:spacing w:before="360" w:after="200"/>
-      </w:pPr>
-      <w:r>
-        <w:rPr>
-          <w:rFonts w:ascii="微软雅黑" w:hAnsi="微软雅黑" w:eastAsia="微软雅黑" w:cs="微软雅黑"/>
-          <w:b/>
-          <w:bCs/>
-          <w:sz w:val="32"/>
-          <w:szCs w:val="32"/>
-        </w:rPr>
-        <w:t>五、项目优化记录</w:t>
-      </w:r>
-    </w:p>
-    <w:p>
-      <w:pPr>
-        <w:spacing w:after="80"/>
-      </w:pPr>
-      <w:r>
-        <w:rPr>
-          <w:rFonts w:ascii="微软雅黑" w:hAnsi="微软雅黑" w:eastAsia="微软雅黑" w:cs="微软雅黑"/>
-          <w:sz w:val="22"/>
-          <w:szCs w:val="22"/>
-        </w:rPr>
-        <w:t>本次优化共涵盖 5 个阶段，主要解决以下问题：</w:t>
+        <w:t>套餐管理：套餐增删改查，检查项增删改查，套餐-项目关联</w:t>
       </w:r>
     </w:p>
     <w:p>
@@ -8435,7 +12450,7 @@
           <w:sz w:val="22"/>
           <w:szCs w:val="22"/>
         </w:rPr>
-        <w:t>两套平行的实体类体系（Common vs UserModule/model）</w:t>
+        <w:t>预约管理：查看所有预约，编辑状态</w:t>
       </w:r>
     </w:p>
     <w:p>
@@ -8453,7 +12468,7 @@
           <w:sz w:val="22"/>
           <w:szCs w:val="22"/>
         </w:rPr>
-        <w:t>DbUtil 重复实现（线程安全 vs 单例模式）</w:t>
+        <w:t>体检录入：按预约逐项录入检查结果</w:t>
       </w:r>
     </w:p>
     <w:p>
@@ -8471,7 +12486,40 @@
           <w:sz w:val="22"/>
           <w:szCs w:val="22"/>
         </w:rPr>
-        <w:t>三套 UserDAO、两套 AppointmentDAO 功能重叠</w:t>
+        <w:t>报告管理：生成报告、异常标记、医生建议</w:t>
+      </w:r>
+    </w:p>
+    <w:p>
+      <w:pPr>
+        <w:pStyle w:val="2"/>
+        <w:spacing w:before="360" w:after="200"/>
+      </w:pPr>
+      <w:r>
+        <w:rPr>
+          <w:rFonts w:ascii="微软雅黑" w:hAnsi="微软雅黑" w:eastAsia="微软雅黑" w:cs="微软雅黑"/>
+          <w:b/>
+          <w:bCs/>
+          <w:color w:val="2B579A"/>
+          <w:sz w:val="32"/>
+          <w:szCs w:val="32"/>
+        </w:rPr>
+        <w:t>六、项目重构记录</w:t>
+      </w:r>
+    </w:p>
+    <w:p>
+      <w:pPr>
+        <w:pStyle w:val="3"/>
+        <w:spacing w:before="280" w:after="160"/>
+      </w:pPr>
+      <w:r>
+        <w:rPr>
+          <w:rFonts w:ascii="微软雅黑" w:hAnsi="微软雅黑" w:eastAsia="微软雅黑" w:cs="微软雅黑"/>
+          <w:b/>
+          <w:bCs/>
+          <w:sz w:val="28"/>
+          <w:szCs w:val="28"/>
+        </w:rPr>
+        <w:t>6.1 第一轮 v1→v2：代码去重</w:t>
       </w:r>
     </w:p>
     <w:p>
@@ -8489,7 +12537,7 @@
           <w:sz w:val="22"/>
           <w:szCs w:val="22"/>
         </w:rPr>
-        <w:t>实体类型不统一（LocalDateTime vs Date、Long vs int）</w:t>
+        <w:t>统一 DbUtil：删除 UserModule 重复版本</w:t>
       </w:r>
     </w:p>
     <w:p>
@@ -8507,7 +12555,61 @@
           <w:sz w:val="22"/>
           <w:szCs w:val="22"/>
         </w:rPr>
-        <w:t>pom.xml 重复依赖、硬编码密码</w:t>
+        <w:t>合并实体：MedicalTest→CheckItem, TestPackage→CheckItemGroup, PackageTest→Package, User→Users</w:t>
+      </w:r>
+    </w:p>
+    <w:p>
+      <w:pPr>
+        <w:pStyle w:val="16"/>
+        <w:numPr>
+          <w:ilvl w:val="0"/>
+          <w:numId w:val="1"/>
+        </w:numPr>
+        <w:spacing w:after="40"/>
+      </w:pPr>
+      <w:r>
+        <w:rPr>
+          <w:rFonts w:ascii="微软雅黑" w:hAnsi="微软雅黑" w:eastAsia="微软雅黑" w:cs="微软雅黑"/>
+          <w:sz w:val="22"/>
+          <w:szCs w:val="22"/>
+        </w:rPr>
+        <w:t>类型统一：全部 java.time（LocalDate/LocalDateTime），ID 统一 Long</w:t>
+      </w:r>
+    </w:p>
+    <w:p>
+      <w:pPr>
+        <w:pStyle w:val="16"/>
+        <w:numPr>
+          <w:ilvl w:val="0"/>
+          <w:numId w:val="1"/>
+        </w:numPr>
+        <w:spacing w:after="40"/>
+      </w:pPr>
+      <w:r>
+        <w:rPr>
+          <w:rFonts w:ascii="微软雅黑" w:hAnsi="微软雅黑" w:eastAsia="微软雅黑" w:cs="微软雅黑"/>
+          <w:sz w:val="22"/>
+          <w:szCs w:val="22"/>
+        </w:rPr>
+        <w:t>移除硬编码密码 → db.properties</w:t>
+      </w:r>
+    </w:p>
+    <w:p>
+      <w:pPr>
+        <w:pStyle w:val="16"/>
+        <w:numPr>
+          <w:ilvl w:val="0"/>
+          <w:numId w:val="1"/>
+        </w:numPr>
+        <w:spacing w:after="40"/>
+      </w:pPr>
+      <w:r>
+        <w:rPr>
+          <w:rFonts w:ascii="微软雅黑" w:hAnsi="微软雅黑" w:eastAsia="微软雅黑" w:cs="微软雅黑"/>
+          <w:sz w:val="22"/>
+          <w:szCs w:val="22"/>
+        </w:rPr>
+        <w:t>修复 pom.xml 重复依赖</w:t>
       </w:r>
     </w:p>
     <w:p>
@@ -8523,7 +12625,95 @@
           <w:sz w:val="28"/>
           <w:szCs w:val="28"/>
         </w:rPr>
-        <w:t>5.1 优化前后对比</w:t>
+        <w:t>6.2 第二轮 v2→v3：模块重组</w:t>
+      </w:r>
+    </w:p>
+    <w:p>
+      <w:pPr>
+        <w:pStyle w:val="16"/>
+        <w:numPr>
+          <w:ilvl w:val="0"/>
+          <w:numId w:val="1"/>
+        </w:numPr>
+        <w:spacing w:after="40"/>
+      </w:pPr>
+      <w:r>
+        <w:rPr>
+          <w:rFonts w:ascii="微软雅黑" w:hAnsi="微软雅黑" w:eastAsia="微软雅黑" w:cs="微软雅黑"/>
+          <w:sz w:val="22"/>
+          <w:szCs w:val="22"/>
+        </w:rPr>
+        <w:t>按分层重新划分：Common → DAO → Service → UI</w:t>
+      </w:r>
+    </w:p>
+    <w:p>
+      <w:pPr>
+        <w:pStyle w:val="16"/>
+        <w:numPr>
+          <w:ilvl w:val="0"/>
+          <w:numId w:val="1"/>
+        </w:numPr>
+        <w:spacing w:after="40"/>
+      </w:pPr>
+      <w:r>
+        <w:rPr>
+          <w:rFonts w:ascii="微软雅黑" w:hAnsi="微软雅黑" w:eastAsia="微软雅黑" w:cs="微软雅黑"/>
+          <w:sz w:val="22"/>
+          <w:szCs w:val="22"/>
+        </w:rPr>
+        <w:t>UserDAO 三合一（14方法），AppointmentDAO 二合一（13方法）</w:t>
+      </w:r>
+    </w:p>
+    <w:p>
+      <w:pPr>
+        <w:pStyle w:val="16"/>
+        <w:numPr>
+          <w:ilvl w:val="0"/>
+          <w:numId w:val="1"/>
+        </w:numPr>
+        <w:spacing w:after="40"/>
+      </w:pPr>
+      <w:r>
+        <w:rPr>
+          <w:rFonts w:ascii="微软雅黑" w:hAnsi="微软雅黑" w:eastAsia="微软雅黑" w:cs="微软雅黑"/>
+          <w:sz w:val="22"/>
+          <w:szCs w:val="22"/>
+        </w:rPr>
+        <w:t>包名统一 com.healthsys.*</w:t>
+      </w:r>
+    </w:p>
+    <w:p>
+      <w:pPr>
+        <w:pStyle w:val="16"/>
+        <w:numPr>
+          <w:ilvl w:val="0"/>
+          <w:numId w:val="1"/>
+        </w:numPr>
+        <w:spacing w:after="40"/>
+      </w:pPr>
+      <w:r>
+        <w:rPr>
+          <w:rFonts w:ascii="微软雅黑" w:hAnsi="微软雅黑" w:eastAsia="微软雅黑" w:cs="微软雅黑"/>
+          <w:sz w:val="22"/>
+          <w:szCs w:val="22"/>
+        </w:rPr>
+        <w:t>UI 按角色分包：auth / user / medical</w:t>
+      </w:r>
+    </w:p>
+    <w:p>
+      <w:pPr>
+        <w:pStyle w:val="3"/>
+        <w:spacing w:before="280" w:after="160"/>
+      </w:pPr>
+      <w:r>
+        <w:rPr>
+          <w:rFonts w:ascii="微软雅黑" w:hAnsi="微软雅黑" w:eastAsia="微软雅黑" w:cs="微软雅黑"/>
+          <w:b/>
+          <w:bCs/>
+          <w:sz w:val="28"/>
+          <w:szCs w:val="28"/>
+        </w:rPr>
+        <w:t>6.3 v1→v2→v3 对比</w:t>
       </w:r>
     </w:p>
     <w:tbl>
@@ -8548,9 +12738,10 @@
         </w:tblCellMar>
       </w:tblPr>
       <w:tblGrid>
+        <w:gridCol w:w="2200"/>
         <w:gridCol w:w="2400"/>
-        <w:gridCol w:w="3600"/>
-        <w:gridCol w:w="3360"/>
+        <w:gridCol w:w="2400"/>
+        <w:gridCol w:w="2360"/>
       </w:tblGrid>
       <w:tr>
         <w:tblPrEx>
@@ -8571,7 +12762,7 @@
         </w:tblPrEx>
         <w:tc>
           <w:tcPr>
-            <w:tcW w:w="2400" w:type="dxa"/>
+            <w:tcW w:w="2200" w:type="dxa"/>
             <w:tcBorders>
               <w:top w:val="single" w:color="BBBBBB" w:sz="0" w:space="0"/>
               <w:left w:val="single" w:color="BBBBBB" w:sz="0" w:space="0"/>
@@ -8596,13 +12787,13 @@
                 <w:sz w:val="22"/>
                 <w:szCs w:val="22"/>
               </w:rPr>
-              <w:t>优化项</w:t>
-            </w:r>
-          </w:p>
-        </w:tc>
-        <w:tc>
-          <w:tcPr>
-            <w:tcW w:w="3600" w:type="dxa"/>
+              <w:t>对比项</w:t>
+            </w:r>
+          </w:p>
+        </w:tc>
+        <w:tc>
+          <w:tcPr>
+            <w:tcW w:w="2400" w:type="dxa"/>
             <w:tcBorders>
               <w:top w:val="single" w:color="BBBBBB" w:sz="0" w:space="0"/>
               <w:left w:val="single" w:color="BBBBBB" w:sz="0" w:space="0"/>
@@ -8627,13 +12818,13 @@
                 <w:sz w:val="22"/>
                 <w:szCs w:val="22"/>
               </w:rPr>
-              <w:t>优化前</w:t>
-            </w:r>
-          </w:p>
-        </w:tc>
-        <w:tc>
-          <w:tcPr>
-            <w:tcW w:w="3360" w:type="dxa"/>
+              <w:t>v1</w:t>
+            </w:r>
+          </w:p>
+        </w:tc>
+        <w:tc>
+          <w:tcPr>
+            <w:tcW w:w="2400" w:type="dxa"/>
             <w:tcBorders>
               <w:top w:val="single" w:color="BBBBBB" w:sz="0" w:space="0"/>
               <w:left w:val="single" w:color="BBBBBB" w:sz="0" w:space="0"/>
@@ -8658,7 +12849,38 @@
                 <w:sz w:val="22"/>
                 <w:szCs w:val="22"/>
               </w:rPr>
-              <w:t>优化后</w:t>
+              <w:t>v2</w:t>
+            </w:r>
+          </w:p>
+        </w:tc>
+        <w:tc>
+          <w:tcPr>
+            <w:tcW w:w="2360" w:type="dxa"/>
+            <w:tcBorders>
+              <w:top w:val="single" w:color="BBBBBB" w:sz="0" w:space="0"/>
+              <w:left w:val="single" w:color="BBBBBB" w:sz="0" w:space="0"/>
+              <w:bottom w:val="single" w:color="BBBBBB" w:sz="0" w:space="0"/>
+              <w:right w:val="single" w:color="BBBBBB" w:sz="0" w:space="0"/>
+            </w:tcBorders>
+            <w:shd w:val="clear" w:color="auto" w:fill="2B579A"/>
+            <w:tcMar>
+              <w:top w:w="60" w:type="dxa"/>
+              <w:left w:w="100" w:type="dxa"/>
+              <w:bottom w:w="60" w:type="dxa"/>
+              <w:right w:w="100" w:type="dxa"/>
+            </w:tcMar>
+          </w:tcPr>
+          <w:p>
+            <w:r>
+              <w:rPr>
+                <w:rFonts w:ascii="微软雅黑" w:hAnsi="微软雅黑" w:eastAsia="微软雅黑" w:cs="微软雅黑"/>
+                <w:b/>
+                <w:bCs/>
+                <w:color w:val="FFFFFF"/>
+                <w:sz w:val="22"/>
+                <w:szCs w:val="22"/>
+              </w:rPr>
+              <w:t>v3</w:t>
             </w:r>
           </w:p>
         </w:tc>
@@ -8682,6 +12904,34 @@
         </w:tblPrEx>
         <w:tc>
           <w:tcPr>
+            <w:tcW w:w="2200" w:type="dxa"/>
+            <w:tcBorders>
+              <w:top w:val="single" w:color="BBBBBB" w:sz="0" w:space="0"/>
+              <w:left w:val="single" w:color="BBBBBB" w:sz="0" w:space="0"/>
+              <w:bottom w:val="single" w:color="BBBBBB" w:sz="0" w:space="0"/>
+              <w:right w:val="single" w:color="BBBBBB" w:sz="0" w:space="0"/>
+            </w:tcBorders>
+            <w:shd w:val="clear" w:color="auto" w:fill="F2F6FC"/>
+            <w:tcMar>
+              <w:top w:w="60" w:type="dxa"/>
+              <w:left w:w="100" w:type="dxa"/>
+              <w:bottom w:w="60" w:type="dxa"/>
+              <w:right w:w="100" w:type="dxa"/>
+            </w:tcMar>
+          </w:tcPr>
+          <w:p>
+            <w:r>
+              <w:rPr>
+                <w:rFonts w:ascii="微软雅黑" w:hAnsi="微软雅黑" w:eastAsia="微软雅黑" w:cs="微软雅黑"/>
+                <w:sz w:val="22"/>
+                <w:szCs w:val="22"/>
+              </w:rPr>
+              <w:t>模块数</w:t>
+            </w:r>
+          </w:p>
+        </w:tc>
+        <w:tc>
+          <w:tcPr>
             <w:tcW w:w="2400" w:type="dxa"/>
             <w:tcBorders>
               <w:top w:val="single" w:color="BBBBBB" w:sz="0" w:space="0"/>
@@ -8704,63 +12954,63 @@
                 <w:sz w:val="22"/>
                 <w:szCs w:val="22"/>
               </w:rPr>
-              <w:t>实体类数量</w:t>
-            </w:r>
-          </w:p>
-        </w:tc>
-        <w:tc>
-          <w:tcPr>
-            <w:tcW w:w="3600" w:type="dxa"/>
-            <w:tcBorders>
-              <w:top w:val="single" w:color="BBBBBB" w:sz="0" w:space="0"/>
-              <w:left w:val="single" w:color="BBBBBB" w:sz="0" w:space="0"/>
-              <w:bottom w:val="single" w:color="BBBBBB" w:sz="0" w:space="0"/>
-              <w:right w:val="single" w:color="BBBBBB" w:sz="0" w:space="0"/>
-            </w:tcBorders>
-            <w:shd w:val="clear" w:color="auto" w:fill="F2F6FC"/>
-            <w:tcMar>
-              <w:top w:w="60" w:type="dxa"/>
-              <w:left w:w="100" w:type="dxa"/>
-              <w:bottom w:w="60" w:type="dxa"/>
-              <w:right w:w="100" w:type="dxa"/>
-            </w:tcMar>
-          </w:tcPr>
-          <w:p>
-            <w:r>
-              <w:rPr>
-                <w:rFonts w:ascii="微软雅黑" w:hAnsi="微软雅黑" w:eastAsia="微软雅黑" w:cs="微软雅黑"/>
-                <w:sz w:val="22"/>
-                <w:szCs w:val="22"/>
-              </w:rPr>
-              <w:t>12个（6 Common + 6 UserModule）</w:t>
-            </w:r>
-          </w:p>
-        </w:tc>
-        <w:tc>
-          <w:tcPr>
-            <w:tcW w:w="3360" w:type="dxa"/>
-            <w:tcBorders>
-              <w:top w:val="single" w:color="BBBBBB" w:sz="0" w:space="0"/>
-              <w:left w:val="single" w:color="BBBBBB" w:sz="0" w:space="0"/>
-              <w:bottom w:val="single" w:color="BBBBBB" w:sz="0" w:space="0"/>
-              <w:right w:val="single" w:color="BBBBBB" w:sz="0" w:space="0"/>
-            </w:tcBorders>
-            <w:shd w:val="clear" w:color="auto" w:fill="F2F6FC"/>
-            <w:tcMar>
-              <w:top w:w="60" w:type="dxa"/>
-              <w:left w:w="100" w:type="dxa"/>
-              <w:bottom w:w="60" w:type="dxa"/>
-              <w:right w:w="100" w:type="dxa"/>
-            </w:tcMar>
-          </w:tcPr>
-          <w:p>
-            <w:r>
-              <w:rPr>
-                <w:rFonts w:ascii="微软雅黑" w:hAnsi="微软雅黑" w:eastAsia="微软雅黑" w:cs="微软雅黑"/>
-                <w:sz w:val="22"/>
-                <w:szCs w:val="22"/>
-              </w:rPr>
-              <w:t>7个（统一到 Common）</w:t>
+              <w:t>4（按作者分）</w:t>
+            </w:r>
+          </w:p>
+        </w:tc>
+        <w:tc>
+          <w:tcPr>
+            <w:tcW w:w="2400" w:type="dxa"/>
+            <w:tcBorders>
+              <w:top w:val="single" w:color="BBBBBB" w:sz="0" w:space="0"/>
+              <w:left w:val="single" w:color="BBBBBB" w:sz="0" w:space="0"/>
+              <w:bottom w:val="single" w:color="BBBBBB" w:sz="0" w:space="0"/>
+              <w:right w:val="single" w:color="BBBBBB" w:sz="0" w:space="0"/>
+            </w:tcBorders>
+            <w:shd w:val="clear" w:color="auto" w:fill="F2F6FC"/>
+            <w:tcMar>
+              <w:top w:w="60" w:type="dxa"/>
+              <w:left w:w="100" w:type="dxa"/>
+              <w:bottom w:w="60" w:type="dxa"/>
+              <w:right w:w="100" w:type="dxa"/>
+            </w:tcMar>
+          </w:tcPr>
+          <w:p>
+            <w:r>
+              <w:rPr>
+                <w:rFonts w:ascii="微软雅黑" w:hAnsi="微软雅黑" w:eastAsia="微软雅黑" w:cs="微软雅黑"/>
+                <w:sz w:val="22"/>
+                <w:szCs w:val="22"/>
+              </w:rPr>
+              <w:t>4（按作者分）</w:t>
+            </w:r>
+          </w:p>
+        </w:tc>
+        <w:tc>
+          <w:tcPr>
+            <w:tcW w:w="2360" w:type="dxa"/>
+            <w:tcBorders>
+              <w:top w:val="single" w:color="BBBBBB" w:sz="0" w:space="0"/>
+              <w:left w:val="single" w:color="BBBBBB" w:sz="0" w:space="0"/>
+              <w:bottom w:val="single" w:color="BBBBBB" w:sz="0" w:space="0"/>
+              <w:right w:val="single" w:color="BBBBBB" w:sz="0" w:space="0"/>
+            </w:tcBorders>
+            <w:shd w:val="clear" w:color="auto" w:fill="F2F6FC"/>
+            <w:tcMar>
+              <w:top w:w="60" w:type="dxa"/>
+              <w:left w:w="100" w:type="dxa"/>
+              <w:bottom w:w="60" w:type="dxa"/>
+              <w:right w:w="100" w:type="dxa"/>
+            </w:tcMar>
+          </w:tcPr>
+          <w:p>
+            <w:r>
+              <w:rPr>
+                <w:rFonts w:ascii="微软雅黑" w:hAnsi="微软雅黑" w:eastAsia="微软雅黑" w:cs="微软雅黑"/>
+                <w:sz w:val="22"/>
+                <w:szCs w:val="22"/>
+              </w:rPr>
+              <w:t>4（按层分）</w:t>
             </w:r>
           </w:p>
         </w:tc>
@@ -8784,6 +13034,33 @@
         </w:tblPrEx>
         <w:tc>
           <w:tcPr>
+            <w:tcW w:w="2200" w:type="dxa"/>
+            <w:tcBorders>
+              <w:top w:val="single" w:color="BBBBBB" w:sz="0" w:space="0"/>
+              <w:left w:val="single" w:color="BBBBBB" w:sz="0" w:space="0"/>
+              <w:bottom w:val="single" w:color="BBBBBB" w:sz="0" w:space="0"/>
+              <w:right w:val="single" w:color="BBBBBB" w:sz="0" w:space="0"/>
+            </w:tcBorders>
+            <w:tcMar>
+              <w:top w:w="60" w:type="dxa"/>
+              <w:left w:w="100" w:type="dxa"/>
+              <w:bottom w:w="60" w:type="dxa"/>
+              <w:right w:w="100" w:type="dxa"/>
+            </w:tcMar>
+          </w:tcPr>
+          <w:p>
+            <w:r>
+              <w:rPr>
+                <w:rFonts w:ascii="微软雅黑" w:hAnsi="微软雅黑" w:eastAsia="微软雅黑" w:cs="微软雅黑"/>
+                <w:sz w:val="22"/>
+                <w:szCs w:val="22"/>
+              </w:rPr>
+              <w:t>实体类</w:t>
+            </w:r>
+          </w:p>
+        </w:tc>
+        <w:tc>
+          <w:tcPr>
             <w:tcW w:w="2400" w:type="dxa"/>
             <w:tcBorders>
               <w:top w:val="single" w:color="BBBBBB" w:sz="0" w:space="0"/>
@@ -8805,61 +13082,61 @@
                 <w:sz w:val="22"/>
                 <w:szCs w:val="22"/>
               </w:rPr>
-              <w:t>实体包路径</w:t>
-            </w:r>
-          </w:p>
-        </w:tc>
-        <w:tc>
-          <w:tcPr>
-            <w:tcW w:w="3600" w:type="dxa"/>
-            <w:tcBorders>
-              <w:top w:val="single" w:color="BBBBBB" w:sz="0" w:space="0"/>
-              <w:left w:val="single" w:color="BBBBBB" w:sz="0" w:space="0"/>
-              <w:bottom w:val="single" w:color="BBBBBB" w:sz="0" w:space="0"/>
-              <w:right w:val="single" w:color="BBBBBB" w:sz="0" w:space="0"/>
-            </w:tcBorders>
-            <w:tcMar>
-              <w:top w:w="60" w:type="dxa"/>
-              <w:left w:w="100" w:type="dxa"/>
-              <w:bottom w:w="60" w:type="dxa"/>
-              <w:right w:w="100" w:type="dxa"/>
-            </w:tcMar>
-          </w:tcPr>
-          <w:p>
-            <w:r>
-              <w:rPr>
-                <w:rFonts w:ascii="微软雅黑" w:hAnsi="微软雅黑" w:eastAsia="微软雅黑" w:cs="微软雅黑"/>
-                <w:sz w:val="22"/>
-                <w:szCs w:val="22"/>
-              </w:rPr>
-              <w:t>com.ncu.Common + com.healthsys.common.model</w:t>
-            </w:r>
-          </w:p>
-        </w:tc>
-        <w:tc>
-          <w:tcPr>
-            <w:tcW w:w="3360" w:type="dxa"/>
-            <w:tcBorders>
-              <w:top w:val="single" w:color="BBBBBB" w:sz="0" w:space="0"/>
-              <w:left w:val="single" w:color="BBBBBB" w:sz="0" w:space="0"/>
-              <w:bottom w:val="single" w:color="BBBBBB" w:sz="0" w:space="0"/>
-              <w:right w:val="single" w:color="BBBBBB" w:sz="0" w:space="0"/>
-            </w:tcBorders>
-            <w:tcMar>
-              <w:top w:w="60" w:type="dxa"/>
-              <w:left w:w="100" w:type="dxa"/>
-              <w:bottom w:w="60" w:type="dxa"/>
-              <w:right w:w="100" w:type="dxa"/>
-            </w:tcMar>
-          </w:tcPr>
-          <w:p>
-            <w:r>
-              <w:rPr>
-                <w:rFonts w:ascii="微软雅黑" w:hAnsi="微软雅黑" w:eastAsia="微软雅黑" w:cs="微软雅黑"/>
-                <w:sz w:val="22"/>
-                <w:szCs w:val="22"/>
-              </w:rPr>
-              <w:t>统一为 com.ncu.Common</w:t>
+              <w:t>12（两套）</w:t>
+            </w:r>
+          </w:p>
+        </w:tc>
+        <w:tc>
+          <w:tcPr>
+            <w:tcW w:w="2400" w:type="dxa"/>
+            <w:tcBorders>
+              <w:top w:val="single" w:color="BBBBBB" w:sz="0" w:space="0"/>
+              <w:left w:val="single" w:color="BBBBBB" w:sz="0" w:space="0"/>
+              <w:bottom w:val="single" w:color="BBBBBB" w:sz="0" w:space="0"/>
+              <w:right w:val="single" w:color="BBBBBB" w:sz="0" w:space="0"/>
+            </w:tcBorders>
+            <w:tcMar>
+              <w:top w:w="60" w:type="dxa"/>
+              <w:left w:w="100" w:type="dxa"/>
+              <w:bottom w:w="60" w:type="dxa"/>
+              <w:right w:w="100" w:type="dxa"/>
+            </w:tcMar>
+          </w:tcPr>
+          <w:p>
+            <w:r>
+              <w:rPr>
+                <w:rFonts w:ascii="微软雅黑" w:hAnsi="微软雅黑" w:eastAsia="微软雅黑" w:cs="微软雅黑"/>
+                <w:sz w:val="22"/>
+                <w:szCs w:val="22"/>
+              </w:rPr>
+              <w:t>7（统一）</w:t>
+            </w:r>
+          </w:p>
+        </w:tc>
+        <w:tc>
+          <w:tcPr>
+            <w:tcW w:w="2360" w:type="dxa"/>
+            <w:tcBorders>
+              <w:top w:val="single" w:color="BBBBBB" w:sz="0" w:space="0"/>
+              <w:left w:val="single" w:color="BBBBBB" w:sz="0" w:space="0"/>
+              <w:bottom w:val="single" w:color="BBBBBB" w:sz="0" w:space="0"/>
+              <w:right w:val="single" w:color="BBBBBB" w:sz="0" w:space="0"/>
+            </w:tcBorders>
+            <w:tcMar>
+              <w:top w:w="60" w:type="dxa"/>
+              <w:left w:w="100" w:type="dxa"/>
+              <w:bottom w:w="60" w:type="dxa"/>
+              <w:right w:w="100" w:type="dxa"/>
+            </w:tcMar>
+          </w:tcPr>
+          <w:p>
+            <w:r>
+              <w:rPr>
+                <w:rFonts w:ascii="微软雅黑" w:hAnsi="微软雅黑" w:eastAsia="微软雅黑" w:cs="微软雅黑"/>
+                <w:sz w:val="22"/>
+                <w:szCs w:val="22"/>
+              </w:rPr>
+              <w:t>7（health-common）</w:t>
             </w:r>
           </w:p>
         </w:tc>
@@ -8883,6 +13160,34 @@
         </w:tblPrEx>
         <w:tc>
           <w:tcPr>
+            <w:tcW w:w="2200" w:type="dxa"/>
+            <w:tcBorders>
+              <w:top w:val="single" w:color="BBBBBB" w:sz="0" w:space="0"/>
+              <w:left w:val="single" w:color="BBBBBB" w:sz="0" w:space="0"/>
+              <w:bottom w:val="single" w:color="BBBBBB" w:sz="0" w:space="0"/>
+              <w:right w:val="single" w:color="BBBBBB" w:sz="0" w:space="0"/>
+            </w:tcBorders>
+            <w:shd w:val="clear" w:color="auto" w:fill="F2F6FC"/>
+            <w:tcMar>
+              <w:top w:w="60" w:type="dxa"/>
+              <w:left w:w="100" w:type="dxa"/>
+              <w:bottom w:w="60" w:type="dxa"/>
+              <w:right w:w="100" w:type="dxa"/>
+            </w:tcMar>
+          </w:tcPr>
+          <w:p>
+            <w:r>
+              <w:rPr>
+                <w:rFonts w:ascii="微软雅黑" w:hAnsi="微软雅黑" w:eastAsia="微软雅黑" w:cs="微软雅黑"/>
+                <w:sz w:val="22"/>
+                <w:szCs w:val="22"/>
+              </w:rPr>
+              <w:t>UserDAO</w:t>
+            </w:r>
+          </w:p>
+        </w:tc>
+        <w:tc>
+          <w:tcPr>
             <w:tcW w:w="2400" w:type="dxa"/>
             <w:tcBorders>
               <w:top w:val="single" w:color="BBBBBB" w:sz="0" w:space="0"/>
@@ -8905,63 +13210,63 @@
                 <w:sz w:val="22"/>
                 <w:szCs w:val="22"/>
               </w:rPr>
-              <w:t>DbUtil 份数</w:t>
-            </w:r>
-          </w:p>
-        </w:tc>
-        <w:tc>
-          <w:tcPr>
-            <w:tcW w:w="3600" w:type="dxa"/>
-            <w:tcBorders>
-              <w:top w:val="single" w:color="BBBBBB" w:sz="0" w:space="0"/>
-              <w:left w:val="single" w:color="BBBBBB" w:sz="0" w:space="0"/>
-              <w:bottom w:val="single" w:color="BBBBBB" w:sz="0" w:space="0"/>
-              <w:right w:val="single" w:color="BBBBBB" w:sz="0" w:space="0"/>
-            </w:tcBorders>
-            <w:shd w:val="clear" w:color="auto" w:fill="F2F6FC"/>
-            <w:tcMar>
-              <w:top w:w="60" w:type="dxa"/>
-              <w:left w:w="100" w:type="dxa"/>
-              <w:bottom w:w="60" w:type="dxa"/>
-              <w:right w:w="100" w:type="dxa"/>
-            </w:tcMar>
-          </w:tcPr>
-          <w:p>
-            <w:r>
-              <w:rPr>
-                <w:rFonts w:ascii="微软雅黑" w:hAnsi="微软雅黑" w:eastAsia="微软雅黑" w:cs="微软雅黑"/>
-                <w:sz w:val="22"/>
-                <w:szCs w:val="22"/>
-              </w:rPr>
-              <w:t>2份（Common + UserModule）</w:t>
-            </w:r>
-          </w:p>
-        </w:tc>
-        <w:tc>
-          <w:tcPr>
-            <w:tcW w:w="3360" w:type="dxa"/>
-            <w:tcBorders>
-              <w:top w:val="single" w:color="BBBBBB" w:sz="0" w:space="0"/>
-              <w:left w:val="single" w:color="BBBBBB" w:sz="0" w:space="0"/>
-              <w:bottom w:val="single" w:color="BBBBBB" w:sz="0" w:space="0"/>
-              <w:right w:val="single" w:color="BBBBBB" w:sz="0" w:space="0"/>
-            </w:tcBorders>
-            <w:shd w:val="clear" w:color="auto" w:fill="F2F6FC"/>
-            <w:tcMar>
-              <w:top w:w="60" w:type="dxa"/>
-              <w:left w:w="100" w:type="dxa"/>
-              <w:bottom w:w="60" w:type="dxa"/>
-              <w:right w:w="100" w:type="dxa"/>
-            </w:tcMar>
-          </w:tcPr>
-          <w:p>
-            <w:r>
-              <w:rPr>
-                <w:rFonts w:ascii="微软雅黑" w:hAnsi="微软雅黑" w:eastAsia="微软雅黑" w:cs="微软雅黑"/>
-                <w:sz w:val="22"/>
-                <w:szCs w:val="22"/>
-              </w:rPr>
-              <w:t>1份（仅 Common）</w:t>
+              <w:t>3份</w:t>
+            </w:r>
+          </w:p>
+        </w:tc>
+        <w:tc>
+          <w:tcPr>
+            <w:tcW w:w="2400" w:type="dxa"/>
+            <w:tcBorders>
+              <w:top w:val="single" w:color="BBBBBB" w:sz="0" w:space="0"/>
+              <w:left w:val="single" w:color="BBBBBB" w:sz="0" w:space="0"/>
+              <w:bottom w:val="single" w:color="BBBBBB" w:sz="0" w:space="0"/>
+              <w:right w:val="single" w:color="BBBBBB" w:sz="0" w:space="0"/>
+            </w:tcBorders>
+            <w:shd w:val="clear" w:color="auto" w:fill="F2F6FC"/>
+            <w:tcMar>
+              <w:top w:w="60" w:type="dxa"/>
+              <w:left w:w="100" w:type="dxa"/>
+              <w:bottom w:w="60" w:type="dxa"/>
+              <w:right w:w="100" w:type="dxa"/>
+            </w:tcMar>
+          </w:tcPr>
+          <w:p>
+            <w:r>
+              <w:rPr>
+                <w:rFonts w:ascii="微软雅黑" w:hAnsi="微软雅黑" w:eastAsia="微软雅黑" w:cs="微软雅黑"/>
+                <w:sz w:val="22"/>
+                <w:szCs w:val="22"/>
+              </w:rPr>
+              <w:t>3份</w:t>
+            </w:r>
+          </w:p>
+        </w:tc>
+        <w:tc>
+          <w:tcPr>
+            <w:tcW w:w="2360" w:type="dxa"/>
+            <w:tcBorders>
+              <w:top w:val="single" w:color="BBBBBB" w:sz="0" w:space="0"/>
+              <w:left w:val="single" w:color="BBBBBB" w:sz="0" w:space="0"/>
+              <w:bottom w:val="single" w:color="BBBBBB" w:sz="0" w:space="0"/>
+              <w:right w:val="single" w:color="BBBBBB" w:sz="0" w:space="0"/>
+            </w:tcBorders>
+            <w:shd w:val="clear" w:color="auto" w:fill="F2F6FC"/>
+            <w:tcMar>
+              <w:top w:w="60" w:type="dxa"/>
+              <w:left w:w="100" w:type="dxa"/>
+              <w:bottom w:w="60" w:type="dxa"/>
+              <w:right w:w="100" w:type="dxa"/>
+            </w:tcMar>
+          </w:tcPr>
+          <w:p>
+            <w:r>
+              <w:rPr>
+                <w:rFonts w:ascii="微软雅黑" w:hAnsi="微软雅黑" w:eastAsia="微软雅黑" w:cs="微软雅黑"/>
+                <w:sz w:val="22"/>
+                <w:szCs w:val="22"/>
+              </w:rPr>
+              <w:t>1份（14方法）</w:t>
             </w:r>
           </w:p>
         </w:tc>
@@ -8985,6 +13290,33 @@
         </w:tblPrEx>
         <w:tc>
           <w:tcPr>
+            <w:tcW w:w="2200" w:type="dxa"/>
+            <w:tcBorders>
+              <w:top w:val="single" w:color="BBBBBB" w:sz="0" w:space="0"/>
+              <w:left w:val="single" w:color="BBBBBB" w:sz="0" w:space="0"/>
+              <w:bottom w:val="single" w:color="BBBBBB" w:sz="0" w:space="0"/>
+              <w:right w:val="single" w:color="BBBBBB" w:sz="0" w:space="0"/>
+            </w:tcBorders>
+            <w:tcMar>
+              <w:top w:w="60" w:type="dxa"/>
+              <w:left w:w="100" w:type="dxa"/>
+              <w:bottom w:w="60" w:type="dxa"/>
+              <w:right w:w="100" w:type="dxa"/>
+            </w:tcMar>
+          </w:tcPr>
+          <w:p>
+            <w:r>
+              <w:rPr>
+                <w:rFonts w:ascii="微软雅黑" w:hAnsi="微软雅黑" w:eastAsia="微软雅黑" w:cs="微软雅黑"/>
+                <w:sz w:val="22"/>
+                <w:szCs w:val="22"/>
+              </w:rPr>
+              <w:t>AppointmentDAO</w:t>
+            </w:r>
+          </w:p>
+        </w:tc>
+        <w:tc>
+          <w:tcPr>
             <w:tcW w:w="2400" w:type="dxa"/>
             <w:tcBorders>
               <w:top w:val="single" w:color="BBBBBB" w:sz="0" w:space="0"/>
@@ -9006,61 +13338,61 @@
                 <w:sz w:val="22"/>
                 <w:szCs w:val="22"/>
               </w:rPr>
-              <w:t>UserDAO 份数</w:t>
-            </w:r>
-          </w:p>
-        </w:tc>
-        <w:tc>
-          <w:tcPr>
-            <w:tcW w:w="3600" w:type="dxa"/>
-            <w:tcBorders>
-              <w:top w:val="single" w:color="BBBBBB" w:sz="0" w:space="0"/>
-              <w:left w:val="single" w:color="BBBBBB" w:sz="0" w:space="0"/>
-              <w:bottom w:val="single" w:color="BBBBBB" w:sz="0" w:space="0"/>
-              <w:right w:val="single" w:color="BBBBBB" w:sz="0" w:space="0"/>
-            </w:tcBorders>
-            <w:tcMar>
-              <w:top w:w="60" w:type="dxa"/>
-              <w:left w:w="100" w:type="dxa"/>
-              <w:bottom w:w="60" w:type="dxa"/>
-              <w:right w:w="100" w:type="dxa"/>
-            </w:tcMar>
-          </w:tcPr>
-          <w:p>
-            <w:r>
-              <w:rPr>
-                <w:rFonts w:ascii="微软雅黑" w:hAnsi="微软雅黑" w:eastAsia="微软雅黑" w:cs="微软雅黑"/>
-                <w:sz w:val="22"/>
-                <w:szCs w:val="22"/>
-              </w:rPr>
-              <w:t>3份</w:t>
-            </w:r>
-          </w:p>
-        </w:tc>
-        <w:tc>
-          <w:tcPr>
-            <w:tcW w:w="3360" w:type="dxa"/>
-            <w:tcBorders>
-              <w:top w:val="single" w:color="BBBBBB" w:sz="0" w:space="0"/>
-              <w:left w:val="single" w:color="BBBBBB" w:sz="0" w:space="0"/>
-              <w:bottom w:val="single" w:color="BBBBBB" w:sz="0" w:space="0"/>
-              <w:right w:val="single" w:color="BBBBBB" w:sz="0" w:space="0"/>
-            </w:tcBorders>
-            <w:tcMar>
-              <w:top w:w="60" w:type="dxa"/>
-              <w:left w:w="100" w:type="dxa"/>
-              <w:bottom w:w="60" w:type="dxa"/>
-              <w:right w:w="100" w:type="dxa"/>
-            </w:tcMar>
-          </w:tcPr>
-          <w:p>
-            <w:r>
-              <w:rPr>
-                <w:rFonts w:ascii="微软雅黑" w:hAnsi="微软雅黑" w:eastAsia="微软雅黑" w:cs="微软雅黑"/>
-                <w:sz w:val="22"/>
-                <w:szCs w:val="22"/>
-              </w:rPr>
-              <w:t>3份（不同业务场景，保留）</w:t>
+              <w:t>2份</w:t>
+            </w:r>
+          </w:p>
+        </w:tc>
+        <w:tc>
+          <w:tcPr>
+            <w:tcW w:w="2400" w:type="dxa"/>
+            <w:tcBorders>
+              <w:top w:val="single" w:color="BBBBBB" w:sz="0" w:space="0"/>
+              <w:left w:val="single" w:color="BBBBBB" w:sz="0" w:space="0"/>
+              <w:bottom w:val="single" w:color="BBBBBB" w:sz="0" w:space="0"/>
+              <w:right w:val="single" w:color="BBBBBB" w:sz="0" w:space="0"/>
+            </w:tcBorders>
+            <w:tcMar>
+              <w:top w:w="60" w:type="dxa"/>
+              <w:left w:w="100" w:type="dxa"/>
+              <w:bottom w:w="60" w:type="dxa"/>
+              <w:right w:w="100" w:type="dxa"/>
+            </w:tcMar>
+          </w:tcPr>
+          <w:p>
+            <w:r>
+              <w:rPr>
+                <w:rFonts w:ascii="微软雅黑" w:hAnsi="微软雅黑" w:eastAsia="微软雅黑" w:cs="微软雅黑"/>
+                <w:sz w:val="22"/>
+                <w:szCs w:val="22"/>
+              </w:rPr>
+              <w:t>2份</w:t>
+            </w:r>
+          </w:p>
+        </w:tc>
+        <w:tc>
+          <w:tcPr>
+            <w:tcW w:w="2360" w:type="dxa"/>
+            <w:tcBorders>
+              <w:top w:val="single" w:color="BBBBBB" w:sz="0" w:space="0"/>
+              <w:left w:val="single" w:color="BBBBBB" w:sz="0" w:space="0"/>
+              <w:bottom w:val="single" w:color="BBBBBB" w:sz="0" w:space="0"/>
+              <w:right w:val="single" w:color="BBBBBB" w:sz="0" w:space="0"/>
+            </w:tcBorders>
+            <w:tcMar>
+              <w:top w:w="60" w:type="dxa"/>
+              <w:left w:w="100" w:type="dxa"/>
+              <w:bottom w:w="60" w:type="dxa"/>
+              <w:right w:w="100" w:type="dxa"/>
+            </w:tcMar>
+          </w:tcPr>
+          <w:p>
+            <w:r>
+              <w:rPr>
+                <w:rFonts w:ascii="微软雅黑" w:hAnsi="微软雅黑" w:eastAsia="微软雅黑" w:cs="微软雅黑"/>
+                <w:sz w:val="22"/>
+                <w:szCs w:val="22"/>
+              </w:rPr>
+              <w:t>1份（13方法）</w:t>
             </w:r>
           </w:p>
         </w:tc>
@@ -9084,6 +13416,34 @@
         </w:tblPrEx>
         <w:tc>
           <w:tcPr>
+            <w:tcW w:w="2200" w:type="dxa"/>
+            <w:tcBorders>
+              <w:top w:val="single" w:color="BBBBBB" w:sz="0" w:space="0"/>
+              <w:left w:val="single" w:color="BBBBBB" w:sz="0" w:space="0"/>
+              <w:bottom w:val="single" w:color="BBBBBB" w:sz="0" w:space="0"/>
+              <w:right w:val="single" w:color="BBBBBB" w:sz="0" w:space="0"/>
+            </w:tcBorders>
+            <w:shd w:val="clear" w:color="auto" w:fill="F2F6FC"/>
+            <w:tcMar>
+              <w:top w:w="60" w:type="dxa"/>
+              <w:left w:w="100" w:type="dxa"/>
+              <w:bottom w:w="60" w:type="dxa"/>
+              <w:right w:w="100" w:type="dxa"/>
+            </w:tcMar>
+          </w:tcPr>
+          <w:p>
+            <w:r>
+              <w:rPr>
+                <w:rFonts w:ascii="微软雅黑" w:hAnsi="微软雅黑" w:eastAsia="微软雅黑" w:cs="微软雅黑"/>
+                <w:sz w:val="22"/>
+                <w:szCs w:val="22"/>
+              </w:rPr>
+              <w:t>DbUtil</w:t>
+            </w:r>
+          </w:p>
+        </w:tc>
+        <w:tc>
+          <w:tcPr>
             <w:tcW w:w="2400" w:type="dxa"/>
             <w:tcBorders>
               <w:top w:val="single" w:color="BBBBBB" w:sz="0" w:space="0"/>
@@ -9106,63 +13466,63 @@
                 <w:sz w:val="22"/>
                 <w:szCs w:val="22"/>
               </w:rPr>
-              <w:t>日期类型</w:t>
-            </w:r>
-          </w:p>
-        </w:tc>
-        <w:tc>
-          <w:tcPr>
-            <w:tcW w:w="3600" w:type="dxa"/>
-            <w:tcBorders>
-              <w:top w:val="single" w:color="BBBBBB" w:sz="0" w:space="0"/>
-              <w:left w:val="single" w:color="BBBBBB" w:sz="0" w:space="0"/>
-              <w:bottom w:val="single" w:color="BBBBBB" w:sz="0" w:space="0"/>
-              <w:right w:val="single" w:color="BBBBBB" w:sz="0" w:space="0"/>
-            </w:tcBorders>
-            <w:shd w:val="clear" w:color="auto" w:fill="F2F6FC"/>
-            <w:tcMar>
-              <w:top w:w="60" w:type="dxa"/>
-              <w:left w:w="100" w:type="dxa"/>
-              <w:bottom w:w="60" w:type="dxa"/>
-              <w:right w:w="100" w:type="dxa"/>
-            </w:tcMar>
-          </w:tcPr>
-          <w:p>
-            <w:r>
-              <w:rPr>
-                <w:rFonts w:ascii="微软雅黑" w:hAnsi="微软雅黑" w:eastAsia="微软雅黑" w:cs="微软雅黑"/>
-                <w:sz w:val="22"/>
-                <w:szCs w:val="22"/>
-              </w:rPr>
-              <w:t>Date + LocalDateTime 混用</w:t>
-            </w:r>
-          </w:p>
-        </w:tc>
-        <w:tc>
-          <w:tcPr>
-            <w:tcW w:w="3360" w:type="dxa"/>
-            <w:tcBorders>
-              <w:top w:val="single" w:color="BBBBBB" w:sz="0" w:space="0"/>
-              <w:left w:val="single" w:color="BBBBBB" w:sz="0" w:space="0"/>
-              <w:bottom w:val="single" w:color="BBBBBB" w:sz="0" w:space="0"/>
-              <w:right w:val="single" w:color="BBBBBB" w:sz="0" w:space="0"/>
-            </w:tcBorders>
-            <w:shd w:val="clear" w:color="auto" w:fill="F2F6FC"/>
-            <w:tcMar>
-              <w:top w:w="60" w:type="dxa"/>
-              <w:left w:w="100" w:type="dxa"/>
-              <w:bottom w:w="60" w:type="dxa"/>
-              <w:right w:w="100" w:type="dxa"/>
-            </w:tcMar>
-          </w:tcPr>
-          <w:p>
-            <w:r>
-              <w:rPr>
-                <w:rFonts w:ascii="微软雅黑" w:hAnsi="微软雅黑" w:eastAsia="微软雅黑" w:cs="微软雅黑"/>
-                <w:sz w:val="22"/>
-                <w:szCs w:val="22"/>
-              </w:rPr>
-              <w:t>统一 LocalDateTime</w:t>
+              <w:t>2份</w:t>
+            </w:r>
+          </w:p>
+        </w:tc>
+        <w:tc>
+          <w:tcPr>
+            <w:tcW w:w="2400" w:type="dxa"/>
+            <w:tcBorders>
+              <w:top w:val="single" w:color="BBBBBB" w:sz="0" w:space="0"/>
+              <w:left w:val="single" w:color="BBBBBB" w:sz="0" w:space="0"/>
+              <w:bottom w:val="single" w:color="BBBBBB" w:sz="0" w:space="0"/>
+              <w:right w:val="single" w:color="BBBBBB" w:sz="0" w:space="0"/>
+            </w:tcBorders>
+            <w:shd w:val="clear" w:color="auto" w:fill="F2F6FC"/>
+            <w:tcMar>
+              <w:top w:w="60" w:type="dxa"/>
+              <w:left w:w="100" w:type="dxa"/>
+              <w:bottom w:w="60" w:type="dxa"/>
+              <w:right w:w="100" w:type="dxa"/>
+            </w:tcMar>
+          </w:tcPr>
+          <w:p>
+            <w:r>
+              <w:rPr>
+                <w:rFonts w:ascii="微软雅黑" w:hAnsi="微软雅黑" w:eastAsia="微软雅黑" w:cs="微软雅黑"/>
+                <w:sz w:val="22"/>
+                <w:szCs w:val="22"/>
+              </w:rPr>
+              <w:t>1份</w:t>
+            </w:r>
+          </w:p>
+        </w:tc>
+        <w:tc>
+          <w:tcPr>
+            <w:tcW w:w="2360" w:type="dxa"/>
+            <w:tcBorders>
+              <w:top w:val="single" w:color="BBBBBB" w:sz="0" w:space="0"/>
+              <w:left w:val="single" w:color="BBBBBB" w:sz="0" w:space="0"/>
+              <w:bottom w:val="single" w:color="BBBBBB" w:sz="0" w:space="0"/>
+              <w:right w:val="single" w:color="BBBBBB" w:sz="0" w:space="0"/>
+            </w:tcBorders>
+            <w:shd w:val="clear" w:color="auto" w:fill="F2F6FC"/>
+            <w:tcMar>
+              <w:top w:w="60" w:type="dxa"/>
+              <w:left w:w="100" w:type="dxa"/>
+              <w:bottom w:w="60" w:type="dxa"/>
+              <w:right w:w="100" w:type="dxa"/>
+            </w:tcMar>
+          </w:tcPr>
+          <w:p>
+            <w:r>
+              <w:rPr>
+                <w:rFonts w:ascii="微软雅黑" w:hAnsi="微软雅黑" w:eastAsia="微软雅黑" w:cs="微软雅黑"/>
+                <w:sz w:val="22"/>
+                <w:szCs w:val="22"/>
+              </w:rPr>
+              <w:t>1份</w:t>
             </w:r>
           </w:p>
         </w:tc>
@@ -9186,6 +13546,33 @@
         </w:tblPrEx>
         <w:tc>
           <w:tcPr>
+            <w:tcW w:w="2200" w:type="dxa"/>
+            <w:tcBorders>
+              <w:top w:val="single" w:color="BBBBBB" w:sz="0" w:space="0"/>
+              <w:left w:val="single" w:color="BBBBBB" w:sz="0" w:space="0"/>
+              <w:bottom w:val="single" w:color="BBBBBB" w:sz="0" w:space="0"/>
+              <w:right w:val="single" w:color="BBBBBB" w:sz="0" w:space="0"/>
+            </w:tcBorders>
+            <w:tcMar>
+              <w:top w:w="60" w:type="dxa"/>
+              <w:left w:w="100" w:type="dxa"/>
+              <w:bottom w:w="60" w:type="dxa"/>
+              <w:right w:w="100" w:type="dxa"/>
+            </w:tcMar>
+          </w:tcPr>
+          <w:p>
+            <w:r>
+              <w:rPr>
+                <w:rFonts w:ascii="微软雅黑" w:hAnsi="微软雅黑" w:eastAsia="微软雅黑" w:cs="微软雅黑"/>
+                <w:sz w:val="22"/>
+                <w:szCs w:val="22"/>
+              </w:rPr>
+              <w:t>包名</w:t>
+            </w:r>
+          </w:p>
+        </w:tc>
+        <w:tc>
+          <w:tcPr>
             <w:tcW w:w="2400" w:type="dxa"/>
             <w:tcBorders>
               <w:top w:val="single" w:color="BBBBBB" w:sz="0" w:space="0"/>
@@ -9207,61 +13594,61 @@
                 <w:sz w:val="22"/>
                 <w:szCs w:val="22"/>
               </w:rPr>
-              <w:t>ID 类型</w:t>
-            </w:r>
-          </w:p>
-        </w:tc>
-        <w:tc>
-          <w:tcPr>
-            <w:tcW w:w="3600" w:type="dxa"/>
-            <w:tcBorders>
-              <w:top w:val="single" w:color="BBBBBB" w:sz="0" w:space="0"/>
-              <w:left w:val="single" w:color="BBBBBB" w:sz="0" w:space="0"/>
-              <w:bottom w:val="single" w:color="BBBBBB" w:sz="0" w:space="0"/>
-              <w:right w:val="single" w:color="BBBBBB" w:sz="0" w:space="0"/>
-            </w:tcBorders>
-            <w:tcMar>
-              <w:top w:w="60" w:type="dxa"/>
-              <w:left w:w="100" w:type="dxa"/>
-              <w:bottom w:w="60" w:type="dxa"/>
-              <w:right w:w="100" w:type="dxa"/>
-            </w:tcMar>
-          </w:tcPr>
-          <w:p>
-            <w:r>
-              <w:rPr>
-                <w:rFonts w:ascii="微软雅黑" w:hAnsi="微软雅黑" w:eastAsia="微软雅黑" w:cs="微软雅黑"/>
-                <w:sz w:val="22"/>
-                <w:szCs w:val="22"/>
-              </w:rPr>
-              <w:t>Long + int 混用</w:t>
-            </w:r>
-          </w:p>
-        </w:tc>
-        <w:tc>
-          <w:tcPr>
-            <w:tcW w:w="3360" w:type="dxa"/>
-            <w:tcBorders>
-              <w:top w:val="single" w:color="BBBBBB" w:sz="0" w:space="0"/>
-              <w:left w:val="single" w:color="BBBBBB" w:sz="0" w:space="0"/>
-              <w:bottom w:val="single" w:color="BBBBBB" w:sz="0" w:space="0"/>
-              <w:right w:val="single" w:color="BBBBBB" w:sz="0" w:space="0"/>
-            </w:tcBorders>
-            <w:tcMar>
-              <w:top w:w="60" w:type="dxa"/>
-              <w:left w:w="100" w:type="dxa"/>
-              <w:bottom w:w="60" w:type="dxa"/>
-              <w:right w:w="100" w:type="dxa"/>
-            </w:tcMar>
-          </w:tcPr>
-          <w:p>
-            <w:r>
-              <w:rPr>
-                <w:rFonts w:ascii="微软雅黑" w:hAnsi="微软雅黑" w:eastAsia="微软雅黑" w:cs="微软雅黑"/>
-                <w:sz w:val="22"/>
-                <w:szCs w:val="22"/>
-              </w:rPr>
-              <w:t>统一 Long</w:t>
+              <w:t>4套</w:t>
+            </w:r>
+          </w:p>
+        </w:tc>
+        <w:tc>
+          <w:tcPr>
+            <w:tcW w:w="2400" w:type="dxa"/>
+            <w:tcBorders>
+              <w:top w:val="single" w:color="BBBBBB" w:sz="0" w:space="0"/>
+              <w:left w:val="single" w:color="BBBBBB" w:sz="0" w:space="0"/>
+              <w:bottom w:val="single" w:color="BBBBBB" w:sz="0" w:space="0"/>
+              <w:right w:val="single" w:color="BBBBBB" w:sz="0" w:space="0"/>
+            </w:tcBorders>
+            <w:tcMar>
+              <w:top w:w="60" w:type="dxa"/>
+              <w:left w:w="100" w:type="dxa"/>
+              <w:bottom w:w="60" w:type="dxa"/>
+              <w:right w:w="100" w:type="dxa"/>
+            </w:tcMar>
+          </w:tcPr>
+          <w:p>
+            <w:r>
+              <w:rPr>
+                <w:rFonts w:ascii="微软雅黑" w:hAnsi="微软雅黑" w:eastAsia="微软雅黑" w:cs="微软雅黑"/>
+                <w:sz w:val="22"/>
+                <w:szCs w:val="22"/>
+              </w:rPr>
+              <w:t>3套</w:t>
+            </w:r>
+          </w:p>
+        </w:tc>
+        <w:tc>
+          <w:tcPr>
+            <w:tcW w:w="2360" w:type="dxa"/>
+            <w:tcBorders>
+              <w:top w:val="single" w:color="BBBBBB" w:sz="0" w:space="0"/>
+              <w:left w:val="single" w:color="BBBBBB" w:sz="0" w:space="0"/>
+              <w:bottom w:val="single" w:color="BBBBBB" w:sz="0" w:space="0"/>
+              <w:right w:val="single" w:color="BBBBBB" w:sz="0" w:space="0"/>
+            </w:tcBorders>
+            <w:tcMar>
+              <w:top w:w="60" w:type="dxa"/>
+              <w:left w:w="100" w:type="dxa"/>
+              <w:bottom w:w="60" w:type="dxa"/>
+              <w:right w:w="100" w:type="dxa"/>
+            </w:tcMar>
+          </w:tcPr>
+          <w:p>
+            <w:r>
+              <w:rPr>
+                <w:rFonts w:ascii="微软雅黑" w:hAnsi="微软雅黑" w:eastAsia="微软雅黑" w:cs="微软雅黑"/>
+                <w:sz w:val="22"/>
+                <w:szCs w:val="22"/>
+              </w:rPr>
+              <w:t>1套（com.healthsys）</w:t>
             </w:r>
           </w:p>
         </w:tc>
@@ -9285,6 +13672,34 @@
         </w:tblPrEx>
         <w:tc>
           <w:tcPr>
+            <w:tcW w:w="2200" w:type="dxa"/>
+            <w:tcBorders>
+              <w:top w:val="single" w:color="BBBBBB" w:sz="0" w:space="0"/>
+              <w:left w:val="single" w:color="BBBBBB" w:sz="0" w:space="0"/>
+              <w:bottom w:val="single" w:color="BBBBBB" w:sz="0" w:space="0"/>
+              <w:right w:val="single" w:color="BBBBBB" w:sz="0" w:space="0"/>
+            </w:tcBorders>
+            <w:shd w:val="clear" w:color="auto" w:fill="F2F6FC"/>
+            <w:tcMar>
+              <w:top w:w="60" w:type="dxa"/>
+              <w:left w:w="100" w:type="dxa"/>
+              <w:bottom w:w="60" w:type="dxa"/>
+              <w:right w:w="100" w:type="dxa"/>
+            </w:tcMar>
+          </w:tcPr>
+          <w:p>
+            <w:r>
+              <w:rPr>
+                <w:rFonts w:ascii="微软雅黑" w:hAnsi="微软雅黑" w:eastAsia="微软雅黑" w:cs="微软雅黑"/>
+                <w:sz w:val="22"/>
+                <w:szCs w:val="22"/>
+              </w:rPr>
+              <w:t>依赖</w:t>
+            </w:r>
+          </w:p>
+        </w:tc>
+        <w:tc>
+          <w:tcPr>
             <w:tcW w:w="2400" w:type="dxa"/>
             <w:tcBorders>
               <w:top w:val="single" w:color="BBBBBB" w:sz="0" w:space="0"/>
@@ -9307,84 +13722,10 @@
                 <w:sz w:val="22"/>
                 <w:szCs w:val="22"/>
               </w:rPr>
-              <w:t>密码存储</w:t>
-            </w:r>
-          </w:p>
-        </w:tc>
-        <w:tc>
-          <w:tcPr>
-            <w:tcW w:w="3600" w:type="dxa"/>
-            <w:tcBorders>
-              <w:top w:val="single" w:color="BBBBBB" w:sz="0" w:space="0"/>
-              <w:left w:val="single" w:color="BBBBBB" w:sz="0" w:space="0"/>
-              <w:bottom w:val="single" w:color="BBBBBB" w:sz="0" w:space="0"/>
-              <w:right w:val="single" w:color="BBBBBB" w:sz="0" w:space="0"/>
-            </w:tcBorders>
-            <w:shd w:val="clear" w:color="auto" w:fill="F2F6FC"/>
-            <w:tcMar>
-              <w:top w:w="60" w:type="dxa"/>
-              <w:left w:w="100" w:type="dxa"/>
-              <w:bottom w:w="60" w:type="dxa"/>
-              <w:right w:w="100" w:type="dxa"/>
-            </w:tcMar>
-          </w:tcPr>
-          <w:p>
-            <w:r>
-              <w:rPr>
-                <w:rFonts w:ascii="微软雅黑" w:hAnsi="微软雅黑" w:eastAsia="微软雅黑" w:cs="微软雅黑"/>
-                <w:sz w:val="22"/>
-                <w:szCs w:val="22"/>
-              </w:rPr>
-              <w:t>DbUtil 硬编码</w:t>
-            </w:r>
-          </w:p>
-        </w:tc>
-        <w:tc>
-          <w:tcPr>
-            <w:tcW w:w="3360" w:type="dxa"/>
-            <w:tcBorders>
-              <w:top w:val="single" w:color="BBBBBB" w:sz="0" w:space="0"/>
-              <w:left w:val="single" w:color="BBBBBB" w:sz="0" w:space="0"/>
-              <w:bottom w:val="single" w:color="BBBBBB" w:sz="0" w:space="0"/>
-              <w:right w:val="single" w:color="BBBBBB" w:sz="0" w:space="0"/>
-            </w:tcBorders>
-            <w:shd w:val="clear" w:color="auto" w:fill="F2F6FC"/>
-            <w:tcMar>
-              <w:top w:w="60" w:type="dxa"/>
-              <w:left w:w="100" w:type="dxa"/>
-              <w:bottom w:w="60" w:type="dxa"/>
-              <w:right w:w="100" w:type="dxa"/>
-            </w:tcMar>
-          </w:tcPr>
-          <w:p>
-            <w:r>
-              <w:rPr>
-                <w:rFonts w:ascii="微软雅黑" w:hAnsi="微软雅黑" w:eastAsia="微软雅黑" w:cs="微软雅黑"/>
-                <w:sz w:val="22"/>
-                <w:szCs w:val="22"/>
-              </w:rPr>
-              <w:t>db.properties 配置文件</w:t>
-            </w:r>
-          </w:p>
-        </w:tc>
-      </w:tr>
-      <w:tr>
-        <w:tblPrEx>
-          <w:tblBorders>
-            <w:top w:val="single" w:color="auto" w:sz="4" w:space="0"/>
-            <w:left w:val="single" w:color="auto" w:sz="4" w:space="0"/>
-            <w:bottom w:val="single" w:color="auto" w:sz="4" w:space="0"/>
-            <w:right w:val="single" w:color="auto" w:sz="4" w:space="0"/>
-            <w:insideH w:val="single" w:color="auto" w:sz="4" w:space="0"/>
-            <w:insideV w:val="single" w:color="auto" w:sz="4" w:space="0"/>
-          </w:tblBorders>
-          <w:tblCellMar>
-            <w:top w:w="0" w:type="dxa"/>
-            <w:left w:w="10" w:type="dxa"/>
-            <w:bottom w:w="0" w:type="dxa"/>
-            <w:right w:w="10" w:type="dxa"/>
-          </w:tblCellMar>
-        </w:tblPrEx>
+              <w:t>网状交叉</w:t>
+            </w:r>
+          </w:p>
+        </w:tc>
         <w:tc>
           <w:tcPr>
             <w:tcW w:w="2400" w:type="dxa"/>
@@ -9394,182 +13735,72 @@
               <w:bottom w:val="single" w:color="BBBBBB" w:sz="0" w:space="0"/>
               <w:right w:val="single" w:color="BBBBBB" w:sz="0" w:space="0"/>
             </w:tcBorders>
-            <w:tcMar>
-              <w:top w:w="60" w:type="dxa"/>
-              <w:left w:w="100" w:type="dxa"/>
-              <w:bottom w:w="60" w:type="dxa"/>
-              <w:right w:w="100" w:type="dxa"/>
-            </w:tcMar>
-          </w:tcPr>
-          <w:p>
-            <w:r>
-              <w:rPr>
-                <w:rFonts w:ascii="微软雅黑" w:hAnsi="微软雅黑" w:eastAsia="微软雅黑" w:cs="微软雅黑"/>
-                <w:sz w:val="22"/>
-                <w:szCs w:val="22"/>
-              </w:rPr>
-              <w:t>pom.xml 重复依赖</w:t>
-            </w:r>
-          </w:p>
-        </w:tc>
-        <w:tc>
-          <w:tcPr>
-            <w:tcW w:w="3600" w:type="dxa"/>
-            <w:tcBorders>
-              <w:top w:val="single" w:color="BBBBBB" w:sz="0" w:space="0"/>
-              <w:left w:val="single" w:color="BBBBBB" w:sz="0" w:space="0"/>
-              <w:bottom w:val="single" w:color="BBBBBB" w:sz="0" w:space="0"/>
-              <w:right w:val="single" w:color="BBBBBB" w:sz="0" w:space="0"/>
-            </w:tcBorders>
-            <w:tcMar>
-              <w:top w:w="60" w:type="dxa"/>
-              <w:left w:w="100" w:type="dxa"/>
-              <w:bottom w:w="60" w:type="dxa"/>
-              <w:right w:w="100" w:type="dxa"/>
-            </w:tcMar>
-          </w:tcPr>
-          <w:p>
-            <w:r>
-              <w:rPr>
-                <w:rFonts w:ascii="微软雅黑" w:hAnsi="微软雅黑" w:eastAsia="微软雅黑" w:cs="微软雅黑"/>
-                <w:sz w:val="22"/>
-                <w:szCs w:val="22"/>
-              </w:rPr>
-              <w:t>UserModule 声明两次</w:t>
-            </w:r>
-          </w:p>
-        </w:tc>
-        <w:tc>
-          <w:tcPr>
-            <w:tcW w:w="3360" w:type="dxa"/>
-            <w:tcBorders>
-              <w:top w:val="single" w:color="BBBBBB" w:sz="0" w:space="0"/>
-              <w:left w:val="single" w:color="BBBBBB" w:sz="0" w:space="0"/>
-              <w:bottom w:val="single" w:color="BBBBBB" w:sz="0" w:space="0"/>
-              <w:right w:val="single" w:color="BBBBBB" w:sz="0" w:space="0"/>
-            </w:tcBorders>
-            <w:tcMar>
-              <w:top w:w="60" w:type="dxa"/>
-              <w:left w:w="100" w:type="dxa"/>
-              <w:bottom w:w="60" w:type="dxa"/>
-              <w:right w:w="100" w:type="dxa"/>
-            </w:tcMar>
-          </w:tcPr>
-          <w:p>
-            <w:r>
-              <w:rPr>
-                <w:rFonts w:ascii="微软雅黑" w:hAnsi="微软雅黑" w:eastAsia="微软雅黑" w:cs="微软雅黑"/>
-                <w:sz w:val="22"/>
-                <w:szCs w:val="22"/>
-              </w:rPr>
-              <w:t>仅保留一次</w:t>
-            </w:r>
-          </w:p>
-        </w:tc>
-      </w:tr>
-      <w:tr>
-        <w:tblPrEx>
-          <w:tblBorders>
-            <w:top w:val="single" w:color="auto" w:sz="4" w:space="0"/>
-            <w:left w:val="single" w:color="auto" w:sz="4" w:space="0"/>
-            <w:bottom w:val="single" w:color="auto" w:sz="4" w:space="0"/>
-            <w:right w:val="single" w:color="auto" w:sz="4" w:space="0"/>
-            <w:insideH w:val="single" w:color="auto" w:sz="4" w:space="0"/>
-            <w:insideV w:val="single" w:color="auto" w:sz="4" w:space="0"/>
-          </w:tblBorders>
-          <w:tblCellMar>
-            <w:top w:w="0" w:type="dxa"/>
-            <w:left w:w="10" w:type="dxa"/>
-            <w:bottom w:w="0" w:type="dxa"/>
-            <w:right w:w="10" w:type="dxa"/>
-          </w:tblCellMar>
-        </w:tblPrEx>
-        <w:tc>
-          <w:tcPr>
-            <w:tcW w:w="2400" w:type="dxa"/>
-            <w:tcBorders>
-              <w:top w:val="single" w:color="BBBBBB" w:sz="0" w:space="0"/>
-              <w:left w:val="single" w:color="BBBBBB" w:sz="0" w:space="0"/>
-              <w:bottom w:val="single" w:color="BBBBBB" w:sz="0" w:space="0"/>
-              <w:right w:val="single" w:color="BBBBBB" w:sz="0" w:space="0"/>
-            </w:tcBorders>
-            <w:shd w:val="clear" w:color="auto" w:fill="F2F6FC"/>
-            <w:tcMar>
-              <w:top w:w="60" w:type="dxa"/>
-              <w:left w:w="100" w:type="dxa"/>
-              <w:bottom w:w="60" w:type="dxa"/>
-              <w:right w:w="100" w:type="dxa"/>
-            </w:tcMar>
-          </w:tcPr>
-          <w:p>
-            <w:r>
-              <w:rPr>
-                <w:rFonts w:ascii="微软雅黑" w:hAnsi="微软雅黑" w:eastAsia="微软雅黑" w:cs="微软雅黑"/>
-                <w:sz w:val="22"/>
-                <w:szCs w:val="22"/>
-              </w:rPr>
-              <w:t>LoginView 桥接</w:t>
-            </w:r>
-          </w:p>
-        </w:tc>
-        <w:tc>
-          <w:tcPr>
-            <w:tcW w:w="3600" w:type="dxa"/>
-            <w:tcBorders>
-              <w:top w:val="single" w:color="BBBBBB" w:sz="0" w:space="0"/>
-              <w:left w:val="single" w:color="BBBBBB" w:sz="0" w:space="0"/>
-              <w:bottom w:val="single" w:color="BBBBBB" w:sz="0" w:space="0"/>
-              <w:right w:val="single" w:color="BBBBBB" w:sz="0" w:space="0"/>
-            </w:tcBorders>
-            <w:shd w:val="clear" w:color="auto" w:fill="F2F6FC"/>
-            <w:tcMar>
-              <w:top w:w="60" w:type="dxa"/>
-              <w:left w:w="100" w:type="dxa"/>
-              <w:bottom w:w="60" w:type="dxa"/>
-              <w:right w:w="100" w:type="dxa"/>
-            </w:tcMar>
-          </w:tcPr>
-          <w:p>
-            <w:r>
-              <w:rPr>
-                <w:rFonts w:ascii="微软雅黑" w:hAnsi="微软雅黑" w:eastAsia="微软雅黑" w:cs="微软雅黑"/>
-                <w:sz w:val="22"/>
-                <w:szCs w:val="22"/>
-              </w:rPr>
-              <w:t>反射 + convertUser()</w:t>
-            </w:r>
-          </w:p>
-        </w:tc>
-        <w:tc>
-          <w:tcPr>
-            <w:tcW w:w="3360" w:type="dxa"/>
-            <w:tcBorders>
-              <w:top w:val="single" w:color="BBBBBB" w:sz="0" w:space="0"/>
-              <w:left w:val="single" w:color="BBBBBB" w:sz="0" w:space="0"/>
-              <w:bottom w:val="single" w:color="BBBBBB" w:sz="0" w:space="0"/>
-              <w:right w:val="single" w:color="BBBBBB" w:sz="0" w:space="0"/>
-            </w:tcBorders>
-            <w:shd w:val="clear" w:color="auto" w:fill="F2F6FC"/>
-            <w:tcMar>
-              <w:top w:w="60" w:type="dxa"/>
-              <w:left w:w="100" w:type="dxa"/>
-              <w:bottom w:w="60" w:type="dxa"/>
-              <w:right w:w="100" w:type="dxa"/>
-            </w:tcMar>
-          </w:tcPr>
-          <w:p>
-            <w:r>
-              <w:rPr>
-                <w:rFonts w:ascii="微软雅黑" w:hAnsi="微软雅黑" w:eastAsia="微软雅黑" w:cs="微软雅黑"/>
-                <w:sz w:val="22"/>
-                <w:szCs w:val="22"/>
-              </w:rPr>
-              <w:t>直接调用</w:t>
+            <w:shd w:val="clear" w:color="auto" w:fill="F2F6FC"/>
+            <w:tcMar>
+              <w:top w:w="60" w:type="dxa"/>
+              <w:left w:w="100" w:type="dxa"/>
+              <w:bottom w:w="60" w:type="dxa"/>
+              <w:right w:w="100" w:type="dxa"/>
+            </w:tcMar>
+          </w:tcPr>
+          <w:p>
+            <w:r>
+              <w:rPr>
+                <w:rFonts w:ascii="微软雅黑" w:hAnsi="微软雅黑" w:eastAsia="微软雅黑" w:cs="微软雅黑"/>
+                <w:sz w:val="22"/>
+                <w:szCs w:val="22"/>
+              </w:rPr>
+              <w:t>网状（改善）</w:t>
+            </w:r>
+          </w:p>
+        </w:tc>
+        <w:tc>
+          <w:tcPr>
+            <w:tcW w:w="2360" w:type="dxa"/>
+            <w:tcBorders>
+              <w:top w:val="single" w:color="BBBBBB" w:sz="0" w:space="0"/>
+              <w:left w:val="single" w:color="BBBBBB" w:sz="0" w:space="0"/>
+              <w:bottom w:val="single" w:color="BBBBBB" w:sz="0" w:space="0"/>
+              <w:right w:val="single" w:color="BBBBBB" w:sz="0" w:space="0"/>
+            </w:tcBorders>
+            <w:shd w:val="clear" w:color="auto" w:fill="F2F6FC"/>
+            <w:tcMar>
+              <w:top w:w="60" w:type="dxa"/>
+              <w:left w:w="100" w:type="dxa"/>
+              <w:bottom w:w="60" w:type="dxa"/>
+              <w:right w:w="100" w:type="dxa"/>
+            </w:tcMar>
+          </w:tcPr>
+          <w:p>
+            <w:r>
+              <w:rPr>
+                <w:rFonts w:ascii="微软雅黑" w:hAnsi="微软雅黑" w:eastAsia="微软雅黑" w:cs="微软雅黑"/>
+                <w:sz w:val="22"/>
+                <w:szCs w:val="22"/>
+              </w:rPr>
+              <w:t>单向分层</w:t>
             </w:r>
           </w:p>
         </w:tc>
       </w:tr>
     </w:tbl>
+    <w:p>
+      <w:pPr>
+        <w:pStyle w:val="2"/>
+        <w:spacing w:before="360" w:after="200"/>
+      </w:pPr>
+      <w:r>
+        <w:rPr>
+          <w:rFonts w:ascii="微软雅黑" w:hAnsi="微软雅黑" w:eastAsia="微软雅黑" w:cs="微软雅黑"/>
+          <w:b/>
+          <w:bCs/>
+          <w:color w:val="2B579A"/>
+          <w:sz w:val="32"/>
+          <w:szCs w:val="32"/>
+        </w:rPr>
+        <w:t>七、运行与部署</w:t>
+      </w:r>
+    </w:p>
     <w:p>
       <w:pPr>
         <w:pStyle w:val="3"/>
@@ -9583,772 +13814,7 @@
           <w:sz w:val="28"/>
           <w:szCs w:val="28"/>
         </w:rPr>
-        <w:t>5.2 实体映射关系</w:t>
-      </w:r>
-    </w:p>
-    <w:tbl>
-      <w:tblPr>
-        <w:tblStyle w:val="11"/>
-        <w:tblW w:w="9360" w:type="dxa"/>
-        <w:tblInd w:w="0" w:type="dxa"/>
-        <w:tblBorders>
-          <w:top w:val="single" w:color="auto" w:sz="4" w:space="0"/>
-          <w:left w:val="single" w:color="auto" w:sz="4" w:space="0"/>
-          <w:bottom w:val="single" w:color="auto" w:sz="4" w:space="0"/>
-          <w:right w:val="single" w:color="auto" w:sz="4" w:space="0"/>
-          <w:insideH w:val="single" w:color="auto" w:sz="4" w:space="0"/>
-          <w:insideV w:val="single" w:color="auto" w:sz="4" w:space="0"/>
-        </w:tblBorders>
-        <w:tblLayout w:type="autofit"/>
-        <w:tblCellMar>
-          <w:top w:w="0" w:type="dxa"/>
-          <w:left w:w="10" w:type="dxa"/>
-          <w:bottom w:w="0" w:type="dxa"/>
-          <w:right w:w="10" w:type="dxa"/>
-        </w:tblCellMar>
-      </w:tblPr>
-      <w:tblGrid>
-        <w:gridCol w:w="2984"/>
-        <w:gridCol w:w="3345"/>
-        <w:gridCol w:w="3031"/>
-      </w:tblGrid>
-      <w:tr>
-        <w:tblPrEx>
-          <w:tblCellMar>
-            <w:top w:w="0" w:type="dxa"/>
-            <w:left w:w="10" w:type="dxa"/>
-            <w:bottom w:w="0" w:type="dxa"/>
-            <w:right w:w="10" w:type="dxa"/>
-          </w:tblCellMar>
-        </w:tblPrEx>
-        <w:tc>
-          <w:tcPr>
-            <w:tcW w:w="3000" w:type="dxa"/>
-            <w:tcBorders>
-              <w:top w:val="single" w:color="BBBBBB" w:sz="0" w:space="0"/>
-              <w:left w:val="single" w:color="BBBBBB" w:sz="0" w:space="0"/>
-              <w:bottom w:val="single" w:color="BBBBBB" w:sz="0" w:space="0"/>
-              <w:right w:val="single" w:color="BBBBBB" w:sz="0" w:space="0"/>
-            </w:tcBorders>
-            <w:shd w:val="clear" w:color="auto" w:fill="2B579A"/>
-            <w:tcMar>
-              <w:top w:w="60" w:type="dxa"/>
-              <w:left w:w="100" w:type="dxa"/>
-              <w:bottom w:w="60" w:type="dxa"/>
-              <w:right w:w="100" w:type="dxa"/>
-            </w:tcMar>
-          </w:tcPr>
-          <w:p>
-            <w:r>
-              <w:rPr>
-                <w:rFonts w:ascii="微软雅黑" w:hAnsi="微软雅黑" w:eastAsia="微软雅黑" w:cs="微软雅黑"/>
-                <w:b/>
-                <w:bCs/>
-                <w:color w:val="FFFFFF"/>
-                <w:sz w:val="22"/>
-                <w:szCs w:val="22"/>
-              </w:rPr>
-              <w:t>原 UserModule 实体</w:t>
-            </w:r>
-          </w:p>
-        </w:tc>
-        <w:tc>
-          <w:tcPr>
-            <w:tcW w:w="3360" w:type="dxa"/>
-            <w:tcBorders>
-              <w:top w:val="single" w:color="BBBBBB" w:sz="0" w:space="0"/>
-              <w:left w:val="single" w:color="BBBBBB" w:sz="0" w:space="0"/>
-              <w:bottom w:val="single" w:color="BBBBBB" w:sz="0" w:space="0"/>
-              <w:right w:val="single" w:color="BBBBBB" w:sz="0" w:space="0"/>
-            </w:tcBorders>
-            <w:shd w:val="clear" w:color="auto" w:fill="2B579A"/>
-            <w:tcMar>
-              <w:top w:w="60" w:type="dxa"/>
-              <w:left w:w="100" w:type="dxa"/>
-              <w:bottom w:w="60" w:type="dxa"/>
-              <w:right w:w="100" w:type="dxa"/>
-            </w:tcMar>
-          </w:tcPr>
-          <w:p>
-            <w:r>
-              <w:rPr>
-                <w:rFonts w:ascii="微软雅黑" w:hAnsi="微软雅黑" w:eastAsia="微软雅黑" w:cs="微软雅黑"/>
-                <w:b/>
-                <w:bCs/>
-                <w:color w:val="FFFFFF"/>
-                <w:sz w:val="22"/>
-                <w:szCs w:val="22"/>
-              </w:rPr>
-              <w:t>统一后 Common 实体</w:t>
-            </w:r>
-          </w:p>
-        </w:tc>
-        <w:tc>
-          <w:tcPr>
-            <w:tcW w:w="3000" w:type="dxa"/>
-            <w:tcBorders>
-              <w:top w:val="single" w:color="BBBBBB" w:sz="0" w:space="0"/>
-              <w:left w:val="single" w:color="BBBBBB" w:sz="0" w:space="0"/>
-              <w:bottom w:val="single" w:color="BBBBBB" w:sz="0" w:space="0"/>
-              <w:right w:val="single" w:color="BBBBBB" w:sz="0" w:space="0"/>
-            </w:tcBorders>
-            <w:shd w:val="clear" w:color="auto" w:fill="2B579A"/>
-            <w:tcMar>
-              <w:top w:w="60" w:type="dxa"/>
-              <w:left w:w="100" w:type="dxa"/>
-              <w:bottom w:w="60" w:type="dxa"/>
-              <w:right w:w="100" w:type="dxa"/>
-            </w:tcMar>
-          </w:tcPr>
-          <w:p>
-            <w:r>
-              <w:rPr>
-                <w:rFonts w:ascii="微软雅黑" w:hAnsi="微软雅黑" w:eastAsia="微软雅黑" w:cs="微软雅黑"/>
-                <w:b/>
-                <w:bCs/>
-                <w:color w:val="FFFFFF"/>
-                <w:sz w:val="22"/>
-                <w:szCs w:val="22"/>
-              </w:rPr>
-              <w:t>备注</w:t>
-            </w:r>
-          </w:p>
-        </w:tc>
-      </w:tr>
-      <w:tr>
-        <w:tblPrEx>
-          <w:tblBorders>
-            <w:top w:val="single" w:color="auto" w:sz="4" w:space="0"/>
-            <w:left w:val="single" w:color="auto" w:sz="4" w:space="0"/>
-            <w:bottom w:val="single" w:color="auto" w:sz="4" w:space="0"/>
-            <w:right w:val="single" w:color="auto" w:sz="4" w:space="0"/>
-            <w:insideH w:val="single" w:color="auto" w:sz="4" w:space="0"/>
-            <w:insideV w:val="single" w:color="auto" w:sz="4" w:space="0"/>
-          </w:tblBorders>
-          <w:tblCellMar>
-            <w:top w:w="0" w:type="dxa"/>
-            <w:left w:w="10" w:type="dxa"/>
-            <w:bottom w:w="0" w:type="dxa"/>
-            <w:right w:w="10" w:type="dxa"/>
-          </w:tblCellMar>
-        </w:tblPrEx>
-        <w:tc>
-          <w:tcPr>
-            <w:tcW w:w="3000" w:type="dxa"/>
-            <w:tcBorders>
-              <w:top w:val="single" w:color="BBBBBB" w:sz="0" w:space="0"/>
-              <w:left w:val="single" w:color="BBBBBB" w:sz="0" w:space="0"/>
-              <w:bottom w:val="single" w:color="BBBBBB" w:sz="0" w:space="0"/>
-              <w:right w:val="single" w:color="BBBBBB" w:sz="0" w:space="0"/>
-            </w:tcBorders>
-            <w:shd w:val="clear" w:color="auto" w:fill="F2F6FC"/>
-            <w:tcMar>
-              <w:top w:w="60" w:type="dxa"/>
-              <w:left w:w="100" w:type="dxa"/>
-              <w:bottom w:w="60" w:type="dxa"/>
-              <w:right w:w="100" w:type="dxa"/>
-            </w:tcMar>
-          </w:tcPr>
-          <w:p>
-            <w:r>
-              <w:rPr>
-                <w:rFonts w:ascii="微软雅黑" w:hAnsi="微软雅黑" w:eastAsia="微软雅黑" w:cs="微软雅黑"/>
-                <w:sz w:val="22"/>
-                <w:szCs w:val="22"/>
-              </w:rPr>
-              <w:t>User (int id, Date)</w:t>
-            </w:r>
-          </w:p>
-        </w:tc>
-        <w:tc>
-          <w:tcPr>
-            <w:tcW w:w="3360" w:type="dxa"/>
-            <w:tcBorders>
-              <w:top w:val="single" w:color="BBBBBB" w:sz="0" w:space="0"/>
-              <w:left w:val="single" w:color="BBBBBB" w:sz="0" w:space="0"/>
-              <w:bottom w:val="single" w:color="BBBBBB" w:sz="0" w:space="0"/>
-              <w:right w:val="single" w:color="BBBBBB" w:sz="0" w:space="0"/>
-            </w:tcBorders>
-            <w:shd w:val="clear" w:color="auto" w:fill="F2F6FC"/>
-            <w:tcMar>
-              <w:top w:w="60" w:type="dxa"/>
-              <w:left w:w="100" w:type="dxa"/>
-              <w:bottom w:w="60" w:type="dxa"/>
-              <w:right w:w="100" w:type="dxa"/>
-            </w:tcMar>
-          </w:tcPr>
-          <w:p>
-            <w:r>
-              <w:rPr>
-                <w:rFonts w:ascii="微软雅黑" w:hAnsi="微软雅黑" w:eastAsia="微软雅黑" w:cs="微软雅黑"/>
-                <w:sz w:val="22"/>
-                <w:szCs w:val="22"/>
-              </w:rPr>
-              <w:t>Users (Long id, LocalDate)</w:t>
-            </w:r>
-          </w:p>
-        </w:tc>
-        <w:tc>
-          <w:tcPr>
-            <w:tcW w:w="3000" w:type="dxa"/>
-            <w:tcBorders>
-              <w:top w:val="single" w:color="BBBBBB" w:sz="0" w:space="0"/>
-              <w:left w:val="single" w:color="BBBBBB" w:sz="0" w:space="0"/>
-              <w:bottom w:val="single" w:color="BBBBBB" w:sz="0" w:space="0"/>
-              <w:right w:val="single" w:color="BBBBBB" w:sz="0" w:space="0"/>
-            </w:tcBorders>
-            <w:shd w:val="clear" w:color="auto" w:fill="F2F6FC"/>
-            <w:tcMar>
-              <w:top w:w="60" w:type="dxa"/>
-              <w:left w:w="100" w:type="dxa"/>
-              <w:bottom w:w="60" w:type="dxa"/>
-              <w:right w:w="100" w:type="dxa"/>
-            </w:tcMar>
-          </w:tcPr>
-          <w:p>
-            <w:r>
-              <w:rPr>
-                <w:rFonts w:ascii="微软雅黑" w:hAnsi="微软雅黑" w:eastAsia="微软雅黑" w:cs="微软雅黑"/>
-                <w:sz w:val="22"/>
-                <w:szCs w:val="22"/>
-              </w:rPr>
-              <w:t>新增 firstLogin 字段、构造函数</w:t>
-            </w:r>
-          </w:p>
-        </w:tc>
-      </w:tr>
-      <w:tr>
-        <w:tblPrEx>
-          <w:tblBorders>
-            <w:top w:val="single" w:color="auto" w:sz="4" w:space="0"/>
-            <w:left w:val="single" w:color="auto" w:sz="4" w:space="0"/>
-            <w:bottom w:val="single" w:color="auto" w:sz="4" w:space="0"/>
-            <w:right w:val="single" w:color="auto" w:sz="4" w:space="0"/>
-            <w:insideH w:val="single" w:color="auto" w:sz="4" w:space="0"/>
-            <w:insideV w:val="single" w:color="auto" w:sz="4" w:space="0"/>
-          </w:tblBorders>
-          <w:tblCellMar>
-            <w:top w:w="0" w:type="dxa"/>
-            <w:left w:w="10" w:type="dxa"/>
-            <w:bottom w:w="0" w:type="dxa"/>
-            <w:right w:w="10" w:type="dxa"/>
-          </w:tblCellMar>
-        </w:tblPrEx>
-        <w:tc>
-          <w:tcPr>
-            <w:tcW w:w="3000" w:type="dxa"/>
-            <w:tcBorders>
-              <w:top w:val="single" w:color="BBBBBB" w:sz="0" w:space="0"/>
-              <w:left w:val="single" w:color="BBBBBB" w:sz="0" w:space="0"/>
-              <w:bottom w:val="single" w:color="BBBBBB" w:sz="0" w:space="0"/>
-              <w:right w:val="single" w:color="BBBBBB" w:sz="0" w:space="0"/>
-            </w:tcBorders>
-            <w:tcMar>
-              <w:top w:w="60" w:type="dxa"/>
-              <w:left w:w="100" w:type="dxa"/>
-              <w:bottom w:w="60" w:type="dxa"/>
-              <w:right w:w="100" w:type="dxa"/>
-            </w:tcMar>
-          </w:tcPr>
-          <w:p>
-            <w:r>
-              <w:rPr>
-                <w:rFonts w:ascii="微软雅黑" w:hAnsi="微软雅黑" w:eastAsia="微软雅黑" w:cs="微软雅黑"/>
-                <w:sz w:val="22"/>
-                <w:szCs w:val="22"/>
-              </w:rPr>
-              <w:t>Appointment (Date, boolean)</w:t>
-            </w:r>
-          </w:p>
-        </w:tc>
-        <w:tc>
-          <w:tcPr>
-            <w:tcW w:w="3360" w:type="dxa"/>
-            <w:tcBorders>
-              <w:top w:val="single" w:color="BBBBBB" w:sz="0" w:space="0"/>
-              <w:left w:val="single" w:color="BBBBBB" w:sz="0" w:space="0"/>
-              <w:bottom w:val="single" w:color="BBBBBB" w:sz="0" w:space="0"/>
-              <w:right w:val="single" w:color="BBBBBB" w:sz="0" w:space="0"/>
-            </w:tcBorders>
-            <w:tcMar>
-              <w:top w:w="60" w:type="dxa"/>
-              <w:left w:w="100" w:type="dxa"/>
-              <w:bottom w:w="60" w:type="dxa"/>
-              <w:right w:w="100" w:type="dxa"/>
-            </w:tcMar>
-          </w:tcPr>
-          <w:p>
-            <w:r>
-              <w:rPr>
-                <w:rFonts w:ascii="微软雅黑" w:hAnsi="微软雅黑" w:eastAsia="微软雅黑" w:cs="微软雅黑"/>
-                <w:sz w:val="22"/>
-                <w:szCs w:val="22"/>
-              </w:rPr>
-              <w:t>Appointment (LocalDateTime, Boolean)</w:t>
-            </w:r>
-          </w:p>
-        </w:tc>
-        <w:tc>
-          <w:tcPr>
-            <w:tcW w:w="3000" w:type="dxa"/>
-            <w:tcBorders>
-              <w:top w:val="single" w:color="BBBBBB" w:sz="0" w:space="0"/>
-              <w:left w:val="single" w:color="BBBBBB" w:sz="0" w:space="0"/>
-              <w:bottom w:val="single" w:color="BBBBBB" w:sz="0" w:space="0"/>
-              <w:right w:val="single" w:color="BBBBBB" w:sz="0" w:space="0"/>
-            </w:tcBorders>
-            <w:tcMar>
-              <w:top w:w="60" w:type="dxa"/>
-              <w:left w:w="100" w:type="dxa"/>
-              <w:bottom w:w="60" w:type="dxa"/>
-              <w:right w:w="100" w:type="dxa"/>
-            </w:tcMar>
-          </w:tcPr>
-          <w:p>
-            <w:r>
-              <w:rPr>
-                <w:rFonts w:ascii="微软雅黑" w:hAnsi="微软雅黑" w:eastAsia="微软雅黑" w:cs="微软雅黑"/>
-                <w:sz w:val="22"/>
-                <w:szCs w:val="22"/>
-              </w:rPr>
-              <w:t>新增 getStatusDisplay()、getPaymentStatusDisplay()</w:t>
-            </w:r>
-          </w:p>
-        </w:tc>
-      </w:tr>
-      <w:tr>
-        <w:tblPrEx>
-          <w:tblBorders>
-            <w:top w:val="single" w:color="auto" w:sz="4" w:space="0"/>
-            <w:left w:val="single" w:color="auto" w:sz="4" w:space="0"/>
-            <w:bottom w:val="single" w:color="auto" w:sz="4" w:space="0"/>
-            <w:right w:val="single" w:color="auto" w:sz="4" w:space="0"/>
-            <w:insideH w:val="single" w:color="auto" w:sz="4" w:space="0"/>
-            <w:insideV w:val="single" w:color="auto" w:sz="4" w:space="0"/>
-          </w:tblBorders>
-          <w:tblCellMar>
-            <w:top w:w="0" w:type="dxa"/>
-            <w:left w:w="10" w:type="dxa"/>
-            <w:bottom w:w="0" w:type="dxa"/>
-            <w:right w:w="10" w:type="dxa"/>
-          </w:tblCellMar>
-        </w:tblPrEx>
-        <w:tc>
-          <w:tcPr>
-            <w:tcW w:w="3000" w:type="dxa"/>
-            <w:tcBorders>
-              <w:top w:val="single" w:color="BBBBBB" w:sz="0" w:space="0"/>
-              <w:left w:val="single" w:color="BBBBBB" w:sz="0" w:space="0"/>
-              <w:bottom w:val="single" w:color="BBBBBB" w:sz="0" w:space="0"/>
-              <w:right w:val="single" w:color="BBBBBB" w:sz="0" w:space="0"/>
-            </w:tcBorders>
-            <w:shd w:val="clear" w:color="auto" w:fill="F2F6FC"/>
-            <w:tcMar>
-              <w:top w:w="60" w:type="dxa"/>
-              <w:left w:w="100" w:type="dxa"/>
-              <w:bottom w:w="60" w:type="dxa"/>
-              <w:right w:w="100" w:type="dxa"/>
-            </w:tcMar>
-          </w:tcPr>
-          <w:p>
-            <w:r>
-              <w:rPr>
-                <w:rFonts w:ascii="微软雅黑" w:hAnsi="微软雅黑" w:eastAsia="微软雅黑" w:cs="微软雅黑"/>
-                <w:sz w:val="22"/>
-                <w:szCs w:val="22"/>
-              </w:rPr>
-              <w:t>ExamRecord (6字段)</w:t>
-            </w:r>
-          </w:p>
-        </w:tc>
-        <w:tc>
-          <w:tcPr>
-            <w:tcW w:w="3360" w:type="dxa"/>
-            <w:tcBorders>
-              <w:top w:val="single" w:color="BBBBBB" w:sz="0" w:space="0"/>
-              <w:left w:val="single" w:color="BBBBBB" w:sz="0" w:space="0"/>
-              <w:bottom w:val="single" w:color="BBBBBB" w:sz="0" w:space="0"/>
-              <w:right w:val="single" w:color="BBBBBB" w:sz="0" w:space="0"/>
-            </w:tcBorders>
-            <w:shd w:val="clear" w:color="auto" w:fill="F2F6FC"/>
-            <w:tcMar>
-              <w:top w:w="60" w:type="dxa"/>
-              <w:left w:w="100" w:type="dxa"/>
-              <w:bottom w:w="60" w:type="dxa"/>
-              <w:right w:w="100" w:type="dxa"/>
-            </w:tcMar>
-          </w:tcPr>
-          <w:p>
-            <w:r>
-              <w:rPr>
-                <w:rFonts w:ascii="微软雅黑" w:hAnsi="微软雅黑" w:eastAsia="微软雅黑" w:cs="微软雅黑"/>
-                <w:sz w:val="22"/>
-                <w:szCs w:val="22"/>
-              </w:rPr>
-              <w:t>ExamRecord (12字段)</w:t>
-            </w:r>
-          </w:p>
-        </w:tc>
-        <w:tc>
-          <w:tcPr>
-            <w:tcW w:w="3000" w:type="dxa"/>
-            <w:tcBorders>
-              <w:top w:val="single" w:color="BBBBBB" w:sz="0" w:space="0"/>
-              <w:left w:val="single" w:color="BBBBBB" w:sz="0" w:space="0"/>
-              <w:bottom w:val="single" w:color="BBBBBB" w:sz="0" w:space="0"/>
-              <w:right w:val="single" w:color="BBBBBB" w:sz="0" w:space="0"/>
-            </w:tcBorders>
-            <w:shd w:val="clear" w:color="auto" w:fill="F2F6FC"/>
-            <w:tcMar>
-              <w:top w:w="60" w:type="dxa"/>
-              <w:left w:w="100" w:type="dxa"/>
-              <w:bottom w:w="60" w:type="dxa"/>
-              <w:right w:w="100" w:type="dxa"/>
-            </w:tcMar>
-          </w:tcPr>
-          <w:p>
-            <w:r>
-              <w:rPr>
-                <w:rFonts w:ascii="微软雅黑" w:hAnsi="微软雅黑" w:eastAsia="微软雅黑" w:cs="微软雅黑"/>
-                <w:sz w:val="22"/>
-                <w:szCs w:val="22"/>
-              </w:rPr>
-              <w:t>Common 版本更完整，新增构造函数</w:t>
-            </w:r>
-          </w:p>
-        </w:tc>
-      </w:tr>
-      <w:tr>
-        <w:tblPrEx>
-          <w:tblBorders>
-            <w:top w:val="single" w:color="auto" w:sz="4" w:space="0"/>
-            <w:left w:val="single" w:color="auto" w:sz="4" w:space="0"/>
-            <w:bottom w:val="single" w:color="auto" w:sz="4" w:space="0"/>
-            <w:right w:val="single" w:color="auto" w:sz="4" w:space="0"/>
-            <w:insideH w:val="single" w:color="auto" w:sz="4" w:space="0"/>
-            <w:insideV w:val="single" w:color="auto" w:sz="4" w:space="0"/>
-          </w:tblBorders>
-          <w:tblCellMar>
-            <w:top w:w="0" w:type="dxa"/>
-            <w:left w:w="10" w:type="dxa"/>
-            <w:bottom w:w="0" w:type="dxa"/>
-            <w:right w:w="10" w:type="dxa"/>
-          </w:tblCellMar>
-        </w:tblPrEx>
-        <w:tc>
-          <w:tcPr>
-            <w:tcW w:w="3000" w:type="dxa"/>
-            <w:tcBorders>
-              <w:top w:val="single" w:color="BBBBBB" w:sz="0" w:space="0"/>
-              <w:left w:val="single" w:color="BBBBBB" w:sz="0" w:space="0"/>
-              <w:bottom w:val="single" w:color="BBBBBB" w:sz="0" w:space="0"/>
-              <w:right w:val="single" w:color="BBBBBB" w:sz="0" w:space="0"/>
-            </w:tcBorders>
-            <w:tcMar>
-              <w:top w:w="60" w:type="dxa"/>
-              <w:left w:w="100" w:type="dxa"/>
-              <w:bottom w:w="60" w:type="dxa"/>
-              <w:right w:w="100" w:type="dxa"/>
-            </w:tcMar>
-          </w:tcPr>
-          <w:p>
-            <w:r>
-              <w:rPr>
-                <w:rFonts w:ascii="微软雅黑" w:hAnsi="微软雅黑" w:eastAsia="微软雅黑" w:cs="微软雅黑"/>
-                <w:sz w:val="22"/>
-                <w:szCs w:val="22"/>
-              </w:rPr>
-              <w:t>MedicalTest</w:t>
-            </w:r>
-          </w:p>
-        </w:tc>
-        <w:tc>
-          <w:tcPr>
-            <w:tcW w:w="3360" w:type="dxa"/>
-            <w:tcBorders>
-              <w:top w:val="single" w:color="BBBBBB" w:sz="0" w:space="0"/>
-              <w:left w:val="single" w:color="BBBBBB" w:sz="0" w:space="0"/>
-              <w:bottom w:val="single" w:color="BBBBBB" w:sz="0" w:space="0"/>
-              <w:right w:val="single" w:color="BBBBBB" w:sz="0" w:space="0"/>
-            </w:tcBorders>
-            <w:tcMar>
-              <w:top w:w="60" w:type="dxa"/>
-              <w:left w:w="100" w:type="dxa"/>
-              <w:bottom w:w="60" w:type="dxa"/>
-              <w:right w:w="100" w:type="dxa"/>
-            </w:tcMar>
-          </w:tcPr>
-          <w:p>
-            <w:r>
-              <w:rPr>
-                <w:rFonts w:ascii="微软雅黑" w:hAnsi="微软雅黑" w:eastAsia="微软雅黑" w:cs="微软雅黑"/>
-                <w:sz w:val="22"/>
-                <w:szCs w:val="22"/>
-              </w:rPr>
-              <w:t>CheckItem</w:t>
-            </w:r>
-          </w:p>
-        </w:tc>
-        <w:tc>
-          <w:tcPr>
-            <w:tcW w:w="3000" w:type="dxa"/>
-            <w:tcBorders>
-              <w:top w:val="single" w:color="BBBBBB" w:sz="0" w:space="0"/>
-              <w:left w:val="single" w:color="BBBBBB" w:sz="0" w:space="0"/>
-              <w:bottom w:val="single" w:color="BBBBBB" w:sz="0" w:space="0"/>
-              <w:right w:val="single" w:color="BBBBBB" w:sz="0" w:space="0"/>
-            </w:tcBorders>
-            <w:tcMar>
-              <w:top w:w="60" w:type="dxa"/>
-              <w:left w:w="100" w:type="dxa"/>
-              <w:bottom w:w="60" w:type="dxa"/>
-              <w:right w:w="100" w:type="dxa"/>
-            </w:tcMar>
-          </w:tcPr>
-          <w:p>
-            <w:r>
-              <w:rPr>
-                <w:rFonts w:ascii="微软雅黑" w:hAnsi="微软雅黑" w:eastAsia="微软雅黑" w:cs="微软雅黑"/>
-                <w:sz w:val="22"/>
-                <w:szCs w:val="22"/>
-              </w:rPr>
-              <w:t>字段完全相同，新增构造函数</w:t>
-            </w:r>
-          </w:p>
-        </w:tc>
-      </w:tr>
-      <w:tr>
-        <w:tblPrEx>
-          <w:tblBorders>
-            <w:top w:val="single" w:color="auto" w:sz="4" w:space="0"/>
-            <w:left w:val="single" w:color="auto" w:sz="4" w:space="0"/>
-            <w:bottom w:val="single" w:color="auto" w:sz="4" w:space="0"/>
-            <w:right w:val="single" w:color="auto" w:sz="4" w:space="0"/>
-            <w:insideH w:val="single" w:color="auto" w:sz="4" w:space="0"/>
-            <w:insideV w:val="single" w:color="auto" w:sz="4" w:space="0"/>
-          </w:tblBorders>
-          <w:tblCellMar>
-            <w:top w:w="0" w:type="dxa"/>
-            <w:left w:w="10" w:type="dxa"/>
-            <w:bottom w:w="0" w:type="dxa"/>
-            <w:right w:w="10" w:type="dxa"/>
-          </w:tblCellMar>
-        </w:tblPrEx>
-        <w:tc>
-          <w:tcPr>
-            <w:tcW w:w="3000" w:type="dxa"/>
-            <w:tcBorders>
-              <w:top w:val="single" w:color="BBBBBB" w:sz="0" w:space="0"/>
-              <w:left w:val="single" w:color="BBBBBB" w:sz="0" w:space="0"/>
-              <w:bottom w:val="single" w:color="BBBBBB" w:sz="0" w:space="0"/>
-              <w:right w:val="single" w:color="BBBBBB" w:sz="0" w:space="0"/>
-            </w:tcBorders>
-            <w:shd w:val="clear" w:color="auto" w:fill="F2F6FC"/>
-            <w:tcMar>
-              <w:top w:w="60" w:type="dxa"/>
-              <w:left w:w="100" w:type="dxa"/>
-              <w:bottom w:w="60" w:type="dxa"/>
-              <w:right w:w="100" w:type="dxa"/>
-            </w:tcMar>
-          </w:tcPr>
-          <w:p>
-            <w:r>
-              <w:rPr>
-                <w:rFonts w:ascii="微软雅黑" w:hAnsi="微软雅黑" w:eastAsia="微软雅黑" w:cs="微软雅黑"/>
-                <w:sz w:val="22"/>
-                <w:szCs w:val="22"/>
-              </w:rPr>
-              <w:t>TestPackage</w:t>
-            </w:r>
-          </w:p>
-        </w:tc>
-        <w:tc>
-          <w:tcPr>
-            <w:tcW w:w="3360" w:type="dxa"/>
-            <w:tcBorders>
-              <w:top w:val="single" w:color="BBBBBB" w:sz="0" w:space="0"/>
-              <w:left w:val="single" w:color="BBBBBB" w:sz="0" w:space="0"/>
-              <w:bottom w:val="single" w:color="BBBBBB" w:sz="0" w:space="0"/>
-              <w:right w:val="single" w:color="BBBBBB" w:sz="0" w:space="0"/>
-            </w:tcBorders>
-            <w:shd w:val="clear" w:color="auto" w:fill="F2F6FC"/>
-            <w:tcMar>
-              <w:top w:w="60" w:type="dxa"/>
-              <w:left w:w="100" w:type="dxa"/>
-              <w:bottom w:w="60" w:type="dxa"/>
-              <w:right w:w="100" w:type="dxa"/>
-            </w:tcMar>
-          </w:tcPr>
-          <w:p>
-            <w:r>
-              <w:rPr>
-                <w:rFonts w:ascii="微软雅黑" w:hAnsi="微软雅黑" w:eastAsia="微软雅黑" w:cs="微软雅黑"/>
-                <w:sz w:val="22"/>
-                <w:szCs w:val="22"/>
-              </w:rPr>
-              <w:t>CheckItemGroup</w:t>
-            </w:r>
-          </w:p>
-        </w:tc>
-        <w:tc>
-          <w:tcPr>
-            <w:tcW w:w="3000" w:type="dxa"/>
-            <w:tcBorders>
-              <w:top w:val="single" w:color="BBBBBB" w:sz="0" w:space="0"/>
-              <w:left w:val="single" w:color="BBBBBB" w:sz="0" w:space="0"/>
-              <w:bottom w:val="single" w:color="BBBBBB" w:sz="0" w:space="0"/>
-              <w:right w:val="single" w:color="BBBBBB" w:sz="0" w:space="0"/>
-            </w:tcBorders>
-            <w:shd w:val="clear" w:color="auto" w:fill="F2F6FC"/>
-            <w:tcMar>
-              <w:top w:w="60" w:type="dxa"/>
-              <w:left w:w="100" w:type="dxa"/>
-              <w:bottom w:w="60" w:type="dxa"/>
-              <w:right w:w="100" w:type="dxa"/>
-            </w:tcMar>
-          </w:tcPr>
-          <w:p>
-            <w:r>
-              <w:rPr>
-                <w:rFonts w:ascii="微软雅黑" w:hAnsi="微软雅黑" w:eastAsia="微软雅黑" w:cs="微软雅黑"/>
-                <w:sz w:val="22"/>
-                <w:szCs w:val="22"/>
-              </w:rPr>
-              <w:t>字段完全相同，新增构造函数</w:t>
-            </w:r>
-          </w:p>
-        </w:tc>
-      </w:tr>
-      <w:tr>
-        <w:tblPrEx>
-          <w:tblBorders>
-            <w:top w:val="single" w:color="auto" w:sz="4" w:space="0"/>
-            <w:left w:val="single" w:color="auto" w:sz="4" w:space="0"/>
-            <w:bottom w:val="single" w:color="auto" w:sz="4" w:space="0"/>
-            <w:right w:val="single" w:color="auto" w:sz="4" w:space="0"/>
-            <w:insideH w:val="single" w:color="auto" w:sz="4" w:space="0"/>
-            <w:insideV w:val="single" w:color="auto" w:sz="4" w:space="0"/>
-          </w:tblBorders>
-          <w:tblCellMar>
-            <w:top w:w="0" w:type="dxa"/>
-            <w:left w:w="10" w:type="dxa"/>
-            <w:bottom w:w="0" w:type="dxa"/>
-            <w:right w:w="10" w:type="dxa"/>
-          </w:tblCellMar>
-        </w:tblPrEx>
-        <w:tc>
-          <w:tcPr>
-            <w:tcW w:w="3000" w:type="dxa"/>
-            <w:tcBorders>
-              <w:top w:val="single" w:color="BBBBBB" w:sz="0" w:space="0"/>
-              <w:left w:val="single" w:color="BBBBBB" w:sz="0" w:space="0"/>
-              <w:bottom w:val="single" w:color="BBBBBB" w:sz="0" w:space="0"/>
-              <w:right w:val="single" w:color="BBBBBB" w:sz="0" w:space="0"/>
-            </w:tcBorders>
-            <w:tcMar>
-              <w:top w:w="60" w:type="dxa"/>
-              <w:left w:w="100" w:type="dxa"/>
-              <w:bottom w:w="60" w:type="dxa"/>
-              <w:right w:w="100" w:type="dxa"/>
-            </w:tcMar>
-          </w:tcPr>
-          <w:p>
-            <w:r>
-              <w:rPr>
-                <w:rFonts w:ascii="微软雅黑" w:hAnsi="微软雅黑" w:eastAsia="微软雅黑" w:cs="微软雅黑"/>
-                <w:sz w:val="22"/>
-                <w:szCs w:val="22"/>
-              </w:rPr>
-              <w:t>PackageTest</w:t>
-            </w:r>
-          </w:p>
-        </w:tc>
-        <w:tc>
-          <w:tcPr>
-            <w:tcW w:w="3360" w:type="dxa"/>
-            <w:tcBorders>
-              <w:top w:val="single" w:color="BBBBBB" w:sz="0" w:space="0"/>
-              <w:left w:val="single" w:color="BBBBBB" w:sz="0" w:space="0"/>
-              <w:bottom w:val="single" w:color="BBBBBB" w:sz="0" w:space="0"/>
-              <w:right w:val="single" w:color="BBBBBB" w:sz="0" w:space="0"/>
-            </w:tcBorders>
-            <w:tcMar>
-              <w:top w:w="60" w:type="dxa"/>
-              <w:left w:w="100" w:type="dxa"/>
-              <w:bottom w:w="60" w:type="dxa"/>
-              <w:right w:w="100" w:type="dxa"/>
-            </w:tcMar>
-          </w:tcPr>
-          <w:p>
-            <w:r>
-              <w:rPr>
-                <w:rFonts w:ascii="微软雅黑" w:hAnsi="微软雅黑" w:eastAsia="微软雅黑" w:cs="微软雅黑"/>
-                <w:sz w:val="22"/>
-                <w:szCs w:val="22"/>
-              </w:rPr>
-              <w:t>Package</w:t>
-            </w:r>
-          </w:p>
-        </w:tc>
-        <w:tc>
-          <w:tcPr>
-            <w:tcW w:w="3000" w:type="dxa"/>
-            <w:tcBorders>
-              <w:top w:val="single" w:color="BBBBBB" w:sz="0" w:space="0"/>
-              <w:left w:val="single" w:color="BBBBBB" w:sz="0" w:space="0"/>
-              <w:bottom w:val="single" w:color="BBBBBB" w:sz="0" w:space="0"/>
-              <w:right w:val="single" w:color="BBBBBB" w:sz="0" w:space="0"/>
-            </w:tcBorders>
-            <w:tcMar>
-              <w:top w:w="60" w:type="dxa"/>
-              <w:left w:w="100" w:type="dxa"/>
-              <w:bottom w:w="60" w:type="dxa"/>
-              <w:right w:w="100" w:type="dxa"/>
-            </w:tcMar>
-          </w:tcPr>
-          <w:p>
-            <w:r>
-              <w:rPr>
-                <w:rFonts w:ascii="微软雅黑" w:hAnsi="微软雅黑" w:eastAsia="微软雅黑" w:cs="微软雅黑"/>
-                <w:sz w:val="22"/>
-                <w:szCs w:val="22"/>
-              </w:rPr>
-              <w:t>新增构造函数</w:t>
-            </w:r>
-          </w:p>
-        </w:tc>
-      </w:tr>
-    </w:tbl>
-    <w:p>
-      <w:pPr>
-        <w:pStyle w:val="2"/>
-        <w:spacing w:before="360" w:after="200"/>
-      </w:pPr>
-      <w:r>
-        <w:rPr>
-          <w:rFonts w:ascii="微软雅黑" w:hAnsi="微软雅黑" w:eastAsia="微软雅黑" w:cs="微软雅黑"/>
-          <w:b/>
-          <w:bCs/>
-          <w:sz w:val="32"/>
-          <w:szCs w:val="32"/>
-        </w:rPr>
-        <w:t>六、运行与部署</w:t>
-      </w:r>
-    </w:p>
-    <w:p>
-      <w:pPr>
-        <w:pStyle w:val="3"/>
-        <w:spacing w:before="280" w:after="160"/>
-      </w:pPr>
-      <w:r>
-        <w:rPr>
-          <w:rFonts w:ascii="微软雅黑" w:hAnsi="微软雅黑" w:eastAsia="微软雅黑" w:cs="微软雅黑"/>
-          <w:b/>
-          <w:bCs/>
-          <w:sz w:val="28"/>
-          <w:szCs w:val="28"/>
-        </w:rPr>
-        <w:t>6.1 环境要求</w:t>
+        <w:t>7.1 环境要求</w:t>
       </w:r>
     </w:p>
     <w:p>
@@ -10366,7 +13832,104 @@
           <w:sz w:val="22"/>
           <w:szCs w:val="22"/>
         </w:rPr>
-        <w:t>JDK 21+</w:t>
+        <w:t>JDK 21+ / Maven 3.6+ / MySQL 8.0+ / IntelliJ IDEA</w:t>
+      </w:r>
+    </w:p>
+    <w:p>
+      <w:pPr>
+        <w:pStyle w:val="3"/>
+        <w:spacing w:before="280" w:after="160"/>
+      </w:pPr>
+      <w:r>
+        <w:rPr>
+          <w:rFonts w:ascii="微软雅黑" w:hAnsi="微软雅黑" w:eastAsia="微软雅黑" w:cs="微软雅黑"/>
+          <w:b/>
+          <w:bCs/>
+          <w:sz w:val="28"/>
+          <w:szCs w:val="28"/>
+        </w:rPr>
+        <w:t>7.2 启动步骤</w:t>
+      </w:r>
+    </w:p>
+    <w:p>
+      <w:pPr>
+        <w:spacing w:after="80"/>
+      </w:pPr>
+      <w:r>
+        <w:rPr>
+          <w:rFonts w:ascii="微软雅黑" w:hAnsi="微软雅黑" w:eastAsia="微软雅黑" w:cs="微软雅黑"/>
+          <w:sz w:val="22"/>
+          <w:szCs w:val="22"/>
+        </w:rPr>
+        <w:t>1. git clone https://github.com/shanshuifeng/health1.0-main.git</w:t>
+      </w:r>
+    </w:p>
+    <w:p>
+      <w:pPr>
+        <w:spacing w:after="80"/>
+      </w:pPr>
+      <w:r>
+        <w:rPr>
+          <w:rFonts w:ascii="微软雅黑" w:hAnsi="微软雅黑" w:eastAsia="微软雅黑" w:cs="微软雅黑"/>
+          <w:sz w:val="22"/>
+          <w:szCs w:val="22"/>
+        </w:rPr>
+        <w:t>2. 创建数据库：CREATE DATABASE healthsys; 导入六张表</w:t>
+      </w:r>
+    </w:p>
+    <w:p>
+      <w:pPr>
+        <w:spacing w:after="80"/>
+      </w:pPr>
+      <w:r>
+        <w:rPr>
+          <w:rFonts w:ascii="微软雅黑" w:hAnsi="微软雅黑" w:eastAsia="微软雅黑" w:cs="微软雅黑"/>
+          <w:sz w:val="22"/>
+          <w:szCs w:val="22"/>
+        </w:rPr>
+        <w:t>3. 复制 health-common/.../db.properties.example → db.properties，填入密码</w:t>
+      </w:r>
+    </w:p>
+    <w:p>
+      <w:pPr>
+        <w:spacing w:after="80"/>
+      </w:pPr>
+      <w:r>
+        <w:rPr>
+          <w:rFonts w:ascii="微软雅黑" w:hAnsi="微软雅黑" w:eastAsia="微软雅黑" w:cs="微软雅黑"/>
+          <w:sz w:val="22"/>
+          <w:szCs w:val="22"/>
+        </w:rPr>
+        <w:t>4. mvn clean compile</w:t>
+      </w:r>
+    </w:p>
+    <w:p>
+      <w:pPr>
+        <w:spacing w:after="80"/>
+      </w:pPr>
+      <w:r>
+        <w:rPr>
+          <w:rFonts w:ascii="微软雅黑" w:hAnsi="微软雅黑" w:eastAsia="微软雅黑" w:cs="微软雅黑"/>
+          <w:sz w:val="22"/>
+          <w:szCs w:val="22"/>
+        </w:rPr>
+        <w:t>5. 运行 health-ui/.../Launcher.java 的 main 方法</w:t>
+      </w:r>
+    </w:p>
+    <w:p>
+      <w:pPr>
+        <w:pStyle w:val="3"/>
+        <w:spacing w:before="280" w:after="160"/>
+      </w:pPr>
+      <w:r>
+        <w:rPr>
+          <w:rFonts w:ascii="微软雅黑" w:hAnsi="微软雅黑" w:eastAsia="微软雅黑" w:cs="微软雅黑"/>
+          <w:b/>
+          <w:bCs/>
+          <w:sz w:val="28"/>
+          <w:szCs w:val="28"/>
+        </w:rPr>
+        <w:t>7.3 默认账号</w:t>
       </w:r>
     </w:p>
     <w:p>
@@ -10384,7 +13947,7 @@
           <w:sz w:val="22"/>
           <w:szCs w:val="22"/>
         </w:rPr>
-        <w:t>Maven 3.6+</w:t>
+        <w:t>医护：admin / admin</w:t>
       </w:r>
     </w:p>
     <w:p>
@@ -10402,169 +13965,7 @@
           <w:sz w:val="22"/>
           <w:szCs w:val="22"/>
         </w:rPr>
-        <w:t>MySQL 8.0+</w:t>
-      </w:r>
-    </w:p>
-    <w:p>
-      <w:pPr>
-        <w:pStyle w:val="3"/>
-        <w:spacing w:before="280" w:after="160"/>
-      </w:pPr>
-      <w:r>
-        <w:rPr>
-          <w:rFonts w:ascii="微软雅黑" w:hAnsi="微软雅黑" w:eastAsia="微软雅黑" w:cs="微软雅黑"/>
-          <w:b/>
-          <w:bCs/>
-          <w:sz w:val="28"/>
-          <w:szCs w:val="28"/>
-        </w:rPr>
-        <w:t>6.2 快速启动</w:t>
-      </w:r>
-    </w:p>
-    <w:p>
-      <w:pPr>
-        <w:spacing w:after="80"/>
-      </w:pPr>
-      <w:r>
-        <w:rPr>
-          <w:rFonts w:ascii="微软雅黑" w:hAnsi="微软雅黑" w:eastAsia="微软雅黑" w:cs="微软雅黑"/>
-          <w:sz w:val="22"/>
-          <w:szCs w:val="22"/>
-        </w:rPr>
-        <w:t>1. 克隆项目</w:t>
-      </w:r>
-    </w:p>
-    <w:p>
-      <w:pPr>
-        <w:spacing w:after="80"/>
-      </w:pPr>
-      <w:r>
-        <w:rPr>
-          <w:rFonts w:ascii="Consolas" w:hAnsi="Consolas" w:eastAsia="Consolas" w:cs="Consolas"/>
-          <w:sz w:val="22"/>
-          <w:szCs w:val="22"/>
-        </w:rPr>
-        <w:t xml:space="preserve">   git clone https://github.com/shanshuifeng/health1.0-main.git</w:t>
-      </w:r>
-    </w:p>
-    <w:p>
-      <w:pPr>
-        <w:spacing w:after="80"/>
-      </w:pPr>
-      <w:r>
-        <w:rPr>
-          <w:rFonts w:ascii="微软雅黑" w:hAnsi="微软雅黑" w:eastAsia="微软雅黑" w:cs="微软雅黑"/>
-          <w:sz w:val="22"/>
-          <w:szCs w:val="22"/>
-        </w:rPr>
-        <w:t>2. 创建本地 MySQL 数据库 healthsys</w:t>
-      </w:r>
-    </w:p>
-    <w:p>
-      <w:pPr>
-        <w:spacing w:after="80"/>
-      </w:pPr>
-      <w:r>
-        <w:rPr>
-          <w:rFonts w:ascii="微软雅黑" w:hAnsi="微软雅黑" w:eastAsia="微软雅黑" w:cs="微软雅黑"/>
-          <w:sz w:val="22"/>
-          <w:szCs w:val="22"/>
-        </w:rPr>
-        <w:t xml:space="preserve">   CREATE DATABASE healthsys;</w:t>
-      </w:r>
-    </w:p>
-    <w:p>
-      <w:pPr>
-        <w:spacing w:after="80"/>
-      </w:pPr>
-      <w:r>
-        <w:rPr>
-          <w:rFonts w:ascii="微软雅黑" w:hAnsi="微软雅黑" w:eastAsia="微软雅黑" w:cs="微软雅黑"/>
-          <w:sz w:val="22"/>
-          <w:szCs w:val="22"/>
-        </w:rPr>
-        <w:t>3. 配置数据库连接</w:t>
-      </w:r>
-    </w:p>
-    <w:p>
-      <w:pPr>
-        <w:spacing w:after="80"/>
-      </w:pPr>
-      <w:r>
-        <w:rPr>
-          <w:rFonts w:ascii="微软雅黑" w:hAnsi="微软雅黑" w:eastAsia="微软雅黑" w:cs="微软雅黑"/>
-          <w:sz w:val="22"/>
-          <w:szCs w:val="22"/>
-        </w:rPr>
-        <w:t xml:space="preserve">   CpCommon/src/main/resources/db.properties.example Common/src/main/resources/db.properties</w:t>
-      </w:r>
-    </w:p>
-    <w:p>
-      <w:pPr>
-        <w:spacing w:after="80"/>
-      </w:pPr>
-      <w:r>
-        <w:rPr>
-          <w:rFonts w:ascii="微软雅黑" w:hAnsi="微软雅黑" w:eastAsia="微软雅黑" w:cs="微软雅黑"/>
-          <w:sz w:val="22"/>
-          <w:szCs w:val="22"/>
-        </w:rPr>
-        <w:t xml:space="preserve">   编辑 db.properties，填入本地 MySQL 密码</w:t>
-      </w:r>
-    </w:p>
-    <w:p>
-      <w:pPr>
-        <w:spacing w:after="80"/>
-      </w:pPr>
-      <w:r>
-        <w:rPr>
-          <w:rFonts w:ascii="微软雅黑" w:hAnsi="微软雅黑" w:eastAsia="微软雅黑" w:cs="微软雅黑"/>
-          <w:sz w:val="22"/>
-          <w:szCs w:val="22"/>
-        </w:rPr>
-        <w:t>4. 导入数据库表结构（参见第三章）</w:t>
-      </w:r>
-    </w:p>
-    <w:p>
-      <w:pPr>
-        <w:spacing w:after="80"/>
-      </w:pPr>
-      <w:r>
-        <w:rPr>
-          <w:rFonts w:ascii="微软雅黑" w:hAnsi="微软雅黑" w:eastAsia="微软雅黑" w:cs="微软雅黑"/>
-          <w:sz w:val="22"/>
-          <w:szCs w:val="22"/>
-        </w:rPr>
-        <w:t>5. 启动</w:t>
-      </w:r>
-    </w:p>
-    <w:p>
-      <w:pPr>
-        <w:spacing w:after="80"/>
-      </w:pPr>
-      <w:r>
-        <w:rPr>
-          <w:rFonts w:ascii="微软雅黑" w:hAnsi="微软雅黑" w:eastAsia="微软雅黑" w:cs="微软雅黑"/>
-          <w:sz w:val="22"/>
-          <w:szCs w:val="22"/>
-        </w:rPr>
-        <w:t xml:space="preserve">   运行 LoginRegistrationModule/src/main/java/com/hs/AppMain.java 的 main 方法</w:t>
-      </w:r>
-    </w:p>
-    <w:p>
-      <w:pPr>
-        <w:pStyle w:val="3"/>
-        <w:spacing w:before="280" w:after="160"/>
-      </w:pPr>
-      <w:r>
-        <w:rPr>
-          <w:rFonts w:ascii="微软雅黑" w:hAnsi="微软雅黑" w:eastAsia="微软雅黑" w:cs="微软雅黑"/>
-          <w:b/>
-          <w:bCs/>
-          <w:sz w:val="28"/>
-          <w:szCs w:val="28"/>
-        </w:rPr>
-        <w:t>6.3 默认登录账号</w:t>
+        <w:t>用户：user1 / user1</w:t>
       </w:r>
     </w:p>
     <w:p>
@@ -10582,7 +13983,40 @@
           <w:sz w:val="22"/>
           <w:szCs w:val="22"/>
         </w:rPr>
-        <w:t>医护人员：用户名 admin，密码 admin</w:t>
+        <w:t>新注册用户默认 USER，需数据库改 role 为 MEDICAL</w:t>
+      </w:r>
+    </w:p>
+    <w:p>
+      <w:pPr>
+        <w:pStyle w:val="2"/>
+        <w:spacing w:before="360" w:after="200"/>
+      </w:pPr>
+      <w:r>
+        <w:rPr>
+          <w:rFonts w:ascii="微软雅黑" w:hAnsi="微软雅黑" w:eastAsia="微软雅黑" w:cs="微软雅黑"/>
+          <w:b/>
+          <w:bCs/>
+          <w:color w:val="2B579A"/>
+          <w:sz w:val="32"/>
+          <w:szCs w:val="32"/>
+        </w:rPr>
+        <w:t>八、扩展方向</w:t>
+      </w:r>
+    </w:p>
+    <w:p>
+      <w:pPr>
+        <w:pStyle w:val="3"/>
+        <w:spacing w:before="280" w:after="160"/>
+      </w:pPr>
+      <w:r>
+        <w:rPr>
+          <w:rFonts w:ascii="微软雅黑" w:hAnsi="微软雅黑" w:eastAsia="微软雅黑" w:cs="微软雅黑"/>
+          <w:b/>
+          <w:bCs/>
+          <w:sz w:val="28"/>
+          <w:szCs w:val="28"/>
+        </w:rPr>
+        <w:t>短期</w:t>
       </w:r>
     </w:p>
     <w:p>
@@ -10600,7 +14034,23 @@
           <w:sz w:val="22"/>
           <w:szCs w:val="22"/>
         </w:rPr>
-        <w:t>普通用户：用户名 user1，密码 user1</w:t>
+        <w:t>异常处理增强 + 单元测试 + SLF4J 日志</w:t>
+      </w:r>
+    </w:p>
+    <w:p>
+      <w:pPr>
+        <w:pStyle w:val="3"/>
+        <w:spacing w:before="280" w:after="160"/>
+      </w:pPr>
+      <w:r>
+        <w:rPr>
+          <w:rFonts w:ascii="微软雅黑" w:hAnsi="微软雅黑" w:eastAsia="微软雅黑" w:cs="微软雅黑"/>
+          <w:b/>
+          <w:bCs/>
+          <w:sz w:val="28"/>
+          <w:szCs w:val="28"/>
+        </w:rPr>
+        <w:t>中期</w:t>
       </w:r>
     </w:p>
     <w:p>
@@ -10618,10 +14068,60 @@
           <w:sz w:val="22"/>
           <w:szCs w:val="22"/>
         </w:rPr>
-        <w:t>新注册用户默认角色为 patient，需手动在数据库中修改 role 为 MEDICAL</w:t>
-      </w:r>
-      <w:bookmarkStart w:id="0" w:name="_GoBack"/>
-      <w:bookmarkEnd w:id="0"/>
+        <w:t>Spring Boot 3 + Vue 3 前后端分离</w:t>
+      </w:r>
+    </w:p>
+    <w:p>
+      <w:pPr>
+        <w:pStyle w:val="16"/>
+        <w:numPr>
+          <w:ilvl w:val="0"/>
+          <w:numId w:val="1"/>
+        </w:numPr>
+        <w:spacing w:after="40"/>
+      </w:pPr>
+      <w:r>
+        <w:rPr>
+          <w:rFonts w:ascii="微软雅黑" w:hAnsi="微软雅黑" w:eastAsia="微软雅黑" w:cs="微软雅黑"/>
+          <w:sz w:val="22"/>
+          <w:szCs w:val="22"/>
+        </w:rPr>
+        <w:t>JDBC → MyBatis-Plus + JWT 认证</w:t>
+      </w:r>
+    </w:p>
+    <w:p>
+      <w:pPr>
+        <w:pStyle w:val="3"/>
+        <w:spacing w:before="280" w:after="160"/>
+      </w:pPr>
+      <w:r>
+        <w:rPr>
+          <w:rFonts w:ascii="微软雅黑" w:hAnsi="微软雅黑" w:eastAsia="微软雅黑" w:cs="微软雅黑"/>
+          <w:b/>
+          <w:bCs/>
+          <w:sz w:val="28"/>
+          <w:szCs w:val="28"/>
+        </w:rPr>
+        <w:t>长期</w:t>
+      </w:r>
+    </w:p>
+    <w:p>
+      <w:pPr>
+        <w:pStyle w:val="16"/>
+        <w:numPr>
+          <w:ilvl w:val="0"/>
+          <w:numId w:val="1"/>
+        </w:numPr>
+        <w:spacing w:after="40"/>
+      </w:pPr>
+      <w:r>
+        <w:rPr>
+          <w:rFonts w:ascii="微软雅黑" w:hAnsi="微软雅黑" w:eastAsia="微软雅黑" w:cs="微软雅黑"/>
+          <w:sz w:val="22"/>
+          <w:szCs w:val="22"/>
+        </w:rPr>
+        <w:t>在线支付 + PDF报告导出 + 短信通知 + Docker 部署</w:t>
+      </w:r>
     </w:p>
     <w:sectPr>
       <w:headerReference r:id="rId3" w:type="default"/>
@@ -10712,7 +14212,7 @@
         <w:sz w:val="18"/>
         <w:szCs w:val="18"/>
       </w:rPr>
-      <w:t>Health1.0 健康体检管理系统 — 项目实验文档</w:t>
+      <w:t>Health1.0 项目实验文档 v3.0</w:t>
     </w:r>
   </w:p>
 </w:hdr>
@@ -10816,7 +14316,7 @@
     <w:lsdException w:unhideWhenUsed="0" w:uiPriority="0" w:semiHidden="0" w:name="annotation reference"/>
     <w:lsdException w:unhideWhenUsed="0" w:uiPriority="0" w:semiHidden="0" w:name="line number"/>
     <w:lsdException w:unhideWhenUsed="0" w:uiPriority="0" w:semiHidden="0" w:name="page number"/>
-    <w:lsdException w:uiPriority="99" w:name="endnote reference"/>
+    <w:lsdException w:qFormat="1" w:uiPriority="99" w:name="endnote reference"/>
     <w:lsdException w:qFormat="1" w:uiPriority="99" w:name="endnote text"/>
     <w:lsdException w:unhideWhenUsed="0" w:uiPriority="0" w:semiHidden="0" w:name="table of authorities"/>
     <w:lsdException w:unhideWhenUsed="0" w:uiPriority="0" w:semiHidden="0" w:name="macro"/>
@@ -10839,7 +14339,7 @@
     <w:lsdException w:qFormat="1" w:unhideWhenUsed="0" w:uiPriority="0" w:semiHidden="0" w:name="Title"/>
     <w:lsdException w:unhideWhenUsed="0" w:uiPriority="0" w:semiHidden="0" w:name="Closing"/>
     <w:lsdException w:unhideWhenUsed="0" w:uiPriority="0" w:semiHidden="0" w:name="Signature"/>
-    <w:lsdException w:unhideWhenUsed="0" w:uiPriority="0" w:name="Default Paragraph Font"/>
+    <w:lsdException w:qFormat="1" w:unhideWhenUsed="0" w:uiPriority="0" w:name="Default Paragraph Font"/>
     <w:lsdException w:unhideWhenUsed="0" w:uiPriority="0" w:semiHidden="0" w:name="Body Text"/>
     <w:lsdException w:unhideWhenUsed="0" w:uiPriority="0" w:semiHidden="0" w:name="Body Text Indent"/>
     <w:lsdException w:unhideWhenUsed="0" w:uiPriority="0" w:semiHidden="0" w:name="List Continue"/>
@@ -11133,6 +14633,7 @@
   <w:style w:type="character" w:default="1" w:styleId="12">
     <w:name w:val="Default Paragraph Font"/>
     <w:semiHidden/>
+    <w:qFormat/>
     <w:uiPriority w:val="0"/>
   </w:style>
   <w:style w:type="table" w:default="1" w:styleId="11">
@@ -11195,6 +14696,7 @@
     <w:name w:val="endnote reference"/>
     <w:semiHidden/>
     <w:unhideWhenUsed/>
+    <w:qFormat/>
     <w:uiPriority w:val="99"/>
     <w:rPr>
       <w:vertAlign w:val="superscript"/>
